--- a/documentation/06 Desktop/Admin Server (BFF).docx
+++ b/documentation/06 Desktop/Admin Server (BFF).docx
@@ -80,7 +80,7 @@
           <w:left w:w="10" w:type="dxa"/>
           <w:right w:w="10" w:type="dxa"/>
         </w:tblCellMar>
-        <w:tblLook w:val="04A0" w:firstRow="1" w:lastRow="0" w:firstColumn="1" w:lastColumn="0" w:noHBand="0" w:noVBand="1"/>
+        <w:tblLook w:val="0000" w:firstRow="0" w:lastRow="0" w:firstColumn="0" w:lastColumn="0" w:noHBand="0" w:noVBand="0"/>
       </w:tblPr>
       <w:tblGrid>
         <w:gridCol w:w="2600"/>
@@ -289,7 +289,7 @@
                 <w:sz w:val="20"/>
                 <w:szCs w:val="20"/>
               </w:rPr>
-              <w:t>20 October 2026</w:t>
+              <w:t>23 October 2026</w:t>
             </w:r>
           </w:p>
         </w:tc>
@@ -461,7 +461,7 @@
           <w:left w:w="10" w:type="dxa"/>
           <w:right w:w="10" w:type="dxa"/>
         </w:tblCellMar>
-        <w:tblLook w:val="04A0" w:firstRow="1" w:lastRow="0" w:firstColumn="1" w:lastColumn="0" w:noHBand="0" w:noVBand="1"/>
+        <w:tblLook w:val="0000" w:firstRow="0" w:lastRow="0" w:firstColumn="0" w:lastColumn="0" w:noHBand="0" w:noVBand="0"/>
       </w:tblPr>
       <w:tblGrid>
         <w:gridCol w:w="1300"/>
@@ -1306,6 +1306,81 @@
                 <w:szCs w:val="19"/>
               </w:rPr>
               <w:t>Route to save the account's colour theme from the desktop app's Settings (PUT /auth/me/theme).</w:t>
+            </w:r>
+          </w:p>
+        </w:tc>
+      </w:tr>
+      <w:tr>
+        <w:tblPrEx>
+          <w:tblCellMar>
+            <w:top w:w="0" w:type="dxa"/>
+            <w:bottom w:w="0" w:type="dxa"/>
+          </w:tblCellMar>
+        </w:tblPrEx>
+        <w:tc>
+          <w:tcPr>
+            <w:tcW w:w="1300" w:type="dxa"/>
+            <w:tcMar>
+              <w:top w:w="50" w:type="dxa"/>
+              <w:left w:w="90" w:type="dxa"/>
+              <w:bottom w:w="50" w:type="dxa"/>
+              <w:right w:w="90" w:type="dxa"/>
+            </w:tcMar>
+          </w:tcPr>
+          <w:p>
+            <w:r>
+              <w:rPr>
+                <w:sz w:val="19"/>
+                <w:szCs w:val="19"/>
+              </w:rPr>
+              <w:t>1.1</w:t>
+            </w:r>
+          </w:p>
+        </w:tc>
+        <w:tc>
+          <w:tcPr>
+            <w:tcW w:w="1900" w:type="dxa"/>
+            <w:tcMar>
+              <w:top w:w="50" w:type="dxa"/>
+              <w:left w:w="90" w:type="dxa"/>
+              <w:bottom w:w="50" w:type="dxa"/>
+              <w:right w:w="90" w:type="dxa"/>
+            </w:tcMar>
+          </w:tcPr>
+          <w:p>
+            <w:r>
+              <w:rPr>
+                <w:sz w:val="19"/>
+                <w:szCs w:val="19"/>
+              </w:rPr>
+              <w:t>23 October 2026</w:t>
+            </w:r>
+          </w:p>
+        </w:tc>
+        <w:tc>
+          <w:tcPr>
+            <w:tcW w:w="6438" w:type="dxa"/>
+            <w:tcMar>
+              <w:top w:w="50" w:type="dxa"/>
+              <w:left w:w="90" w:type="dxa"/>
+              <w:bottom w:w="50" w:type="dxa"/>
+              <w:right w:w="90" w:type="dxa"/>
+            </w:tcMar>
+          </w:tcPr>
+          <w:p>
+            <w:r>
+              <w:rPr>
+                <w:sz w:val="19"/>
+                <w:szCs w:val="19"/>
+              </w:rPr>
+              <w:t>Route for Share driver on a light delivery from the desktop app (PATCH /deliveries/light/{id}/share-driver); assignments and new light deliv</w:t>
+            </w:r>
+            <w:r>
+              <w:rPr>
+                <w:sz w:val="19"/>
+                <w:szCs w:val="19"/>
+              </w:rPr>
+              <w:t>eries carry shareDriver.</w:t>
             </w:r>
           </w:p>
         </w:tc>
@@ -1342,7 +1417,7 @@
     <w:sdt>
       <w:sdtPr>
         <w:alias w:val="Contents"/>
-        <w:id w:val="1420755861"/>
+        <w:id w:val="-1538738837"/>
       </w:sdtPr>
       <w:sdtEndPr/>
       <w:sdtContent>
@@ -1364,15 +1439,12 @@
             <w:fldChar w:fldCharType="begin"/>
           </w:r>
           <w:r>
-            <w:instrText>TOC \h \o "</w:instrText>
-          </w:r>
-          <w:r>
-            <w:instrText>1-2"</w:instrText>
+            <w:instrText>TOC \h \o "1-2"</w:instrText>
           </w:r>
           <w:r>
             <w:fldChar w:fldCharType="separate"/>
           </w:r>
-          <w:hyperlink w:anchor="_Toc243418439" w:history="1">
+          <w:hyperlink w:anchor="_Toc243679777" w:history="1">
             <w:r>
               <w:rPr>
                 <w:rStyle w:val="Hyperlink"/>
@@ -1396,7 +1468,7 @@
               <w:rPr>
                 <w:noProof/>
               </w:rPr>
-              <w:instrText xml:space="preserve"> PAGEREF _Toc243418439 \h </w:instrText>
+              <w:instrText xml:space="preserve"> PAGEREF _Toc243679777 \h </w:instrText>
             </w:r>
             <w:r>
               <w:rPr>
@@ -1437,7 +1509,7 @@
               <w:szCs w:val="22"/>
             </w:rPr>
           </w:pPr>
-          <w:hyperlink w:anchor="_Toc243418440" w:history="1">
+          <w:hyperlink w:anchor="_Toc243679778" w:history="1">
             <w:r>
               <w:rPr>
                 <w:rStyle w:val="Hyperlink"/>
@@ -1461,7 +1533,7 @@
               <w:rPr>
                 <w:noProof/>
               </w:rPr>
-              <w:instrText xml:space="preserve"> PAGEREF _Toc243418440 \h </w:instrText>
+              <w:instrText xml:space="preserve"> PAGEREF _Toc243679778 \h </w:instrText>
             </w:r>
             <w:r>
               <w:rPr>
@@ -1502,7 +1574,7 @@
               <w:szCs w:val="22"/>
             </w:rPr>
           </w:pPr>
-          <w:hyperlink w:anchor="_Toc243418441" w:history="1">
+          <w:hyperlink w:anchor="_Toc243679779" w:history="1">
             <w:r>
               <w:rPr>
                 <w:rStyle w:val="Hyperlink"/>
@@ -1526,7 +1598,7 @@
               <w:rPr>
                 <w:noProof/>
               </w:rPr>
-              <w:instrText xml:space="preserve"> PAGEREF _Toc243418441 \h </w:instrText>
+              <w:instrText xml:space="preserve"> PAGEREF _Toc243679779 \h </w:instrText>
             </w:r>
             <w:r>
               <w:rPr>
@@ -1567,7 +1639,7 @@
               <w:szCs w:val="22"/>
             </w:rPr>
           </w:pPr>
-          <w:hyperlink w:anchor="_Toc243418442" w:history="1">
+          <w:hyperlink w:anchor="_Toc243679780" w:history="1">
             <w:r>
               <w:rPr>
                 <w:rStyle w:val="Hyperlink"/>
@@ -1591,7 +1663,7 @@
               <w:rPr>
                 <w:noProof/>
               </w:rPr>
-              <w:instrText xml:space="preserve"> PAGEREF _Toc243418442 \h </w:instrText>
+              <w:instrText xml:space="preserve"> PAGEREF _Toc243679780 \h </w:instrText>
             </w:r>
             <w:r>
               <w:rPr>
@@ -1632,7 +1704,7 @@
               <w:szCs w:val="22"/>
             </w:rPr>
           </w:pPr>
-          <w:hyperlink w:anchor="_Toc243418443" w:history="1">
+          <w:hyperlink w:anchor="_Toc243679781" w:history="1">
             <w:r>
               <w:rPr>
                 <w:rStyle w:val="Hyperlink"/>
@@ -1656,7 +1728,7 @@
               <w:rPr>
                 <w:noProof/>
               </w:rPr>
-              <w:instrText xml:space="preserve"> PAGEREF _Toc243418443 \h </w:instrText>
+              <w:instrText xml:space="preserve"> PAGEREF _Toc243679781 \h </w:instrText>
             </w:r>
             <w:r>
               <w:rPr>
@@ -1697,7 +1769,7 @@
               <w:szCs w:val="22"/>
             </w:rPr>
           </w:pPr>
-          <w:hyperlink w:anchor="_Toc243418444" w:history="1">
+          <w:hyperlink w:anchor="_Toc243679782" w:history="1">
             <w:r>
               <w:rPr>
                 <w:rStyle w:val="Hyperlink"/>
@@ -1721,7 +1793,7 @@
               <w:rPr>
                 <w:noProof/>
               </w:rPr>
-              <w:instrText xml:space="preserve"> PAGEREF _Toc243418444 \h </w:instrText>
+              <w:instrText xml:space="preserve"> PAGEREF _Toc243679782 \h </w:instrText>
             </w:r>
             <w:r>
               <w:rPr>
@@ -1762,7 +1834,7 @@
               <w:szCs w:val="22"/>
             </w:rPr>
           </w:pPr>
-          <w:hyperlink w:anchor="_Toc243418445" w:history="1">
+          <w:hyperlink w:anchor="_Toc243679783" w:history="1">
             <w:r>
               <w:rPr>
                 <w:rStyle w:val="Hyperlink"/>
@@ -1786,7 +1858,7 @@
               <w:rPr>
                 <w:noProof/>
               </w:rPr>
-              <w:instrText xml:space="preserve"> PAGEREF _Toc243418445 \h </w:instrText>
+              <w:instrText xml:space="preserve"> PAGEREF _Toc243679783 \h </w:instrText>
             </w:r>
             <w:r>
               <w:rPr>
@@ -1827,7 +1899,7 @@
               <w:szCs w:val="22"/>
             </w:rPr>
           </w:pPr>
-          <w:hyperlink w:anchor="_Toc243418446" w:history="1">
+          <w:hyperlink w:anchor="_Toc243679784" w:history="1">
             <w:r>
               <w:rPr>
                 <w:rStyle w:val="Hyperlink"/>
@@ -1851,7 +1923,7 @@
               <w:rPr>
                 <w:noProof/>
               </w:rPr>
-              <w:instrText xml:space="preserve"> PAGEREF _Toc243418446 \h </w:instrText>
+              <w:instrText xml:space="preserve"> PAGEREF _Toc243679784 \h </w:instrText>
             </w:r>
             <w:r>
               <w:rPr>
@@ -1892,7 +1964,7 @@
               <w:szCs w:val="22"/>
             </w:rPr>
           </w:pPr>
-          <w:hyperlink w:anchor="_Toc243418447" w:history="1">
+          <w:hyperlink w:anchor="_Toc243679785" w:history="1">
             <w:r>
               <w:rPr>
                 <w:rStyle w:val="Hyperlink"/>
@@ -1916,7 +1988,7 @@
               <w:rPr>
                 <w:noProof/>
               </w:rPr>
-              <w:instrText xml:space="preserve"> PAGEREF _Toc243418447 \h </w:instrText>
+              <w:instrText xml:space="preserve"> PAGEREF _Toc243679785 \h </w:instrText>
             </w:r>
             <w:r>
               <w:rPr>
@@ -1957,7 +2029,7 @@
               <w:szCs w:val="22"/>
             </w:rPr>
           </w:pPr>
-          <w:hyperlink w:anchor="_Toc243418448" w:history="1">
+          <w:hyperlink w:anchor="_Toc243679786" w:history="1">
             <w:r>
               <w:rPr>
                 <w:rStyle w:val="Hyperlink"/>
@@ -1981,7 +2053,7 @@
               <w:rPr>
                 <w:noProof/>
               </w:rPr>
-              <w:instrText xml:space="preserve"> PAGEREF _Toc243418448 \h </w:instrText>
+              <w:instrText xml:space="preserve"> PAGEREF _Toc243679786 \h </w:instrText>
             </w:r>
             <w:r>
               <w:rPr>
@@ -2022,7 +2094,7 @@
               <w:szCs w:val="22"/>
             </w:rPr>
           </w:pPr>
-          <w:hyperlink w:anchor="_Toc243418449" w:history="1">
+          <w:hyperlink w:anchor="_Toc243679787" w:history="1">
             <w:r>
               <w:rPr>
                 <w:rStyle w:val="Hyperlink"/>
@@ -2046,7 +2118,7 @@
               <w:rPr>
                 <w:noProof/>
               </w:rPr>
-              <w:instrText xml:space="preserve"> PAGEREF _Toc243418449 \h </w:instrText>
+              <w:instrText xml:space="preserve"> PAGEREF _Toc243679787 \h </w:instrText>
             </w:r>
             <w:r>
               <w:rPr>
@@ -2063,7 +2135,7 @@
               <w:rPr>
                 <w:noProof/>
               </w:rPr>
-              <w:t>9</w:t>
+              <w:t>10</w:t>
             </w:r>
             <w:r>
               <w:rPr>
@@ -2087,7 +2159,7 @@
               <w:szCs w:val="22"/>
             </w:rPr>
           </w:pPr>
-          <w:hyperlink w:anchor="_Toc243418450" w:history="1">
+          <w:hyperlink w:anchor="_Toc243679788" w:history="1">
             <w:r>
               <w:rPr>
                 <w:rStyle w:val="Hyperlink"/>
@@ -2111,7 +2183,7 @@
               <w:rPr>
                 <w:noProof/>
               </w:rPr>
-              <w:instrText xml:space="preserve"> PAGEREF _Toc243418450 \h </w:instrText>
+              <w:instrText xml:space="preserve"> PAGEREF _Toc243679788 \h </w:instrText>
             </w:r>
             <w:r>
               <w:rPr>
@@ -2152,7 +2224,7 @@
               <w:szCs w:val="22"/>
             </w:rPr>
           </w:pPr>
-          <w:hyperlink w:anchor="_Toc243418451" w:history="1">
+          <w:hyperlink w:anchor="_Toc243679789" w:history="1">
             <w:r>
               <w:rPr>
                 <w:rStyle w:val="Hyperlink"/>
@@ -2176,7 +2248,7 @@
               <w:rPr>
                 <w:noProof/>
               </w:rPr>
-              <w:instrText xml:space="preserve"> PAGEREF _Toc243418451 \h </w:instrText>
+              <w:instrText xml:space="preserve"> PAGEREF _Toc243679789 \h </w:instrText>
             </w:r>
             <w:r>
               <w:rPr>
@@ -2217,7 +2289,7 @@
               <w:szCs w:val="22"/>
             </w:rPr>
           </w:pPr>
-          <w:hyperlink w:anchor="_Toc243418452" w:history="1">
+          <w:hyperlink w:anchor="_Toc243679790" w:history="1">
             <w:r>
               <w:rPr>
                 <w:rStyle w:val="Hyperlink"/>
@@ -2241,7 +2313,7 @@
               <w:rPr>
                 <w:noProof/>
               </w:rPr>
-              <w:instrText xml:space="preserve"> PAGEREF _Toc243418452 \h </w:instrText>
+              <w:instrText xml:space="preserve"> PAGEREF _Toc243679790 \h </w:instrText>
             </w:r>
             <w:r>
               <w:rPr>
@@ -2282,7 +2354,7 @@
               <w:szCs w:val="22"/>
             </w:rPr>
           </w:pPr>
-          <w:hyperlink w:anchor="_Toc243418453" w:history="1">
+          <w:hyperlink w:anchor="_Toc243679791" w:history="1">
             <w:r>
               <w:rPr>
                 <w:rStyle w:val="Hyperlink"/>
@@ -2306,7 +2378,7 @@
               <w:rPr>
                 <w:noProof/>
               </w:rPr>
-              <w:instrText xml:space="preserve"> PAGEREF _Toc243418453 \h </w:instrText>
+              <w:instrText xml:space="preserve"> PAGEREF _Toc243679791 \h </w:instrText>
             </w:r>
             <w:r>
               <w:rPr>
@@ -2347,7 +2419,7 @@
               <w:szCs w:val="22"/>
             </w:rPr>
           </w:pPr>
-          <w:hyperlink w:anchor="_Toc243418454" w:history="1">
+          <w:hyperlink w:anchor="_Toc243679792" w:history="1">
             <w:r>
               <w:rPr>
                 <w:rStyle w:val="Hyperlink"/>
@@ -2371,7 +2443,7 @@
               <w:rPr>
                 <w:noProof/>
               </w:rPr>
-              <w:instrText xml:space="preserve"> PAGEREF _Toc243418454 \h </w:instrText>
+              <w:instrText xml:space="preserve"> PAGEREF _Toc243679792 \h </w:instrText>
             </w:r>
             <w:r>
               <w:rPr>
@@ -2412,7 +2484,7 @@
               <w:szCs w:val="22"/>
             </w:rPr>
           </w:pPr>
-          <w:hyperlink w:anchor="_Toc243418455" w:history="1">
+          <w:hyperlink w:anchor="_Toc243679793" w:history="1">
             <w:r>
               <w:rPr>
                 <w:rStyle w:val="Hyperlink"/>
@@ -2436,7 +2508,7 @@
               <w:rPr>
                 <w:noProof/>
               </w:rPr>
-              <w:instrText xml:space="preserve"> PAGEREF _Toc243418455 \h </w:instrText>
+              <w:instrText xml:space="preserve"> PAGEREF _Toc243679793 \h </w:instrText>
             </w:r>
             <w:r>
               <w:rPr>
@@ -2477,7 +2549,7 @@
               <w:szCs w:val="22"/>
             </w:rPr>
           </w:pPr>
-          <w:hyperlink w:anchor="_Toc243418456" w:history="1">
+          <w:hyperlink w:anchor="_Toc243679794" w:history="1">
             <w:r>
               <w:rPr>
                 <w:rStyle w:val="Hyperlink"/>
@@ -2501,7 +2573,7 @@
               <w:rPr>
                 <w:noProof/>
               </w:rPr>
-              <w:instrText xml:space="preserve"> PAGEREF _Toc243418456 \h </w:instrText>
+              <w:instrText xml:space="preserve"> PAGEREF _Toc243679794 \h </w:instrText>
             </w:r>
             <w:r>
               <w:rPr>
@@ -2542,7 +2614,7 @@
               <w:szCs w:val="22"/>
             </w:rPr>
           </w:pPr>
-          <w:hyperlink w:anchor="_Toc243418457" w:history="1">
+          <w:hyperlink w:anchor="_Toc243679795" w:history="1">
             <w:r>
               <w:rPr>
                 <w:rStyle w:val="Hyperlink"/>
@@ -2566,7 +2638,7 @@
               <w:rPr>
                 <w:noProof/>
               </w:rPr>
-              <w:instrText xml:space="preserve"> PAGEREF _Toc243418457 \h </w:instrText>
+              <w:instrText xml:space="preserve"> PAGEREF _Toc243679795 \h </w:instrText>
             </w:r>
             <w:r>
               <w:rPr>
@@ -2607,7 +2679,7 @@
               <w:szCs w:val="22"/>
             </w:rPr>
           </w:pPr>
-          <w:hyperlink w:anchor="_Toc243418458" w:history="1">
+          <w:hyperlink w:anchor="_Toc243679796" w:history="1">
             <w:r>
               <w:rPr>
                 <w:rStyle w:val="Hyperlink"/>
@@ -2631,7 +2703,7 @@
               <w:rPr>
                 <w:noProof/>
               </w:rPr>
-              <w:instrText xml:space="preserve"> PAGEREF _Toc243418458 \h </w:instrText>
+              <w:instrText xml:space="preserve"> PAGEREF _Toc243679796 \h </w:instrText>
             </w:r>
             <w:r>
               <w:rPr>
@@ -2672,7 +2744,7 @@
               <w:szCs w:val="22"/>
             </w:rPr>
           </w:pPr>
-          <w:hyperlink w:anchor="_Toc243418459" w:history="1">
+          <w:hyperlink w:anchor="_Toc243679797" w:history="1">
             <w:r>
               <w:rPr>
                 <w:rStyle w:val="Hyperlink"/>
@@ -2696,7 +2768,7 @@
               <w:rPr>
                 <w:noProof/>
               </w:rPr>
-              <w:instrText xml:space="preserve"> PAGEREF _Toc243418459 \h </w:instrText>
+              <w:instrText xml:space="preserve"> PAGEREF _Toc243679797 \h </w:instrText>
             </w:r>
             <w:r>
               <w:rPr>
@@ -2737,7 +2809,7 @@
               <w:szCs w:val="22"/>
             </w:rPr>
           </w:pPr>
-          <w:hyperlink w:anchor="_Toc243418460" w:history="1">
+          <w:hyperlink w:anchor="_Toc243679798" w:history="1">
             <w:r>
               <w:rPr>
                 <w:rStyle w:val="Hyperlink"/>
@@ -2761,7 +2833,7 @@
               <w:rPr>
                 <w:noProof/>
               </w:rPr>
-              <w:instrText xml:space="preserve"> PAGEREF _Toc243418460 \h </w:instrText>
+              <w:instrText xml:space="preserve"> PAGEREF _Toc243679798 \h </w:instrText>
             </w:r>
             <w:r>
               <w:rPr>
@@ -2802,7 +2874,7 @@
               <w:szCs w:val="22"/>
             </w:rPr>
           </w:pPr>
-          <w:hyperlink w:anchor="_Toc243418461" w:history="1">
+          <w:hyperlink w:anchor="_Toc243679799" w:history="1">
             <w:r>
               <w:rPr>
                 <w:rStyle w:val="Hyperlink"/>
@@ -2826,7 +2898,7 @@
               <w:rPr>
                 <w:noProof/>
               </w:rPr>
-              <w:instrText xml:space="preserve"> PAGEREF _Toc243418461 \h </w:instrText>
+              <w:instrText xml:space="preserve"> PAGEREF _Toc243679799 \h </w:instrText>
             </w:r>
             <w:r>
               <w:rPr>
@@ -2867,7 +2939,7 @@
               <w:szCs w:val="22"/>
             </w:rPr>
           </w:pPr>
-          <w:hyperlink w:anchor="_Toc243418462" w:history="1">
+          <w:hyperlink w:anchor="_Toc243679800" w:history="1">
             <w:r>
               <w:rPr>
                 <w:rStyle w:val="Hyperlink"/>
@@ -2891,7 +2963,7 @@
               <w:rPr>
                 <w:noProof/>
               </w:rPr>
-              <w:instrText xml:space="preserve"> PAGEREF _Toc243418462 \h </w:instrText>
+              <w:instrText xml:space="preserve"> PAGEREF _Toc243679800 \h </w:instrText>
             </w:r>
             <w:r>
               <w:rPr>
@@ -2932,7 +3004,7 @@
               <w:szCs w:val="22"/>
             </w:rPr>
           </w:pPr>
-          <w:hyperlink w:anchor="_Toc243418463" w:history="1">
+          <w:hyperlink w:anchor="_Toc243679801" w:history="1">
             <w:r>
               <w:rPr>
                 <w:rStyle w:val="Hyperlink"/>
@@ -2956,7 +3028,7 @@
               <w:rPr>
                 <w:noProof/>
               </w:rPr>
-              <w:instrText xml:space="preserve"> PAGEREF _Toc243418463 \h </w:instrText>
+              <w:instrText xml:space="preserve"> PAGEREF _Toc243679801 \h </w:instrText>
             </w:r>
             <w:r>
               <w:rPr>
@@ -2997,7 +3069,7 @@
               <w:szCs w:val="22"/>
             </w:rPr>
           </w:pPr>
-          <w:hyperlink w:anchor="_Toc243418464" w:history="1">
+          <w:hyperlink w:anchor="_Toc243679802" w:history="1">
             <w:r>
               <w:rPr>
                 <w:rStyle w:val="Hyperlink"/>
@@ -3021,7 +3093,7 @@
               <w:rPr>
                 <w:noProof/>
               </w:rPr>
-              <w:instrText xml:space="preserve"> PAGEREF _Toc243418464 \h </w:instrText>
+              <w:instrText xml:space="preserve"> PAGEREF _Toc243679802 \h </w:instrText>
             </w:r>
             <w:r>
               <w:rPr>
@@ -3062,7 +3134,7 @@
               <w:szCs w:val="22"/>
             </w:rPr>
           </w:pPr>
-          <w:hyperlink w:anchor="_Toc243418465" w:history="1">
+          <w:hyperlink w:anchor="_Toc243679803" w:history="1">
             <w:r>
               <w:rPr>
                 <w:rStyle w:val="Hyperlink"/>
@@ -3086,7 +3158,7 @@
               <w:rPr>
                 <w:noProof/>
               </w:rPr>
-              <w:instrText xml:space="preserve"> PAGEREF _Toc243418465 \h </w:instrText>
+              <w:instrText xml:space="preserve"> PAGEREF _Toc243679803 \h </w:instrText>
             </w:r>
             <w:r>
               <w:rPr>
@@ -3127,7 +3199,7 @@
               <w:szCs w:val="22"/>
             </w:rPr>
           </w:pPr>
-          <w:hyperlink w:anchor="_Toc243418466" w:history="1">
+          <w:hyperlink w:anchor="_Toc243679804" w:history="1">
             <w:r>
               <w:rPr>
                 <w:rStyle w:val="Hyperlink"/>
@@ -3151,7 +3223,7 @@
               <w:rPr>
                 <w:noProof/>
               </w:rPr>
-              <w:instrText xml:space="preserve"> PAGEREF _Toc243418466 \h </w:instrText>
+              <w:instrText xml:space="preserve"> PAGEREF _Toc243679804 \h </w:instrText>
             </w:r>
             <w:r>
               <w:rPr>
@@ -3192,7 +3264,7 @@
               <w:szCs w:val="22"/>
             </w:rPr>
           </w:pPr>
-          <w:hyperlink w:anchor="_Toc243418467" w:history="1">
+          <w:hyperlink w:anchor="_Toc243679805" w:history="1">
             <w:r>
               <w:rPr>
                 <w:rStyle w:val="Hyperlink"/>
@@ -3216,7 +3288,7 @@
               <w:rPr>
                 <w:noProof/>
               </w:rPr>
-              <w:instrText xml:space="preserve"> PAGEREF _Toc243418467 \h </w:instrText>
+              <w:instrText xml:space="preserve"> PAGEREF _Toc243679805 \h </w:instrText>
             </w:r>
             <w:r>
               <w:rPr>
@@ -3257,7 +3329,7 @@
               <w:szCs w:val="22"/>
             </w:rPr>
           </w:pPr>
-          <w:hyperlink w:anchor="_Toc243418468" w:history="1">
+          <w:hyperlink w:anchor="_Toc243679806" w:history="1">
             <w:r>
               <w:rPr>
                 <w:rStyle w:val="Hyperlink"/>
@@ -3281,7 +3353,7 @@
               <w:rPr>
                 <w:noProof/>
               </w:rPr>
-              <w:instrText xml:space="preserve"> PAGEREF _Toc243418468 \h </w:instrText>
+              <w:instrText xml:space="preserve"> PAGEREF _Toc243679806 \h </w:instrText>
             </w:r>
             <w:r>
               <w:rPr>
@@ -3322,7 +3394,7 @@
               <w:szCs w:val="22"/>
             </w:rPr>
           </w:pPr>
-          <w:hyperlink w:anchor="_Toc243418469" w:history="1">
+          <w:hyperlink w:anchor="_Toc243679807" w:history="1">
             <w:r>
               <w:rPr>
                 <w:rStyle w:val="Hyperlink"/>
@@ -3346,7 +3418,7 @@
               <w:rPr>
                 <w:noProof/>
               </w:rPr>
-              <w:instrText xml:space="preserve"> PAGEREF _Toc243418469 \h </w:instrText>
+              <w:instrText xml:space="preserve"> PAGEREF _Toc243679807 \h </w:instrText>
             </w:r>
             <w:r>
               <w:rPr>
@@ -3387,7 +3459,7 @@
               <w:szCs w:val="22"/>
             </w:rPr>
           </w:pPr>
-          <w:hyperlink w:anchor="_Toc243418470" w:history="1">
+          <w:hyperlink w:anchor="_Toc243679808" w:history="1">
             <w:r>
               <w:rPr>
                 <w:rStyle w:val="Hyperlink"/>
@@ -3411,7 +3483,7 @@
               <w:rPr>
                 <w:noProof/>
               </w:rPr>
-              <w:instrText xml:space="preserve"> PAGEREF _Toc243418470 \h </w:instrText>
+              <w:instrText xml:space="preserve"> PAGEREF _Toc243679808 \h </w:instrText>
             </w:r>
             <w:r>
               <w:rPr>
@@ -3454,7 +3526,7 @@
       <w:pPr>
         <w:pStyle w:val="Heading1"/>
       </w:pPr>
-      <w:bookmarkStart w:id="1" w:name="_Toc243418439"/>
+      <w:bookmarkStart w:id="1" w:name="_Toc243679777"/>
       <w:r>
         <w:lastRenderedPageBreak/>
         <w:t>1  Introduction</w:t>
@@ -3466,10 +3538,13 @@
         <w:spacing w:after="120" w:line="276" w:lineRule="auto"/>
       </w:pPr>
       <w:r>
-        <w:t>The admin server is a thin Python layer used only by the desktop administration app. Today it runs on the same computer as the backend and is not exposed to the internet; since 5 October 2026 it is ready to be reached from othe</w:t>
+        <w:t>The admin server is a thin Python layer u</w:t>
       </w:r>
       <w:r>
-        <w:t>r computers (the desktop app's server address is a setting), because every call it makes needs a sign-in from an approved computer. Each route forwards to one backend endpoint and passes on the desktop user's sign-in token.</w:t>
+        <w:t>sed only by the desktop administration app. Today it runs on the same computer as the backend and is not exposed to the internet; since 5 October 2026 it is ready to be reached from other computers (the desktop app's server address is a setting), because e</w:t>
+      </w:r>
+      <w:r>
+        <w:t>very call it makes needs a sign-in from an approved computer. Each route forwards to one backend endpoint and passes on the desktop user's sign-in token.</w:t>
       </w:r>
     </w:p>
     <w:tbl>
@@ -3488,7 +3563,7 @@
           <w:left w:w="10" w:type="dxa"/>
           <w:right w:w="10" w:type="dxa"/>
         </w:tblCellMar>
-        <w:tblLook w:val="04A0" w:firstRow="1" w:lastRow="0" w:firstColumn="1" w:lastColumn="0" w:noHBand="0" w:noVBand="1"/>
+        <w:tblLook w:val="0000" w:firstRow="0" w:lastRow="0" w:firstColumn="0" w:lastColumn="0" w:noHBand="0" w:noVBand="0"/>
       </w:tblPr>
       <w:tblGrid>
         <w:gridCol w:w="2551"/>
@@ -3854,7 +3929,14 @@
                 <w:sz w:val="19"/>
                 <w:szCs w:val="19"/>
               </w:rPr>
-              <w:t>The backend at http://localhost:8080 (settings.backend_base_url) with a 15-second time-out</w:t>
+              <w:t>The backend at http://localhost:8080 (settin</w:t>
+            </w:r>
+            <w:r>
+              <w:rPr>
+                <w:sz w:val="19"/>
+                <w:szCs w:val="19"/>
+              </w:rPr>
+              <w:t>gs.backend_base_url) with a 15-second time-out</w:t>
             </w:r>
           </w:p>
         </w:tc>
@@ -3937,7 +4019,7 @@
       <w:pPr>
         <w:pStyle w:val="Heading1"/>
       </w:pPr>
-      <w:bookmarkStart w:id="2" w:name="_Toc243418440"/>
+      <w:bookmarkStart w:id="2" w:name="_Toc243679778"/>
       <w:r>
         <w:lastRenderedPageBreak/>
         <w:t>2  How requests are identified</w:t>
@@ -4015,10 +4097,10 @@
         <w:t>X-Client: desktop</w:t>
       </w:r>
       <w:r>
-        <w:t xml:space="preserve"> and adds the in</w:t>
+        <w:t xml:space="preserve"> and adds the incoming sign-in token itself (remembered per request b</w:t>
       </w:r>
       <w:r>
-        <w:t xml:space="preserve">coming sign-in token itself (remembered per request by the middleware in </w:t>
+        <w:t xml:space="preserve">y the middleware in </w:t>
       </w:r>
       <w:r>
         <w:rPr>
@@ -4042,10 +4124,10 @@
         <w:t>app/core/request_context.py</w:t>
       </w:r>
       <w:r>
-        <w:t>), the same way the mobile server does. The backend's DesktopClientFilter then requires a token issued to an approved computer of an Admin or S</w:t>
+        <w:t>), the same way the mobile server does. The backend's DesktopClientFilter then requires a token issued to an approved computer of an Admin or SuperAdmin and takes the acting user from it; an actin</w:t>
       </w:r>
       <w:r>
-        <w:t>uperAdmin and takes the acting user from it; an acting user id a route forwards is replaced.</w:t>
+        <w:t>g user id a route forwards is replaced.</w:t>
       </w:r>
     </w:p>
     <w:p>
@@ -4058,10 +4140,7 @@
         <w:spacing w:after="60" w:line="264" w:lineRule="auto"/>
       </w:pPr>
       <w:r>
-        <w:t>Admin-only backend endpoints (users, the database browser, payouts, loans, drop and refund) check the role on the backend; approving and blocking phones and comput</w:t>
-      </w:r>
-      <w:r>
-        <w:t>ers is SuperAdmin only.</w:t>
+        <w:t>Admin-only backend endpoints (users, the database browser, payouts, loans, drop and refund) check the role on the backend; approving and blocking phones and computers is SuperAdmin only.</w:t>
       </w:r>
     </w:p>
     <w:p>
@@ -4083,7 +4162,16 @@
           <w:sz w:val="19"/>
           <w:szCs w:val="19"/>
         </w:rPr>
-        <w:t>app/routers/devices.py</w:t>
+        <w:t>ap</w:t>
+      </w:r>
+      <w:r>
+        <w:rPr>
+          <w:rFonts w:ascii="Consolas" w:eastAsia="Consolas" w:hAnsi="Consolas" w:cs="Consolas"/>
+          <w:color w:val="3B3F3D"/>
+          <w:sz w:val="19"/>
+          <w:szCs w:val="19"/>
+        </w:rPr>
+        <w:t>p/routers/devices.py</w:t>
       </w:r>
       <w:r>
         <w:t>) and the computer routes (</w:t>
@@ -4120,19 +4208,13 @@
           <w:sz w:val="19"/>
           <w:szCs w:val="19"/>
         </w:rPr>
-        <w:t>app/routers/faq</w:t>
+        <w:t>app/routers/faqs.py</w:t>
       </w:r>
       <w:r>
-        <w:rPr>
-          <w:rFonts w:ascii="Consolas" w:eastAsia="Consolas" w:hAnsi="Consolas" w:cs="Consolas"/>
-          <w:color w:val="3B3F3D"/>
-          <w:sz w:val="19"/>
-          <w:szCs w:val="19"/>
-        </w:rPr>
-        <w:t>s.py</w:t>
+        <w:t>, added 7 October 2026) serve the desktop FAQs se</w:t>
       </w:r>
       <w:r>
-        <w:t>, added 7 October 2026) serve the desktop FAQs section; the backend checks for an admin from the token.</w:t>
+        <w:t>ction; the backend checks for an admin from the token.</w:t>
       </w:r>
     </w:p>
     <w:p>
@@ -4169,13 +4251,13 @@
         <w:t>POST /showcase/upload</w:t>
       </w:r>
       <w:r>
-        <w:t xml:space="preserve"> saves a picture the</w:t>
+        <w:t xml:space="preserve"> saves a picture the desktop app has already shrunk and sent as base64 JP</w:t>
       </w:r>
       <w:r>
-        <w:t xml:space="preserve"> desktop app has already shrunk and sent as base64 JPEG: it first asks the backend who is signed in and accepts only a Marketer, Admin or SuperAdmin, then checks the data is a real JPEG (start and end markers) of at most 5 MB, and writes it to media/showca</w:t>
+        <w:t xml:space="preserve">EG: it first asks the backend who is signed in and accepts only a Marketer, Admin or SuperAdmin, then checks the data is a real JPEG (start and end markers) of at most 5 MB, and writes it to media/showcase under a cleaned-up name; the other routes forward </w:t>
       </w:r>
       <w:r>
-        <w:t>se under a cleaned-up name; the other routes forward to the backend, which checks the role again.</w:t>
+        <w:t>to the backend, which checks the role again.</w:t>
       </w:r>
     </w:p>
     <w:p>
@@ -4221,25 +4303,19 @@
           <w:sz w:val="19"/>
           <w:szCs w:val="19"/>
         </w:rPr>
-        <w:t>POST /u</w:t>
+        <w:t>POST /uploads/campaigns?name=&amp;kind=image|video&amp;extension=</w:t>
       </w:r>
       <w:r>
-        <w:rPr>
-          <w:rFonts w:ascii="Consolas" w:eastAsia="Consolas" w:hAnsi="Consolas" w:cs="Consolas"/>
-          <w:color w:val="3B3F3D"/>
-          <w:sz w:val="19"/>
-          <w:szCs w:val="19"/>
-        </w:rPr>
-        <w:t>ploads/campaigns?name=&amp;kind=image|video&amp;extension=</w:t>
+        <w:t>) c</w:t>
       </w:r>
       <w:r>
-        <w:t>) chosen on the desktop computer, sent as the file itself (not base64). Each first asks the backend who is signed in and accepts only an Admin or the SuperAdmin; then it reads the file in pieces and stops p</w:t>
+        <w:t>hosen on the desktop computer, sent as the file itself (not base64). Each first asks the backend who is signed in and accepts only an Admin or the SuperAdmin; then it reads the file in pieces and stops past the limit (photos 5 MB - the app has already shru</w:t>
       </w:r>
       <w:r>
-        <w:t>ast the limit (photos 5 MB - the app has already shrunk them - videos 60 MB, error 413), checks it really is a JPEG or a video of the kind its name says (mp4, mov, m4v and 3gp start with an ISO media header, webm with its own), and writes it to media/produ</w:t>
+        <w:t>nk them - videos 60 MB, error 413), checks it really is a JPEG or a video of the kind its name says (mp4, mov, m4v and 3gp start with an ISO media header, webm with its own), and writes it to media/products or media/campaigns under a cleaned-up name with a</w:t>
       </w:r>
       <w:r>
-        <w:t>cts or media/campaigns under a cleaned-up name with a random suffix. It returns the key (and for campaigns the media type) that the form then saves.</w:t>
+        <w:t xml:space="preserve"> random suffix. It returns the key (and for campaigns the media type) that the form then saves.</w:t>
       </w:r>
     </w:p>
     <w:p>
@@ -4276,10 +4352,7 @@
         <w:t>PUT /marketing/campaigns/{campaign_id}/products</w:t>
       </w:r>
       <w:r>
-        <w:t>, added 3 October 2026</w:t>
-      </w:r>
-      <w:r>
-        <w:t xml:space="preserve">) serve the desktop "Products..." window; the </w:t>
+        <w:t xml:space="preserve">, added 3 October 2026) serve the desktop "Products..." window; the </w:t>
       </w:r>
       <w:r>
         <w:rPr>
@@ -4303,7 +4376,7 @@
       <w:pPr>
         <w:pStyle w:val="Heading2"/>
       </w:pPr>
-      <w:bookmarkStart w:id="3" w:name="_Toc243418441"/>
+      <w:bookmarkStart w:id="3" w:name="_Toc243679779"/>
       <w:r>
         <w:t>2.1  Signing in</w:t>
       </w:r>
@@ -4420,16 +4493,25 @@
           <w:sz w:val="19"/>
           <w:szCs w:val="19"/>
         </w:rPr>
-        <w:t>app/core/sign_in_limit.py</w:t>
+        <w:t>app/core/si</w:t>
       </w:r>
       <w:r>
-        <w:t xml:space="preserve"> counts "Invalid username or password" answers per account and per address. After 5 within 15 minutes that pair gets 429 "Too many wrong passwords. Try again in N minutes." until the oldest of them is 15 minutes </w:t>
+        <w:rPr>
+          <w:rFonts w:ascii="Consolas" w:eastAsia="Consolas" w:hAnsi="Consolas" w:cs="Consolas"/>
+          <w:color w:val="3B3F3D"/>
+          <w:sz w:val="19"/>
+          <w:szCs w:val="19"/>
+        </w:rPr>
+        <w:t>gn_in_limit.py</w:t>
       </w:r>
       <w:r>
-        <w:t>old; a correct sign-in clears the count. Behind Caddy on the same computer the visitor's address is read from X-Forwarded-For (through the ngrok tunnel every visitor arrives from the same address, so there the count is in effect per account); the counts ar</w:t>
+        <w:t xml:space="preserve"> counts "Invalid username or password" answers per account and per address. After 5 within 15 minutes that pair gets 429 "Too many wrong passwords. Try again in N minutes." until the oldest of them is 15 minutes old; a correct sign-in clears </w:t>
       </w:r>
       <w:r>
-        <w:t>e held in memory and cleared when the server restarts.</w:t>
+        <w:t>the count. Behind Caddy on the same computer the visitor's address is read from X-Forwarded-For (through the ngrok tunnel every visitor arrives from the same address, so there the count is in effect per account); the counts are held in memory and cleared w</w:t>
+      </w:r>
+      <w:r>
+        <w:t>hen the server restarts.</w:t>
       </w:r>
     </w:p>
     <w:p>
@@ -4441,7 +4523,7 @@
       <w:pPr>
         <w:pStyle w:val="Heading2"/>
       </w:pPr>
-      <w:bookmarkStart w:id="4" w:name="_Toc243418442"/>
+      <w:bookmarkStart w:id="4" w:name="_Toc243679780"/>
       <w:r>
         <w:lastRenderedPageBreak/>
         <w:t>2.2  Pictures</w:t>
@@ -4465,10 +4547,7 @@
         <w:t>http://127.0.0.1:8000/media/...</w:t>
       </w:r>
       <w:r>
-        <w:t>), which only works on the server computer. Like the mobile server, this server rewri</w:t>
-      </w:r>
-      <w:r>
-        <w:t xml:space="preserve">tes them to </w:t>
+        <w:t xml:space="preserve">), which only works on the server computer. Like the mobile server, this server rewrites them to </w:t>
       </w:r>
       <w:r>
         <w:rPr>
@@ -4480,7 +4559,10 @@
         <w:t>media/...</w:t>
       </w:r>
       <w:r>
-        <w:t xml:space="preserve"> and serves the shared </w:t>
+        <w:t xml:space="preserve"> and serv</w:t>
+      </w:r>
+      <w:r>
+        <w:t xml:space="preserve">es the shared </w:t>
       </w:r>
       <w:r>
         <w:rPr>
@@ -4525,10 +4607,10 @@
         <w:t xml:space="preserve">Security: </w:t>
       </w:r>
       <w:r>
-        <w:t>This server listens on al</w:t>
+        <w:t xml:space="preserve">This server listens on all addresses (0.0.0.0) for WSL </w:t>
       </w:r>
       <w:r>
-        <w:t xml:space="preserve">l addresses (0.0.0.0) for WSL forwarding. Since 5 October 2026 every call needs a sign-in from an approved computer, so since 5 October 2026 it is also reachable through the public tunnel at </w:t>
+        <w:t xml:space="preserve">forwarding. Since 5 October 2026 every call needs a sign-in from an approved computer, so since 5 October 2026 it is also reachable through the public tunnel at </w:t>
       </w:r>
       <w:r>
         <w:rPr>
@@ -4540,10 +4622,10 @@
         <w:t>/admin-api</w:t>
       </w:r>
       <w:r>
-        <w:t xml:space="preserve"> (Caddy removes the prefix). Its API description pages </w:t>
+        <w:t xml:space="preserve"> (Caddy removes the prefix). Its API description pages (/docs, /redoc, /openapi.json)</w:t>
       </w:r>
       <w:r>
-        <w:t>(/docs, /redoc, /openapi.json) answer 404 there. When the servers move to a provider it gets its own HTTPS address.</w:t>
+        <w:t xml:space="preserve"> answer 404 there. When the servers move to a provider it gets its own HTTPS address.</w:t>
       </w:r>
     </w:p>
     <w:p>
@@ -4600,10 +4682,10 @@
         <w:t>MEDIA_BASE_URL</w:t>
       </w:r>
       <w:r>
-        <w:t xml:space="preserve"> (the backend's media address to rewrite, d</w:t>
+        <w:t xml:space="preserve"> (the backend's media address to rewrite, default http://127.0.0.1:8000/m</w:t>
       </w:r>
       <w:r>
-        <w:t xml:space="preserve">efault http://127.0.0.1:8000/media/) and </w:t>
+        <w:t xml:space="preserve">edia/) and </w:t>
       </w:r>
       <w:r>
         <w:rPr>
@@ -4663,7 +4745,7 @@
       <w:pPr>
         <w:pStyle w:val="Heading1"/>
       </w:pPr>
-      <w:bookmarkStart w:id="5" w:name="_Toc243418443"/>
+      <w:bookmarkStart w:id="5" w:name="_Toc243679781"/>
       <w:r>
         <w:lastRenderedPageBreak/>
         <w:t>3  Errors</w:t>
@@ -4687,13 +4769,13 @@
         <w:t>app/core/backend_client.py</w:t>
       </w:r>
       <w:r>
-        <w:t xml:space="preserve"> never passes on technical d</w:t>
+        <w:t xml:space="preserve"> never passes on technical details. A backend that can't b</w:t>
       </w:r>
       <w:r>
-        <w:t>etails. A backend that can't be reached becomes 503 "We can't reach our server right now ...", a slow one 504, and any backend 500 becomes "Something went wrong on our side ..." - the real error goes to this server's log. A reason the backend wrote for peo</w:t>
+        <w:t xml:space="preserve">e reached becomes 503 "We can't reach our server right now ...", a slow one 504, and any backend 500 becomes "Something went wrong on our side ..." - the real error goes to this server's log. A reason the backend wrote for people (any 4xx, or a deliberate </w:t>
       </w:r>
       <w:r>
-        <w:t xml:space="preserve">ple (any 4xx, or a deliberate 503 such as "Text messages are not set up yet.") passes through; a 4xx without one gets a plain sentence for its status. </w:t>
+        <w:t xml:space="preserve">503 such as "Text messages are not set up yet.") passes through; a 4xx without one gets a plain sentence for its status. </w:t>
       </w:r>
       <w:r>
         <w:rPr>
@@ -4705,10 +4787,10 @@
         <w:t>app/main.py</w:t>
       </w:r>
       <w:r>
-        <w:t xml:space="preserve"> answers a request with fields that don't fit with one sentence (422) and anything unexpected </w:t>
+        <w:t xml:space="preserve"> answers a request with fields that don't fit with one sentence (422) and anything unexpected with the calm 500, logging the</w:t>
       </w:r>
       <w:r>
-        <w:t>with the calm 500, logging the trace.</w:t>
+        <w:t xml:space="preserve"> trace.</w:t>
       </w:r>
     </w:p>
     <w:p>
@@ -4720,7 +4802,7 @@
       <w:pPr>
         <w:pStyle w:val="Heading1"/>
       </w:pPr>
-      <w:bookmarkStart w:id="6" w:name="_Toc243418444"/>
+      <w:bookmarkStart w:id="6" w:name="_Toc243679782"/>
       <w:r>
         <w:lastRenderedPageBreak/>
         <w:t>4  Routes</w:t>
@@ -4801,17 +4883,14 @@
         <w:t>/unretire</w:t>
       </w:r>
       <w:r>
-        <w:t xml:space="preserve"> serve the Products section; the API description pages are also off in the app itself, no</w:t>
-      </w:r>
-      <w:r>
-        <w:t>t only at the router.</w:t>
+        <w:t xml:space="preserve"> serve the Products section; the API description pages are also off in the app itself, not only at the router.</w:t>
       </w:r>
     </w:p>
     <w:p>
       <w:pPr>
         <w:pStyle w:val="Heading2"/>
       </w:pPr>
-      <w:bookmarkStart w:id="7" w:name="_Toc243418445"/>
+      <w:bookmarkStart w:id="7" w:name="_Toc243679783"/>
       <w:r>
         <w:t>4.1  admin_data.py</w:t>
       </w:r>
@@ -4833,7 +4912,7 @@
           <w:left w:w="10" w:type="dxa"/>
           <w:right w:w="10" w:type="dxa"/>
         </w:tblCellMar>
-        <w:tblLook w:val="04A0" w:firstRow="1" w:lastRow="0" w:firstColumn="1" w:lastColumn="0" w:noHBand="0" w:noVBand="1"/>
+        <w:tblLook w:val="0000" w:firstRow="0" w:lastRow="0" w:firstColumn="0" w:lastColumn="0" w:noHBand="0" w:noVBand="0"/>
       </w:tblPr>
       <w:tblGrid>
         <w:gridCol w:w="876"/>
@@ -5242,7 +5321,7 @@
       <w:pPr>
         <w:pStyle w:val="Heading2"/>
       </w:pPr>
-      <w:bookmarkStart w:id="8" w:name="_Toc243418446"/>
+      <w:bookmarkStart w:id="8" w:name="_Toc243679784"/>
       <w:r>
         <w:t>4.2  auth.py</w:t>
       </w:r>
@@ -5264,7 +5343,7 @@
           <w:left w:w="10" w:type="dxa"/>
           <w:right w:w="10" w:type="dxa"/>
         </w:tblCellMar>
-        <w:tblLook w:val="04A0" w:firstRow="1" w:lastRow="0" w:firstColumn="1" w:lastColumn="0" w:noHBand="0" w:noVBand="1"/>
+        <w:tblLook w:val="0000" w:firstRow="0" w:lastRow="0" w:firstColumn="0" w:lastColumn="0" w:noHBand="0" w:noVBand="0"/>
       </w:tblPr>
       <w:tblGrid>
         <w:gridCol w:w="876"/>
@@ -5944,7 +6023,7 @@
       <w:pPr>
         <w:pStyle w:val="Heading2"/>
       </w:pPr>
-      <w:bookmarkStart w:id="9" w:name="_Toc243418447"/>
+      <w:bookmarkStart w:id="9" w:name="_Toc243679785"/>
       <w:r>
         <w:t>4.3  computers.py</w:t>
       </w:r>
@@ -5966,7 +6045,7 @@
           <w:left w:w="10" w:type="dxa"/>
           <w:right w:w="10" w:type="dxa"/>
         </w:tblCellMar>
-        <w:tblLook w:val="04A0" w:firstRow="1" w:lastRow="0" w:firstColumn="1" w:lastColumn="0" w:noHBand="0" w:noVBand="1"/>
+        <w:tblLook w:val="0000" w:firstRow="0" w:lastRow="0" w:firstColumn="0" w:lastColumn="0" w:noHBand="0" w:noVBand="0"/>
       </w:tblPr>
       <w:tblGrid>
         <w:gridCol w:w="876"/>
@@ -6494,7 +6573,7 @@
       <w:pPr>
         <w:pStyle w:val="Heading2"/>
       </w:pPr>
-      <w:bookmarkStart w:id="10" w:name="_Toc243418448"/>
+      <w:bookmarkStart w:id="10" w:name="_Toc243679786"/>
       <w:r>
         <w:t>4.4  deliveries.py</w:t>
       </w:r>
@@ -6516,7 +6595,7 @@
           <w:left w:w="10" w:type="dxa"/>
           <w:right w:w="10" w:type="dxa"/>
         </w:tblCellMar>
-        <w:tblLook w:val="04A0" w:firstRow="1" w:lastRow="0" w:firstColumn="1" w:lastColumn="0" w:noHBand="0" w:noVBand="1"/>
+        <w:tblLook w:val="0000" w:firstRow="0" w:lastRow="0" w:firstColumn="0" w:lastColumn="0" w:noHBand="0" w:noVBand="0"/>
       </w:tblPr>
       <w:tblGrid>
         <w:gridCol w:w="876"/>
@@ -7829,7 +7908,7 @@
                 <w:sz w:val="19"/>
                 <w:szCs w:val="19"/>
               </w:rPr>
-              <w:t>GET</w:t>
+              <w:t>PATCH</w:t>
             </w:r>
           </w:p>
         </w:tc>
@@ -7853,7 +7932,7 @@
                 <w:sz w:val="19"/>
                 <w:szCs w:val="19"/>
               </w:rPr>
-              <w:t>/deliveries/bulk</w:t>
+              <w:t>/deliveries/light/{light_delivery_id}/share-driver</w:t>
             </w:r>
           </w:p>
         </w:tc>
@@ -7877,7 +7956,7 @@
                 <w:sz w:val="19"/>
                 <w:szCs w:val="19"/>
               </w:rPr>
-              <w:t>List bulk deliveries</w:t>
+              <w:t>Share driver</w:t>
             </w:r>
           </w:p>
         </w:tc>
@@ -7901,7 +7980,7 @@
                 <w:sz w:val="19"/>
                 <w:szCs w:val="19"/>
               </w:rPr>
-              <w:t>GET /api/deliveries/bulk</w:t>
+              <w:t>PATCH /api/deliveries/light/{light_delivery_id}/share-driver</w:t>
             </w:r>
           </w:p>
         </w:tc>
@@ -7920,6 +7999,13 @@
             <w:pPr>
               <w:spacing w:after="20" w:line="252" w:lineRule="auto"/>
             </w:pPr>
+            <w:r>
+              <w:rPr>
+                <w:sz w:val="19"/>
+                <w:szCs w:val="19"/>
+              </w:rPr>
+              <w:t>acting user id</w:t>
+            </w:r>
           </w:p>
         </w:tc>
       </w:tr>
@@ -7975,7 +8061,7 @@
                 <w:sz w:val="19"/>
                 <w:szCs w:val="19"/>
               </w:rPr>
-              <w:t>/deliveries/bulk/{bulk_delivery_id}</w:t>
+              <w:t>/deliveries/bulk</w:t>
             </w:r>
           </w:p>
         </w:tc>
@@ -7998,7 +8084,7 @@
                 <w:sz w:val="19"/>
                 <w:szCs w:val="19"/>
               </w:rPr>
-              <w:t>Get bulk delivery</w:t>
+              <w:t>List bulk deliveries</w:t>
             </w:r>
           </w:p>
         </w:tc>
@@ -8021,7 +8107,7 @@
                 <w:sz w:val="19"/>
                 <w:szCs w:val="19"/>
               </w:rPr>
-              <w:t>GET /api/deliveries/bulk/{bulk_delivery_id}</w:t>
+              <w:t>GET /api/deliveries/bulk</w:t>
             </w:r>
           </w:p>
         </w:tc>
@@ -8072,7 +8158,7 @@
                 <w:sz w:val="19"/>
                 <w:szCs w:val="19"/>
               </w:rPr>
-              <w:t>DELETE</w:t>
+              <w:t>GET</w:t>
             </w:r>
           </w:p>
         </w:tc>
@@ -8120,7 +8206,7 @@
                 <w:sz w:val="19"/>
                 <w:szCs w:val="19"/>
               </w:rPr>
-              <w:t>Delete bulk order</w:t>
+              <w:t>Get bulk delivery</w:t>
             </w:r>
           </w:p>
         </w:tc>
@@ -8144,7 +8230,7 @@
                 <w:sz w:val="19"/>
                 <w:szCs w:val="19"/>
               </w:rPr>
-              <w:t>DELETE /api/deliveries/bulk/{bulk_delivery_id}</w:t>
+              <w:t>GET /api/deliveries/bulk/{bulk_delivery_id}</w:t>
             </w:r>
           </w:p>
         </w:tc>
@@ -8163,13 +8249,6 @@
             <w:pPr>
               <w:spacing w:after="20" w:line="252" w:lineRule="auto"/>
             </w:pPr>
-            <w:r>
-              <w:rPr>
-                <w:sz w:val="19"/>
-                <w:szCs w:val="19"/>
-              </w:rPr>
-              <w:t>acting user id</w:t>
-            </w:r>
           </w:p>
         </w:tc>
       </w:tr>
@@ -8202,7 +8281,7 @@
                 <w:sz w:val="19"/>
                 <w:szCs w:val="19"/>
               </w:rPr>
-              <w:t>GET</w:t>
+              <w:t>DELETE</w:t>
             </w:r>
           </w:p>
         </w:tc>
@@ -8225,7 +8304,7 @@
                 <w:sz w:val="19"/>
                 <w:szCs w:val="19"/>
               </w:rPr>
-              <w:t>/deliveries/bulk/production/{description_id}/photo</w:t>
+              <w:t>/deliveries/bulk/{bulk_delivery_id}</w:t>
             </w:r>
           </w:p>
         </w:tc>
@@ -8248,7 +8327,7 @@
                 <w:sz w:val="19"/>
                 <w:szCs w:val="19"/>
               </w:rPr>
-              <w:t>Bulk production photo</w:t>
+              <w:t>Delete bulk order</w:t>
             </w:r>
           </w:p>
         </w:tc>
@@ -8271,7 +8350,7 @@
                 <w:sz w:val="19"/>
                 <w:szCs w:val="19"/>
               </w:rPr>
-              <w:t>GET /api/deliveries/bulk/production/{description_id}/photo</w:t>
+              <w:t>DELETE /api/deliveries/bulk/{bulk_delivery_id}</w:t>
             </w:r>
           </w:p>
         </w:tc>
@@ -8289,6 +8368,13 @@
             <w:pPr>
               <w:spacing w:after="20" w:line="252" w:lineRule="auto"/>
             </w:pPr>
+            <w:r>
+              <w:rPr>
+                <w:sz w:val="19"/>
+                <w:szCs w:val="19"/>
+              </w:rPr>
+              <w:t>acting user id</w:t>
+            </w:r>
           </w:p>
         </w:tc>
       </w:tr>
@@ -8346,7 +8432,7 @@
                 <w:sz w:val="19"/>
                 <w:szCs w:val="19"/>
               </w:rPr>
-              <w:t>/deliveries/bulk/{bulk_delivery_id}/production</w:t>
+              <w:t>/deliveries/bulk/production/{description_id}/photo</w:t>
             </w:r>
           </w:p>
         </w:tc>
@@ -8370,7 +8456,7 @@
                 <w:sz w:val="19"/>
                 <w:szCs w:val="19"/>
               </w:rPr>
-              <w:t>Bulk production descriptions</w:t>
+              <w:t>Bulk production photo</w:t>
             </w:r>
           </w:p>
         </w:tc>
@@ -8394,7 +8480,7 @@
                 <w:sz w:val="19"/>
                 <w:szCs w:val="19"/>
               </w:rPr>
-              <w:t>GET /api/deliveries/bulk/{bulk_delivery_id}/production</w:t>
+              <w:t>GET /api/deliveries/bulk/production/{description_id}/photo</w:t>
             </w:r>
           </w:p>
         </w:tc>
@@ -8445,7 +8531,7 @@
                 <w:sz w:val="19"/>
                 <w:szCs w:val="19"/>
               </w:rPr>
-              <w:t>POST</w:t>
+              <w:t>GET</w:t>
             </w:r>
           </w:p>
         </w:tc>
@@ -8491,7 +8577,7 @@
                 <w:sz w:val="19"/>
                 <w:szCs w:val="19"/>
               </w:rPr>
-              <w:t>Create bulk production description</w:t>
+              <w:t>Bulk production descriptions</w:t>
             </w:r>
           </w:p>
         </w:tc>
@@ -8514,7 +8600,7 @@
                 <w:sz w:val="19"/>
                 <w:szCs w:val="19"/>
               </w:rPr>
-              <w:t>POST /api/deliveries/bulk/{bulk_delivery_id}/production</w:t>
+              <w:t>GET /api/deliveries/bulk/{bulk_delivery_id}/production</w:t>
             </w:r>
           </w:p>
         </w:tc>
@@ -8565,7 +8651,7 @@
                 <w:sz w:val="19"/>
                 <w:szCs w:val="19"/>
               </w:rPr>
-              <w:t>PATCH</w:t>
+              <w:t>POST</w:t>
             </w:r>
           </w:p>
         </w:tc>
@@ -8589,7 +8675,7 @@
                 <w:sz w:val="19"/>
                 <w:szCs w:val="19"/>
               </w:rPr>
-              <w:t>/deliveries/bulk/production/{description_id}</w:t>
+              <w:t>/deliveries/bulk/{bulk_delivery_id}/production</w:t>
             </w:r>
           </w:p>
         </w:tc>
@@ -8613,7 +8699,7 @@
                 <w:sz w:val="19"/>
                 <w:szCs w:val="19"/>
               </w:rPr>
-              <w:t>Update bulk production description</w:t>
+              <w:t>Create bulk production description</w:t>
             </w:r>
           </w:p>
         </w:tc>
@@ -8637,7 +8723,7 @@
                 <w:sz w:val="19"/>
                 <w:szCs w:val="19"/>
               </w:rPr>
-              <w:t>PATCH /api/deliveries/bulk/production/{description_id}</w:t>
+              <w:t>POST /api/deliveries/bulk/{bulk_delivery_id}/production</w:t>
             </w:r>
           </w:p>
         </w:tc>
@@ -8688,7 +8774,7 @@
                 <w:sz w:val="19"/>
                 <w:szCs w:val="19"/>
               </w:rPr>
-              <w:t>DELETE</w:t>
+              <w:t>PATCH</w:t>
             </w:r>
           </w:p>
         </w:tc>
@@ -8734,7 +8820,7 @@
                 <w:sz w:val="19"/>
                 <w:szCs w:val="19"/>
               </w:rPr>
-              <w:t>Delete bulk production description</w:t>
+              <w:t>Update bulk production description</w:t>
             </w:r>
           </w:p>
         </w:tc>
@@ -8757,7 +8843,7 @@
                 <w:sz w:val="19"/>
                 <w:szCs w:val="19"/>
               </w:rPr>
-              <w:t>DELETE /api/deliveries/bulk/production/{description_id}</w:t>
+              <w:t>PATCH /api/deliveries/bulk/production/{description_id}</w:t>
             </w:r>
           </w:p>
         </w:tc>
@@ -8775,13 +8861,6 @@
             <w:pPr>
               <w:spacing w:after="20" w:line="252" w:lineRule="auto"/>
             </w:pPr>
-            <w:r>
-              <w:rPr>
-                <w:sz w:val="19"/>
-                <w:szCs w:val="19"/>
-              </w:rPr>
-              <w:t>acting user id</w:t>
-            </w:r>
           </w:p>
         </w:tc>
       </w:tr>
@@ -8815,7 +8894,7 @@
                 <w:sz w:val="19"/>
                 <w:szCs w:val="19"/>
               </w:rPr>
-              <w:t>PATCH</w:t>
+              <w:t>DELETE</w:t>
             </w:r>
           </w:p>
         </w:tc>
@@ -8839,7 +8918,7 @@
                 <w:sz w:val="19"/>
                 <w:szCs w:val="19"/>
               </w:rPr>
-              <w:t>/deliveries/bulk/{bulk_delivery_id}/finalize</w:t>
+              <w:t>/deliveries/bulk/production/{description_id}</w:t>
             </w:r>
           </w:p>
         </w:tc>
@@ -8863,7 +8942,7 @@
                 <w:sz w:val="19"/>
                 <w:szCs w:val="19"/>
               </w:rPr>
-              <w:t>Finalize bulk delivery</w:t>
+              <w:t>Delete bulk production description</w:t>
             </w:r>
           </w:p>
         </w:tc>
@@ -8887,7 +8966,7 @@
                 <w:sz w:val="19"/>
                 <w:szCs w:val="19"/>
               </w:rPr>
-              <w:t>PATCH /api/deliveries/bulk/{bulk_delivery_id}/finalize</w:t>
+              <w:t>DELETE /api/deliveries/bulk/production/{description_id}</w:t>
             </w:r>
           </w:p>
         </w:tc>
@@ -8945,6 +9024,133 @@
                 <w:sz w:val="19"/>
                 <w:szCs w:val="19"/>
               </w:rPr>
+              <w:t>PATCH</w:t>
+            </w:r>
+          </w:p>
+        </w:tc>
+        <w:tc>
+          <w:tcPr>
+            <w:tcW w:w="2628" w:type="dxa"/>
+            <w:tcMar>
+              <w:top w:w="50" w:type="dxa"/>
+              <w:left w:w="90" w:type="dxa"/>
+              <w:bottom w:w="50" w:type="dxa"/>
+              <w:right w:w="90" w:type="dxa"/>
+            </w:tcMar>
+          </w:tcPr>
+          <w:p>
+            <w:pPr>
+              <w:spacing w:after="20" w:line="252" w:lineRule="auto"/>
+            </w:pPr>
+            <w:r>
+              <w:rPr>
+                <w:sz w:val="19"/>
+                <w:szCs w:val="19"/>
+              </w:rPr>
+              <w:t>/deliveries/bulk/{bulk_delivery_id}/finalize</w:t>
+            </w:r>
+          </w:p>
+        </w:tc>
+        <w:tc>
+          <w:tcPr>
+            <w:tcW w:w="2080" w:type="dxa"/>
+            <w:tcMar>
+              <w:top w:w="50" w:type="dxa"/>
+              <w:left w:w="90" w:type="dxa"/>
+              <w:bottom w:w="50" w:type="dxa"/>
+              <w:right w:w="90" w:type="dxa"/>
+            </w:tcMar>
+          </w:tcPr>
+          <w:p>
+            <w:pPr>
+              <w:spacing w:after="20" w:line="252" w:lineRule="auto"/>
+            </w:pPr>
+            <w:r>
+              <w:rPr>
+                <w:sz w:val="19"/>
+                <w:szCs w:val="19"/>
+              </w:rPr>
+              <w:t>Finalize bulk delivery</w:t>
+            </w:r>
+          </w:p>
+        </w:tc>
+        <w:tc>
+          <w:tcPr>
+            <w:tcW w:w="2847" w:type="dxa"/>
+            <w:tcMar>
+              <w:top w:w="50" w:type="dxa"/>
+              <w:left w:w="90" w:type="dxa"/>
+              <w:bottom w:w="50" w:type="dxa"/>
+              <w:right w:w="90" w:type="dxa"/>
+            </w:tcMar>
+          </w:tcPr>
+          <w:p>
+            <w:pPr>
+              <w:spacing w:after="20" w:line="252" w:lineRule="auto"/>
+            </w:pPr>
+            <w:r>
+              <w:rPr>
+                <w:sz w:val="19"/>
+                <w:szCs w:val="19"/>
+              </w:rPr>
+              <w:t>PATCH /api/deliveries/bulk/{bulk_delivery_id}/finalize</w:t>
+            </w:r>
+          </w:p>
+        </w:tc>
+        <w:tc>
+          <w:tcPr>
+            <w:tcW w:w="1207" w:type="dxa"/>
+            <w:tcMar>
+              <w:top w:w="50" w:type="dxa"/>
+              <w:left w:w="90" w:type="dxa"/>
+              <w:bottom w:w="50" w:type="dxa"/>
+              <w:right w:w="90" w:type="dxa"/>
+            </w:tcMar>
+          </w:tcPr>
+          <w:p>
+            <w:pPr>
+              <w:spacing w:after="20" w:line="252" w:lineRule="auto"/>
+            </w:pPr>
+            <w:r>
+              <w:rPr>
+                <w:sz w:val="19"/>
+                <w:szCs w:val="19"/>
+              </w:rPr>
+              <w:t>acting user id</w:t>
+            </w:r>
+          </w:p>
+        </w:tc>
+      </w:tr>
+      <w:tr>
+        <w:tblPrEx>
+          <w:tblCellMar>
+            <w:top w:w="0" w:type="dxa"/>
+            <w:bottom w:w="0" w:type="dxa"/>
+          </w:tblCellMar>
+        </w:tblPrEx>
+        <w:trPr>
+          <w:cantSplit/>
+        </w:trPr>
+        <w:tc>
+          <w:tcPr>
+            <w:tcW w:w="876" w:type="dxa"/>
+            <w:shd w:val="clear" w:color="auto" w:fill="F4F5F3"/>
+            <w:tcMar>
+              <w:top w:w="50" w:type="dxa"/>
+              <w:left w:w="90" w:type="dxa"/>
+              <w:bottom w:w="50" w:type="dxa"/>
+              <w:right w:w="90" w:type="dxa"/>
+            </w:tcMar>
+          </w:tcPr>
+          <w:p>
+            <w:pPr>
+              <w:spacing w:after="20" w:line="252" w:lineRule="auto"/>
+            </w:pPr>
+            <w:r>
+              <w:rPr>
+                <w:sz w:val="19"/>
+                <w:szCs w:val="19"/>
+              </w:rPr>
               <w:t>POST</w:t>
             </w:r>
           </w:p>
@@ -8952,6 +9158,7 @@
         <w:tc>
           <w:tcPr>
             <w:tcW w:w="2628" w:type="dxa"/>
+            <w:shd w:val="clear" w:color="auto" w:fill="F4F5F3"/>
             <w:tcMar>
               <w:top w:w="50" w:type="dxa"/>
               <w:left w:w="90" w:type="dxa"/>
@@ -8975,6 +9182,7 @@
         <w:tc>
           <w:tcPr>
             <w:tcW w:w="2080" w:type="dxa"/>
+            <w:shd w:val="clear" w:color="auto" w:fill="F4F5F3"/>
             <w:tcMar>
               <w:top w:w="50" w:type="dxa"/>
               <w:left w:w="90" w:type="dxa"/>
@@ -8998,6 +9206,7 @@
         <w:tc>
           <w:tcPr>
             <w:tcW w:w="2847" w:type="dxa"/>
+            <w:shd w:val="clear" w:color="auto" w:fill="F4F5F3"/>
             <w:tcMar>
               <w:top w:w="50" w:type="dxa"/>
               <w:left w:w="90" w:type="dxa"/>
@@ -9021,6 +9230,7 @@
         <w:tc>
           <w:tcPr>
             <w:tcW w:w="1207" w:type="dxa"/>
+            <w:shd w:val="clear" w:color="auto" w:fill="F4F5F3"/>
             <w:tcMar>
               <w:top w:w="50" w:type="dxa"/>
               <w:left w:w="90" w:type="dxa"/>
@@ -9045,8 +9255,9 @@
       <w:pPr>
         <w:pStyle w:val="Heading2"/>
       </w:pPr>
-      <w:bookmarkStart w:id="11" w:name="_Toc243418449"/>
+      <w:bookmarkStart w:id="11" w:name="_Toc243679787"/>
       <w:r>
+        <w:lastRenderedPageBreak/>
         <w:t>4.5  devices.py</w:t>
       </w:r>
       <w:bookmarkEnd w:id="11"/>
@@ -9067,7 +9278,7 @@
           <w:left w:w="10" w:type="dxa"/>
           <w:right w:w="10" w:type="dxa"/>
         </w:tblCellMar>
-        <w:tblLook w:val="04A0" w:firstRow="1" w:lastRow="0" w:firstColumn="1" w:lastColumn="0" w:noHBand="0" w:noVBand="1"/>
+        <w:tblLook w:val="0000" w:firstRow="0" w:lastRow="0" w:firstColumn="0" w:lastColumn="0" w:noHBand="0" w:noVBand="0"/>
       </w:tblPr>
       <w:tblGrid>
         <w:gridCol w:w="876"/>
@@ -9372,7 +9583,6 @@
                 <w:sz w:val="19"/>
                 <w:szCs w:val="19"/>
               </w:rPr>
-              <w:lastRenderedPageBreak/>
               <w:t>POST</w:t>
             </w:r>
           </w:p>
@@ -9596,7 +9806,7 @@
       <w:pPr>
         <w:pStyle w:val="Heading2"/>
       </w:pPr>
-      <w:bookmarkStart w:id="12" w:name="_Toc243418450"/>
+      <w:bookmarkStart w:id="12" w:name="_Toc243679788"/>
       <w:r>
         <w:t>4.6  expenses.py</w:t>
       </w:r>
@@ -9618,7 +9828,7 @@
           <w:left w:w="10" w:type="dxa"/>
           <w:right w:w="10" w:type="dxa"/>
         </w:tblCellMar>
-        <w:tblLook w:val="04A0" w:firstRow="1" w:lastRow="0" w:firstColumn="1" w:lastColumn="0" w:noHBand="0" w:noVBand="1"/>
+        <w:tblLook w:val="0000" w:firstRow="0" w:lastRow="0" w:firstColumn="0" w:lastColumn="0" w:noHBand="0" w:noVBand="0"/>
       </w:tblPr>
       <w:tblGrid>
         <w:gridCol w:w="876"/>
@@ -10284,7 +10494,7 @@
       <w:pPr>
         <w:pStyle w:val="Heading2"/>
       </w:pPr>
-      <w:bookmarkStart w:id="13" w:name="_Toc243418451"/>
+      <w:bookmarkStart w:id="13" w:name="_Toc243679789"/>
       <w:r>
         <w:t>4.7  faqs.py</w:t>
       </w:r>
@@ -10306,7 +10516,7 @@
           <w:left w:w="10" w:type="dxa"/>
           <w:right w:w="10" w:type="dxa"/>
         </w:tblCellMar>
-        <w:tblLook w:val="04A0" w:firstRow="1" w:lastRow="0" w:firstColumn="1" w:lastColumn="0" w:noHBand="0" w:noVBand="1"/>
+        <w:tblLook w:val="0000" w:firstRow="0" w:lastRow="0" w:firstColumn="0" w:lastColumn="0" w:noHBand="0" w:noVBand="0"/>
       </w:tblPr>
       <w:tblGrid>
         <w:gridCol w:w="876"/>
@@ -11077,7 +11287,7 @@
       <w:pPr>
         <w:pStyle w:val="Heading2"/>
       </w:pPr>
-      <w:bookmarkStart w:id="14" w:name="_Toc243418452"/>
+      <w:bookmarkStart w:id="14" w:name="_Toc243679790"/>
       <w:r>
         <w:t>4.8  finance.py</w:t>
       </w:r>
@@ -11099,7 +11309,7 @@
           <w:left w:w="10" w:type="dxa"/>
           <w:right w:w="10" w:type="dxa"/>
         </w:tblCellMar>
-        <w:tblLook w:val="04A0" w:firstRow="1" w:lastRow="0" w:firstColumn="1" w:lastColumn="0" w:noHBand="0" w:noVBand="1"/>
+        <w:tblLook w:val="0000" w:firstRow="0" w:lastRow="0" w:firstColumn="0" w:lastColumn="0" w:noHBand="0" w:noVBand="0"/>
       </w:tblPr>
       <w:tblGrid>
         <w:gridCol w:w="876"/>
@@ -11784,6 +11994,7 @@
                 <w:sz w:val="19"/>
                 <w:szCs w:val="19"/>
               </w:rPr>
+              <w:lastRenderedPageBreak/>
               <w:t>POST</w:t>
             </w:r>
           </w:p>
@@ -12041,7 +12252,6 @@
                 <w:sz w:val="19"/>
                 <w:szCs w:val="19"/>
               </w:rPr>
-              <w:lastRenderedPageBreak/>
               <w:t>PUT</w:t>
             </w:r>
           </w:p>
@@ -12516,7 +12726,7 @@
       <w:pPr>
         <w:pStyle w:val="Heading2"/>
       </w:pPr>
-      <w:bookmarkStart w:id="15" w:name="_Toc243418453"/>
+      <w:bookmarkStart w:id="15" w:name="_Toc243679791"/>
       <w:r>
         <w:t>4.9  health.py</w:t>
       </w:r>
@@ -12538,7 +12748,7 @@
           <w:left w:w="10" w:type="dxa"/>
           <w:right w:w="10" w:type="dxa"/>
         </w:tblCellMar>
-        <w:tblLook w:val="04A0" w:firstRow="1" w:lastRow="0" w:firstColumn="1" w:lastColumn="0" w:noHBand="0" w:noVBand="1"/>
+        <w:tblLook w:val="0000" w:firstRow="0" w:lastRow="0" w:firstColumn="0" w:lastColumn="0" w:noHBand="0" w:noVBand="0"/>
       </w:tblPr>
       <w:tblGrid>
         <w:gridCol w:w="876"/>
@@ -12823,7 +13033,7 @@
       <w:pPr>
         <w:pStyle w:val="Heading2"/>
       </w:pPr>
-      <w:bookmarkStart w:id="16" w:name="_Toc243418454"/>
+      <w:bookmarkStart w:id="16" w:name="_Toc243679792"/>
       <w:r>
         <w:t>4.10  insights.py</w:t>
       </w:r>
@@ -12845,7 +13055,7 @@
           <w:left w:w="10" w:type="dxa"/>
           <w:right w:w="10" w:type="dxa"/>
         </w:tblCellMar>
-        <w:tblLook w:val="04A0" w:firstRow="1" w:lastRow="0" w:firstColumn="1" w:lastColumn="0" w:noHBand="0" w:noVBand="1"/>
+        <w:tblLook w:val="0000" w:firstRow="0" w:lastRow="0" w:firstColumn="0" w:lastColumn="0" w:noHBand="0" w:noVBand="0"/>
       </w:tblPr>
       <w:tblGrid>
         <w:gridCol w:w="876"/>
@@ -13130,7 +13340,7 @@
       <w:pPr>
         <w:pStyle w:val="Heading2"/>
       </w:pPr>
-      <w:bookmarkStart w:id="17" w:name="_Toc243418455"/>
+      <w:bookmarkStart w:id="17" w:name="_Toc243679793"/>
       <w:r>
         <w:t>4.11  machines_vehicles.py</w:t>
       </w:r>
@@ -13152,7 +13362,7 @@
           <w:left w:w="10" w:type="dxa"/>
           <w:right w:w="10" w:type="dxa"/>
         </w:tblCellMar>
-        <w:tblLook w:val="04A0" w:firstRow="1" w:lastRow="0" w:firstColumn="1" w:lastColumn="0" w:noHBand="0" w:noVBand="1"/>
+        <w:tblLook w:val="0000" w:firstRow="0" w:lastRow="0" w:firstColumn="0" w:lastColumn="0" w:noHBand="0" w:noVBand="0"/>
       </w:tblPr>
       <w:tblGrid>
         <w:gridCol w:w="876"/>
@@ -14047,7 +14257,7 @@
       <w:pPr>
         <w:pStyle w:val="Heading2"/>
       </w:pPr>
-      <w:bookmarkStart w:id="18" w:name="_Toc243418456"/>
+      <w:bookmarkStart w:id="18" w:name="_Toc243679794"/>
       <w:r>
         <w:t>4.12  marketing.py</w:t>
       </w:r>
@@ -14069,7 +14279,7 @@
           <w:left w:w="10" w:type="dxa"/>
           <w:right w:w="10" w:type="dxa"/>
         </w:tblCellMar>
-        <w:tblLook w:val="04A0" w:firstRow="1" w:lastRow="0" w:firstColumn="1" w:lastColumn="0" w:noHBand="0" w:noVBand="1"/>
+        <w:tblLook w:val="0000" w:firstRow="0" w:lastRow="0" w:firstColumn="0" w:lastColumn="0" w:noHBand="0" w:noVBand="0"/>
       </w:tblPr>
       <w:tblGrid>
         <w:gridCol w:w="876"/>
@@ -14374,6 +14584,7 @@
                 <w:sz w:val="19"/>
                 <w:szCs w:val="19"/>
               </w:rPr>
+              <w:lastRenderedPageBreak/>
               <w:t>GET</w:t>
             </w:r>
           </w:p>
@@ -14617,7 +14828,6 @@
                 <w:sz w:val="19"/>
                 <w:szCs w:val="19"/>
               </w:rPr>
-              <w:lastRenderedPageBreak/>
               <w:t>POST</w:t>
             </w:r>
           </w:p>
@@ -15362,7 +15572,7 @@
       <w:pPr>
         <w:pStyle w:val="Heading2"/>
       </w:pPr>
-      <w:bookmarkStart w:id="19" w:name="_Toc243418457"/>
+      <w:bookmarkStart w:id="19" w:name="_Toc243679795"/>
       <w:r>
         <w:t>4.13  orders.py</w:t>
       </w:r>
@@ -15384,7 +15594,7 @@
           <w:left w:w="10" w:type="dxa"/>
           <w:right w:w="10" w:type="dxa"/>
         </w:tblCellMar>
-        <w:tblLook w:val="04A0" w:firstRow="1" w:lastRow="0" w:firstColumn="1" w:lastColumn="0" w:noHBand="0" w:noVBand="1"/>
+        <w:tblLook w:val="0000" w:firstRow="0" w:lastRow="0" w:firstColumn="0" w:lastColumn="0" w:noHBand="0" w:noVBand="0"/>
       </w:tblPr>
       <w:tblGrid>
         <w:gridCol w:w="876"/>
@@ -15912,7 +16122,7 @@
       <w:pPr>
         <w:pStyle w:val="Heading2"/>
       </w:pPr>
-      <w:bookmarkStart w:id="20" w:name="_Toc243418458"/>
+      <w:bookmarkStart w:id="20" w:name="_Toc243679796"/>
       <w:r>
         <w:t>4.14  products.py</w:t>
       </w:r>
@@ -15934,7 +16144,7 @@
           <w:left w:w="10" w:type="dxa"/>
           <w:right w:w="10" w:type="dxa"/>
         </w:tblCellMar>
-        <w:tblLook w:val="04A0" w:firstRow="1" w:lastRow="0" w:firstColumn="1" w:lastColumn="0" w:noHBand="0" w:noVBand="1"/>
+        <w:tblLook w:val="0000" w:firstRow="0" w:lastRow="0" w:firstColumn="0" w:lastColumn="0" w:noHBand="0" w:noVBand="0"/>
       </w:tblPr>
       <w:tblGrid>
         <w:gridCol w:w="876"/>
@@ -16989,6 +17199,7 @@
                 <w:sz w:val="19"/>
                 <w:szCs w:val="19"/>
               </w:rPr>
+              <w:lastRenderedPageBreak/>
               <w:t>POST</w:t>
             </w:r>
           </w:p>
@@ -17246,7 +17457,6 @@
                 <w:sz w:val="19"/>
                 <w:szCs w:val="19"/>
               </w:rPr>
-              <w:lastRenderedPageBreak/>
               <w:t>POST</w:t>
             </w:r>
           </w:p>
@@ -17358,7 +17568,7 @@
       <w:pPr>
         <w:pStyle w:val="Heading2"/>
       </w:pPr>
-      <w:bookmarkStart w:id="21" w:name="_Toc243418459"/>
+      <w:bookmarkStart w:id="21" w:name="_Toc243679797"/>
       <w:r>
         <w:t>4.15  reviews.py</w:t>
       </w:r>
@@ -17380,7 +17590,7 @@
           <w:left w:w="10" w:type="dxa"/>
           <w:right w:w="10" w:type="dxa"/>
         </w:tblCellMar>
-        <w:tblLook w:val="04A0" w:firstRow="1" w:lastRow="0" w:firstColumn="1" w:lastColumn="0" w:noHBand="0" w:noVBand="1"/>
+        <w:tblLook w:val="0000" w:firstRow="0" w:lastRow="0" w:firstColumn="0" w:lastColumn="0" w:noHBand="0" w:noVBand="0"/>
       </w:tblPr>
       <w:tblGrid>
         <w:gridCol w:w="876"/>
@@ -17789,7 +17999,7 @@
       <w:pPr>
         <w:pStyle w:val="Heading2"/>
       </w:pPr>
-      <w:bookmarkStart w:id="22" w:name="_Toc243418460"/>
+      <w:bookmarkStart w:id="22" w:name="_Toc243679798"/>
       <w:r>
         <w:t>4.16  roles.py</w:t>
       </w:r>
@@ -17811,7 +18021,7 @@
           <w:left w:w="10" w:type="dxa"/>
           <w:right w:w="10" w:type="dxa"/>
         </w:tblCellMar>
-        <w:tblLook w:val="04A0" w:firstRow="1" w:lastRow="0" w:firstColumn="1" w:lastColumn="0" w:noHBand="0" w:noVBand="1"/>
+        <w:tblLook w:val="0000" w:firstRow="0" w:lastRow="0" w:firstColumn="0" w:lastColumn="0" w:noHBand="0" w:noVBand="0"/>
       </w:tblPr>
       <w:tblGrid>
         <w:gridCol w:w="876"/>
@@ -18096,7 +18306,7 @@
       <w:pPr>
         <w:pStyle w:val="Heading2"/>
       </w:pPr>
-      <w:bookmarkStart w:id="23" w:name="_Toc243418461"/>
+      <w:bookmarkStart w:id="23" w:name="_Toc243679799"/>
       <w:r>
         <w:t>4.17  shipping.py</w:t>
       </w:r>
@@ -18118,7 +18328,7 @@
           <w:left w:w="10" w:type="dxa"/>
           <w:right w:w="10" w:type="dxa"/>
         </w:tblCellMar>
-        <w:tblLook w:val="04A0" w:firstRow="1" w:lastRow="0" w:firstColumn="1" w:lastColumn="0" w:noHBand="0" w:noVBand="1"/>
+        <w:tblLook w:val="0000" w:firstRow="0" w:lastRow="0" w:firstColumn="0" w:lastColumn="0" w:noHBand="0" w:noVBand="0"/>
       </w:tblPr>
       <w:tblGrid>
         <w:gridCol w:w="876"/>
@@ -18770,7 +18980,7 @@
       <w:pPr>
         <w:pStyle w:val="Heading2"/>
       </w:pPr>
-      <w:bookmarkStart w:id="24" w:name="_Toc243418462"/>
+      <w:bookmarkStart w:id="24" w:name="_Toc243679800"/>
       <w:r>
         <w:t>4.18  showcase.py</w:t>
       </w:r>
@@ -18792,7 +19002,7 @@
           <w:left w:w="10" w:type="dxa"/>
           <w:right w:w="10" w:type="dxa"/>
         </w:tblCellMar>
-        <w:tblLook w:val="04A0" w:firstRow="1" w:lastRow="0" w:firstColumn="1" w:lastColumn="0" w:noHBand="0" w:noVBand="1"/>
+        <w:tblLook w:val="0000" w:firstRow="0" w:lastRow="0" w:firstColumn="0" w:lastColumn="0" w:noHBand="0" w:noVBand="0"/>
       </w:tblPr>
       <w:tblGrid>
         <w:gridCol w:w="876"/>
@@ -19694,9 +19904,8 @@
       <w:pPr>
         <w:pStyle w:val="Heading2"/>
       </w:pPr>
-      <w:bookmarkStart w:id="25" w:name="_Toc243418463"/>
+      <w:bookmarkStart w:id="25" w:name="_Toc243679801"/>
       <w:r>
-        <w:lastRenderedPageBreak/>
         <w:t>4.19  sms_queue.py</w:t>
       </w:r>
       <w:bookmarkEnd w:id="25"/>
@@ -19717,7 +19926,7 @@
           <w:left w:w="10" w:type="dxa"/>
           <w:right w:w="10" w:type="dxa"/>
         </w:tblCellMar>
-        <w:tblLook w:val="04A0" w:firstRow="1" w:lastRow="0" w:firstColumn="1" w:lastColumn="0" w:noHBand="0" w:noVBand="1"/>
+        <w:tblLook w:val="0000" w:firstRow="0" w:lastRow="0" w:firstColumn="0" w:lastColumn="0" w:noHBand="0" w:noVBand="0"/>
       </w:tblPr>
       <w:tblGrid>
         <w:gridCol w:w="876"/>
@@ -20126,7 +20335,7 @@
       <w:pPr>
         <w:pStyle w:val="Heading2"/>
       </w:pPr>
-      <w:bookmarkStart w:id="26" w:name="_Toc243418464"/>
+      <w:bookmarkStart w:id="26" w:name="_Toc243679802"/>
       <w:r>
         <w:t>4.20  transactions.py</w:t>
       </w:r>
@@ -20148,7 +20357,7 @@
           <w:left w:w="10" w:type="dxa"/>
           <w:right w:w="10" w:type="dxa"/>
         </w:tblCellMar>
-        <w:tblLook w:val="04A0" w:firstRow="1" w:lastRow="0" w:firstColumn="1" w:lastColumn="0" w:noHBand="0" w:noVBand="1"/>
+        <w:tblLook w:val="0000" w:firstRow="0" w:lastRow="0" w:firstColumn="0" w:lastColumn="0" w:noHBand="0" w:noVBand="0"/>
       </w:tblPr>
       <w:tblGrid>
         <w:gridCol w:w="876"/>
@@ -21314,7 +21523,7 @@
       <w:pPr>
         <w:pStyle w:val="Heading2"/>
       </w:pPr>
-      <w:bookmarkStart w:id="27" w:name="_Toc243418465"/>
+      <w:bookmarkStart w:id="27" w:name="_Toc243679803"/>
       <w:r>
         <w:t>4.21  trees.py</w:t>
       </w:r>
@@ -21336,7 +21545,7 @@
           <w:left w:w="10" w:type="dxa"/>
           <w:right w:w="10" w:type="dxa"/>
         </w:tblCellMar>
-        <w:tblLook w:val="04A0" w:firstRow="1" w:lastRow="0" w:firstColumn="1" w:lastColumn="0" w:noHBand="0" w:noVBand="1"/>
+        <w:tblLook w:val="0000" w:firstRow="0" w:lastRow="0" w:firstColumn="0" w:lastColumn="0" w:noHBand="0" w:noVBand="0"/>
       </w:tblPr>
       <w:tblGrid>
         <w:gridCol w:w="876"/>
@@ -22493,6 +22702,7 @@
                 <w:sz w:val="19"/>
                 <w:szCs w:val="19"/>
               </w:rPr>
+              <w:lastRenderedPageBreak/>
               <w:t>POST</w:t>
             </w:r>
           </w:p>
@@ -22717,7 +22927,7 @@
       <w:pPr>
         <w:pStyle w:val="Heading2"/>
       </w:pPr>
-      <w:bookmarkStart w:id="28" w:name="_Toc243418466"/>
+      <w:bookmarkStart w:id="28" w:name="_Toc243679804"/>
       <w:r>
         <w:t>4.22  trips.py</w:t>
       </w:r>
@@ -22739,7 +22949,7 @@
           <w:left w:w="10" w:type="dxa"/>
           <w:right w:w="10" w:type="dxa"/>
         </w:tblCellMar>
-        <w:tblLook w:val="04A0" w:firstRow="1" w:lastRow="0" w:firstColumn="1" w:lastColumn="0" w:noHBand="0" w:noVBand="1"/>
+        <w:tblLook w:val="0000" w:firstRow="0" w:lastRow="0" w:firstColumn="0" w:lastColumn="0" w:noHBand="0" w:noVBand="0"/>
       </w:tblPr>
       <w:tblGrid>
         <w:gridCol w:w="876"/>
@@ -24134,7 +24344,7 @@
       <w:pPr>
         <w:pStyle w:val="Heading2"/>
       </w:pPr>
-      <w:bookmarkStart w:id="29" w:name="_Toc243418467"/>
+      <w:bookmarkStart w:id="29" w:name="_Toc243679805"/>
       <w:r>
         <w:t>4.23  uploads.py</w:t>
       </w:r>
@@ -24156,7 +24366,7 @@
           <w:left w:w="10" w:type="dxa"/>
           <w:right w:w="10" w:type="dxa"/>
         </w:tblCellMar>
-        <w:tblLook w:val="04A0" w:firstRow="1" w:lastRow="0" w:firstColumn="1" w:lastColumn="0" w:noHBand="0" w:noVBand="1"/>
+        <w:tblLook w:val="0000" w:firstRow="0" w:lastRow="0" w:firstColumn="0" w:lastColumn="0" w:noHBand="0" w:noVBand="0"/>
       </w:tblPr>
       <w:tblGrid>
         <w:gridCol w:w="876"/>
@@ -24579,7 +24789,7 @@
       <w:pPr>
         <w:pStyle w:val="Heading2"/>
       </w:pPr>
-      <w:bookmarkStart w:id="30" w:name="_Toc243418468"/>
+      <w:bookmarkStart w:id="30" w:name="_Toc243679806"/>
       <w:r>
         <w:t>4.24  users.py</w:t>
       </w:r>
@@ -24601,7 +24811,7 @@
           <w:left w:w="10" w:type="dxa"/>
           <w:right w:w="10" w:type="dxa"/>
         </w:tblCellMar>
-        <w:tblLook w:val="04A0" w:firstRow="1" w:lastRow="0" w:firstColumn="1" w:lastColumn="0" w:noHBand="0" w:noVBand="1"/>
+        <w:tblLook w:val="0000" w:firstRow="0" w:lastRow="0" w:firstColumn="0" w:lastColumn="0" w:noHBand="0" w:noVBand="0"/>
       </w:tblPr>
       <w:tblGrid>
         <w:gridCol w:w="876"/>
@@ -25377,7 +25587,7 @@
       <w:pPr>
         <w:pStyle w:val="Heading1"/>
       </w:pPr>
-      <w:bookmarkStart w:id="31" w:name="_Toc243418469"/>
+      <w:bookmarkStart w:id="31" w:name="_Toc243679807"/>
       <w:r>
         <w:lastRenderedPageBreak/>
         <w:t>5  Source files</w:t>
@@ -25400,7 +25610,7 @@
           <w:left w:w="10" w:type="dxa"/>
           <w:right w:w="10" w:type="dxa"/>
         </w:tblCellMar>
-        <w:tblLook w:val="04A0" w:firstRow="1" w:lastRow="0" w:firstColumn="1" w:lastColumn="0" w:noHBand="0" w:noVBand="1"/>
+        <w:tblLook w:val="0000" w:firstRow="0" w:lastRow="0" w:firstColumn="0" w:lastColumn="0" w:noHBand="0" w:noVBand="0"/>
       </w:tblPr>
       <w:tblGrid>
         <w:gridCol w:w="3125"/>
@@ -25974,7 +26184,7 @@
       <w:pPr>
         <w:pStyle w:val="Heading1"/>
       </w:pPr>
-      <w:bookmarkStart w:id="32" w:name="_Toc243418470"/>
+      <w:bookmarkStart w:id="32" w:name="_Toc243679808"/>
       <w:r>
         <w:lastRenderedPageBreak/>
         <w:t>6  Running and checking</w:t>
@@ -26257,7 +26467,15 @@
         <w:sz w:val="16"/>
         <w:szCs w:val="16"/>
       </w:rPr>
-      <w:t>Dateroem Wood Sales - System Documentation</w:t>
+      <w:t>Dateroem Wood Sales - System Documentatio</w:t>
+    </w:r>
+    <w:r>
+      <w:rPr>
+        <w:color w:val="5F6B66"/>
+        <w:sz w:val="16"/>
+        <w:szCs w:val="16"/>
+      </w:rPr>
+      <w:t>n</w:t>
     </w:r>
     <w:r>
       <w:rPr>
@@ -26288,134 +26506,10 @@
 <file path=word/numbering.xml><?xml version="1.0" encoding="utf-8"?>
 <w:numbering xmlns:wpc="http://schemas.microsoft.com/office/word/2010/wordprocessingCanvas" xmlns:cx="http://schemas.microsoft.com/office/drawing/2014/chartex" xmlns:cx1="http://schemas.microsoft.com/office/drawing/2015/9/8/chartex" xmlns:mc="http://schemas.openxmlformats.org/markup-compatibility/2006" xmlns:o="urn:schemas-microsoft-com:office:office" xmlns:r="http://schemas.openxmlformats.org/officeDocument/2006/relationships" xmlns:m="http://schemas.openxmlformats.org/officeDocument/2006/math" xmlns:v="urn:schemas-microsoft-com:vml" xmlns:wp14="http://schemas.microsoft.com/office/word/2010/wordprocessingDrawing" xmlns:wp="http://schemas.openxmlformats.org/drawingml/2006/wordprocessingDrawing" xmlns:w10="urn:schemas-microsoft-com:office:word" xmlns:w="http://schemas.openxmlformats.org/wordprocessingml/2006/main" xmlns:w14="http://schemas.microsoft.com/office/word/2010/wordml" xmlns:w15="http://schemas.microsoft.com/office/word/2012/wordml" xmlns:w16se="http://schemas.microsoft.com/office/word/2015/wordml/symex" xmlns:wpg="http://schemas.microsoft.com/office/word/2010/wordprocessingGroup" xmlns:wpi="http://schemas.microsoft.com/office/word/2010/wordprocessingInk" xmlns:wne="http://schemas.microsoft.com/office/word/2006/wordml" xmlns:wps="http://schemas.microsoft.com/office/word/2010/wordprocessingShape" mc:Ignorable="w14 w15 w16se wp14">
   <w:abstractNum w:abstractNumId="0" w15:restartNumberingAfterBreak="0">
-    <w:nsid w:val="5257161E"/>
+    <w:nsid w:val="0C8F0DF6"/>
     <w:multiLevelType w:val="hybridMultilevel"/>
-    <w:tmpl w:val="4CFA622A"/>
-    <w:lvl w:ilvl="0" w:tplc="395004CA">
-      <w:start w:val="1"/>
-      <w:numFmt w:val="bullet"/>
-      <w:lvlText w:val="•"/>
-      <w:lvlJc w:val="left"/>
-      <w:pPr>
-        <w:ind w:left="540" w:hanging="300"/>
-      </w:pPr>
-    </w:lvl>
-    <w:lvl w:ilvl="1" w:tplc="293C707E" w:tentative="1">
-      <w:start w:val="1"/>
-      <w:numFmt w:val="bullet"/>
-      <w:lvlText w:val="–"/>
-      <w:lvlJc w:val="left"/>
-      <w:pPr>
-        <w:ind w:left="940" w:hanging="300"/>
-      </w:pPr>
-    </w:lvl>
-    <w:lvl w:ilvl="2" w:tplc="1B1C64FA" w:tentative="1">
-      <w:start w:val="1"/>
-      <w:numFmt w:val="bullet"/>
-      <w:lvlText w:val="◦"/>
-      <w:lvlJc w:val="left"/>
-      <w:pPr>
-        <w:ind w:left="1340" w:hanging="300"/>
-      </w:pPr>
-    </w:lvl>
-    <w:lvl w:ilvl="3" w:tplc="5D68DE80">
-      <w:numFmt w:val="decimal"/>
-      <w:lvlText w:val=""/>
-      <w:lvlJc w:val="left"/>
-    </w:lvl>
-    <w:lvl w:ilvl="4" w:tplc="90CA081E">
-      <w:numFmt w:val="decimal"/>
-      <w:lvlText w:val=""/>
-      <w:lvlJc w:val="left"/>
-    </w:lvl>
-    <w:lvl w:ilvl="5" w:tplc="BDDAF78C">
-      <w:numFmt w:val="decimal"/>
-      <w:lvlText w:val=""/>
-      <w:lvlJc w:val="left"/>
-    </w:lvl>
-    <w:lvl w:ilvl="6" w:tplc="365E06AC">
-      <w:numFmt w:val="decimal"/>
-      <w:lvlText w:val=""/>
-      <w:lvlJc w:val="left"/>
-    </w:lvl>
-    <w:lvl w:ilvl="7" w:tplc="74EC193C">
-      <w:numFmt w:val="decimal"/>
-      <w:lvlText w:val=""/>
-      <w:lvlJc w:val="left"/>
-    </w:lvl>
-    <w:lvl w:ilvl="8" w:tplc="7EB428CE">
-      <w:numFmt w:val="decimal"/>
-      <w:lvlText w:val=""/>
-      <w:lvlJc w:val="left"/>
-    </w:lvl>
-  </w:abstractNum>
-  <w:abstractNum w:abstractNumId="1" w15:restartNumberingAfterBreak="0">
-    <w:nsid w:val="5DF43141"/>
-    <w:multiLevelType w:val="hybridMultilevel"/>
-    <w:tmpl w:val="7E8A140E"/>
-    <w:lvl w:ilvl="0" w:tplc="C980CC22" w:tentative="1">
-      <w:start w:val="1"/>
-      <w:numFmt w:val="decimal"/>
-      <w:lvlText w:val="%1."/>
-      <w:lvlJc w:val="left"/>
-      <w:pPr>
-        <w:ind w:left="540" w:hanging="300"/>
-      </w:pPr>
-    </w:lvl>
-    <w:lvl w:ilvl="1" w:tplc="D5FE02BA" w:tentative="1">
-      <w:start w:val="1"/>
-      <w:numFmt w:val="lowerLetter"/>
-      <w:lvlText w:val="%2."/>
-      <w:lvlJc w:val="left"/>
-      <w:pPr>
-        <w:ind w:left="940" w:hanging="300"/>
-      </w:pPr>
-    </w:lvl>
-    <w:lvl w:ilvl="2" w:tplc="D7E6315C" w:tentative="1">
-      <w:start w:val="1"/>
-      <w:numFmt w:val="lowerRoman"/>
-      <w:lvlText w:val="%3."/>
-      <w:lvlJc w:val="left"/>
-      <w:pPr>
-        <w:ind w:left="1340" w:hanging="300"/>
-      </w:pPr>
-    </w:lvl>
-    <w:lvl w:ilvl="3" w:tplc="E256A6A4">
-      <w:numFmt w:val="decimal"/>
-      <w:lvlText w:val=""/>
-      <w:lvlJc w:val="left"/>
-    </w:lvl>
-    <w:lvl w:ilvl="4" w:tplc="677A45D2">
-      <w:numFmt w:val="decimal"/>
-      <w:lvlText w:val=""/>
-      <w:lvlJc w:val="left"/>
-    </w:lvl>
-    <w:lvl w:ilvl="5" w:tplc="F67A34CC">
-      <w:numFmt w:val="decimal"/>
-      <w:lvlText w:val=""/>
-      <w:lvlJc w:val="left"/>
-    </w:lvl>
-    <w:lvl w:ilvl="6" w:tplc="EFDA27EC">
-      <w:numFmt w:val="decimal"/>
-      <w:lvlText w:val=""/>
-      <w:lvlJc w:val="left"/>
-    </w:lvl>
-    <w:lvl w:ilvl="7" w:tplc="D940E86E">
-      <w:numFmt w:val="decimal"/>
-      <w:lvlText w:val=""/>
-      <w:lvlJc w:val="left"/>
-    </w:lvl>
-    <w:lvl w:ilvl="8" w:tplc="42A65790">
-      <w:numFmt w:val="decimal"/>
-      <w:lvlText w:val=""/>
-      <w:lvlJc w:val="left"/>
-    </w:lvl>
-  </w:abstractNum>
-  <w:abstractNum w:abstractNumId="2" w15:restartNumberingAfterBreak="0">
-    <w:nsid w:val="6C3E56F6"/>
-    <w:multiLevelType w:val="hybridMultilevel"/>
-    <w:tmpl w:val="E2124976"/>
-    <w:lvl w:ilvl="0" w:tplc="A246CCC2" w:tentative="1">
+    <w:tmpl w:val="70EC6AE2"/>
+    <w:lvl w:ilvl="0" w:tplc="00D41CD8" w:tentative="1">
       <w:start w:val="1"/>
       <w:numFmt w:val="bullet"/>
       <w:lvlText w:val="●"/>
@@ -26424,7 +26518,7 @@
         <w:ind w:left="720" w:hanging="360"/>
       </w:pPr>
     </w:lvl>
-    <w:lvl w:ilvl="1" w:tplc="D3367C6C" w:tentative="1">
+    <w:lvl w:ilvl="1" w:tplc="01660506" w:tentative="1">
       <w:start w:val="1"/>
       <w:numFmt w:val="bullet"/>
       <w:lvlText w:val="○"/>
@@ -26433,7 +26527,7 @@
         <w:ind w:left="1440" w:hanging="360"/>
       </w:pPr>
     </w:lvl>
-    <w:lvl w:ilvl="2" w:tplc="BD503B4A" w:tentative="1">
+    <w:lvl w:ilvl="2" w:tplc="17CE9926" w:tentative="1">
       <w:start w:val="1"/>
       <w:numFmt w:val="bullet"/>
       <w:lvlText w:val="■"/>
@@ -26442,7 +26536,7 @@
         <w:ind w:left="2160" w:hanging="360"/>
       </w:pPr>
     </w:lvl>
-    <w:lvl w:ilvl="3" w:tplc="15A0F7C2" w:tentative="1">
+    <w:lvl w:ilvl="3" w:tplc="CF6CF1D0" w:tentative="1">
       <w:start w:val="1"/>
       <w:numFmt w:val="bullet"/>
       <w:lvlText w:val="●"/>
@@ -26451,7 +26545,7 @@
         <w:ind w:left="2880" w:hanging="360"/>
       </w:pPr>
     </w:lvl>
-    <w:lvl w:ilvl="4" w:tplc="70F4BD32" w:tentative="1">
+    <w:lvl w:ilvl="4" w:tplc="6B16C02E" w:tentative="1">
       <w:start w:val="1"/>
       <w:numFmt w:val="bullet"/>
       <w:lvlText w:val="○"/>
@@ -26460,7 +26554,7 @@
         <w:ind w:left="3600" w:hanging="360"/>
       </w:pPr>
     </w:lvl>
-    <w:lvl w:ilvl="5" w:tplc="D786F2B0" w:tentative="1">
+    <w:lvl w:ilvl="5" w:tplc="32D69B8C" w:tentative="1">
       <w:start w:val="1"/>
       <w:numFmt w:val="bullet"/>
       <w:lvlText w:val="■"/>
@@ -26469,7 +26563,7 @@
         <w:ind w:left="4320" w:hanging="360"/>
       </w:pPr>
     </w:lvl>
-    <w:lvl w:ilvl="6" w:tplc="CA3E609E" w:tentative="1">
+    <w:lvl w:ilvl="6" w:tplc="F3D4AD00" w:tentative="1">
       <w:start w:val="1"/>
       <w:numFmt w:val="bullet"/>
       <w:lvlText w:val="●"/>
@@ -26478,7 +26572,7 @@
         <w:ind w:left="5040" w:hanging="360"/>
       </w:pPr>
     </w:lvl>
-    <w:lvl w:ilvl="7" w:tplc="EBCC8D3A" w:tentative="1">
+    <w:lvl w:ilvl="7" w:tplc="766CB256" w:tentative="1">
       <w:start w:val="1"/>
       <w:numFmt w:val="bullet"/>
       <w:lvlText w:val="●"/>
@@ -26487,7 +26581,7 @@
         <w:ind w:left="5760" w:hanging="360"/>
       </w:pPr>
     </w:lvl>
-    <w:lvl w:ilvl="8" w:tplc="6D946282" w:tentative="1">
+    <w:lvl w:ilvl="8" w:tplc="02D89126" w:tentative="1">
       <w:start w:val="1"/>
       <w:numFmt w:val="bullet"/>
       <w:lvlText w:val="●"/>
@@ -26497,14 +26591,138 @@
       </w:pPr>
     </w:lvl>
   </w:abstractNum>
+  <w:abstractNum w:abstractNumId="1" w15:restartNumberingAfterBreak="0">
+    <w:nsid w:val="0F11442C"/>
+    <w:multiLevelType w:val="hybridMultilevel"/>
+    <w:tmpl w:val="16ECA3F6"/>
+    <w:lvl w:ilvl="0" w:tplc="9154E996" w:tentative="1">
+      <w:start w:val="1"/>
+      <w:numFmt w:val="decimal"/>
+      <w:lvlText w:val="%1."/>
+      <w:lvlJc w:val="left"/>
+      <w:pPr>
+        <w:ind w:left="540" w:hanging="300"/>
+      </w:pPr>
+    </w:lvl>
+    <w:lvl w:ilvl="1" w:tplc="D75A2C14" w:tentative="1">
+      <w:start w:val="1"/>
+      <w:numFmt w:val="lowerLetter"/>
+      <w:lvlText w:val="%2."/>
+      <w:lvlJc w:val="left"/>
+      <w:pPr>
+        <w:ind w:left="940" w:hanging="300"/>
+      </w:pPr>
+    </w:lvl>
+    <w:lvl w:ilvl="2" w:tplc="5C6C379A" w:tentative="1">
+      <w:start w:val="1"/>
+      <w:numFmt w:val="lowerRoman"/>
+      <w:lvlText w:val="%3."/>
+      <w:lvlJc w:val="left"/>
+      <w:pPr>
+        <w:ind w:left="1340" w:hanging="300"/>
+      </w:pPr>
+    </w:lvl>
+    <w:lvl w:ilvl="3" w:tplc="866A1274">
+      <w:numFmt w:val="decimal"/>
+      <w:lvlText w:val=""/>
+      <w:lvlJc w:val="left"/>
+    </w:lvl>
+    <w:lvl w:ilvl="4" w:tplc="5C12B290">
+      <w:numFmt w:val="decimal"/>
+      <w:lvlText w:val=""/>
+      <w:lvlJc w:val="left"/>
+    </w:lvl>
+    <w:lvl w:ilvl="5" w:tplc="F57E85B0">
+      <w:numFmt w:val="decimal"/>
+      <w:lvlText w:val=""/>
+      <w:lvlJc w:val="left"/>
+    </w:lvl>
+    <w:lvl w:ilvl="6" w:tplc="3552EC28">
+      <w:numFmt w:val="decimal"/>
+      <w:lvlText w:val=""/>
+      <w:lvlJc w:val="left"/>
+    </w:lvl>
+    <w:lvl w:ilvl="7" w:tplc="7078456C">
+      <w:numFmt w:val="decimal"/>
+      <w:lvlText w:val=""/>
+      <w:lvlJc w:val="left"/>
+    </w:lvl>
+    <w:lvl w:ilvl="8" w:tplc="CF323690">
+      <w:numFmt w:val="decimal"/>
+      <w:lvlText w:val=""/>
+      <w:lvlJc w:val="left"/>
+    </w:lvl>
+  </w:abstractNum>
+  <w:abstractNum w:abstractNumId="2" w15:restartNumberingAfterBreak="0">
+    <w:nsid w:val="6FDB7445"/>
+    <w:multiLevelType w:val="hybridMultilevel"/>
+    <w:tmpl w:val="9658372C"/>
+    <w:lvl w:ilvl="0" w:tplc="04908098">
+      <w:start w:val="1"/>
+      <w:numFmt w:val="bullet"/>
+      <w:lvlText w:val="•"/>
+      <w:lvlJc w:val="left"/>
+      <w:pPr>
+        <w:ind w:left="540" w:hanging="300"/>
+      </w:pPr>
+    </w:lvl>
+    <w:lvl w:ilvl="1" w:tplc="B69AC1A4" w:tentative="1">
+      <w:start w:val="1"/>
+      <w:numFmt w:val="bullet"/>
+      <w:lvlText w:val="–"/>
+      <w:lvlJc w:val="left"/>
+      <w:pPr>
+        <w:ind w:left="940" w:hanging="300"/>
+      </w:pPr>
+    </w:lvl>
+    <w:lvl w:ilvl="2" w:tplc="38581916" w:tentative="1">
+      <w:start w:val="1"/>
+      <w:numFmt w:val="bullet"/>
+      <w:lvlText w:val="◦"/>
+      <w:lvlJc w:val="left"/>
+      <w:pPr>
+        <w:ind w:left="1340" w:hanging="300"/>
+      </w:pPr>
+    </w:lvl>
+    <w:lvl w:ilvl="3" w:tplc="E2C2AAB6">
+      <w:numFmt w:val="decimal"/>
+      <w:lvlText w:val=""/>
+      <w:lvlJc w:val="left"/>
+    </w:lvl>
+    <w:lvl w:ilvl="4" w:tplc="75E08B58">
+      <w:numFmt w:val="decimal"/>
+      <w:lvlText w:val=""/>
+      <w:lvlJc w:val="left"/>
+    </w:lvl>
+    <w:lvl w:ilvl="5" w:tplc="147A05BC">
+      <w:numFmt w:val="decimal"/>
+      <w:lvlText w:val=""/>
+      <w:lvlJc w:val="left"/>
+    </w:lvl>
+    <w:lvl w:ilvl="6" w:tplc="80CEC0BA">
+      <w:numFmt w:val="decimal"/>
+      <w:lvlText w:val=""/>
+      <w:lvlJc w:val="left"/>
+    </w:lvl>
+    <w:lvl w:ilvl="7" w:tplc="46268374">
+      <w:numFmt w:val="decimal"/>
+      <w:lvlText w:val=""/>
+      <w:lvlJc w:val="left"/>
+    </w:lvl>
+    <w:lvl w:ilvl="8" w:tplc="6D46A5E0">
+      <w:numFmt w:val="decimal"/>
+      <w:lvlText w:val=""/>
+      <w:lvlJc w:val="left"/>
+    </w:lvl>
+  </w:abstractNum>
   <w:num w:numId="1">
-    <w:abstractNumId w:val="2"/>
+    <w:abstractNumId w:val="0"/>
     <w:lvlOverride w:ilvl="0">
       <w:startOverride w:val="1"/>
     </w:lvlOverride>
   </w:num>
   <w:num w:numId="2">
-    <w:abstractNumId w:val="0"/>
+    <w:abstractNumId w:val="2"/>
     <w:lvlOverride w:ilvl="0">
       <w:startOverride w:val="1"/>
     </w:lvlOverride>
@@ -27133,7 +27351,7 @@
     <w:autoRedefine/>
     <w:uiPriority w:val="39"/>
     <w:unhideWhenUsed/>
-    <w:rsid w:val="00827E62"/>
+    <w:rsid w:val="00334AFA"/>
     <w:pPr>
       <w:spacing w:after="100"/>
     </w:pPr>
@@ -27145,7 +27363,7 @@
     <w:autoRedefine/>
     <w:uiPriority w:val="39"/>
     <w:unhideWhenUsed/>
-    <w:rsid w:val="00827E62"/>
+    <w:rsid w:val="00334AFA"/>
     <w:pPr>
       <w:spacing w:after="100"/>
       <w:ind w:left="210"/>

--- a/documentation/06 Desktop/Admin Server (BFF).docx
+++ b/documentation/06 Desktop/Admin Server (BFF).docx
@@ -80,7 +80,7 @@
           <w:left w:w="10" w:type="dxa"/>
           <w:right w:w="10" w:type="dxa"/>
         </w:tblCellMar>
-        <w:tblLook w:val="0000" w:firstRow="0" w:lastRow="0" w:firstColumn="0" w:lastColumn="0" w:noHBand="0" w:noVBand="0"/>
+        <w:tblLook w:val="04A0" w:firstRow="1" w:lastRow="0" w:firstColumn="1" w:lastColumn="0" w:noHBand="0" w:noVBand="1"/>
       </w:tblPr>
       <w:tblGrid>
         <w:gridCol w:w="2600"/>
@@ -289,7 +289,7 @@
                 <w:sz w:val="20"/>
                 <w:szCs w:val="20"/>
               </w:rPr>
-              <w:t>23 October 2026</w:t>
+              <w:t>24 October 2026</w:t>
             </w:r>
           </w:p>
         </w:tc>
@@ -461,7 +461,7 @@
           <w:left w:w="10" w:type="dxa"/>
           <w:right w:w="10" w:type="dxa"/>
         </w:tblCellMar>
-        <w:tblLook w:val="0000" w:firstRow="0" w:lastRow="0" w:firstColumn="0" w:lastColumn="0" w:noHBand="0" w:noVBand="0"/>
+        <w:tblLook w:val="04A0" w:firstRow="1" w:lastRow="0" w:firstColumn="1" w:lastColumn="0" w:noHBand="0" w:noVBand="1"/>
       </w:tblPr>
       <w:tblGrid>
         <w:gridCol w:w="1300"/>
@@ -1381,6 +1381,81 @@
                 <w:szCs w:val="19"/>
               </w:rPr>
               <w:t>eries carry shareDriver.</w:t>
+            </w:r>
+          </w:p>
+        </w:tc>
+      </w:tr>
+      <w:tr>
+        <w:tblPrEx>
+          <w:tblCellMar>
+            <w:top w:w="0" w:type="dxa"/>
+            <w:bottom w:w="0" w:type="dxa"/>
+          </w:tblCellMar>
+        </w:tblPrEx>
+        <w:tc>
+          <w:tcPr>
+            <w:tcW w:w="1300" w:type="dxa"/>
+            <w:tcMar>
+              <w:top w:w="50" w:type="dxa"/>
+              <w:left w:w="90" w:type="dxa"/>
+              <w:bottom w:w="50" w:type="dxa"/>
+              <w:right w:w="90" w:type="dxa"/>
+            </w:tcMar>
+          </w:tcPr>
+          <w:p>
+            <w:r>
+              <w:rPr>
+                <w:sz w:val="19"/>
+                <w:szCs w:val="19"/>
+              </w:rPr>
+              <w:t>1.1</w:t>
+            </w:r>
+          </w:p>
+        </w:tc>
+        <w:tc>
+          <w:tcPr>
+            <w:tcW w:w="1900" w:type="dxa"/>
+            <w:tcMar>
+              <w:top w:w="50" w:type="dxa"/>
+              <w:left w:w="90" w:type="dxa"/>
+              <w:bottom w:w="50" w:type="dxa"/>
+              <w:right w:w="90" w:type="dxa"/>
+            </w:tcMar>
+          </w:tcPr>
+          <w:p>
+            <w:r>
+              <w:rPr>
+                <w:sz w:val="19"/>
+                <w:szCs w:val="19"/>
+              </w:rPr>
+              <w:t>24 October 2026</w:t>
+            </w:r>
+          </w:p>
+        </w:tc>
+        <w:tc>
+          <w:tcPr>
+            <w:tcW w:w="6438" w:type="dxa"/>
+            <w:tcMar>
+              <w:top w:w="50" w:type="dxa"/>
+              <w:left w:w="90" w:type="dxa"/>
+              <w:bottom w:w="50" w:type="dxa"/>
+              <w:right w:w="90" w:type="dxa"/>
+            </w:tcMar>
+          </w:tcPr>
+          <w:p>
+            <w:r>
+              <w:rPr>
+                <w:sz w:val="19"/>
+                <w:szCs w:val="19"/>
+              </w:rPr>
+              <w:t>Routes for the profile (PUT /auth/me/profile, POST /auth/me/password, POST and DELETE /auth/me/photo), the idle lock (POST /auth/me/verify-password; GET and PUT /auth/idle-lock - the SuperAdmin sets the minutes</w:t>
+            </w:r>
+            <w:r>
+              <w:rPr>
+                <w:sz w:val="19"/>
+                <w:szCs w:val="19"/>
+              </w:rPr>
+              <w:t>) and Reset Password (POST /users/{user_id}/reset-password).</w:t>
             </w:r>
           </w:p>
         </w:tc>
@@ -1417,7 +1492,7 @@
     <w:sdt>
       <w:sdtPr>
         <w:alias w:val="Contents"/>
-        <w:id w:val="-1538738837"/>
+        <w:id w:val="762346024"/>
       </w:sdtPr>
       <w:sdtEndPr/>
       <w:sdtContent>
@@ -1444,7 +1519,7 @@
           <w:r>
             <w:fldChar w:fldCharType="separate"/>
           </w:r>
-          <w:hyperlink w:anchor="_Toc243679777" w:history="1">
+          <w:hyperlink w:anchor="_Toc243693249" w:history="1">
             <w:r>
               <w:rPr>
                 <w:rStyle w:val="Hyperlink"/>
@@ -1468,7 +1543,7 @@
               <w:rPr>
                 <w:noProof/>
               </w:rPr>
-              <w:instrText xml:space="preserve"> PAGEREF _Toc243679777 \h </w:instrText>
+              <w:instrText xml:space="preserve"> PAGEREF _Toc243693249 \h </w:instrText>
             </w:r>
             <w:r>
               <w:rPr>
@@ -1509,7 +1584,7 @@
               <w:szCs w:val="22"/>
             </w:rPr>
           </w:pPr>
-          <w:hyperlink w:anchor="_Toc243679778" w:history="1">
+          <w:hyperlink w:anchor="_Toc243693250" w:history="1">
             <w:r>
               <w:rPr>
                 <w:rStyle w:val="Hyperlink"/>
@@ -1533,7 +1608,7 @@
               <w:rPr>
                 <w:noProof/>
               </w:rPr>
-              <w:instrText xml:space="preserve"> PAGEREF _Toc243679778 \h </w:instrText>
+              <w:instrText xml:space="preserve"> PAGEREF _Toc243693250 \h </w:instrText>
             </w:r>
             <w:r>
               <w:rPr>
@@ -1574,7 +1649,7 @@
               <w:szCs w:val="22"/>
             </w:rPr>
           </w:pPr>
-          <w:hyperlink w:anchor="_Toc243679779" w:history="1">
+          <w:hyperlink w:anchor="_Toc243693251" w:history="1">
             <w:r>
               <w:rPr>
                 <w:rStyle w:val="Hyperlink"/>
@@ -1598,7 +1673,7 @@
               <w:rPr>
                 <w:noProof/>
               </w:rPr>
-              <w:instrText xml:space="preserve"> PAGEREF _Toc243679779 \h </w:instrText>
+              <w:instrText xml:space="preserve"> PAGEREF _Toc243693251 \h </w:instrText>
             </w:r>
             <w:r>
               <w:rPr>
@@ -1639,7 +1714,7 @@
               <w:szCs w:val="22"/>
             </w:rPr>
           </w:pPr>
-          <w:hyperlink w:anchor="_Toc243679780" w:history="1">
+          <w:hyperlink w:anchor="_Toc243693252" w:history="1">
             <w:r>
               <w:rPr>
                 <w:rStyle w:val="Hyperlink"/>
@@ -1663,7 +1738,7 @@
               <w:rPr>
                 <w:noProof/>
               </w:rPr>
-              <w:instrText xml:space="preserve"> PAGEREF _Toc243679780 \h </w:instrText>
+              <w:instrText xml:space="preserve"> PAGEREF _Toc243693252 \h </w:instrText>
             </w:r>
             <w:r>
               <w:rPr>
@@ -1704,7 +1779,7 @@
               <w:szCs w:val="22"/>
             </w:rPr>
           </w:pPr>
-          <w:hyperlink w:anchor="_Toc243679781" w:history="1">
+          <w:hyperlink w:anchor="_Toc243693253" w:history="1">
             <w:r>
               <w:rPr>
                 <w:rStyle w:val="Hyperlink"/>
@@ -1728,7 +1803,7 @@
               <w:rPr>
                 <w:noProof/>
               </w:rPr>
-              <w:instrText xml:space="preserve"> PAGEREF _Toc243679781 \h </w:instrText>
+              <w:instrText xml:space="preserve"> PAGEREF _Toc243693253 \h </w:instrText>
             </w:r>
             <w:r>
               <w:rPr>
@@ -1769,7 +1844,7 @@
               <w:szCs w:val="22"/>
             </w:rPr>
           </w:pPr>
-          <w:hyperlink w:anchor="_Toc243679782" w:history="1">
+          <w:hyperlink w:anchor="_Toc243693254" w:history="1">
             <w:r>
               <w:rPr>
                 <w:rStyle w:val="Hyperlink"/>
@@ -1793,7 +1868,7 @@
               <w:rPr>
                 <w:noProof/>
               </w:rPr>
-              <w:instrText xml:space="preserve"> PAGEREF _Toc243679782 \h </w:instrText>
+              <w:instrText xml:space="preserve"> PAGEREF _Toc243693254 \h </w:instrText>
             </w:r>
             <w:r>
               <w:rPr>
@@ -1834,7 +1909,7 @@
               <w:szCs w:val="22"/>
             </w:rPr>
           </w:pPr>
-          <w:hyperlink w:anchor="_Toc243679783" w:history="1">
+          <w:hyperlink w:anchor="_Toc243693255" w:history="1">
             <w:r>
               <w:rPr>
                 <w:rStyle w:val="Hyperlink"/>
@@ -1858,7 +1933,7 @@
               <w:rPr>
                 <w:noProof/>
               </w:rPr>
-              <w:instrText xml:space="preserve"> PAGEREF _Toc243679783 \h </w:instrText>
+              <w:instrText xml:space="preserve"> PAGEREF _Toc243693255 \h </w:instrText>
             </w:r>
             <w:r>
               <w:rPr>
@@ -1899,7 +1974,7 @@
               <w:szCs w:val="22"/>
             </w:rPr>
           </w:pPr>
-          <w:hyperlink w:anchor="_Toc243679784" w:history="1">
+          <w:hyperlink w:anchor="_Toc243693256" w:history="1">
             <w:r>
               <w:rPr>
                 <w:rStyle w:val="Hyperlink"/>
@@ -1923,7 +1998,7 @@
               <w:rPr>
                 <w:noProof/>
               </w:rPr>
-              <w:instrText xml:space="preserve"> PAGEREF _Toc243679784 \h </w:instrText>
+              <w:instrText xml:space="preserve"> PAGEREF _Toc243693256 \h </w:instrText>
             </w:r>
             <w:r>
               <w:rPr>
@@ -1964,7 +2039,7 @@
               <w:szCs w:val="22"/>
             </w:rPr>
           </w:pPr>
-          <w:hyperlink w:anchor="_Toc243679785" w:history="1">
+          <w:hyperlink w:anchor="_Toc243693257" w:history="1">
             <w:r>
               <w:rPr>
                 <w:rStyle w:val="Hyperlink"/>
@@ -1988,7 +2063,7 @@
               <w:rPr>
                 <w:noProof/>
               </w:rPr>
-              <w:instrText xml:space="preserve"> PAGEREF _Toc243679785 \h </w:instrText>
+              <w:instrText xml:space="preserve"> PAGEREF _Toc243693257 \h </w:instrText>
             </w:r>
             <w:r>
               <w:rPr>
@@ -2029,7 +2104,7 @@
               <w:szCs w:val="22"/>
             </w:rPr>
           </w:pPr>
-          <w:hyperlink w:anchor="_Toc243679786" w:history="1">
+          <w:hyperlink w:anchor="_Toc243693258" w:history="1">
             <w:r>
               <w:rPr>
                 <w:rStyle w:val="Hyperlink"/>
@@ -2053,7 +2128,7 @@
               <w:rPr>
                 <w:noProof/>
               </w:rPr>
-              <w:instrText xml:space="preserve"> PAGEREF _Toc243679786 \h </w:instrText>
+              <w:instrText xml:space="preserve"> PAGEREF _Toc243693258 \h </w:instrText>
             </w:r>
             <w:r>
               <w:rPr>
@@ -2070,7 +2145,7 @@
               <w:rPr>
                 <w:noProof/>
               </w:rPr>
-              <w:t>8</w:t>
+              <w:t>9</w:t>
             </w:r>
             <w:r>
               <w:rPr>
@@ -2094,7 +2169,7 @@
               <w:szCs w:val="22"/>
             </w:rPr>
           </w:pPr>
-          <w:hyperlink w:anchor="_Toc243679787" w:history="1">
+          <w:hyperlink w:anchor="_Toc243693259" w:history="1">
             <w:r>
               <w:rPr>
                 <w:rStyle w:val="Hyperlink"/>
@@ -2118,7 +2193,7 @@
               <w:rPr>
                 <w:noProof/>
               </w:rPr>
-              <w:instrText xml:space="preserve"> PAGEREF _Toc243679787 \h </w:instrText>
+              <w:instrText xml:space="preserve"> PAGEREF _Toc243693259 \h </w:instrText>
             </w:r>
             <w:r>
               <w:rPr>
@@ -2159,7 +2234,7 @@
               <w:szCs w:val="22"/>
             </w:rPr>
           </w:pPr>
-          <w:hyperlink w:anchor="_Toc243679788" w:history="1">
+          <w:hyperlink w:anchor="_Toc243693260" w:history="1">
             <w:r>
               <w:rPr>
                 <w:rStyle w:val="Hyperlink"/>
@@ -2183,7 +2258,7 @@
               <w:rPr>
                 <w:noProof/>
               </w:rPr>
-              <w:instrText xml:space="preserve"> PAGEREF _Toc243679788 \h </w:instrText>
+              <w:instrText xml:space="preserve"> PAGEREF _Toc243693260 \h </w:instrText>
             </w:r>
             <w:r>
               <w:rPr>
@@ -2224,7 +2299,7 @@
               <w:szCs w:val="22"/>
             </w:rPr>
           </w:pPr>
-          <w:hyperlink w:anchor="_Toc243679789" w:history="1">
+          <w:hyperlink w:anchor="_Toc243693261" w:history="1">
             <w:r>
               <w:rPr>
                 <w:rStyle w:val="Hyperlink"/>
@@ -2248,7 +2323,7 @@
               <w:rPr>
                 <w:noProof/>
               </w:rPr>
-              <w:instrText xml:space="preserve"> PAGEREF _Toc243679789 \h </w:instrText>
+              <w:instrText xml:space="preserve"> PAGEREF _Toc243693261 \h </w:instrText>
             </w:r>
             <w:r>
               <w:rPr>
@@ -2289,7 +2364,7 @@
               <w:szCs w:val="22"/>
             </w:rPr>
           </w:pPr>
-          <w:hyperlink w:anchor="_Toc243679790" w:history="1">
+          <w:hyperlink w:anchor="_Toc243693262" w:history="1">
             <w:r>
               <w:rPr>
                 <w:rStyle w:val="Hyperlink"/>
@@ -2313,7 +2388,7 @@
               <w:rPr>
                 <w:noProof/>
               </w:rPr>
-              <w:instrText xml:space="preserve"> PAGEREF _Toc243679790 \h </w:instrText>
+              <w:instrText xml:space="preserve"> PAGEREF _Toc243693262 \h </w:instrText>
             </w:r>
             <w:r>
               <w:rPr>
@@ -2330,7 +2405,7 @@
               <w:rPr>
                 <w:noProof/>
               </w:rPr>
-              <w:t>10</w:t>
+              <w:t>11</w:t>
             </w:r>
             <w:r>
               <w:rPr>
@@ -2354,7 +2429,7 @@
               <w:szCs w:val="22"/>
             </w:rPr>
           </w:pPr>
-          <w:hyperlink w:anchor="_Toc243679791" w:history="1">
+          <w:hyperlink w:anchor="_Toc243693263" w:history="1">
             <w:r>
               <w:rPr>
                 <w:rStyle w:val="Hyperlink"/>
@@ -2378,7 +2453,7 @@
               <w:rPr>
                 <w:noProof/>
               </w:rPr>
-              <w:instrText xml:space="preserve"> PAGEREF _Toc243679791 \h </w:instrText>
+              <w:instrText xml:space="preserve"> PAGEREF _Toc243693263 \h </w:instrText>
             </w:r>
             <w:r>
               <w:rPr>
@@ -2419,7 +2494,7 @@
               <w:szCs w:val="22"/>
             </w:rPr>
           </w:pPr>
-          <w:hyperlink w:anchor="_Toc243679792" w:history="1">
+          <w:hyperlink w:anchor="_Toc243693264" w:history="1">
             <w:r>
               <w:rPr>
                 <w:rStyle w:val="Hyperlink"/>
@@ -2443,7 +2518,7 @@
               <w:rPr>
                 <w:noProof/>
               </w:rPr>
-              <w:instrText xml:space="preserve"> PAGEREF _Toc243679792 \h </w:instrText>
+              <w:instrText xml:space="preserve"> PAGEREF _Toc243693264 \h </w:instrText>
             </w:r>
             <w:r>
               <w:rPr>
@@ -2484,7 +2559,7 @@
               <w:szCs w:val="22"/>
             </w:rPr>
           </w:pPr>
-          <w:hyperlink w:anchor="_Toc243679793" w:history="1">
+          <w:hyperlink w:anchor="_Toc243693265" w:history="1">
             <w:r>
               <w:rPr>
                 <w:rStyle w:val="Hyperlink"/>
@@ -2508,7 +2583,7 @@
               <w:rPr>
                 <w:noProof/>
               </w:rPr>
-              <w:instrText xml:space="preserve"> PAGEREF _Toc243679793 \h </w:instrText>
+              <w:instrText xml:space="preserve"> PAGEREF _Toc243693265 \h </w:instrText>
             </w:r>
             <w:r>
               <w:rPr>
@@ -2549,7 +2624,7 @@
               <w:szCs w:val="22"/>
             </w:rPr>
           </w:pPr>
-          <w:hyperlink w:anchor="_Toc243679794" w:history="1">
+          <w:hyperlink w:anchor="_Toc243693266" w:history="1">
             <w:r>
               <w:rPr>
                 <w:rStyle w:val="Hyperlink"/>
@@ -2573,7 +2648,7 @@
               <w:rPr>
                 <w:noProof/>
               </w:rPr>
-              <w:instrText xml:space="preserve"> PAGEREF _Toc243679794 \h </w:instrText>
+              <w:instrText xml:space="preserve"> PAGEREF _Toc243693266 \h </w:instrText>
             </w:r>
             <w:r>
               <w:rPr>
@@ -2590,7 +2665,7 @@
               <w:rPr>
                 <w:noProof/>
               </w:rPr>
-              <w:t>11</w:t>
+              <w:t>12</w:t>
             </w:r>
             <w:r>
               <w:rPr>
@@ -2614,7 +2689,7 @@
               <w:szCs w:val="22"/>
             </w:rPr>
           </w:pPr>
-          <w:hyperlink w:anchor="_Toc243679795" w:history="1">
+          <w:hyperlink w:anchor="_Toc243693267" w:history="1">
             <w:r>
               <w:rPr>
                 <w:rStyle w:val="Hyperlink"/>
@@ -2638,7 +2713,7 @@
               <w:rPr>
                 <w:noProof/>
               </w:rPr>
-              <w:instrText xml:space="preserve"> PAGEREF _Toc243679795 \h </w:instrText>
+              <w:instrText xml:space="preserve"> PAGEREF _Toc243693267 \h </w:instrText>
             </w:r>
             <w:r>
               <w:rPr>
@@ -2679,7 +2754,7 @@
               <w:szCs w:val="22"/>
             </w:rPr>
           </w:pPr>
-          <w:hyperlink w:anchor="_Toc243679796" w:history="1">
+          <w:hyperlink w:anchor="_Toc243693268" w:history="1">
             <w:r>
               <w:rPr>
                 <w:rStyle w:val="Hyperlink"/>
@@ -2703,7 +2778,7 @@
               <w:rPr>
                 <w:noProof/>
               </w:rPr>
-              <w:instrText xml:space="preserve"> PAGEREF _Toc243679796 \h </w:instrText>
+              <w:instrText xml:space="preserve"> PAGEREF _Toc243693268 \h </w:instrText>
             </w:r>
             <w:r>
               <w:rPr>
@@ -2744,7 +2819,7 @@
               <w:szCs w:val="22"/>
             </w:rPr>
           </w:pPr>
-          <w:hyperlink w:anchor="_Toc243679797" w:history="1">
+          <w:hyperlink w:anchor="_Toc243693269" w:history="1">
             <w:r>
               <w:rPr>
                 <w:rStyle w:val="Hyperlink"/>
@@ -2768,7 +2843,7 @@
               <w:rPr>
                 <w:noProof/>
               </w:rPr>
-              <w:instrText xml:space="preserve"> PAGEREF _Toc243679797 \h </w:instrText>
+              <w:instrText xml:space="preserve"> PAGEREF _Toc243693269 \h </w:instrText>
             </w:r>
             <w:r>
               <w:rPr>
@@ -2809,7 +2884,7 @@
               <w:szCs w:val="22"/>
             </w:rPr>
           </w:pPr>
-          <w:hyperlink w:anchor="_Toc243679798" w:history="1">
+          <w:hyperlink w:anchor="_Toc243693270" w:history="1">
             <w:r>
               <w:rPr>
                 <w:rStyle w:val="Hyperlink"/>
@@ -2833,7 +2908,7 @@
               <w:rPr>
                 <w:noProof/>
               </w:rPr>
-              <w:instrText xml:space="preserve"> PAGEREF _Toc243679798 \h </w:instrText>
+              <w:instrText xml:space="preserve"> PAGEREF _Toc243693270 \h </w:instrText>
             </w:r>
             <w:r>
               <w:rPr>
@@ -2874,7 +2949,7 @@
               <w:szCs w:val="22"/>
             </w:rPr>
           </w:pPr>
-          <w:hyperlink w:anchor="_Toc243679799" w:history="1">
+          <w:hyperlink w:anchor="_Toc243693271" w:history="1">
             <w:r>
               <w:rPr>
                 <w:rStyle w:val="Hyperlink"/>
@@ -2898,7 +2973,7 @@
               <w:rPr>
                 <w:noProof/>
               </w:rPr>
-              <w:instrText xml:space="preserve"> PAGEREF _Toc243679799 \h </w:instrText>
+              <w:instrText xml:space="preserve"> PAGEREF _Toc243693271 \h </w:instrText>
             </w:r>
             <w:r>
               <w:rPr>
@@ -2939,7 +3014,7 @@
               <w:szCs w:val="22"/>
             </w:rPr>
           </w:pPr>
-          <w:hyperlink w:anchor="_Toc243679800" w:history="1">
+          <w:hyperlink w:anchor="_Toc243693272" w:history="1">
             <w:r>
               <w:rPr>
                 <w:rStyle w:val="Hyperlink"/>
@@ -2963,7 +3038,7 @@
               <w:rPr>
                 <w:noProof/>
               </w:rPr>
-              <w:instrText xml:space="preserve"> PAGEREF _Toc243679800 \h </w:instrText>
+              <w:instrText xml:space="preserve"> PAGEREF _Toc243693272 \h </w:instrText>
             </w:r>
             <w:r>
               <w:rPr>
@@ -2980,7 +3055,7 @@
               <w:rPr>
                 <w:noProof/>
               </w:rPr>
-              <w:t>13</w:t>
+              <w:t>14</w:t>
             </w:r>
             <w:r>
               <w:rPr>
@@ -3004,7 +3079,7 @@
               <w:szCs w:val="22"/>
             </w:rPr>
           </w:pPr>
-          <w:hyperlink w:anchor="_Toc243679801" w:history="1">
+          <w:hyperlink w:anchor="_Toc243693273" w:history="1">
             <w:r>
               <w:rPr>
                 <w:rStyle w:val="Hyperlink"/>
@@ -3028,7 +3103,7 @@
               <w:rPr>
                 <w:noProof/>
               </w:rPr>
-              <w:instrText xml:space="preserve"> PAGEREF _Toc243679801 \h </w:instrText>
+              <w:instrText xml:space="preserve"> PAGEREF _Toc243693273 \h </w:instrText>
             </w:r>
             <w:r>
               <w:rPr>
@@ -3069,7 +3144,7 @@
               <w:szCs w:val="22"/>
             </w:rPr>
           </w:pPr>
-          <w:hyperlink w:anchor="_Toc243679802" w:history="1">
+          <w:hyperlink w:anchor="_Toc243693274" w:history="1">
             <w:r>
               <w:rPr>
                 <w:rStyle w:val="Hyperlink"/>
@@ -3093,7 +3168,7 @@
               <w:rPr>
                 <w:noProof/>
               </w:rPr>
-              <w:instrText xml:space="preserve"> PAGEREF _Toc243679802 \h </w:instrText>
+              <w:instrText xml:space="preserve"> PAGEREF _Toc243693274 \h </w:instrText>
             </w:r>
             <w:r>
               <w:rPr>
@@ -3134,7 +3209,7 @@
               <w:szCs w:val="22"/>
             </w:rPr>
           </w:pPr>
-          <w:hyperlink w:anchor="_Toc243679803" w:history="1">
+          <w:hyperlink w:anchor="_Toc243693275" w:history="1">
             <w:r>
               <w:rPr>
                 <w:rStyle w:val="Hyperlink"/>
@@ -3158,7 +3233,7 @@
               <w:rPr>
                 <w:noProof/>
               </w:rPr>
-              <w:instrText xml:space="preserve"> PAGEREF _Toc243679803 \h </w:instrText>
+              <w:instrText xml:space="preserve"> PAGEREF _Toc243693275 \h </w:instrText>
             </w:r>
             <w:r>
               <w:rPr>
@@ -3175,7 +3250,7 @@
               <w:rPr>
                 <w:noProof/>
               </w:rPr>
-              <w:t>14</w:t>
+              <w:t>15</w:t>
             </w:r>
             <w:r>
               <w:rPr>
@@ -3199,7 +3274,7 @@
               <w:szCs w:val="22"/>
             </w:rPr>
           </w:pPr>
-          <w:hyperlink w:anchor="_Toc243679804" w:history="1">
+          <w:hyperlink w:anchor="_Toc243693276" w:history="1">
             <w:r>
               <w:rPr>
                 <w:rStyle w:val="Hyperlink"/>
@@ -3223,7 +3298,7 @@
               <w:rPr>
                 <w:noProof/>
               </w:rPr>
-              <w:instrText xml:space="preserve"> PAGEREF _Toc243679804 \h </w:instrText>
+              <w:instrText xml:space="preserve"> PAGEREF _Toc243693276 \h </w:instrText>
             </w:r>
             <w:r>
               <w:rPr>
@@ -3264,7 +3339,7 @@
               <w:szCs w:val="22"/>
             </w:rPr>
           </w:pPr>
-          <w:hyperlink w:anchor="_Toc243679805" w:history="1">
+          <w:hyperlink w:anchor="_Toc243693277" w:history="1">
             <w:r>
               <w:rPr>
                 <w:rStyle w:val="Hyperlink"/>
@@ -3288,7 +3363,7 @@
               <w:rPr>
                 <w:noProof/>
               </w:rPr>
-              <w:instrText xml:space="preserve"> PAGEREF _Toc243679805 \h </w:instrText>
+              <w:instrText xml:space="preserve"> PAGEREF _Toc243693277 \h </w:instrText>
             </w:r>
             <w:r>
               <w:rPr>
@@ -3329,7 +3404,7 @@
               <w:szCs w:val="22"/>
             </w:rPr>
           </w:pPr>
-          <w:hyperlink w:anchor="_Toc243679806" w:history="1">
+          <w:hyperlink w:anchor="_Toc243693278" w:history="1">
             <w:r>
               <w:rPr>
                 <w:rStyle w:val="Hyperlink"/>
@@ -3353,7 +3428,7 @@
               <w:rPr>
                 <w:noProof/>
               </w:rPr>
-              <w:instrText xml:space="preserve"> PAGEREF _Toc243679806 \h </w:instrText>
+              <w:instrText xml:space="preserve"> PAGEREF _Toc243693278 \h </w:instrText>
             </w:r>
             <w:r>
               <w:rPr>
@@ -3370,7 +3445,7 @@
               <w:rPr>
                 <w:noProof/>
               </w:rPr>
-              <w:t>15</w:t>
+              <w:t>16</w:t>
             </w:r>
             <w:r>
               <w:rPr>
@@ -3394,7 +3469,7 @@
               <w:szCs w:val="22"/>
             </w:rPr>
           </w:pPr>
-          <w:hyperlink w:anchor="_Toc243679807" w:history="1">
+          <w:hyperlink w:anchor="_Toc243693279" w:history="1">
             <w:r>
               <w:rPr>
                 <w:rStyle w:val="Hyperlink"/>
@@ -3418,7 +3493,7 @@
               <w:rPr>
                 <w:noProof/>
               </w:rPr>
-              <w:instrText xml:space="preserve"> PAGEREF _Toc243679807 \h </w:instrText>
+              <w:instrText xml:space="preserve"> PAGEREF _Toc243693279 \h </w:instrText>
             </w:r>
             <w:r>
               <w:rPr>
@@ -3435,7 +3510,7 @@
               <w:rPr>
                 <w:noProof/>
               </w:rPr>
-              <w:t>16</w:t>
+              <w:t>17</w:t>
             </w:r>
             <w:r>
               <w:rPr>
@@ -3459,7 +3534,7 @@
               <w:szCs w:val="22"/>
             </w:rPr>
           </w:pPr>
-          <w:hyperlink w:anchor="_Toc243679808" w:history="1">
+          <w:hyperlink w:anchor="_Toc243693280" w:history="1">
             <w:r>
               <w:rPr>
                 <w:rStyle w:val="Hyperlink"/>
@@ -3483,7 +3558,7 @@
               <w:rPr>
                 <w:noProof/>
               </w:rPr>
-              <w:instrText xml:space="preserve"> PAGEREF _Toc243679808 \h </w:instrText>
+              <w:instrText xml:space="preserve"> PAGEREF _Toc243693280 \h </w:instrText>
             </w:r>
             <w:r>
               <w:rPr>
@@ -3500,7 +3575,7 @@
               <w:rPr>
                 <w:noProof/>
               </w:rPr>
-              <w:t>17</w:t>
+              <w:t>18</w:t>
             </w:r>
             <w:r>
               <w:rPr>
@@ -3526,7 +3601,7 @@
       <w:pPr>
         <w:pStyle w:val="Heading1"/>
       </w:pPr>
-      <w:bookmarkStart w:id="1" w:name="_Toc243679777"/>
+      <w:bookmarkStart w:id="1" w:name="_Toc243693249"/>
       <w:r>
         <w:lastRenderedPageBreak/>
         <w:t>1  Introduction</w:t>
@@ -3538,13 +3613,10 @@
         <w:spacing w:after="120" w:line="276" w:lineRule="auto"/>
       </w:pPr>
       <w:r>
-        <w:t>The admin server is a thin Python layer u</w:t>
+        <w:t>The admin server is a thin Python layer used only by the desktop administration app. Today it runs on the same computer as the backend and is not exposed to the internet; since 5 October 2026 it is ready to be reached from other computers (the desktop app'</w:t>
       </w:r>
       <w:r>
-        <w:t>sed only by the desktop administration app. Today it runs on the same computer as the backend and is not exposed to the internet; since 5 October 2026 it is ready to be reached from other computers (the desktop app's server address is a setting), because e</w:t>
-      </w:r>
-      <w:r>
-        <w:t>very call it makes needs a sign-in from an approved computer. Each route forwards to one backend endpoint and passes on the desktop user's sign-in token.</w:t>
+        <w:t>s server address is a setting), because every call it makes needs a sign-in from an approved computer. Each route forwards to one backend endpoint and passes on the desktop user's sign-in token.</w:t>
       </w:r>
     </w:p>
     <w:tbl>
@@ -3563,7 +3635,7 @@
           <w:left w:w="10" w:type="dxa"/>
           <w:right w:w="10" w:type="dxa"/>
         </w:tblCellMar>
-        <w:tblLook w:val="0000" w:firstRow="0" w:lastRow="0" w:firstColumn="0" w:lastColumn="0" w:noHBand="0" w:noVBand="0"/>
+        <w:tblLook w:val="04A0" w:firstRow="1" w:lastRow="0" w:firstColumn="1" w:lastColumn="0" w:noHBand="0" w:noVBand="1"/>
       </w:tblPr>
       <w:tblGrid>
         <w:gridCol w:w="2551"/>
@@ -3929,14 +4001,7 @@
                 <w:sz w:val="19"/>
                 <w:szCs w:val="19"/>
               </w:rPr>
-              <w:t>The backend at http://localhost:8080 (settin</w:t>
-            </w:r>
-            <w:r>
-              <w:rPr>
-                <w:sz w:val="19"/>
-                <w:szCs w:val="19"/>
-              </w:rPr>
-              <w:t>gs.backend_base_url) with a 15-second time-out</w:t>
+              <w:t>The backend at http://localhost:8080 (settings.backend_base_url) with a 15-second time-out</w:t>
             </w:r>
           </w:p>
         </w:tc>
@@ -4019,7 +4084,7 @@
       <w:pPr>
         <w:pStyle w:val="Heading1"/>
       </w:pPr>
-      <w:bookmarkStart w:id="2" w:name="_Toc243679778"/>
+      <w:bookmarkStart w:id="2" w:name="_Toc243693250"/>
       <w:r>
         <w:lastRenderedPageBreak/>
         <w:t>2  How requests are identified</w:t>
@@ -4097,10 +4162,10 @@
         <w:t>X-Client: desktop</w:t>
       </w:r>
       <w:r>
-        <w:t xml:space="preserve"> and adds the incoming sign-in token itself (remembered per request b</w:t>
+        <w:t xml:space="preserve"> and adds the in</w:t>
       </w:r>
       <w:r>
-        <w:t xml:space="preserve">y the middleware in </w:t>
+        <w:t xml:space="preserve">coming sign-in token itself (remembered per request by the middleware in </w:t>
       </w:r>
       <w:r>
         <w:rPr>
@@ -4124,10 +4189,10 @@
         <w:t>app/core/request_context.py</w:t>
       </w:r>
       <w:r>
-        <w:t>), the same way the mobile server does. The backend's DesktopClientFilter then requires a token issued to an approved computer of an Admin or SuperAdmin and takes the acting user from it; an actin</w:t>
+        <w:t>), the same way the mobile server does. The backend's DesktopClientFilter then requires a token issued to an approved computer of an Admin or S</w:t>
       </w:r>
       <w:r>
-        <w:t>g user id a route forwards is replaced.</w:t>
+        <w:t>uperAdmin and takes the acting user from it; an acting user id a route forwards is replaced.</w:t>
       </w:r>
     </w:p>
     <w:p>
@@ -4140,7 +4205,10 @@
         <w:spacing w:after="60" w:line="264" w:lineRule="auto"/>
       </w:pPr>
       <w:r>
-        <w:t>Admin-only backend endpoints (users, the database browser, payouts, loans, drop and refund) check the role on the backend; approving and blocking phones and computers is SuperAdmin only.</w:t>
+        <w:t>Admin-only backend endpoints (users, the database browser, payouts, loans, drop and refund) check the role on the backend; approving and blocking phones and comput</w:t>
+      </w:r>
+      <w:r>
+        <w:t>ers is SuperAdmin only.</w:t>
       </w:r>
     </w:p>
     <w:p>
@@ -4162,16 +4230,7 @@
           <w:sz w:val="19"/>
           <w:szCs w:val="19"/>
         </w:rPr>
-        <w:t>ap</w:t>
-      </w:r>
-      <w:r>
-        <w:rPr>
-          <w:rFonts w:ascii="Consolas" w:eastAsia="Consolas" w:hAnsi="Consolas" w:cs="Consolas"/>
-          <w:color w:val="3B3F3D"/>
-          <w:sz w:val="19"/>
-          <w:szCs w:val="19"/>
-        </w:rPr>
-        <w:t>p/routers/devices.py</w:t>
+        <w:t>app/routers/devices.py</w:t>
       </w:r>
       <w:r>
         <w:t>) and the computer routes (</w:t>
@@ -4208,13 +4267,19 @@
           <w:sz w:val="19"/>
           <w:szCs w:val="19"/>
         </w:rPr>
-        <w:t>app/routers/faqs.py</w:t>
+        <w:t>app/routers/faq</w:t>
       </w:r>
       <w:r>
-        <w:t>, added 7 October 2026) serve the desktop FAQs se</w:t>
+        <w:rPr>
+          <w:rFonts w:ascii="Consolas" w:eastAsia="Consolas" w:hAnsi="Consolas" w:cs="Consolas"/>
+          <w:color w:val="3B3F3D"/>
+          <w:sz w:val="19"/>
+          <w:szCs w:val="19"/>
+        </w:rPr>
+        <w:t>s.py</w:t>
       </w:r>
       <w:r>
-        <w:t>ction; the backend checks for an admin from the token.</w:t>
+        <w:t>, added 7 October 2026) serve the desktop FAQs section; the backend checks for an admin from the token.</w:t>
       </w:r>
     </w:p>
     <w:p>
@@ -4251,13 +4316,13 @@
         <w:t>POST /showcase/upload</w:t>
       </w:r>
       <w:r>
-        <w:t xml:space="preserve"> saves a picture the desktop app has already shrunk and sent as base64 JP</w:t>
+        <w:t xml:space="preserve"> saves a picture the</w:t>
       </w:r>
       <w:r>
-        <w:t xml:space="preserve">EG: it first asks the backend who is signed in and accepts only a Marketer, Admin or SuperAdmin, then checks the data is a real JPEG (start and end markers) of at most 5 MB, and writes it to media/showcase under a cleaned-up name; the other routes forward </w:t>
+        <w:t xml:space="preserve"> desktop app has already shrunk and sent as base64 JPEG: it first asks the backend who is signed in and accepts only a Marketer, Admin or SuperAdmin, then checks the data is a real JPEG (start and end markers) of at most 5 MB, and writes it to media/showca</w:t>
       </w:r>
       <w:r>
-        <w:t>to the backend, which checks the role again.</w:t>
+        <w:t>se under a cleaned-up name; the other routes forward to the backend, which checks the role again.</w:t>
       </w:r>
     </w:p>
     <w:p>
@@ -4303,19 +4368,25 @@
           <w:sz w:val="19"/>
           <w:szCs w:val="19"/>
         </w:rPr>
-        <w:t>POST /uploads/campaigns?name=&amp;kind=image|video&amp;extension=</w:t>
+        <w:t>POST /u</w:t>
       </w:r>
       <w:r>
-        <w:t>) c</w:t>
+        <w:rPr>
+          <w:rFonts w:ascii="Consolas" w:eastAsia="Consolas" w:hAnsi="Consolas" w:cs="Consolas"/>
+          <w:color w:val="3B3F3D"/>
+          <w:sz w:val="19"/>
+          <w:szCs w:val="19"/>
+        </w:rPr>
+        <w:t>ploads/campaigns?name=&amp;kind=image|video&amp;extension=</w:t>
       </w:r>
       <w:r>
-        <w:t>hosen on the desktop computer, sent as the file itself (not base64). Each first asks the backend who is signed in and accepts only an Admin or the SuperAdmin; then it reads the file in pieces and stops past the limit (photos 5 MB - the app has already shru</w:t>
+        <w:t>) chosen on the desktop computer, sent as the file itself (not base64). Each first asks the backend who is signed in and accepts only an Admin or the SuperAdmin; then it reads the file in pieces and stops p</w:t>
       </w:r>
       <w:r>
-        <w:t>nk them - videos 60 MB, error 413), checks it really is a JPEG or a video of the kind its name says (mp4, mov, m4v and 3gp start with an ISO media header, webm with its own), and writes it to media/products or media/campaigns under a cleaned-up name with a</w:t>
+        <w:t>ast the limit (photos 5 MB - the app has already shrunk them - videos 60 MB, error 413), checks it really is a JPEG or a video of the kind its name says (mp4, mov, m4v and 3gp start with an ISO media header, webm with its own), and writes it to media/produ</w:t>
       </w:r>
       <w:r>
-        <w:t xml:space="preserve"> random suffix. It returns the key (and for campaigns the media type) that the form then saves.</w:t>
+        <w:t>cts or media/campaigns under a cleaned-up name with a random suffix. It returns the key (and for campaigns the media type) that the form then saves.</w:t>
       </w:r>
     </w:p>
     <w:p>
@@ -4376,7 +4447,7 @@
       <w:pPr>
         <w:pStyle w:val="Heading2"/>
       </w:pPr>
-      <w:bookmarkStart w:id="3" w:name="_Toc243679779"/>
+      <w:bookmarkStart w:id="3" w:name="_Toc243693251"/>
       <w:r>
         <w:t>2.1  Signing in</w:t>
       </w:r>
@@ -4464,7 +4535,10 @@
         <w:t>min_desktop_version</w:t>
       </w:r>
       <w:r>
-        <w:t xml:space="preserve"> (1.1), gets 426 "This copy of the desktop app is too old - please install the new one."</w:t>
+        <w:t xml:space="preserve"> (1.1), gets 426 "This copy of the desktop app is too</w:t>
+      </w:r>
+      <w:r>
+        <w:t xml:space="preserve"> old - please install the new one."</w:t>
       </w:r>
     </w:p>
     <w:p>
@@ -4493,25 +4567,16 @@
           <w:sz w:val="19"/>
           <w:szCs w:val="19"/>
         </w:rPr>
-        <w:t>app/core/si</w:t>
+        <w:t>app/core/sign_in_limit.py</w:t>
       </w:r>
       <w:r>
-        <w:rPr>
-          <w:rFonts w:ascii="Consolas" w:eastAsia="Consolas" w:hAnsi="Consolas" w:cs="Consolas"/>
-          <w:color w:val="3B3F3D"/>
-          <w:sz w:val="19"/>
-          <w:szCs w:val="19"/>
-        </w:rPr>
-        <w:t>gn_in_limit.py</w:t>
+        <w:t xml:space="preserve"> counts "Invalid username or password" answers per account and per address. After 5 within 15 minutes that pair gets 429 "Too many wrong passwords. Try again in N minutes." unti</w:t>
       </w:r>
       <w:r>
-        <w:t xml:space="preserve"> counts "Invalid username or password" answers per account and per address. After 5 within 15 minutes that pair gets 429 "Too many wrong passwords. Try again in N minutes." until the oldest of them is 15 minutes old; a correct sign-in clears </w:t>
+        <w:t>l the oldest of them is 15 minutes old; a correct sign-in clears the count. Behind Caddy on the same computer the visitor's address is read from X-Forwarded-For (through the ngrok tunnel every visitor arrives from the same address, so there the count is in</w:t>
       </w:r>
       <w:r>
-        <w:t>the count. Behind Caddy on the same computer the visitor's address is read from X-Forwarded-For (through the ngrok tunnel every visitor arrives from the same address, so there the count is in effect per account); the counts are held in memory and cleared w</w:t>
-      </w:r>
-      <w:r>
-        <w:t>hen the server restarts.</w:t>
+        <w:t xml:space="preserve"> effect per account); the counts are held in memory and cleared when the server restarts.</w:t>
       </w:r>
     </w:p>
     <w:p>
@@ -4523,7 +4588,7 @@
       <w:pPr>
         <w:pStyle w:val="Heading2"/>
       </w:pPr>
-      <w:bookmarkStart w:id="4" w:name="_Toc243679780"/>
+      <w:bookmarkStart w:id="4" w:name="_Toc243693252"/>
       <w:r>
         <w:lastRenderedPageBreak/>
         <w:t>2.2  Pictures</w:t>
@@ -4547,7 +4612,10 @@
         <w:t>http://127.0.0.1:8000/media/...</w:t>
       </w:r>
       <w:r>
-        <w:t xml:space="preserve">), which only works on the server computer. Like the mobile server, this server rewrites them to </w:t>
+        <w:t>), which only works on the server computer. Like t</w:t>
+      </w:r>
+      <w:r>
+        <w:t xml:space="preserve">he mobile server, this server rewrites them to </w:t>
       </w:r>
       <w:r>
         <w:rPr>
@@ -4559,10 +4627,7 @@
         <w:t>media/...</w:t>
       </w:r>
       <w:r>
-        <w:t xml:space="preserve"> and serv</w:t>
-      </w:r>
-      <w:r>
-        <w:t xml:space="preserve">es the shared </w:t>
+        <w:t xml:space="preserve"> and serves the shared </w:t>
       </w:r>
       <w:r>
         <w:rPr>
@@ -4607,10 +4672,7 @@
         <w:t xml:space="preserve">Security: </w:t>
       </w:r>
       <w:r>
-        <w:t xml:space="preserve">This server listens on all addresses (0.0.0.0) for WSL </w:t>
-      </w:r>
-      <w:r>
-        <w:t xml:space="preserve">forwarding. Since 5 October 2026 every call needs a sign-in from an approved computer, so since 5 October 2026 it is also reachable through the public tunnel at </w:t>
+        <w:t xml:space="preserve">This server listens on all addresses (0.0.0.0) for WSL forwarding. Since 5 October 2026 every call needs a sign-in from an approved computer, so since 5 October 2026 it is also reachable through the public tunnel at </w:t>
       </w:r>
       <w:r>
         <w:rPr>
@@ -4622,10 +4684,10 @@
         <w:t>/admin-api</w:t>
       </w:r>
       <w:r>
-        <w:t xml:space="preserve"> (Caddy removes the prefix). Its API description pages (/docs, /redoc, /openapi.json)</w:t>
+        <w:t xml:space="preserve"> (Caddy removes the </w:t>
       </w:r>
       <w:r>
-        <w:t xml:space="preserve"> answer 404 there. When the servers move to a provider it gets its own HTTPS address.</w:t>
+        <w:t>prefix). Its API description pages (/docs, /redoc, /openapi.json) answer 404 there. When the servers move to a provider it gets its own HTTPS address.</w:t>
       </w:r>
     </w:p>
     <w:p>
@@ -4682,10 +4744,10 @@
         <w:t>MEDIA_BASE_URL</w:t>
       </w:r>
       <w:r>
-        <w:t xml:space="preserve"> (the backend's media address to rewrite, default http://127.0.0.1:8000/m</w:t>
+        <w:t xml:space="preserve"> (the ba</w:t>
       </w:r>
       <w:r>
-        <w:t xml:space="preserve">edia/) and </w:t>
+        <w:t xml:space="preserve">ckend's media address to rewrite, default http://127.0.0.1:8000/media/) and </w:t>
       </w:r>
       <w:r>
         <w:rPr>
@@ -4745,7 +4807,7 @@
       <w:pPr>
         <w:pStyle w:val="Heading1"/>
       </w:pPr>
-      <w:bookmarkStart w:id="5" w:name="_Toc243679781"/>
+      <w:bookmarkStart w:id="5" w:name="_Toc243693253"/>
       <w:r>
         <w:lastRenderedPageBreak/>
         <w:t>3  Errors</w:t>
@@ -4766,16 +4828,22 @@
           <w:sz w:val="19"/>
           <w:szCs w:val="19"/>
         </w:rPr>
-        <w:t>app/core/backend_client.py</w:t>
+        <w:t>app/core/backend_cl</w:t>
       </w:r>
       <w:r>
-        <w:t xml:space="preserve"> never passes on technical details. A backend that can't b</w:t>
+        <w:rPr>
+          <w:rFonts w:ascii="Consolas" w:eastAsia="Consolas" w:hAnsi="Consolas" w:cs="Consolas"/>
+          <w:color w:val="3B3F3D"/>
+          <w:sz w:val="19"/>
+          <w:szCs w:val="19"/>
+        </w:rPr>
+        <w:t>ient.py</w:t>
       </w:r>
       <w:r>
-        <w:t xml:space="preserve">e reached becomes 503 "We can't reach our server right now ...", a slow one 504, and any backend 500 becomes "Something went wrong on our side ..." - the real error goes to this server's log. A reason the backend wrote for people (any 4xx, or a deliberate </w:t>
+        <w:t xml:space="preserve"> never passes on technical details. A backend that can't be reached becomes 503 "We can't reach our server right now ...", a slow one 504, and any backend 500 becomes "Something went wrong on our side ..." - the real error goes to this server's log.</w:t>
       </w:r>
       <w:r>
-        <w:t xml:space="preserve">503 such as "Text messages are not set up yet.") passes through; a 4xx without one gets a plain sentence for its status. </w:t>
+        <w:t xml:space="preserve"> A reason the backend wrote for people (any 4xx, or a deliberate 503 such as "Text messages are not set up yet.") passes through; a 4xx without one gets a plain sentence for its status. </w:t>
       </w:r>
       <w:r>
         <w:rPr>
@@ -4787,10 +4855,10 @@
         <w:t>app/main.py</w:t>
       </w:r>
       <w:r>
-        <w:t xml:space="preserve"> answers a request with fields that don't fit with one sentence (422) and anything unexpected with the calm 500, logging the</w:t>
+        <w:t xml:space="preserve"> answers a request with fields that don't fit with one sent</w:t>
       </w:r>
       <w:r>
-        <w:t xml:space="preserve"> trace.</w:t>
+        <w:t>ence (422) and anything unexpected with the calm 500, logging the trace.</w:t>
       </w:r>
     </w:p>
     <w:p>
@@ -4802,7 +4870,7 @@
       <w:pPr>
         <w:pStyle w:val="Heading1"/>
       </w:pPr>
-      <w:bookmarkStart w:id="6" w:name="_Toc243679782"/>
+      <w:bookmarkStart w:id="6" w:name="_Toc243693254"/>
       <w:r>
         <w:lastRenderedPageBreak/>
         <w:t>4  Routes</w:t>
@@ -4890,7 +4958,7 @@
       <w:pPr>
         <w:pStyle w:val="Heading2"/>
       </w:pPr>
-      <w:bookmarkStart w:id="7" w:name="_Toc243679783"/>
+      <w:bookmarkStart w:id="7" w:name="_Toc243693255"/>
       <w:r>
         <w:t>4.1  admin_data.py</w:t>
       </w:r>
@@ -4912,7 +4980,7 @@
           <w:left w:w="10" w:type="dxa"/>
           <w:right w:w="10" w:type="dxa"/>
         </w:tblCellMar>
-        <w:tblLook w:val="0000" w:firstRow="0" w:lastRow="0" w:firstColumn="0" w:lastColumn="0" w:noHBand="0" w:noVBand="0"/>
+        <w:tblLook w:val="04A0" w:firstRow="1" w:lastRow="0" w:firstColumn="1" w:lastColumn="0" w:noHBand="0" w:noVBand="1"/>
       </w:tblPr>
       <w:tblGrid>
         <w:gridCol w:w="876"/>
@@ -5321,7 +5389,7 @@
       <w:pPr>
         <w:pStyle w:val="Heading2"/>
       </w:pPr>
-      <w:bookmarkStart w:id="8" w:name="_Toc243679784"/>
+      <w:bookmarkStart w:id="8" w:name="_Toc243693256"/>
       <w:r>
         <w:t>4.2  auth.py</w:t>
       </w:r>
@@ -5343,7 +5411,7 @@
           <w:left w:w="10" w:type="dxa"/>
           <w:right w:w="10" w:type="dxa"/>
         </w:tblCellMar>
-        <w:tblLook w:val="0000" w:firstRow="0" w:lastRow="0" w:firstColumn="0" w:lastColumn="0" w:noHBand="0" w:noVBand="0"/>
+        <w:tblLook w:val="04A0" w:firstRow="1" w:lastRow="0" w:firstColumn="1" w:lastColumn="0" w:noHBand="0" w:noVBand="1"/>
       </w:tblPr>
       <w:tblGrid>
         <w:gridCol w:w="876"/>
@@ -6013,6 +6081,903 @@
           </w:p>
         </w:tc>
       </w:tr>
+      <w:tr>
+        <w:tblPrEx>
+          <w:tblCellMar>
+            <w:top w:w="0" w:type="dxa"/>
+            <w:bottom w:w="0" w:type="dxa"/>
+          </w:tblCellMar>
+        </w:tblPrEx>
+        <w:trPr>
+          <w:cantSplit/>
+        </w:trPr>
+        <w:tc>
+          <w:tcPr>
+            <w:tcW w:w="876" w:type="dxa"/>
+            <w:tcMar>
+              <w:top w:w="50" w:type="dxa"/>
+              <w:left w:w="90" w:type="dxa"/>
+              <w:bottom w:w="50" w:type="dxa"/>
+              <w:right w:w="90" w:type="dxa"/>
+            </w:tcMar>
+          </w:tcPr>
+          <w:p>
+            <w:pPr>
+              <w:spacing w:after="20" w:line="252" w:lineRule="auto"/>
+            </w:pPr>
+            <w:r>
+              <w:rPr>
+                <w:sz w:val="19"/>
+                <w:szCs w:val="19"/>
+              </w:rPr>
+              <w:t>PUT</w:t>
+            </w:r>
+          </w:p>
+        </w:tc>
+        <w:tc>
+          <w:tcPr>
+            <w:tcW w:w="2628" w:type="dxa"/>
+            <w:tcMar>
+              <w:top w:w="50" w:type="dxa"/>
+              <w:left w:w="90" w:type="dxa"/>
+              <w:bottom w:w="50" w:type="dxa"/>
+              <w:right w:w="90" w:type="dxa"/>
+            </w:tcMar>
+          </w:tcPr>
+          <w:p>
+            <w:pPr>
+              <w:spacing w:after="20" w:line="252" w:lineRule="auto"/>
+            </w:pPr>
+            <w:r>
+              <w:rPr>
+                <w:sz w:val="19"/>
+                <w:szCs w:val="19"/>
+              </w:rPr>
+              <w:t>/auth/me/profile</w:t>
+            </w:r>
+          </w:p>
+        </w:tc>
+        <w:tc>
+          <w:tcPr>
+            <w:tcW w:w="2080" w:type="dxa"/>
+            <w:tcMar>
+              <w:top w:w="50" w:type="dxa"/>
+              <w:left w:w="90" w:type="dxa"/>
+              <w:bottom w:w="50" w:type="dxa"/>
+              <w:right w:w="90" w:type="dxa"/>
+            </w:tcMar>
+          </w:tcPr>
+          <w:p>
+            <w:pPr>
+              <w:spacing w:after="20" w:line="252" w:lineRule="auto"/>
+            </w:pPr>
+            <w:r>
+              <w:rPr>
+                <w:sz w:val="19"/>
+                <w:szCs w:val="19"/>
+              </w:rPr>
+              <w:t>Update profile</w:t>
+            </w:r>
+          </w:p>
+        </w:tc>
+        <w:tc>
+          <w:tcPr>
+            <w:tcW w:w="2847" w:type="dxa"/>
+            <w:tcMar>
+              <w:top w:w="50" w:type="dxa"/>
+              <w:left w:w="90" w:type="dxa"/>
+              <w:bottom w:w="50" w:type="dxa"/>
+              <w:right w:w="90" w:type="dxa"/>
+            </w:tcMar>
+          </w:tcPr>
+          <w:p>
+            <w:pPr>
+              <w:spacing w:after="20" w:line="252" w:lineRule="auto"/>
+            </w:pPr>
+            <w:r>
+              <w:rPr>
+                <w:sz w:val="19"/>
+                <w:szCs w:val="19"/>
+              </w:rPr>
+              <w:t>PUT /api/auth/me/profile</w:t>
+            </w:r>
+          </w:p>
+        </w:tc>
+        <w:tc>
+          <w:tcPr>
+            <w:tcW w:w="1207" w:type="dxa"/>
+            <w:tcMar>
+              <w:top w:w="50" w:type="dxa"/>
+              <w:left w:w="90" w:type="dxa"/>
+              <w:bottom w:w="50" w:type="dxa"/>
+              <w:right w:w="90" w:type="dxa"/>
+            </w:tcMar>
+          </w:tcPr>
+          <w:p>
+            <w:pPr>
+              <w:spacing w:after="20" w:line="252" w:lineRule="auto"/>
+            </w:pPr>
+            <w:r>
+              <w:rPr>
+                <w:sz w:val="19"/>
+                <w:szCs w:val="19"/>
+              </w:rPr>
+              <w:t>token</w:t>
+            </w:r>
+          </w:p>
+        </w:tc>
+      </w:tr>
+      <w:tr>
+        <w:tblPrEx>
+          <w:tblCellMar>
+            <w:top w:w="0" w:type="dxa"/>
+            <w:bottom w:w="0" w:type="dxa"/>
+          </w:tblCellMar>
+        </w:tblPrEx>
+        <w:trPr>
+          <w:cantSplit/>
+        </w:trPr>
+        <w:tc>
+          <w:tcPr>
+            <w:tcW w:w="876" w:type="dxa"/>
+            <w:shd w:val="clear" w:color="auto" w:fill="F4F5F3"/>
+            <w:tcMar>
+              <w:top w:w="50" w:type="dxa"/>
+              <w:left w:w="90" w:type="dxa"/>
+              <w:bottom w:w="50" w:type="dxa"/>
+              <w:right w:w="90" w:type="dxa"/>
+            </w:tcMar>
+          </w:tcPr>
+          <w:p>
+            <w:pPr>
+              <w:spacing w:after="20" w:line="252" w:lineRule="auto"/>
+            </w:pPr>
+            <w:r>
+              <w:rPr>
+                <w:sz w:val="19"/>
+                <w:szCs w:val="19"/>
+              </w:rPr>
+              <w:t>POST</w:t>
+            </w:r>
+          </w:p>
+        </w:tc>
+        <w:tc>
+          <w:tcPr>
+            <w:tcW w:w="2628" w:type="dxa"/>
+            <w:shd w:val="clear" w:color="auto" w:fill="F4F5F3"/>
+            <w:tcMar>
+              <w:top w:w="50" w:type="dxa"/>
+              <w:left w:w="90" w:type="dxa"/>
+              <w:bottom w:w="50" w:type="dxa"/>
+              <w:right w:w="90" w:type="dxa"/>
+            </w:tcMar>
+          </w:tcPr>
+          <w:p>
+            <w:pPr>
+              <w:spacing w:after="20" w:line="252" w:lineRule="auto"/>
+            </w:pPr>
+            <w:r>
+              <w:rPr>
+                <w:sz w:val="19"/>
+                <w:szCs w:val="19"/>
+              </w:rPr>
+              <w:t>/auth/me/password</w:t>
+            </w:r>
+          </w:p>
+        </w:tc>
+        <w:tc>
+          <w:tcPr>
+            <w:tcW w:w="2080" w:type="dxa"/>
+            <w:shd w:val="clear" w:color="auto" w:fill="F4F5F3"/>
+            <w:tcMar>
+              <w:top w:w="50" w:type="dxa"/>
+              <w:left w:w="90" w:type="dxa"/>
+              <w:bottom w:w="50" w:type="dxa"/>
+              <w:right w:w="90" w:type="dxa"/>
+            </w:tcMar>
+          </w:tcPr>
+          <w:p>
+            <w:pPr>
+              <w:spacing w:after="20" w:line="252" w:lineRule="auto"/>
+            </w:pPr>
+            <w:r>
+              <w:rPr>
+                <w:sz w:val="19"/>
+                <w:szCs w:val="19"/>
+              </w:rPr>
+              <w:t>Change password</w:t>
+            </w:r>
+          </w:p>
+        </w:tc>
+        <w:tc>
+          <w:tcPr>
+            <w:tcW w:w="2847" w:type="dxa"/>
+            <w:shd w:val="clear" w:color="auto" w:fill="F4F5F3"/>
+            <w:tcMar>
+              <w:top w:w="50" w:type="dxa"/>
+              <w:left w:w="90" w:type="dxa"/>
+              <w:bottom w:w="50" w:type="dxa"/>
+              <w:right w:w="90" w:type="dxa"/>
+            </w:tcMar>
+          </w:tcPr>
+          <w:p>
+            <w:pPr>
+              <w:spacing w:after="20" w:line="252" w:lineRule="auto"/>
+            </w:pPr>
+            <w:r>
+              <w:rPr>
+                <w:sz w:val="19"/>
+                <w:szCs w:val="19"/>
+              </w:rPr>
+              <w:t>POST /api/auth/me/password</w:t>
+            </w:r>
+          </w:p>
+        </w:tc>
+        <w:tc>
+          <w:tcPr>
+            <w:tcW w:w="1207" w:type="dxa"/>
+            <w:shd w:val="clear" w:color="auto" w:fill="F4F5F3"/>
+            <w:tcMar>
+              <w:top w:w="50" w:type="dxa"/>
+              <w:left w:w="90" w:type="dxa"/>
+              <w:bottom w:w="50" w:type="dxa"/>
+              <w:right w:w="90" w:type="dxa"/>
+            </w:tcMar>
+          </w:tcPr>
+          <w:p>
+            <w:pPr>
+              <w:spacing w:after="20" w:line="252" w:lineRule="auto"/>
+            </w:pPr>
+            <w:r>
+              <w:rPr>
+                <w:sz w:val="19"/>
+                <w:szCs w:val="19"/>
+              </w:rPr>
+              <w:t>token</w:t>
+            </w:r>
+          </w:p>
+        </w:tc>
+      </w:tr>
+      <w:tr>
+        <w:tblPrEx>
+          <w:tblCellMar>
+            <w:top w:w="0" w:type="dxa"/>
+            <w:bottom w:w="0" w:type="dxa"/>
+          </w:tblCellMar>
+        </w:tblPrEx>
+        <w:trPr>
+          <w:cantSplit/>
+        </w:trPr>
+        <w:tc>
+          <w:tcPr>
+            <w:tcW w:w="876" w:type="dxa"/>
+            <w:tcMar>
+              <w:top w:w="50" w:type="dxa"/>
+              <w:left w:w="90" w:type="dxa"/>
+              <w:bottom w:w="50" w:type="dxa"/>
+              <w:right w:w="90" w:type="dxa"/>
+            </w:tcMar>
+          </w:tcPr>
+          <w:p>
+            <w:pPr>
+              <w:spacing w:after="20" w:line="252" w:lineRule="auto"/>
+            </w:pPr>
+            <w:r>
+              <w:rPr>
+                <w:sz w:val="19"/>
+                <w:szCs w:val="19"/>
+              </w:rPr>
+              <w:t>POST</w:t>
+            </w:r>
+          </w:p>
+        </w:tc>
+        <w:tc>
+          <w:tcPr>
+            <w:tcW w:w="2628" w:type="dxa"/>
+            <w:tcMar>
+              <w:top w:w="50" w:type="dxa"/>
+              <w:left w:w="90" w:type="dxa"/>
+              <w:bottom w:w="50" w:type="dxa"/>
+              <w:right w:w="90" w:type="dxa"/>
+            </w:tcMar>
+          </w:tcPr>
+          <w:p>
+            <w:pPr>
+              <w:spacing w:after="20" w:line="252" w:lineRule="auto"/>
+            </w:pPr>
+            <w:r>
+              <w:rPr>
+                <w:sz w:val="19"/>
+                <w:szCs w:val="19"/>
+              </w:rPr>
+              <w:t>/auth/me/photo</w:t>
+            </w:r>
+          </w:p>
+        </w:tc>
+        <w:tc>
+          <w:tcPr>
+            <w:tcW w:w="2080" w:type="dxa"/>
+            <w:tcMar>
+              <w:top w:w="50" w:type="dxa"/>
+              <w:left w:w="90" w:type="dxa"/>
+              <w:bottom w:w="50" w:type="dxa"/>
+              <w:right w:w="90" w:type="dxa"/>
+            </w:tcMar>
+          </w:tcPr>
+          <w:p>
+            <w:pPr>
+              <w:spacing w:after="20" w:line="252" w:lineRule="auto"/>
+            </w:pPr>
+            <w:r>
+              <w:rPr>
+                <w:sz w:val="19"/>
+                <w:szCs w:val="19"/>
+              </w:rPr>
+              <w:t>Upload photo</w:t>
+            </w:r>
+          </w:p>
+        </w:tc>
+        <w:tc>
+          <w:tcPr>
+            <w:tcW w:w="2847" w:type="dxa"/>
+            <w:tcMar>
+              <w:top w:w="50" w:type="dxa"/>
+              <w:left w:w="90" w:type="dxa"/>
+              <w:bottom w:w="50" w:type="dxa"/>
+              <w:right w:w="90" w:type="dxa"/>
+            </w:tcMar>
+          </w:tcPr>
+          <w:p>
+            <w:pPr>
+              <w:spacing w:after="20" w:line="252" w:lineRule="auto"/>
+            </w:pPr>
+            <w:r>
+              <w:rPr>
+                <w:sz w:val="19"/>
+                <w:szCs w:val="19"/>
+              </w:rPr>
+              <w:t>PUT /api/auth/me/photo</w:t>
+            </w:r>
+          </w:p>
+        </w:tc>
+        <w:tc>
+          <w:tcPr>
+            <w:tcW w:w="1207" w:type="dxa"/>
+            <w:tcMar>
+              <w:top w:w="50" w:type="dxa"/>
+              <w:left w:w="90" w:type="dxa"/>
+              <w:bottom w:w="50" w:type="dxa"/>
+              <w:right w:w="90" w:type="dxa"/>
+            </w:tcMar>
+          </w:tcPr>
+          <w:p>
+            <w:pPr>
+              <w:spacing w:after="20" w:line="252" w:lineRule="auto"/>
+            </w:pPr>
+            <w:r>
+              <w:rPr>
+                <w:sz w:val="19"/>
+                <w:szCs w:val="19"/>
+              </w:rPr>
+              <w:t>token</w:t>
+            </w:r>
+          </w:p>
+        </w:tc>
+      </w:tr>
+      <w:tr>
+        <w:tblPrEx>
+          <w:tblCellMar>
+            <w:top w:w="0" w:type="dxa"/>
+            <w:bottom w:w="0" w:type="dxa"/>
+          </w:tblCellMar>
+        </w:tblPrEx>
+        <w:trPr>
+          <w:cantSplit/>
+        </w:trPr>
+        <w:tc>
+          <w:tcPr>
+            <w:tcW w:w="876" w:type="dxa"/>
+            <w:shd w:val="clear" w:color="auto" w:fill="F4F5F3"/>
+            <w:tcMar>
+              <w:top w:w="50" w:type="dxa"/>
+              <w:left w:w="90" w:type="dxa"/>
+              <w:bottom w:w="50" w:type="dxa"/>
+              <w:right w:w="90" w:type="dxa"/>
+            </w:tcMar>
+          </w:tcPr>
+          <w:p>
+            <w:pPr>
+              <w:spacing w:after="20" w:line="252" w:lineRule="auto"/>
+            </w:pPr>
+            <w:r>
+              <w:rPr>
+                <w:sz w:val="19"/>
+                <w:szCs w:val="19"/>
+              </w:rPr>
+              <w:t>DELETE</w:t>
+            </w:r>
+          </w:p>
+        </w:tc>
+        <w:tc>
+          <w:tcPr>
+            <w:tcW w:w="2628" w:type="dxa"/>
+            <w:shd w:val="clear" w:color="auto" w:fill="F4F5F3"/>
+            <w:tcMar>
+              <w:top w:w="50" w:type="dxa"/>
+              <w:left w:w="90" w:type="dxa"/>
+              <w:bottom w:w="50" w:type="dxa"/>
+              <w:right w:w="90" w:type="dxa"/>
+            </w:tcMar>
+          </w:tcPr>
+          <w:p>
+            <w:pPr>
+              <w:spacing w:after="20" w:line="252" w:lineRule="auto"/>
+            </w:pPr>
+            <w:r>
+              <w:rPr>
+                <w:sz w:val="19"/>
+                <w:szCs w:val="19"/>
+              </w:rPr>
+              <w:t>/auth/me/photo</w:t>
+            </w:r>
+          </w:p>
+        </w:tc>
+        <w:tc>
+          <w:tcPr>
+            <w:tcW w:w="2080" w:type="dxa"/>
+            <w:shd w:val="clear" w:color="auto" w:fill="F4F5F3"/>
+            <w:tcMar>
+              <w:top w:w="50" w:type="dxa"/>
+              <w:left w:w="90" w:type="dxa"/>
+              <w:bottom w:w="50" w:type="dxa"/>
+              <w:right w:w="90" w:type="dxa"/>
+            </w:tcMar>
+          </w:tcPr>
+          <w:p>
+            <w:pPr>
+              <w:spacing w:after="20" w:line="252" w:lineRule="auto"/>
+            </w:pPr>
+            <w:r>
+              <w:rPr>
+                <w:sz w:val="19"/>
+                <w:szCs w:val="19"/>
+              </w:rPr>
+              <w:t>Remove photo</w:t>
+            </w:r>
+          </w:p>
+        </w:tc>
+        <w:tc>
+          <w:tcPr>
+            <w:tcW w:w="2847" w:type="dxa"/>
+            <w:shd w:val="clear" w:color="auto" w:fill="F4F5F3"/>
+            <w:tcMar>
+              <w:top w:w="50" w:type="dxa"/>
+              <w:left w:w="90" w:type="dxa"/>
+              <w:bottom w:w="50" w:type="dxa"/>
+              <w:right w:w="90" w:type="dxa"/>
+            </w:tcMar>
+          </w:tcPr>
+          <w:p>
+            <w:pPr>
+              <w:spacing w:after="20" w:line="252" w:lineRule="auto"/>
+            </w:pPr>
+            <w:r>
+              <w:rPr>
+                <w:sz w:val="19"/>
+                <w:szCs w:val="19"/>
+              </w:rPr>
+              <w:t>PUT /api/auth/me/photo</w:t>
+            </w:r>
+          </w:p>
+        </w:tc>
+        <w:tc>
+          <w:tcPr>
+            <w:tcW w:w="1207" w:type="dxa"/>
+            <w:shd w:val="clear" w:color="auto" w:fill="F4F5F3"/>
+            <w:tcMar>
+              <w:top w:w="50" w:type="dxa"/>
+              <w:left w:w="90" w:type="dxa"/>
+              <w:bottom w:w="50" w:type="dxa"/>
+              <w:right w:w="90" w:type="dxa"/>
+            </w:tcMar>
+          </w:tcPr>
+          <w:p>
+            <w:pPr>
+              <w:spacing w:after="20" w:line="252" w:lineRule="auto"/>
+            </w:pPr>
+            <w:r>
+              <w:rPr>
+                <w:sz w:val="19"/>
+                <w:szCs w:val="19"/>
+              </w:rPr>
+              <w:t>token</w:t>
+            </w:r>
+          </w:p>
+        </w:tc>
+      </w:tr>
+      <w:tr>
+        <w:tblPrEx>
+          <w:tblCellMar>
+            <w:top w:w="0" w:type="dxa"/>
+            <w:bottom w:w="0" w:type="dxa"/>
+          </w:tblCellMar>
+        </w:tblPrEx>
+        <w:trPr>
+          <w:cantSplit/>
+        </w:trPr>
+        <w:tc>
+          <w:tcPr>
+            <w:tcW w:w="876" w:type="dxa"/>
+            <w:tcMar>
+              <w:top w:w="50" w:type="dxa"/>
+              <w:left w:w="90" w:type="dxa"/>
+              <w:bottom w:w="50" w:type="dxa"/>
+              <w:right w:w="90" w:type="dxa"/>
+            </w:tcMar>
+          </w:tcPr>
+          <w:p>
+            <w:pPr>
+              <w:spacing w:after="20" w:line="252" w:lineRule="auto"/>
+            </w:pPr>
+            <w:r>
+              <w:rPr>
+                <w:sz w:val="19"/>
+                <w:szCs w:val="19"/>
+              </w:rPr>
+              <w:t>POST</w:t>
+            </w:r>
+          </w:p>
+        </w:tc>
+        <w:tc>
+          <w:tcPr>
+            <w:tcW w:w="2628" w:type="dxa"/>
+            <w:tcMar>
+              <w:top w:w="50" w:type="dxa"/>
+              <w:left w:w="90" w:type="dxa"/>
+              <w:bottom w:w="50" w:type="dxa"/>
+              <w:right w:w="90" w:type="dxa"/>
+            </w:tcMar>
+          </w:tcPr>
+          <w:p>
+            <w:pPr>
+              <w:spacing w:after="20" w:line="252" w:lineRule="auto"/>
+            </w:pPr>
+            <w:r>
+              <w:rPr>
+                <w:sz w:val="19"/>
+                <w:szCs w:val="19"/>
+              </w:rPr>
+              <w:t>/auth/me/verify-password</w:t>
+            </w:r>
+          </w:p>
+        </w:tc>
+        <w:tc>
+          <w:tcPr>
+            <w:tcW w:w="2080" w:type="dxa"/>
+            <w:tcMar>
+              <w:top w:w="50" w:type="dxa"/>
+              <w:left w:w="90" w:type="dxa"/>
+              <w:bottom w:w="50" w:type="dxa"/>
+              <w:right w:w="90" w:type="dxa"/>
+            </w:tcMar>
+          </w:tcPr>
+          <w:p>
+            <w:pPr>
+              <w:spacing w:after="20" w:line="252" w:lineRule="auto"/>
+            </w:pPr>
+            <w:r>
+              <w:rPr>
+                <w:sz w:val="19"/>
+                <w:szCs w:val="19"/>
+              </w:rPr>
+              <w:t>Verify password</w:t>
+            </w:r>
+          </w:p>
+        </w:tc>
+        <w:tc>
+          <w:tcPr>
+            <w:tcW w:w="2847" w:type="dxa"/>
+            <w:tcMar>
+              <w:top w:w="50" w:type="dxa"/>
+              <w:left w:w="90" w:type="dxa"/>
+              <w:bottom w:w="50" w:type="dxa"/>
+              <w:right w:w="90" w:type="dxa"/>
+            </w:tcMar>
+          </w:tcPr>
+          <w:p>
+            <w:pPr>
+              <w:spacing w:after="20" w:line="252" w:lineRule="auto"/>
+            </w:pPr>
+            <w:r>
+              <w:rPr>
+                <w:sz w:val="19"/>
+                <w:szCs w:val="19"/>
+              </w:rPr>
+              <w:t>POST /api/auth/me/verify-password</w:t>
+            </w:r>
+          </w:p>
+        </w:tc>
+        <w:tc>
+          <w:tcPr>
+            <w:tcW w:w="1207" w:type="dxa"/>
+            <w:tcMar>
+              <w:top w:w="50" w:type="dxa"/>
+              <w:left w:w="90" w:type="dxa"/>
+              <w:bottom w:w="50" w:type="dxa"/>
+              <w:right w:w="90" w:type="dxa"/>
+            </w:tcMar>
+          </w:tcPr>
+          <w:p>
+            <w:pPr>
+              <w:spacing w:after="20" w:line="252" w:lineRule="auto"/>
+            </w:pPr>
+            <w:r>
+              <w:rPr>
+                <w:sz w:val="19"/>
+                <w:szCs w:val="19"/>
+              </w:rPr>
+              <w:t>token</w:t>
+            </w:r>
+          </w:p>
+        </w:tc>
+      </w:tr>
+      <w:tr>
+        <w:tblPrEx>
+          <w:tblCellMar>
+            <w:top w:w="0" w:type="dxa"/>
+            <w:bottom w:w="0" w:type="dxa"/>
+          </w:tblCellMar>
+        </w:tblPrEx>
+        <w:trPr>
+          <w:cantSplit/>
+        </w:trPr>
+        <w:tc>
+          <w:tcPr>
+            <w:tcW w:w="876" w:type="dxa"/>
+            <w:shd w:val="clear" w:color="auto" w:fill="F4F5F3"/>
+            <w:tcMar>
+              <w:top w:w="50" w:type="dxa"/>
+              <w:left w:w="90" w:type="dxa"/>
+              <w:bottom w:w="50" w:type="dxa"/>
+              <w:right w:w="90" w:type="dxa"/>
+            </w:tcMar>
+          </w:tcPr>
+          <w:p>
+            <w:pPr>
+              <w:spacing w:after="20" w:line="252" w:lineRule="auto"/>
+            </w:pPr>
+            <w:r>
+              <w:rPr>
+                <w:sz w:val="19"/>
+                <w:szCs w:val="19"/>
+              </w:rPr>
+              <w:t>GET</w:t>
+            </w:r>
+          </w:p>
+        </w:tc>
+        <w:tc>
+          <w:tcPr>
+            <w:tcW w:w="2628" w:type="dxa"/>
+            <w:shd w:val="clear" w:color="auto" w:fill="F4F5F3"/>
+            <w:tcMar>
+              <w:top w:w="50" w:type="dxa"/>
+              <w:left w:w="90" w:type="dxa"/>
+              <w:bottom w:w="50" w:type="dxa"/>
+              <w:right w:w="90" w:type="dxa"/>
+            </w:tcMar>
+          </w:tcPr>
+          <w:p>
+            <w:pPr>
+              <w:spacing w:after="20" w:line="252" w:lineRule="auto"/>
+            </w:pPr>
+            <w:r>
+              <w:rPr>
+                <w:sz w:val="19"/>
+                <w:szCs w:val="19"/>
+              </w:rPr>
+              <w:t>/auth/idle-lock</w:t>
+            </w:r>
+          </w:p>
+        </w:tc>
+        <w:tc>
+          <w:tcPr>
+            <w:tcW w:w="2080" w:type="dxa"/>
+            <w:shd w:val="clear" w:color="auto" w:fill="F4F5F3"/>
+            <w:tcMar>
+              <w:top w:w="50" w:type="dxa"/>
+              <w:left w:w="90" w:type="dxa"/>
+              <w:bottom w:w="50" w:type="dxa"/>
+              <w:right w:w="90" w:type="dxa"/>
+            </w:tcMar>
+          </w:tcPr>
+          <w:p>
+            <w:pPr>
+              <w:spacing w:after="20" w:line="252" w:lineRule="auto"/>
+            </w:pPr>
+            <w:r>
+              <w:rPr>
+                <w:sz w:val="19"/>
+                <w:szCs w:val="19"/>
+              </w:rPr>
+              <w:t>Idle lock</w:t>
+            </w:r>
+          </w:p>
+        </w:tc>
+        <w:tc>
+          <w:tcPr>
+            <w:tcW w:w="2847" w:type="dxa"/>
+            <w:shd w:val="clear" w:color="auto" w:fill="F4F5F3"/>
+            <w:tcMar>
+              <w:top w:w="50" w:type="dxa"/>
+              <w:left w:w="90" w:type="dxa"/>
+              <w:bottom w:w="50" w:type="dxa"/>
+              <w:right w:w="90" w:type="dxa"/>
+            </w:tcMar>
+          </w:tcPr>
+          <w:p>
+            <w:pPr>
+              <w:spacing w:after="20" w:line="252" w:lineRule="auto"/>
+            </w:pPr>
+            <w:r>
+              <w:rPr>
+                <w:sz w:val="19"/>
+                <w:szCs w:val="19"/>
+              </w:rPr>
+              <w:t>GET /api/settings/idle-lock</w:t>
+            </w:r>
+          </w:p>
+        </w:tc>
+        <w:tc>
+          <w:tcPr>
+            <w:tcW w:w="1207" w:type="dxa"/>
+            <w:shd w:val="clear" w:color="auto" w:fill="F4F5F3"/>
+            <w:tcMar>
+              <w:top w:w="50" w:type="dxa"/>
+              <w:left w:w="90" w:type="dxa"/>
+              <w:bottom w:w="50" w:type="dxa"/>
+              <w:right w:w="90" w:type="dxa"/>
+            </w:tcMar>
+          </w:tcPr>
+          <w:p>
+            <w:pPr>
+              <w:spacing w:after="20" w:line="252" w:lineRule="auto"/>
+            </w:pPr>
+            <w:r>
+              <w:rPr>
+                <w:sz w:val="19"/>
+                <w:szCs w:val="19"/>
+              </w:rPr>
+              <w:t>token</w:t>
+            </w:r>
+          </w:p>
+        </w:tc>
+      </w:tr>
+      <w:tr>
+        <w:tblPrEx>
+          <w:tblCellMar>
+            <w:top w:w="0" w:type="dxa"/>
+            <w:bottom w:w="0" w:type="dxa"/>
+          </w:tblCellMar>
+        </w:tblPrEx>
+        <w:trPr>
+          <w:cantSplit/>
+        </w:trPr>
+        <w:tc>
+          <w:tcPr>
+            <w:tcW w:w="876" w:type="dxa"/>
+            <w:tcMar>
+              <w:top w:w="50" w:type="dxa"/>
+              <w:left w:w="90" w:type="dxa"/>
+              <w:bottom w:w="50" w:type="dxa"/>
+              <w:right w:w="90" w:type="dxa"/>
+            </w:tcMar>
+          </w:tcPr>
+          <w:p>
+            <w:pPr>
+              <w:spacing w:after="20" w:line="252" w:lineRule="auto"/>
+            </w:pPr>
+            <w:r>
+              <w:rPr>
+                <w:sz w:val="19"/>
+                <w:szCs w:val="19"/>
+              </w:rPr>
+              <w:t>PUT</w:t>
+            </w:r>
+          </w:p>
+        </w:tc>
+        <w:tc>
+          <w:tcPr>
+            <w:tcW w:w="2628" w:type="dxa"/>
+            <w:tcMar>
+              <w:top w:w="50" w:type="dxa"/>
+              <w:left w:w="90" w:type="dxa"/>
+              <w:bottom w:w="50" w:type="dxa"/>
+              <w:right w:w="90" w:type="dxa"/>
+            </w:tcMar>
+          </w:tcPr>
+          <w:p>
+            <w:pPr>
+              <w:spacing w:after="20" w:line="252" w:lineRule="auto"/>
+            </w:pPr>
+            <w:r>
+              <w:rPr>
+                <w:sz w:val="19"/>
+                <w:szCs w:val="19"/>
+              </w:rPr>
+              <w:t>/auth/idle-lock</w:t>
+            </w:r>
+          </w:p>
+        </w:tc>
+        <w:tc>
+          <w:tcPr>
+            <w:tcW w:w="2080" w:type="dxa"/>
+            <w:tcMar>
+              <w:top w:w="50" w:type="dxa"/>
+              <w:left w:w="90" w:type="dxa"/>
+              <w:bottom w:w="50" w:type="dxa"/>
+              <w:right w:w="90" w:type="dxa"/>
+            </w:tcMar>
+          </w:tcPr>
+          <w:p>
+            <w:pPr>
+              <w:spacing w:after="20" w:line="252" w:lineRule="auto"/>
+            </w:pPr>
+            <w:r>
+              <w:rPr>
+                <w:sz w:val="19"/>
+                <w:szCs w:val="19"/>
+              </w:rPr>
+              <w:t>Set idle lock</w:t>
+            </w:r>
+          </w:p>
+        </w:tc>
+        <w:tc>
+          <w:tcPr>
+            <w:tcW w:w="2847" w:type="dxa"/>
+            <w:tcMar>
+              <w:top w:w="50" w:type="dxa"/>
+              <w:left w:w="90" w:type="dxa"/>
+              <w:bottom w:w="50" w:type="dxa"/>
+              <w:right w:w="90" w:type="dxa"/>
+            </w:tcMar>
+          </w:tcPr>
+          <w:p>
+            <w:pPr>
+              <w:spacing w:after="20" w:line="252" w:lineRule="auto"/>
+            </w:pPr>
+            <w:r>
+              <w:rPr>
+                <w:sz w:val="19"/>
+                <w:szCs w:val="19"/>
+              </w:rPr>
+              <w:t>PUT /api/settings/idle-lock</w:t>
+            </w:r>
+          </w:p>
+        </w:tc>
+        <w:tc>
+          <w:tcPr>
+            <w:tcW w:w="1207" w:type="dxa"/>
+            <w:tcMar>
+              <w:top w:w="50" w:type="dxa"/>
+              <w:left w:w="90" w:type="dxa"/>
+              <w:bottom w:w="50" w:type="dxa"/>
+              <w:right w:w="90" w:type="dxa"/>
+            </w:tcMar>
+          </w:tcPr>
+          <w:p>
+            <w:pPr>
+              <w:spacing w:after="20" w:line="252" w:lineRule="auto"/>
+            </w:pPr>
+            <w:r>
+              <w:rPr>
+                <w:sz w:val="19"/>
+                <w:szCs w:val="19"/>
+              </w:rPr>
+              <w:t>token</w:t>
+            </w:r>
+          </w:p>
+        </w:tc>
+      </w:tr>
     </w:tbl>
     <w:p>
       <w:pPr>
@@ -6023,7 +6988,7 @@
       <w:pPr>
         <w:pStyle w:val="Heading2"/>
       </w:pPr>
-      <w:bookmarkStart w:id="9" w:name="_Toc243679785"/>
+      <w:bookmarkStart w:id="9" w:name="_Toc243693257"/>
       <w:r>
         <w:t>4.3  computers.py</w:t>
       </w:r>
@@ -6045,7 +7010,7 @@
           <w:left w:w="10" w:type="dxa"/>
           <w:right w:w="10" w:type="dxa"/>
         </w:tblCellMar>
-        <w:tblLook w:val="0000" w:firstRow="0" w:lastRow="0" w:firstColumn="0" w:lastColumn="0" w:noHBand="0" w:noVBand="0"/>
+        <w:tblLook w:val="04A0" w:firstRow="1" w:lastRow="0" w:firstColumn="1" w:lastColumn="0" w:noHBand="0" w:noVBand="1"/>
       </w:tblPr>
       <w:tblGrid>
         <w:gridCol w:w="876"/>
@@ -6573,8 +7538,9 @@
       <w:pPr>
         <w:pStyle w:val="Heading2"/>
       </w:pPr>
-      <w:bookmarkStart w:id="10" w:name="_Toc243679786"/>
+      <w:bookmarkStart w:id="10" w:name="_Toc243693258"/>
       <w:r>
+        <w:lastRenderedPageBreak/>
         <w:t>4.4  deliveries.py</w:t>
       </w:r>
       <w:bookmarkEnd w:id="10"/>
@@ -6595,7 +7561,7 @@
           <w:left w:w="10" w:type="dxa"/>
           <w:right w:w="10" w:type="dxa"/>
         </w:tblCellMar>
-        <w:tblLook w:val="0000" w:firstRow="0" w:lastRow="0" w:firstColumn="0" w:lastColumn="0" w:noHBand="0" w:noVBand="0"/>
+        <w:tblLook w:val="04A0" w:firstRow="1" w:lastRow="0" w:firstColumn="1" w:lastColumn="0" w:noHBand="0" w:noVBand="1"/>
       </w:tblPr>
       <w:tblGrid>
         <w:gridCol w:w="876"/>
@@ -7150,7 +8116,6 @@
                 <w:sz w:val="19"/>
                 <w:szCs w:val="19"/>
               </w:rPr>
-              <w:lastRenderedPageBreak/>
               <w:t>GET</w:t>
             </w:r>
           </w:p>
@@ -9024,6 +9989,7 @@
                 <w:sz w:val="19"/>
                 <w:szCs w:val="19"/>
               </w:rPr>
+              <w:lastRenderedPageBreak/>
               <w:t>PATCH</w:t>
             </w:r>
           </w:p>
@@ -9255,9 +10221,8 @@
       <w:pPr>
         <w:pStyle w:val="Heading2"/>
       </w:pPr>
-      <w:bookmarkStart w:id="11" w:name="_Toc243679787"/>
+      <w:bookmarkStart w:id="11" w:name="_Toc243693259"/>
       <w:r>
-        <w:lastRenderedPageBreak/>
         <w:t>4.5  devices.py</w:t>
       </w:r>
       <w:bookmarkEnd w:id="11"/>
@@ -9278,7 +10243,7 @@
           <w:left w:w="10" w:type="dxa"/>
           <w:right w:w="10" w:type="dxa"/>
         </w:tblCellMar>
-        <w:tblLook w:val="0000" w:firstRow="0" w:lastRow="0" w:firstColumn="0" w:lastColumn="0" w:noHBand="0" w:noVBand="0"/>
+        <w:tblLook w:val="04A0" w:firstRow="1" w:lastRow="0" w:firstColumn="1" w:lastColumn="0" w:noHBand="0" w:noVBand="1"/>
       </w:tblPr>
       <w:tblGrid>
         <w:gridCol w:w="876"/>
@@ -9806,7 +10771,7 @@
       <w:pPr>
         <w:pStyle w:val="Heading2"/>
       </w:pPr>
-      <w:bookmarkStart w:id="12" w:name="_Toc243679788"/>
+      <w:bookmarkStart w:id="12" w:name="_Toc243693260"/>
       <w:r>
         <w:t>4.6  expenses.py</w:t>
       </w:r>
@@ -9828,7 +10793,7 @@
           <w:left w:w="10" w:type="dxa"/>
           <w:right w:w="10" w:type="dxa"/>
         </w:tblCellMar>
-        <w:tblLook w:val="0000" w:firstRow="0" w:lastRow="0" w:firstColumn="0" w:lastColumn="0" w:noHBand="0" w:noVBand="0"/>
+        <w:tblLook w:val="04A0" w:firstRow="1" w:lastRow="0" w:firstColumn="1" w:lastColumn="0" w:noHBand="0" w:noVBand="1"/>
       </w:tblPr>
       <w:tblGrid>
         <w:gridCol w:w="876"/>
@@ -10494,7 +11459,7 @@
       <w:pPr>
         <w:pStyle w:val="Heading2"/>
       </w:pPr>
-      <w:bookmarkStart w:id="13" w:name="_Toc243679789"/>
+      <w:bookmarkStart w:id="13" w:name="_Toc243693261"/>
       <w:r>
         <w:t>4.7  faqs.py</w:t>
       </w:r>
@@ -10516,7 +11481,7 @@
           <w:left w:w="10" w:type="dxa"/>
           <w:right w:w="10" w:type="dxa"/>
         </w:tblCellMar>
-        <w:tblLook w:val="0000" w:firstRow="0" w:lastRow="0" w:firstColumn="0" w:lastColumn="0" w:noHBand="0" w:noVBand="0"/>
+        <w:tblLook w:val="04A0" w:firstRow="1" w:lastRow="0" w:firstColumn="1" w:lastColumn="0" w:noHBand="0" w:noVBand="1"/>
       </w:tblPr>
       <w:tblGrid>
         <w:gridCol w:w="876"/>
@@ -11287,8 +12252,9 @@
       <w:pPr>
         <w:pStyle w:val="Heading2"/>
       </w:pPr>
-      <w:bookmarkStart w:id="14" w:name="_Toc243679790"/>
+      <w:bookmarkStart w:id="14" w:name="_Toc243693262"/>
       <w:r>
+        <w:lastRenderedPageBreak/>
         <w:t>4.8  finance.py</w:t>
       </w:r>
       <w:bookmarkEnd w:id="14"/>
@@ -11309,7 +12275,7 @@
           <w:left w:w="10" w:type="dxa"/>
           <w:right w:w="10" w:type="dxa"/>
         </w:tblCellMar>
-        <w:tblLook w:val="0000" w:firstRow="0" w:lastRow="0" w:firstColumn="0" w:lastColumn="0" w:noHBand="0" w:noVBand="0"/>
+        <w:tblLook w:val="04A0" w:firstRow="1" w:lastRow="0" w:firstColumn="1" w:lastColumn="0" w:noHBand="0" w:noVBand="1"/>
       </w:tblPr>
       <w:tblGrid>
         <w:gridCol w:w="876"/>
@@ -11994,7 +12960,6 @@
                 <w:sz w:val="19"/>
                 <w:szCs w:val="19"/>
               </w:rPr>
-              <w:lastRenderedPageBreak/>
               <w:t>POST</w:t>
             </w:r>
           </w:p>
@@ -12726,7 +13691,7 @@
       <w:pPr>
         <w:pStyle w:val="Heading2"/>
       </w:pPr>
-      <w:bookmarkStart w:id="15" w:name="_Toc243679791"/>
+      <w:bookmarkStart w:id="15" w:name="_Toc243693263"/>
       <w:r>
         <w:t>4.9  health.py</w:t>
       </w:r>
@@ -12748,7 +13713,7 @@
           <w:left w:w="10" w:type="dxa"/>
           <w:right w:w="10" w:type="dxa"/>
         </w:tblCellMar>
-        <w:tblLook w:val="0000" w:firstRow="0" w:lastRow="0" w:firstColumn="0" w:lastColumn="0" w:noHBand="0" w:noVBand="0"/>
+        <w:tblLook w:val="04A0" w:firstRow="1" w:lastRow="0" w:firstColumn="1" w:lastColumn="0" w:noHBand="0" w:noVBand="1"/>
       </w:tblPr>
       <w:tblGrid>
         <w:gridCol w:w="876"/>
@@ -13033,7 +13998,7 @@
       <w:pPr>
         <w:pStyle w:val="Heading2"/>
       </w:pPr>
-      <w:bookmarkStart w:id="16" w:name="_Toc243679792"/>
+      <w:bookmarkStart w:id="16" w:name="_Toc243693264"/>
       <w:r>
         <w:t>4.10  insights.py</w:t>
       </w:r>
@@ -13055,7 +14020,7 @@
           <w:left w:w="10" w:type="dxa"/>
           <w:right w:w="10" w:type="dxa"/>
         </w:tblCellMar>
-        <w:tblLook w:val="0000" w:firstRow="0" w:lastRow="0" w:firstColumn="0" w:lastColumn="0" w:noHBand="0" w:noVBand="0"/>
+        <w:tblLook w:val="04A0" w:firstRow="1" w:lastRow="0" w:firstColumn="1" w:lastColumn="0" w:noHBand="0" w:noVBand="1"/>
       </w:tblPr>
       <w:tblGrid>
         <w:gridCol w:w="876"/>
@@ -13340,7 +14305,7 @@
       <w:pPr>
         <w:pStyle w:val="Heading2"/>
       </w:pPr>
-      <w:bookmarkStart w:id="17" w:name="_Toc243679793"/>
+      <w:bookmarkStart w:id="17" w:name="_Toc243693265"/>
       <w:r>
         <w:t>4.11  machines_vehicles.py</w:t>
       </w:r>
@@ -13362,7 +14327,7 @@
           <w:left w:w="10" w:type="dxa"/>
           <w:right w:w="10" w:type="dxa"/>
         </w:tblCellMar>
-        <w:tblLook w:val="0000" w:firstRow="0" w:lastRow="0" w:firstColumn="0" w:lastColumn="0" w:noHBand="0" w:noVBand="0"/>
+        <w:tblLook w:val="04A0" w:firstRow="1" w:lastRow="0" w:firstColumn="1" w:lastColumn="0" w:noHBand="0" w:noVBand="1"/>
       </w:tblPr>
       <w:tblGrid>
         <w:gridCol w:w="876"/>
@@ -14033,6 +14998,7 @@
                 <w:sz w:val="19"/>
                 <w:szCs w:val="19"/>
               </w:rPr>
+              <w:lastRenderedPageBreak/>
               <w:t>PATCH</w:t>
             </w:r>
           </w:p>
@@ -14257,7 +15223,7 @@
       <w:pPr>
         <w:pStyle w:val="Heading2"/>
       </w:pPr>
-      <w:bookmarkStart w:id="18" w:name="_Toc243679794"/>
+      <w:bookmarkStart w:id="18" w:name="_Toc243693266"/>
       <w:r>
         <w:t>4.12  marketing.py</w:t>
       </w:r>
@@ -14279,7 +15245,7 @@
           <w:left w:w="10" w:type="dxa"/>
           <w:right w:w="10" w:type="dxa"/>
         </w:tblCellMar>
-        <w:tblLook w:val="0000" w:firstRow="0" w:lastRow="0" w:firstColumn="0" w:lastColumn="0" w:noHBand="0" w:noVBand="0"/>
+        <w:tblLook w:val="04A0" w:firstRow="1" w:lastRow="0" w:firstColumn="1" w:lastColumn="0" w:noHBand="0" w:noVBand="1"/>
       </w:tblPr>
       <w:tblGrid>
         <w:gridCol w:w="876"/>
@@ -14584,7 +15550,6 @@
                 <w:sz w:val="19"/>
                 <w:szCs w:val="19"/>
               </w:rPr>
-              <w:lastRenderedPageBreak/>
               <w:t>GET</w:t>
             </w:r>
           </w:p>
@@ -15572,7 +16537,7 @@
       <w:pPr>
         <w:pStyle w:val="Heading2"/>
       </w:pPr>
-      <w:bookmarkStart w:id="19" w:name="_Toc243679795"/>
+      <w:bookmarkStart w:id="19" w:name="_Toc243693267"/>
       <w:r>
         <w:t>4.13  orders.py</w:t>
       </w:r>
@@ -15594,7 +16559,7 @@
           <w:left w:w="10" w:type="dxa"/>
           <w:right w:w="10" w:type="dxa"/>
         </w:tblCellMar>
-        <w:tblLook w:val="0000" w:firstRow="0" w:lastRow="0" w:firstColumn="0" w:lastColumn="0" w:noHBand="0" w:noVBand="0"/>
+        <w:tblLook w:val="04A0" w:firstRow="1" w:lastRow="0" w:firstColumn="1" w:lastColumn="0" w:noHBand="0" w:noVBand="1"/>
       </w:tblPr>
       <w:tblGrid>
         <w:gridCol w:w="876"/>
@@ -16122,7 +17087,7 @@
       <w:pPr>
         <w:pStyle w:val="Heading2"/>
       </w:pPr>
-      <w:bookmarkStart w:id="20" w:name="_Toc243679796"/>
+      <w:bookmarkStart w:id="20" w:name="_Toc243693268"/>
       <w:r>
         <w:t>4.14  products.py</w:t>
       </w:r>
@@ -16144,7 +17109,7 @@
           <w:left w:w="10" w:type="dxa"/>
           <w:right w:w="10" w:type="dxa"/>
         </w:tblCellMar>
-        <w:tblLook w:val="0000" w:firstRow="0" w:lastRow="0" w:firstColumn="0" w:lastColumn="0" w:noHBand="0" w:noVBand="0"/>
+        <w:tblLook w:val="04A0" w:firstRow="1" w:lastRow="0" w:firstColumn="1" w:lastColumn="0" w:noHBand="0" w:noVBand="1"/>
       </w:tblPr>
       <w:tblGrid>
         <w:gridCol w:w="876"/>
@@ -16572,6 +17537,7 @@
                 <w:sz w:val="19"/>
                 <w:szCs w:val="19"/>
               </w:rPr>
+              <w:lastRenderedPageBreak/>
               <w:t>GET</w:t>
             </w:r>
           </w:p>
@@ -17199,7 +18165,6 @@
                 <w:sz w:val="19"/>
                 <w:szCs w:val="19"/>
               </w:rPr>
-              <w:lastRenderedPageBreak/>
               <w:t>POST</w:t>
             </w:r>
           </w:p>
@@ -17568,7 +18533,7 @@
       <w:pPr>
         <w:pStyle w:val="Heading2"/>
       </w:pPr>
-      <w:bookmarkStart w:id="21" w:name="_Toc243679797"/>
+      <w:bookmarkStart w:id="21" w:name="_Toc243693269"/>
       <w:r>
         <w:t>4.15  reviews.py</w:t>
       </w:r>
@@ -17590,7 +18555,7 @@
           <w:left w:w="10" w:type="dxa"/>
           <w:right w:w="10" w:type="dxa"/>
         </w:tblCellMar>
-        <w:tblLook w:val="0000" w:firstRow="0" w:lastRow="0" w:firstColumn="0" w:lastColumn="0" w:noHBand="0" w:noVBand="0"/>
+        <w:tblLook w:val="04A0" w:firstRow="1" w:lastRow="0" w:firstColumn="1" w:lastColumn="0" w:noHBand="0" w:noVBand="1"/>
       </w:tblPr>
       <w:tblGrid>
         <w:gridCol w:w="876"/>
@@ -17999,7 +18964,7 @@
       <w:pPr>
         <w:pStyle w:val="Heading2"/>
       </w:pPr>
-      <w:bookmarkStart w:id="22" w:name="_Toc243679798"/>
+      <w:bookmarkStart w:id="22" w:name="_Toc243693270"/>
       <w:r>
         <w:t>4.16  roles.py</w:t>
       </w:r>
@@ -18021,7 +18986,7 @@
           <w:left w:w="10" w:type="dxa"/>
           <w:right w:w="10" w:type="dxa"/>
         </w:tblCellMar>
-        <w:tblLook w:val="0000" w:firstRow="0" w:lastRow="0" w:firstColumn="0" w:lastColumn="0" w:noHBand="0" w:noVBand="0"/>
+        <w:tblLook w:val="04A0" w:firstRow="1" w:lastRow="0" w:firstColumn="1" w:lastColumn="0" w:noHBand="0" w:noVBand="1"/>
       </w:tblPr>
       <w:tblGrid>
         <w:gridCol w:w="876"/>
@@ -18306,7 +19271,7 @@
       <w:pPr>
         <w:pStyle w:val="Heading2"/>
       </w:pPr>
-      <w:bookmarkStart w:id="23" w:name="_Toc243679799"/>
+      <w:bookmarkStart w:id="23" w:name="_Toc243693271"/>
       <w:r>
         <w:t>4.17  shipping.py</w:t>
       </w:r>
@@ -18328,7 +19293,7 @@
           <w:left w:w="10" w:type="dxa"/>
           <w:right w:w="10" w:type="dxa"/>
         </w:tblCellMar>
-        <w:tblLook w:val="0000" w:firstRow="0" w:lastRow="0" w:firstColumn="0" w:lastColumn="0" w:noHBand="0" w:noVBand="0"/>
+        <w:tblLook w:val="04A0" w:firstRow="1" w:lastRow="0" w:firstColumn="1" w:lastColumn="0" w:noHBand="0" w:noVBand="1"/>
       </w:tblPr>
       <w:tblGrid>
         <w:gridCol w:w="876"/>
@@ -18980,8 +19945,9 @@
       <w:pPr>
         <w:pStyle w:val="Heading2"/>
       </w:pPr>
-      <w:bookmarkStart w:id="24" w:name="_Toc243679800"/>
+      <w:bookmarkStart w:id="24" w:name="_Toc243693272"/>
       <w:r>
+        <w:lastRenderedPageBreak/>
         <w:t>4.18  showcase.py</w:t>
       </w:r>
       <w:bookmarkEnd w:id="24"/>
@@ -19002,7 +19968,7 @@
           <w:left w:w="10" w:type="dxa"/>
           <w:right w:w="10" w:type="dxa"/>
         </w:tblCellMar>
-        <w:tblLook w:val="0000" w:firstRow="0" w:lastRow="0" w:firstColumn="0" w:lastColumn="0" w:noHBand="0" w:noVBand="0"/>
+        <w:tblLook w:val="04A0" w:firstRow="1" w:lastRow="0" w:firstColumn="1" w:lastColumn="0" w:noHBand="0" w:noVBand="1"/>
       </w:tblPr>
       <w:tblGrid>
         <w:gridCol w:w="876"/>
@@ -19904,7 +20870,7 @@
       <w:pPr>
         <w:pStyle w:val="Heading2"/>
       </w:pPr>
-      <w:bookmarkStart w:id="25" w:name="_Toc243679801"/>
+      <w:bookmarkStart w:id="25" w:name="_Toc243693273"/>
       <w:r>
         <w:t>4.19  sms_queue.py</w:t>
       </w:r>
@@ -19926,7 +20892,7 @@
           <w:left w:w="10" w:type="dxa"/>
           <w:right w:w="10" w:type="dxa"/>
         </w:tblCellMar>
-        <w:tblLook w:val="0000" w:firstRow="0" w:lastRow="0" w:firstColumn="0" w:lastColumn="0" w:noHBand="0" w:noVBand="0"/>
+        <w:tblLook w:val="04A0" w:firstRow="1" w:lastRow="0" w:firstColumn="1" w:lastColumn="0" w:noHBand="0" w:noVBand="1"/>
       </w:tblPr>
       <w:tblGrid>
         <w:gridCol w:w="876"/>
@@ -20335,7 +21301,7 @@
       <w:pPr>
         <w:pStyle w:val="Heading2"/>
       </w:pPr>
-      <w:bookmarkStart w:id="26" w:name="_Toc243679802"/>
+      <w:bookmarkStart w:id="26" w:name="_Toc243693274"/>
       <w:r>
         <w:t>4.20  transactions.py</w:t>
       </w:r>
@@ -20357,7 +21323,7 @@
           <w:left w:w="10" w:type="dxa"/>
           <w:right w:w="10" w:type="dxa"/>
         </w:tblCellMar>
-        <w:tblLook w:val="0000" w:firstRow="0" w:lastRow="0" w:firstColumn="0" w:lastColumn="0" w:noHBand="0" w:noVBand="0"/>
+        <w:tblLook w:val="04A0" w:firstRow="1" w:lastRow="0" w:firstColumn="1" w:lastColumn="0" w:noHBand="0" w:noVBand="1"/>
       </w:tblPr>
       <w:tblGrid>
         <w:gridCol w:w="876"/>
@@ -21523,8 +22489,9 @@
       <w:pPr>
         <w:pStyle w:val="Heading2"/>
       </w:pPr>
-      <w:bookmarkStart w:id="27" w:name="_Toc243679803"/>
+      <w:bookmarkStart w:id="27" w:name="_Toc243693275"/>
       <w:r>
+        <w:lastRenderedPageBreak/>
         <w:t>4.21  trees.py</w:t>
       </w:r>
       <w:bookmarkEnd w:id="27"/>
@@ -21545,7 +22512,7 @@
           <w:left w:w="10" w:type="dxa"/>
           <w:right w:w="10" w:type="dxa"/>
         </w:tblCellMar>
-        <w:tblLook w:val="0000" w:firstRow="0" w:lastRow="0" w:firstColumn="0" w:lastColumn="0" w:noHBand="0" w:noVBand="0"/>
+        <w:tblLook w:val="04A0" w:firstRow="1" w:lastRow="0" w:firstColumn="1" w:lastColumn="0" w:noHBand="0" w:noVBand="1"/>
       </w:tblPr>
       <w:tblGrid>
         <w:gridCol w:w="876"/>
@@ -22702,7 +23669,6 @@
                 <w:sz w:val="19"/>
                 <w:szCs w:val="19"/>
               </w:rPr>
-              <w:lastRenderedPageBreak/>
               <w:t>POST</w:t>
             </w:r>
           </w:p>
@@ -22927,7 +23893,7 @@
       <w:pPr>
         <w:pStyle w:val="Heading2"/>
       </w:pPr>
-      <w:bookmarkStart w:id="28" w:name="_Toc243679804"/>
+      <w:bookmarkStart w:id="28" w:name="_Toc243693276"/>
       <w:r>
         <w:t>4.22  trips.py</w:t>
       </w:r>
@@ -22949,7 +23915,7 @@
           <w:left w:w="10" w:type="dxa"/>
           <w:right w:w="10" w:type="dxa"/>
         </w:tblCellMar>
-        <w:tblLook w:val="0000" w:firstRow="0" w:lastRow="0" w:firstColumn="0" w:lastColumn="0" w:noHBand="0" w:noVBand="0"/>
+        <w:tblLook w:val="04A0" w:firstRow="1" w:lastRow="0" w:firstColumn="1" w:lastColumn="0" w:noHBand="0" w:noVBand="1"/>
       </w:tblPr>
       <w:tblGrid>
         <w:gridCol w:w="876"/>
@@ -24344,7 +25310,7 @@
       <w:pPr>
         <w:pStyle w:val="Heading2"/>
       </w:pPr>
-      <w:bookmarkStart w:id="29" w:name="_Toc243679805"/>
+      <w:bookmarkStart w:id="29" w:name="_Toc243693277"/>
       <w:r>
         <w:t>4.23  uploads.py</w:t>
       </w:r>
@@ -24366,7 +25332,7 @@
           <w:left w:w="10" w:type="dxa"/>
           <w:right w:w="10" w:type="dxa"/>
         </w:tblCellMar>
-        <w:tblLook w:val="0000" w:firstRow="0" w:lastRow="0" w:firstColumn="0" w:lastColumn="0" w:noHBand="0" w:noVBand="0"/>
+        <w:tblLook w:val="04A0" w:firstRow="1" w:lastRow="0" w:firstColumn="1" w:lastColumn="0" w:noHBand="0" w:noVBand="1"/>
       </w:tblPr>
       <w:tblGrid>
         <w:gridCol w:w="876"/>
@@ -24789,8 +25755,9 @@
       <w:pPr>
         <w:pStyle w:val="Heading2"/>
       </w:pPr>
-      <w:bookmarkStart w:id="30" w:name="_Toc243679806"/>
+      <w:bookmarkStart w:id="30" w:name="_Toc243693278"/>
       <w:r>
+        <w:lastRenderedPageBreak/>
         <w:t>4.24  users.py</w:t>
       </w:r>
       <w:bookmarkEnd w:id="30"/>
@@ -24811,7 +25778,7 @@
           <w:left w:w="10" w:type="dxa"/>
           <w:right w:w="10" w:type="dxa"/>
         </w:tblCellMar>
-        <w:tblLook w:val="0000" w:firstRow="0" w:lastRow="0" w:firstColumn="0" w:lastColumn="0" w:noHBand="0" w:noVBand="0"/>
+        <w:tblLook w:val="04A0" w:firstRow="1" w:lastRow="0" w:firstColumn="1" w:lastColumn="0" w:noHBand="0" w:noVBand="1"/>
       </w:tblPr>
       <w:tblGrid>
         <w:gridCol w:w="876"/>
@@ -25572,6 +26539,137 @@
           </w:p>
         </w:tc>
       </w:tr>
+      <w:tr>
+        <w:tblPrEx>
+          <w:tblCellMar>
+            <w:top w:w="0" w:type="dxa"/>
+            <w:bottom w:w="0" w:type="dxa"/>
+          </w:tblCellMar>
+        </w:tblPrEx>
+        <w:trPr>
+          <w:cantSplit/>
+        </w:trPr>
+        <w:tc>
+          <w:tcPr>
+            <w:tcW w:w="876" w:type="dxa"/>
+            <w:shd w:val="clear" w:color="auto" w:fill="F4F5F3"/>
+            <w:tcMar>
+              <w:top w:w="50" w:type="dxa"/>
+              <w:left w:w="90" w:type="dxa"/>
+              <w:bottom w:w="50" w:type="dxa"/>
+              <w:right w:w="90" w:type="dxa"/>
+            </w:tcMar>
+          </w:tcPr>
+          <w:p>
+            <w:pPr>
+              <w:spacing w:after="20" w:line="252" w:lineRule="auto"/>
+            </w:pPr>
+            <w:r>
+              <w:rPr>
+                <w:sz w:val="19"/>
+                <w:szCs w:val="19"/>
+              </w:rPr>
+              <w:t>POST</w:t>
+            </w:r>
+          </w:p>
+        </w:tc>
+        <w:tc>
+          <w:tcPr>
+            <w:tcW w:w="2628" w:type="dxa"/>
+            <w:shd w:val="clear" w:color="auto" w:fill="F4F5F3"/>
+            <w:tcMar>
+              <w:top w:w="50" w:type="dxa"/>
+              <w:left w:w="90" w:type="dxa"/>
+              <w:bottom w:w="50" w:type="dxa"/>
+              <w:right w:w="90" w:type="dxa"/>
+            </w:tcMar>
+          </w:tcPr>
+          <w:p>
+            <w:pPr>
+              <w:spacing w:after="20" w:line="252" w:lineRule="auto"/>
+            </w:pPr>
+            <w:r>
+              <w:rPr>
+                <w:sz w:val="19"/>
+                <w:szCs w:val="19"/>
+              </w:rPr>
+              <w:t>/users/{user_id}/reset-password</w:t>
+            </w:r>
+          </w:p>
+        </w:tc>
+        <w:tc>
+          <w:tcPr>
+            <w:tcW w:w="2080" w:type="dxa"/>
+            <w:shd w:val="clear" w:color="auto" w:fill="F4F5F3"/>
+            <w:tcMar>
+              <w:top w:w="50" w:type="dxa"/>
+              <w:left w:w="90" w:type="dxa"/>
+              <w:bottom w:w="50" w:type="dxa"/>
+              <w:right w:w="90" w:type="dxa"/>
+            </w:tcMar>
+          </w:tcPr>
+          <w:p>
+            <w:pPr>
+              <w:spacing w:after="20" w:line="252" w:lineRule="auto"/>
+            </w:pPr>
+            <w:r>
+              <w:rPr>
+                <w:sz w:val="19"/>
+                <w:szCs w:val="19"/>
+              </w:rPr>
+              <w:t>Reset password</w:t>
+            </w:r>
+          </w:p>
+        </w:tc>
+        <w:tc>
+          <w:tcPr>
+            <w:tcW w:w="2847" w:type="dxa"/>
+            <w:shd w:val="clear" w:color="auto" w:fill="F4F5F3"/>
+            <w:tcMar>
+              <w:top w:w="50" w:type="dxa"/>
+              <w:left w:w="90" w:type="dxa"/>
+              <w:bottom w:w="50" w:type="dxa"/>
+              <w:right w:w="90" w:type="dxa"/>
+            </w:tcMar>
+          </w:tcPr>
+          <w:p>
+            <w:pPr>
+              <w:spacing w:after="20" w:line="252" w:lineRule="auto"/>
+            </w:pPr>
+            <w:r>
+              <w:rPr>
+                <w:sz w:val="19"/>
+                <w:szCs w:val="19"/>
+              </w:rPr>
+              <w:t>POST /api/users/{user_id}/reset-password</w:t>
+            </w:r>
+          </w:p>
+        </w:tc>
+        <w:tc>
+          <w:tcPr>
+            <w:tcW w:w="1207" w:type="dxa"/>
+            <w:shd w:val="clear" w:color="auto" w:fill="F4F5F3"/>
+            <w:tcMar>
+              <w:top w:w="50" w:type="dxa"/>
+              <w:left w:w="90" w:type="dxa"/>
+              <w:bottom w:w="50" w:type="dxa"/>
+              <w:right w:w="90" w:type="dxa"/>
+            </w:tcMar>
+          </w:tcPr>
+          <w:p>
+            <w:pPr>
+              <w:spacing w:after="20" w:line="252" w:lineRule="auto"/>
+            </w:pPr>
+            <w:r>
+              <w:rPr>
+                <w:sz w:val="19"/>
+                <w:szCs w:val="19"/>
+              </w:rPr>
+              <w:t>token</w:t>
+            </w:r>
+          </w:p>
+        </w:tc>
+      </w:tr>
     </w:tbl>
     <w:p>
       <w:pPr>
@@ -25587,7 +26685,7 @@
       <w:pPr>
         <w:pStyle w:val="Heading1"/>
       </w:pPr>
-      <w:bookmarkStart w:id="31" w:name="_Toc243679807"/>
+      <w:bookmarkStart w:id="31" w:name="_Toc243693279"/>
       <w:r>
         <w:lastRenderedPageBreak/>
         <w:t>5  Source files</w:t>
@@ -25610,7 +26708,7 @@
           <w:left w:w="10" w:type="dxa"/>
           <w:right w:w="10" w:type="dxa"/>
         </w:tblCellMar>
-        <w:tblLook w:val="0000" w:firstRow="0" w:lastRow="0" w:firstColumn="0" w:lastColumn="0" w:noHBand="0" w:noVBand="0"/>
+        <w:tblLook w:val="04A0" w:firstRow="1" w:lastRow="0" w:firstColumn="1" w:lastColumn="0" w:noHBand="0" w:noVBand="1"/>
       </w:tblPr>
       <w:tblGrid>
         <w:gridCol w:w="3125"/>
@@ -26184,7 +27282,7 @@
       <w:pPr>
         <w:pStyle w:val="Heading1"/>
       </w:pPr>
-      <w:bookmarkStart w:id="32" w:name="_Toc243679808"/>
+      <w:bookmarkStart w:id="32" w:name="_Toc243693280"/>
       <w:r>
         <w:lastRenderedPageBreak/>
         <w:t>6  Running and checking</w:t>
@@ -26365,7 +27463,7 @@
         <w:sz w:val="16"/>
         <w:szCs w:val="16"/>
       </w:rPr>
-      <w:t>17</w:t>
+      <w:t>18</w:t>
     </w:r>
     <w:r>
       <w:rPr>
@@ -26414,7 +27512,7 @@
         <w:sz w:val="16"/>
         <w:szCs w:val="16"/>
       </w:rPr>
-      <w:t>17</w:t>
+      <w:t>18</w:t>
     </w:r>
     <w:r>
       <w:rPr>
@@ -26467,15 +27565,7 @@
         <w:sz w:val="16"/>
         <w:szCs w:val="16"/>
       </w:rPr>
-      <w:t>Dateroem Wood Sales - System Documentatio</w:t>
-    </w:r>
-    <w:r>
-      <w:rPr>
-        <w:color w:val="5F6B66"/>
-        <w:sz w:val="16"/>
-        <w:szCs w:val="16"/>
-      </w:rPr>
-      <w:t>n</w:t>
+      <w:t>Dateroem Wood Sales - System Documentation</w:t>
     </w:r>
     <w:r>
       <w:rPr>
@@ -26506,10 +27596,10 @@
 <file path=word/numbering.xml><?xml version="1.0" encoding="utf-8"?>
 <w:numbering xmlns:wpc="http://schemas.microsoft.com/office/word/2010/wordprocessingCanvas" xmlns:cx="http://schemas.microsoft.com/office/drawing/2014/chartex" xmlns:cx1="http://schemas.microsoft.com/office/drawing/2015/9/8/chartex" xmlns:mc="http://schemas.openxmlformats.org/markup-compatibility/2006" xmlns:o="urn:schemas-microsoft-com:office:office" xmlns:r="http://schemas.openxmlformats.org/officeDocument/2006/relationships" xmlns:m="http://schemas.openxmlformats.org/officeDocument/2006/math" xmlns:v="urn:schemas-microsoft-com:vml" xmlns:wp14="http://schemas.microsoft.com/office/word/2010/wordprocessingDrawing" xmlns:wp="http://schemas.openxmlformats.org/drawingml/2006/wordprocessingDrawing" xmlns:w10="urn:schemas-microsoft-com:office:word" xmlns:w="http://schemas.openxmlformats.org/wordprocessingml/2006/main" xmlns:w14="http://schemas.microsoft.com/office/word/2010/wordml" xmlns:w15="http://schemas.microsoft.com/office/word/2012/wordml" xmlns:w16se="http://schemas.microsoft.com/office/word/2015/wordml/symex" xmlns:wpg="http://schemas.microsoft.com/office/word/2010/wordprocessingGroup" xmlns:wpi="http://schemas.microsoft.com/office/word/2010/wordprocessingInk" xmlns:wne="http://schemas.microsoft.com/office/word/2006/wordml" xmlns:wps="http://schemas.microsoft.com/office/word/2010/wordprocessingShape" mc:Ignorable="w14 w15 w16se wp14">
   <w:abstractNum w:abstractNumId="0" w15:restartNumberingAfterBreak="0">
-    <w:nsid w:val="0C8F0DF6"/>
+    <w:nsid w:val="300D19A2"/>
     <w:multiLevelType w:val="hybridMultilevel"/>
-    <w:tmpl w:val="70EC6AE2"/>
-    <w:lvl w:ilvl="0" w:tplc="00D41CD8" w:tentative="1">
+    <w:tmpl w:val="2766F84A"/>
+    <w:lvl w:ilvl="0" w:tplc="FA02E150" w:tentative="1">
       <w:start w:val="1"/>
       <w:numFmt w:val="bullet"/>
       <w:lvlText w:val="●"/>
@@ -26518,7 +27608,7 @@
         <w:ind w:left="720" w:hanging="360"/>
       </w:pPr>
     </w:lvl>
-    <w:lvl w:ilvl="1" w:tplc="01660506" w:tentative="1">
+    <w:lvl w:ilvl="1" w:tplc="3A567F7C" w:tentative="1">
       <w:start w:val="1"/>
       <w:numFmt w:val="bullet"/>
       <w:lvlText w:val="○"/>
@@ -26527,7 +27617,7 @@
         <w:ind w:left="1440" w:hanging="360"/>
       </w:pPr>
     </w:lvl>
-    <w:lvl w:ilvl="2" w:tplc="17CE9926" w:tentative="1">
+    <w:lvl w:ilvl="2" w:tplc="1DC696E6" w:tentative="1">
       <w:start w:val="1"/>
       <w:numFmt w:val="bullet"/>
       <w:lvlText w:val="■"/>
@@ -26536,7 +27626,7 @@
         <w:ind w:left="2160" w:hanging="360"/>
       </w:pPr>
     </w:lvl>
-    <w:lvl w:ilvl="3" w:tplc="CF6CF1D0" w:tentative="1">
+    <w:lvl w:ilvl="3" w:tplc="A52298EE" w:tentative="1">
       <w:start w:val="1"/>
       <w:numFmt w:val="bullet"/>
       <w:lvlText w:val="●"/>
@@ -26545,7 +27635,7 @@
         <w:ind w:left="2880" w:hanging="360"/>
       </w:pPr>
     </w:lvl>
-    <w:lvl w:ilvl="4" w:tplc="6B16C02E" w:tentative="1">
+    <w:lvl w:ilvl="4" w:tplc="89A02E62" w:tentative="1">
       <w:start w:val="1"/>
       <w:numFmt w:val="bullet"/>
       <w:lvlText w:val="○"/>
@@ -26554,7 +27644,7 @@
         <w:ind w:left="3600" w:hanging="360"/>
       </w:pPr>
     </w:lvl>
-    <w:lvl w:ilvl="5" w:tplc="32D69B8C" w:tentative="1">
+    <w:lvl w:ilvl="5" w:tplc="DCBEE936" w:tentative="1">
       <w:start w:val="1"/>
       <w:numFmt w:val="bullet"/>
       <w:lvlText w:val="■"/>
@@ -26563,7 +27653,7 @@
         <w:ind w:left="4320" w:hanging="360"/>
       </w:pPr>
     </w:lvl>
-    <w:lvl w:ilvl="6" w:tplc="F3D4AD00" w:tentative="1">
+    <w:lvl w:ilvl="6" w:tplc="7E5AD0EC" w:tentative="1">
       <w:start w:val="1"/>
       <w:numFmt w:val="bullet"/>
       <w:lvlText w:val="●"/>
@@ -26572,7 +27662,7 @@
         <w:ind w:left="5040" w:hanging="360"/>
       </w:pPr>
     </w:lvl>
-    <w:lvl w:ilvl="7" w:tplc="766CB256" w:tentative="1">
+    <w:lvl w:ilvl="7" w:tplc="907EB016" w:tentative="1">
       <w:start w:val="1"/>
       <w:numFmt w:val="bullet"/>
       <w:lvlText w:val="●"/>
@@ -26581,7 +27671,7 @@
         <w:ind w:left="5760" w:hanging="360"/>
       </w:pPr>
     </w:lvl>
-    <w:lvl w:ilvl="8" w:tplc="02D89126" w:tentative="1">
+    <w:lvl w:ilvl="8" w:tplc="E2E636EE" w:tentative="1">
       <w:start w:val="1"/>
       <w:numFmt w:val="bullet"/>
       <w:lvlText w:val="●"/>
@@ -26592,10 +27682,72 @@
     </w:lvl>
   </w:abstractNum>
   <w:abstractNum w:abstractNumId="1" w15:restartNumberingAfterBreak="0">
-    <w:nsid w:val="0F11442C"/>
+    <w:nsid w:val="5F6F72D2"/>
     <w:multiLevelType w:val="hybridMultilevel"/>
-    <w:tmpl w:val="16ECA3F6"/>
-    <w:lvl w:ilvl="0" w:tplc="9154E996" w:tentative="1">
+    <w:tmpl w:val="7B3C2386"/>
+    <w:lvl w:ilvl="0" w:tplc="342495F0">
+      <w:start w:val="1"/>
+      <w:numFmt w:val="bullet"/>
+      <w:lvlText w:val="•"/>
+      <w:lvlJc w:val="left"/>
+      <w:pPr>
+        <w:ind w:left="540" w:hanging="300"/>
+      </w:pPr>
+    </w:lvl>
+    <w:lvl w:ilvl="1" w:tplc="AB1E09B8" w:tentative="1">
+      <w:start w:val="1"/>
+      <w:numFmt w:val="bullet"/>
+      <w:lvlText w:val="–"/>
+      <w:lvlJc w:val="left"/>
+      <w:pPr>
+        <w:ind w:left="940" w:hanging="300"/>
+      </w:pPr>
+    </w:lvl>
+    <w:lvl w:ilvl="2" w:tplc="47B69D1A" w:tentative="1">
+      <w:start w:val="1"/>
+      <w:numFmt w:val="bullet"/>
+      <w:lvlText w:val="◦"/>
+      <w:lvlJc w:val="left"/>
+      <w:pPr>
+        <w:ind w:left="1340" w:hanging="300"/>
+      </w:pPr>
+    </w:lvl>
+    <w:lvl w:ilvl="3" w:tplc="74D240E6">
+      <w:numFmt w:val="decimal"/>
+      <w:lvlText w:val=""/>
+      <w:lvlJc w:val="left"/>
+    </w:lvl>
+    <w:lvl w:ilvl="4" w:tplc="1F86B6FE">
+      <w:numFmt w:val="decimal"/>
+      <w:lvlText w:val=""/>
+      <w:lvlJc w:val="left"/>
+    </w:lvl>
+    <w:lvl w:ilvl="5" w:tplc="D9F2B604">
+      <w:numFmt w:val="decimal"/>
+      <w:lvlText w:val=""/>
+      <w:lvlJc w:val="left"/>
+    </w:lvl>
+    <w:lvl w:ilvl="6" w:tplc="5A48D08E">
+      <w:numFmt w:val="decimal"/>
+      <w:lvlText w:val=""/>
+      <w:lvlJc w:val="left"/>
+    </w:lvl>
+    <w:lvl w:ilvl="7" w:tplc="81181D80">
+      <w:numFmt w:val="decimal"/>
+      <w:lvlText w:val=""/>
+      <w:lvlJc w:val="left"/>
+    </w:lvl>
+    <w:lvl w:ilvl="8" w:tplc="1FAE9814">
+      <w:numFmt w:val="decimal"/>
+      <w:lvlText w:val=""/>
+      <w:lvlJc w:val="left"/>
+    </w:lvl>
+  </w:abstractNum>
+  <w:abstractNum w:abstractNumId="2" w15:restartNumberingAfterBreak="0">
+    <w:nsid w:val="6EFF7215"/>
+    <w:multiLevelType w:val="hybridMultilevel"/>
+    <w:tmpl w:val="B5C856B8"/>
+    <w:lvl w:ilvl="0" w:tplc="587A9412" w:tentative="1">
       <w:start w:val="1"/>
       <w:numFmt w:val="decimal"/>
       <w:lvlText w:val="%1."/>
@@ -26604,7 +27756,7 @@
         <w:ind w:left="540" w:hanging="300"/>
       </w:pPr>
     </w:lvl>
-    <w:lvl w:ilvl="1" w:tplc="D75A2C14" w:tentative="1">
+    <w:lvl w:ilvl="1" w:tplc="D96A7048" w:tentative="1">
       <w:start w:val="1"/>
       <w:numFmt w:val="lowerLetter"/>
       <w:lvlText w:val="%2."/>
@@ -26613,7 +27765,7 @@
         <w:ind w:left="940" w:hanging="300"/>
       </w:pPr>
     </w:lvl>
-    <w:lvl w:ilvl="2" w:tplc="5C6C379A" w:tentative="1">
+    <w:lvl w:ilvl="2" w:tplc="F2EE2026" w:tentative="1">
       <w:start w:val="1"/>
       <w:numFmt w:val="lowerRoman"/>
       <w:lvlText w:val="%3."/>
@@ -26622,94 +27774,32 @@
         <w:ind w:left="1340" w:hanging="300"/>
       </w:pPr>
     </w:lvl>
-    <w:lvl w:ilvl="3" w:tplc="866A1274">
+    <w:lvl w:ilvl="3" w:tplc="B198BF12">
       <w:numFmt w:val="decimal"/>
       <w:lvlText w:val=""/>
       <w:lvlJc w:val="left"/>
     </w:lvl>
-    <w:lvl w:ilvl="4" w:tplc="5C12B290">
+    <w:lvl w:ilvl="4" w:tplc="9E24562C">
       <w:numFmt w:val="decimal"/>
       <w:lvlText w:val=""/>
       <w:lvlJc w:val="left"/>
     </w:lvl>
-    <w:lvl w:ilvl="5" w:tplc="F57E85B0">
+    <w:lvl w:ilvl="5" w:tplc="54387F44">
       <w:numFmt w:val="decimal"/>
       <w:lvlText w:val=""/>
       <w:lvlJc w:val="left"/>
     </w:lvl>
-    <w:lvl w:ilvl="6" w:tplc="3552EC28">
+    <w:lvl w:ilvl="6" w:tplc="C8B675BE">
       <w:numFmt w:val="decimal"/>
       <w:lvlText w:val=""/>
       <w:lvlJc w:val="left"/>
     </w:lvl>
-    <w:lvl w:ilvl="7" w:tplc="7078456C">
+    <w:lvl w:ilvl="7" w:tplc="94F8940E">
       <w:numFmt w:val="decimal"/>
       <w:lvlText w:val=""/>
       <w:lvlJc w:val="left"/>
     </w:lvl>
-    <w:lvl w:ilvl="8" w:tplc="CF323690">
-      <w:numFmt w:val="decimal"/>
-      <w:lvlText w:val=""/>
-      <w:lvlJc w:val="left"/>
-    </w:lvl>
-  </w:abstractNum>
-  <w:abstractNum w:abstractNumId="2" w15:restartNumberingAfterBreak="0">
-    <w:nsid w:val="6FDB7445"/>
-    <w:multiLevelType w:val="hybridMultilevel"/>
-    <w:tmpl w:val="9658372C"/>
-    <w:lvl w:ilvl="0" w:tplc="04908098">
-      <w:start w:val="1"/>
-      <w:numFmt w:val="bullet"/>
-      <w:lvlText w:val="•"/>
-      <w:lvlJc w:val="left"/>
-      <w:pPr>
-        <w:ind w:left="540" w:hanging="300"/>
-      </w:pPr>
-    </w:lvl>
-    <w:lvl w:ilvl="1" w:tplc="B69AC1A4" w:tentative="1">
-      <w:start w:val="1"/>
-      <w:numFmt w:val="bullet"/>
-      <w:lvlText w:val="–"/>
-      <w:lvlJc w:val="left"/>
-      <w:pPr>
-        <w:ind w:left="940" w:hanging="300"/>
-      </w:pPr>
-    </w:lvl>
-    <w:lvl w:ilvl="2" w:tplc="38581916" w:tentative="1">
-      <w:start w:val="1"/>
-      <w:numFmt w:val="bullet"/>
-      <w:lvlText w:val="◦"/>
-      <w:lvlJc w:val="left"/>
-      <w:pPr>
-        <w:ind w:left="1340" w:hanging="300"/>
-      </w:pPr>
-    </w:lvl>
-    <w:lvl w:ilvl="3" w:tplc="E2C2AAB6">
-      <w:numFmt w:val="decimal"/>
-      <w:lvlText w:val=""/>
-      <w:lvlJc w:val="left"/>
-    </w:lvl>
-    <w:lvl w:ilvl="4" w:tplc="75E08B58">
-      <w:numFmt w:val="decimal"/>
-      <w:lvlText w:val=""/>
-      <w:lvlJc w:val="left"/>
-    </w:lvl>
-    <w:lvl w:ilvl="5" w:tplc="147A05BC">
-      <w:numFmt w:val="decimal"/>
-      <w:lvlText w:val=""/>
-      <w:lvlJc w:val="left"/>
-    </w:lvl>
-    <w:lvl w:ilvl="6" w:tplc="80CEC0BA">
-      <w:numFmt w:val="decimal"/>
-      <w:lvlText w:val=""/>
-      <w:lvlJc w:val="left"/>
-    </w:lvl>
-    <w:lvl w:ilvl="7" w:tplc="46268374">
-      <w:numFmt w:val="decimal"/>
-      <w:lvlText w:val=""/>
-      <w:lvlJc w:val="left"/>
-    </w:lvl>
-    <w:lvl w:ilvl="8" w:tplc="6D46A5E0">
+    <w:lvl w:ilvl="8" w:tplc="5BFC45F6">
       <w:numFmt w:val="decimal"/>
       <w:lvlText w:val=""/>
       <w:lvlJc w:val="left"/>
@@ -26722,7 +27812,7 @@
     </w:lvlOverride>
   </w:num>
   <w:num w:numId="2">
-    <w:abstractNumId w:val="2"/>
+    <w:abstractNumId w:val="1"/>
     <w:lvlOverride w:ilvl="0">
       <w:startOverride w:val="1"/>
     </w:lvlOverride>
@@ -27351,7 +28441,7 @@
     <w:autoRedefine/>
     <w:uiPriority w:val="39"/>
     <w:unhideWhenUsed/>
-    <w:rsid w:val="00334AFA"/>
+    <w:rsid w:val="00166CA8"/>
     <w:pPr>
       <w:spacing w:after="100"/>
     </w:pPr>
@@ -27363,7 +28453,7 @@
     <w:autoRedefine/>
     <w:uiPriority w:val="39"/>
     <w:unhideWhenUsed/>
-    <w:rsid w:val="00334AFA"/>
+    <w:rsid w:val="00166CA8"/>
     <w:pPr>
       <w:spacing w:after="100"/>
       <w:ind w:left="210"/>

--- a/documentation/06 Desktop/Admin Server (BFF).docx
+++ b/documentation/06 Desktop/Admin Server (BFF).docx
@@ -80,7 +80,7 @@
           <w:left w:w="10" w:type="dxa"/>
           <w:right w:w="10" w:type="dxa"/>
         </w:tblCellMar>
-        <w:tblLook w:val="04A0" w:firstRow="1" w:lastRow="0" w:firstColumn="1" w:lastColumn="0" w:noHBand="0" w:noVBand="1"/>
+        <w:tblLook w:val="0000" w:firstRow="0" w:lastRow="0" w:firstColumn="0" w:lastColumn="0" w:noHBand="0" w:noVBand="0"/>
       </w:tblPr>
       <w:tblGrid>
         <w:gridCol w:w="2600"/>
@@ -461,7 +461,7 @@
           <w:left w:w="10" w:type="dxa"/>
           <w:right w:w="10" w:type="dxa"/>
         </w:tblCellMar>
-        <w:tblLook w:val="04A0" w:firstRow="1" w:lastRow="0" w:firstColumn="1" w:lastColumn="0" w:noHBand="0" w:noVBand="1"/>
+        <w:tblLook w:val="0000" w:firstRow="0" w:lastRow="0" w:firstColumn="0" w:lastColumn="0" w:noHBand="0" w:noVBand="0"/>
       </w:tblPr>
       <w:tblGrid>
         <w:gridCol w:w="1300"/>
@@ -1460,6 +1460,74 @@
           </w:p>
         </w:tc>
       </w:tr>
+      <w:tr>
+        <w:tblPrEx>
+          <w:tblCellMar>
+            <w:top w:w="0" w:type="dxa"/>
+            <w:bottom w:w="0" w:type="dxa"/>
+          </w:tblCellMar>
+        </w:tblPrEx>
+        <w:tc>
+          <w:tcPr>
+            <w:tcW w:w="1300" w:type="dxa"/>
+            <w:tcMar>
+              <w:top w:w="50" w:type="dxa"/>
+              <w:left w:w="90" w:type="dxa"/>
+              <w:bottom w:w="50" w:type="dxa"/>
+              <w:right w:w="90" w:type="dxa"/>
+            </w:tcMar>
+          </w:tcPr>
+          <w:p>
+            <w:r>
+              <w:rPr>
+                <w:sz w:val="19"/>
+                <w:szCs w:val="19"/>
+              </w:rPr>
+              <w:t>1.1</w:t>
+            </w:r>
+          </w:p>
+        </w:tc>
+        <w:tc>
+          <w:tcPr>
+            <w:tcW w:w="1900" w:type="dxa"/>
+            <w:tcMar>
+              <w:top w:w="50" w:type="dxa"/>
+              <w:left w:w="90" w:type="dxa"/>
+              <w:bottom w:w="50" w:type="dxa"/>
+              <w:right w:w="90" w:type="dxa"/>
+            </w:tcMar>
+          </w:tcPr>
+          <w:p>
+            <w:r>
+              <w:rPr>
+                <w:sz w:val="19"/>
+                <w:szCs w:val="19"/>
+              </w:rPr>
+              <w:t>24 October 2026</w:t>
+            </w:r>
+          </w:p>
+        </w:tc>
+        <w:tc>
+          <w:tcPr>
+            <w:tcW w:w="6438" w:type="dxa"/>
+            <w:tcMar>
+              <w:top w:w="50" w:type="dxa"/>
+              <w:left w:w="90" w:type="dxa"/>
+              <w:bottom w:w="50" w:type="dxa"/>
+              <w:right w:w="90" w:type="dxa"/>
+            </w:tcMar>
+          </w:tcPr>
+          <w:p>
+            <w:r>
+              <w:rPr>
+                <w:sz w:val="19"/>
+                <w:szCs w:val="19"/>
+              </w:rPr>
+              <w:t>Routes for the company card in Settings: GET and PUT /auth/company (SuperAdmin).</w:t>
+            </w:r>
+          </w:p>
+        </w:tc>
+      </w:tr>
     </w:tbl>
     <w:p>
       <w:pPr>
@@ -1471,7 +1539,15 @@
           <w:sz w:val="20"/>
           <w:szCs w:val="20"/>
         </w:rPr>
-        <w:t>Keep this document up to date: when a feature, setting or server changes, edit the matching section here and add a line to the table above.</w:t>
+        <w:t xml:space="preserve">Keep this document up to date: when a feature, setting or server changes, edit the matching </w:t>
+      </w:r>
+      <w:r>
+        <w:rPr>
+          <w:color w:val="5F6B66"/>
+          <w:sz w:val="20"/>
+          <w:szCs w:val="20"/>
+        </w:rPr>
+        <w:t>section here and add a line to the table above.</w:t>
       </w:r>
     </w:p>
     <w:p>
@@ -1492,7 +1568,7 @@
     <w:sdt>
       <w:sdtPr>
         <w:alias w:val="Contents"/>
-        <w:id w:val="762346024"/>
+        <w:id w:val="-931670389"/>
       </w:sdtPr>
       <w:sdtEndPr/>
       <w:sdtContent>
@@ -1519,7 +1595,7 @@
           <w:r>
             <w:fldChar w:fldCharType="separate"/>
           </w:r>
-          <w:hyperlink w:anchor="_Toc243693249" w:history="1">
+          <w:hyperlink w:anchor="_Toc243694746" w:history="1">
             <w:r>
               <w:rPr>
                 <w:rStyle w:val="Hyperlink"/>
@@ -1543,7 +1619,7 @@
               <w:rPr>
                 <w:noProof/>
               </w:rPr>
-              <w:instrText xml:space="preserve"> PAGEREF _Toc243693249 \h </w:instrText>
+              <w:instrText xml:space="preserve"> PAGEREF _Toc243694746 \h </w:instrText>
             </w:r>
             <w:r>
               <w:rPr>
@@ -1584,7 +1660,7 @@
               <w:szCs w:val="22"/>
             </w:rPr>
           </w:pPr>
-          <w:hyperlink w:anchor="_Toc243693250" w:history="1">
+          <w:hyperlink w:anchor="_Toc243694747" w:history="1">
             <w:r>
               <w:rPr>
                 <w:rStyle w:val="Hyperlink"/>
@@ -1608,7 +1684,7 @@
               <w:rPr>
                 <w:noProof/>
               </w:rPr>
-              <w:instrText xml:space="preserve"> PAGEREF _Toc243693250 \h </w:instrText>
+              <w:instrText xml:space="preserve"> PAGEREF _Toc243694747 \h </w:instrText>
             </w:r>
             <w:r>
               <w:rPr>
@@ -1649,7 +1725,7 @@
               <w:szCs w:val="22"/>
             </w:rPr>
           </w:pPr>
-          <w:hyperlink w:anchor="_Toc243693251" w:history="1">
+          <w:hyperlink w:anchor="_Toc243694748" w:history="1">
             <w:r>
               <w:rPr>
                 <w:rStyle w:val="Hyperlink"/>
@@ -1673,7 +1749,7 @@
               <w:rPr>
                 <w:noProof/>
               </w:rPr>
-              <w:instrText xml:space="preserve"> PAGEREF _Toc243693251 \h </w:instrText>
+              <w:instrText xml:space="preserve"> PAGEREF _Toc243694748 \h </w:instrText>
             </w:r>
             <w:r>
               <w:rPr>
@@ -1714,7 +1790,7 @@
               <w:szCs w:val="22"/>
             </w:rPr>
           </w:pPr>
-          <w:hyperlink w:anchor="_Toc243693252" w:history="1">
+          <w:hyperlink w:anchor="_Toc243694749" w:history="1">
             <w:r>
               <w:rPr>
                 <w:rStyle w:val="Hyperlink"/>
@@ -1738,7 +1814,7 @@
               <w:rPr>
                 <w:noProof/>
               </w:rPr>
-              <w:instrText xml:space="preserve"> PAGEREF _Toc243693252 \h </w:instrText>
+              <w:instrText xml:space="preserve"> PAGEREF _Toc243694749 \h </w:instrText>
             </w:r>
             <w:r>
               <w:rPr>
@@ -1779,7 +1855,7 @@
               <w:szCs w:val="22"/>
             </w:rPr>
           </w:pPr>
-          <w:hyperlink w:anchor="_Toc243693253" w:history="1">
+          <w:hyperlink w:anchor="_Toc243694750" w:history="1">
             <w:r>
               <w:rPr>
                 <w:rStyle w:val="Hyperlink"/>
@@ -1803,7 +1879,7 @@
               <w:rPr>
                 <w:noProof/>
               </w:rPr>
-              <w:instrText xml:space="preserve"> PAGEREF _Toc243693253 \h </w:instrText>
+              <w:instrText xml:space="preserve"> PAGEREF _Toc243694750 \h </w:instrText>
             </w:r>
             <w:r>
               <w:rPr>
@@ -1844,7 +1920,7 @@
               <w:szCs w:val="22"/>
             </w:rPr>
           </w:pPr>
-          <w:hyperlink w:anchor="_Toc243693254" w:history="1">
+          <w:hyperlink w:anchor="_Toc243694751" w:history="1">
             <w:r>
               <w:rPr>
                 <w:rStyle w:val="Hyperlink"/>
@@ -1868,7 +1944,7 @@
               <w:rPr>
                 <w:noProof/>
               </w:rPr>
-              <w:instrText xml:space="preserve"> PAGEREF _Toc243693254 \h </w:instrText>
+              <w:instrText xml:space="preserve"> PAGEREF _Toc243694751 \h </w:instrText>
             </w:r>
             <w:r>
               <w:rPr>
@@ -1909,7 +1985,7 @@
               <w:szCs w:val="22"/>
             </w:rPr>
           </w:pPr>
-          <w:hyperlink w:anchor="_Toc243693255" w:history="1">
+          <w:hyperlink w:anchor="_Toc243694752" w:history="1">
             <w:r>
               <w:rPr>
                 <w:rStyle w:val="Hyperlink"/>
@@ -1933,7 +2009,7 @@
               <w:rPr>
                 <w:noProof/>
               </w:rPr>
-              <w:instrText xml:space="preserve"> PAGEREF _Toc243693255 \h </w:instrText>
+              <w:instrText xml:space="preserve"> PAGEREF _Toc243694752 \h </w:instrText>
             </w:r>
             <w:r>
               <w:rPr>
@@ -1974,7 +2050,7 @@
               <w:szCs w:val="22"/>
             </w:rPr>
           </w:pPr>
-          <w:hyperlink w:anchor="_Toc243693256" w:history="1">
+          <w:hyperlink w:anchor="_Toc243694753" w:history="1">
             <w:r>
               <w:rPr>
                 <w:rStyle w:val="Hyperlink"/>
@@ -1998,7 +2074,7 @@
               <w:rPr>
                 <w:noProof/>
               </w:rPr>
-              <w:instrText xml:space="preserve"> PAGEREF _Toc243693256 \h </w:instrText>
+              <w:instrText xml:space="preserve"> PAGEREF _Toc243694753 \h </w:instrText>
             </w:r>
             <w:r>
               <w:rPr>
@@ -2039,7 +2115,7 @@
               <w:szCs w:val="22"/>
             </w:rPr>
           </w:pPr>
-          <w:hyperlink w:anchor="_Toc243693257" w:history="1">
+          <w:hyperlink w:anchor="_Toc243694754" w:history="1">
             <w:r>
               <w:rPr>
                 <w:rStyle w:val="Hyperlink"/>
@@ -2063,7 +2139,7 @@
               <w:rPr>
                 <w:noProof/>
               </w:rPr>
-              <w:instrText xml:space="preserve"> PAGEREF _Toc243693257 \h </w:instrText>
+              <w:instrText xml:space="preserve"> PAGEREF _Toc243694754 \h </w:instrText>
             </w:r>
             <w:r>
               <w:rPr>
@@ -2104,7 +2180,7 @@
               <w:szCs w:val="22"/>
             </w:rPr>
           </w:pPr>
-          <w:hyperlink w:anchor="_Toc243693258" w:history="1">
+          <w:hyperlink w:anchor="_Toc243694755" w:history="1">
             <w:r>
               <w:rPr>
                 <w:rStyle w:val="Hyperlink"/>
@@ -2128,7 +2204,7 @@
               <w:rPr>
                 <w:noProof/>
               </w:rPr>
-              <w:instrText xml:space="preserve"> PAGEREF _Toc243693258 \h </w:instrText>
+              <w:instrText xml:space="preserve"> PAGEREF _Toc243694755 \h </w:instrText>
             </w:r>
             <w:r>
               <w:rPr>
@@ -2169,7 +2245,7 @@
               <w:szCs w:val="22"/>
             </w:rPr>
           </w:pPr>
-          <w:hyperlink w:anchor="_Toc243693259" w:history="1">
+          <w:hyperlink w:anchor="_Toc243694756" w:history="1">
             <w:r>
               <w:rPr>
                 <w:rStyle w:val="Hyperlink"/>
@@ -2193,7 +2269,7 @@
               <w:rPr>
                 <w:noProof/>
               </w:rPr>
-              <w:instrText xml:space="preserve"> PAGEREF _Toc243693259 \h </w:instrText>
+              <w:instrText xml:space="preserve"> PAGEREF _Toc243694756 \h </w:instrText>
             </w:r>
             <w:r>
               <w:rPr>
@@ -2234,7 +2310,7 @@
               <w:szCs w:val="22"/>
             </w:rPr>
           </w:pPr>
-          <w:hyperlink w:anchor="_Toc243693260" w:history="1">
+          <w:hyperlink w:anchor="_Toc243694757" w:history="1">
             <w:r>
               <w:rPr>
                 <w:rStyle w:val="Hyperlink"/>
@@ -2258,7 +2334,7 @@
               <w:rPr>
                 <w:noProof/>
               </w:rPr>
-              <w:instrText xml:space="preserve"> PAGEREF _Toc243693260 \h </w:instrText>
+              <w:instrText xml:space="preserve"> PAGEREF _Toc243694757 \h </w:instrText>
             </w:r>
             <w:r>
               <w:rPr>
@@ -2299,7 +2375,7 @@
               <w:szCs w:val="22"/>
             </w:rPr>
           </w:pPr>
-          <w:hyperlink w:anchor="_Toc243693261" w:history="1">
+          <w:hyperlink w:anchor="_Toc243694758" w:history="1">
             <w:r>
               <w:rPr>
                 <w:rStyle w:val="Hyperlink"/>
@@ -2323,7 +2399,7 @@
               <w:rPr>
                 <w:noProof/>
               </w:rPr>
-              <w:instrText xml:space="preserve"> PAGEREF _Toc243693261 \h </w:instrText>
+              <w:instrText xml:space="preserve"> PAGEREF _Toc243694758 \h </w:instrText>
             </w:r>
             <w:r>
               <w:rPr>
@@ -2364,7 +2440,7 @@
               <w:szCs w:val="22"/>
             </w:rPr>
           </w:pPr>
-          <w:hyperlink w:anchor="_Toc243693262" w:history="1">
+          <w:hyperlink w:anchor="_Toc243694759" w:history="1">
             <w:r>
               <w:rPr>
                 <w:rStyle w:val="Hyperlink"/>
@@ -2388,7 +2464,7 @@
               <w:rPr>
                 <w:noProof/>
               </w:rPr>
-              <w:instrText xml:space="preserve"> PAGEREF _Toc243693262 \h </w:instrText>
+              <w:instrText xml:space="preserve"> PAGEREF _Toc243694759 \h </w:instrText>
             </w:r>
             <w:r>
               <w:rPr>
@@ -2429,7 +2505,7 @@
               <w:szCs w:val="22"/>
             </w:rPr>
           </w:pPr>
-          <w:hyperlink w:anchor="_Toc243693263" w:history="1">
+          <w:hyperlink w:anchor="_Toc243694760" w:history="1">
             <w:r>
               <w:rPr>
                 <w:rStyle w:val="Hyperlink"/>
@@ -2453,7 +2529,7 @@
               <w:rPr>
                 <w:noProof/>
               </w:rPr>
-              <w:instrText xml:space="preserve"> PAGEREF _Toc243693263 \h </w:instrText>
+              <w:instrText xml:space="preserve"> PAGEREF _Toc243694760 \h </w:instrText>
             </w:r>
             <w:r>
               <w:rPr>
@@ -2494,7 +2570,7 @@
               <w:szCs w:val="22"/>
             </w:rPr>
           </w:pPr>
-          <w:hyperlink w:anchor="_Toc243693264" w:history="1">
+          <w:hyperlink w:anchor="_Toc243694761" w:history="1">
             <w:r>
               <w:rPr>
                 <w:rStyle w:val="Hyperlink"/>
@@ -2518,7 +2594,7 @@
               <w:rPr>
                 <w:noProof/>
               </w:rPr>
-              <w:instrText xml:space="preserve"> PAGEREF _Toc243693264 \h </w:instrText>
+              <w:instrText xml:space="preserve"> PAGEREF _Toc243694761 \h </w:instrText>
             </w:r>
             <w:r>
               <w:rPr>
@@ -2559,7 +2635,7 @@
               <w:szCs w:val="22"/>
             </w:rPr>
           </w:pPr>
-          <w:hyperlink w:anchor="_Toc243693265" w:history="1">
+          <w:hyperlink w:anchor="_Toc243694762" w:history="1">
             <w:r>
               <w:rPr>
                 <w:rStyle w:val="Hyperlink"/>
@@ -2583,7 +2659,7 @@
               <w:rPr>
                 <w:noProof/>
               </w:rPr>
-              <w:instrText xml:space="preserve"> PAGEREF _Toc243693265 \h </w:instrText>
+              <w:instrText xml:space="preserve"> PAGEREF _Toc243694762 \h </w:instrText>
             </w:r>
             <w:r>
               <w:rPr>
@@ -2624,7 +2700,7 @@
               <w:szCs w:val="22"/>
             </w:rPr>
           </w:pPr>
-          <w:hyperlink w:anchor="_Toc243693266" w:history="1">
+          <w:hyperlink w:anchor="_Toc243694763" w:history="1">
             <w:r>
               <w:rPr>
                 <w:rStyle w:val="Hyperlink"/>
@@ -2648,7 +2724,7 @@
               <w:rPr>
                 <w:noProof/>
               </w:rPr>
-              <w:instrText xml:space="preserve"> PAGEREF _Toc243693266 \h </w:instrText>
+              <w:instrText xml:space="preserve"> PAGEREF _Toc243694763 \h </w:instrText>
             </w:r>
             <w:r>
               <w:rPr>
@@ -2689,7 +2765,7 @@
               <w:szCs w:val="22"/>
             </w:rPr>
           </w:pPr>
-          <w:hyperlink w:anchor="_Toc243693267" w:history="1">
+          <w:hyperlink w:anchor="_Toc243694764" w:history="1">
             <w:r>
               <w:rPr>
                 <w:rStyle w:val="Hyperlink"/>
@@ -2713,7 +2789,7 @@
               <w:rPr>
                 <w:noProof/>
               </w:rPr>
-              <w:instrText xml:space="preserve"> PAGEREF _Toc243693267 \h </w:instrText>
+              <w:instrText xml:space="preserve"> PAGEREF _Toc243694764 \h </w:instrText>
             </w:r>
             <w:r>
               <w:rPr>
@@ -2754,7 +2830,7 @@
               <w:szCs w:val="22"/>
             </w:rPr>
           </w:pPr>
-          <w:hyperlink w:anchor="_Toc243693268" w:history="1">
+          <w:hyperlink w:anchor="_Toc243694765" w:history="1">
             <w:r>
               <w:rPr>
                 <w:rStyle w:val="Hyperlink"/>
@@ -2778,7 +2854,7 @@
               <w:rPr>
                 <w:noProof/>
               </w:rPr>
-              <w:instrText xml:space="preserve"> PAGEREF _Toc243693268 \h </w:instrText>
+              <w:instrText xml:space="preserve"> PAGEREF _Toc243694765 \h </w:instrText>
             </w:r>
             <w:r>
               <w:rPr>
@@ -2819,7 +2895,7 @@
               <w:szCs w:val="22"/>
             </w:rPr>
           </w:pPr>
-          <w:hyperlink w:anchor="_Toc243693269" w:history="1">
+          <w:hyperlink w:anchor="_Toc243694766" w:history="1">
             <w:r>
               <w:rPr>
                 <w:rStyle w:val="Hyperlink"/>
@@ -2843,7 +2919,7 @@
               <w:rPr>
                 <w:noProof/>
               </w:rPr>
-              <w:instrText xml:space="preserve"> PAGEREF _Toc243693269 \h </w:instrText>
+              <w:instrText xml:space="preserve"> PAGEREF _Toc243694766 \h </w:instrText>
             </w:r>
             <w:r>
               <w:rPr>
@@ -2884,7 +2960,7 @@
               <w:szCs w:val="22"/>
             </w:rPr>
           </w:pPr>
-          <w:hyperlink w:anchor="_Toc243693270" w:history="1">
+          <w:hyperlink w:anchor="_Toc243694767" w:history="1">
             <w:r>
               <w:rPr>
                 <w:rStyle w:val="Hyperlink"/>
@@ -2908,7 +2984,7 @@
               <w:rPr>
                 <w:noProof/>
               </w:rPr>
-              <w:instrText xml:space="preserve"> PAGEREF _Toc243693270 \h </w:instrText>
+              <w:instrText xml:space="preserve"> PAGEREF _Toc243694767 \h </w:instrText>
             </w:r>
             <w:r>
               <w:rPr>
@@ -2949,7 +3025,7 @@
               <w:szCs w:val="22"/>
             </w:rPr>
           </w:pPr>
-          <w:hyperlink w:anchor="_Toc243693271" w:history="1">
+          <w:hyperlink w:anchor="_Toc243694768" w:history="1">
             <w:r>
               <w:rPr>
                 <w:rStyle w:val="Hyperlink"/>
@@ -2973,7 +3049,7 @@
               <w:rPr>
                 <w:noProof/>
               </w:rPr>
-              <w:instrText xml:space="preserve"> PAGEREF _Toc243693271 \h </w:instrText>
+              <w:instrText xml:space="preserve"> PAGEREF _Toc243694768 \h </w:instrText>
             </w:r>
             <w:r>
               <w:rPr>
@@ -3014,7 +3090,7 @@
               <w:szCs w:val="22"/>
             </w:rPr>
           </w:pPr>
-          <w:hyperlink w:anchor="_Toc243693272" w:history="1">
+          <w:hyperlink w:anchor="_Toc243694769" w:history="1">
             <w:r>
               <w:rPr>
                 <w:rStyle w:val="Hyperlink"/>
@@ -3038,7 +3114,7 @@
               <w:rPr>
                 <w:noProof/>
               </w:rPr>
-              <w:instrText xml:space="preserve"> PAGEREF _Toc243693272 \h </w:instrText>
+              <w:instrText xml:space="preserve"> PAGEREF _Toc243694769 \h </w:instrText>
             </w:r>
             <w:r>
               <w:rPr>
@@ -3079,7 +3155,7 @@
               <w:szCs w:val="22"/>
             </w:rPr>
           </w:pPr>
-          <w:hyperlink w:anchor="_Toc243693273" w:history="1">
+          <w:hyperlink w:anchor="_Toc243694770" w:history="1">
             <w:r>
               <w:rPr>
                 <w:rStyle w:val="Hyperlink"/>
@@ -3103,7 +3179,7 @@
               <w:rPr>
                 <w:noProof/>
               </w:rPr>
-              <w:instrText xml:space="preserve"> PAGEREF _Toc243693273 \h </w:instrText>
+              <w:instrText xml:space="preserve"> PAGEREF _Toc243694770 \h </w:instrText>
             </w:r>
             <w:r>
               <w:rPr>
@@ -3144,7 +3220,7 @@
               <w:szCs w:val="22"/>
             </w:rPr>
           </w:pPr>
-          <w:hyperlink w:anchor="_Toc243693274" w:history="1">
+          <w:hyperlink w:anchor="_Toc243694771" w:history="1">
             <w:r>
               <w:rPr>
                 <w:rStyle w:val="Hyperlink"/>
@@ -3168,7 +3244,7 @@
               <w:rPr>
                 <w:noProof/>
               </w:rPr>
-              <w:instrText xml:space="preserve"> PAGEREF _Toc243693274 \h </w:instrText>
+              <w:instrText xml:space="preserve"> PAGEREF _Toc243694771 \h </w:instrText>
             </w:r>
             <w:r>
               <w:rPr>
@@ -3209,7 +3285,7 @@
               <w:szCs w:val="22"/>
             </w:rPr>
           </w:pPr>
-          <w:hyperlink w:anchor="_Toc243693275" w:history="1">
+          <w:hyperlink w:anchor="_Toc243694772" w:history="1">
             <w:r>
               <w:rPr>
                 <w:rStyle w:val="Hyperlink"/>
@@ -3233,7 +3309,7 @@
               <w:rPr>
                 <w:noProof/>
               </w:rPr>
-              <w:instrText xml:space="preserve"> PAGEREF _Toc243693275 \h </w:instrText>
+              <w:instrText xml:space="preserve"> PAGEREF _Toc243694772 \h </w:instrText>
             </w:r>
             <w:r>
               <w:rPr>
@@ -3274,7 +3350,7 @@
               <w:szCs w:val="22"/>
             </w:rPr>
           </w:pPr>
-          <w:hyperlink w:anchor="_Toc243693276" w:history="1">
+          <w:hyperlink w:anchor="_Toc243694773" w:history="1">
             <w:r>
               <w:rPr>
                 <w:rStyle w:val="Hyperlink"/>
@@ -3298,7 +3374,7 @@
               <w:rPr>
                 <w:noProof/>
               </w:rPr>
-              <w:instrText xml:space="preserve"> PAGEREF _Toc243693276 \h </w:instrText>
+              <w:instrText xml:space="preserve"> PAGEREF _Toc243694773 \h </w:instrText>
             </w:r>
             <w:r>
               <w:rPr>
@@ -3339,7 +3415,7 @@
               <w:szCs w:val="22"/>
             </w:rPr>
           </w:pPr>
-          <w:hyperlink w:anchor="_Toc243693277" w:history="1">
+          <w:hyperlink w:anchor="_Toc243694774" w:history="1">
             <w:r>
               <w:rPr>
                 <w:rStyle w:val="Hyperlink"/>
@@ -3363,7 +3439,7 @@
               <w:rPr>
                 <w:noProof/>
               </w:rPr>
-              <w:instrText xml:space="preserve"> PAGEREF _Toc243693277 \h </w:instrText>
+              <w:instrText xml:space="preserve"> PAGEREF _Toc243694774 \h </w:instrText>
             </w:r>
             <w:r>
               <w:rPr>
@@ -3404,7 +3480,7 @@
               <w:szCs w:val="22"/>
             </w:rPr>
           </w:pPr>
-          <w:hyperlink w:anchor="_Toc243693278" w:history="1">
+          <w:hyperlink w:anchor="_Toc243694775" w:history="1">
             <w:r>
               <w:rPr>
                 <w:rStyle w:val="Hyperlink"/>
@@ -3428,7 +3504,7 @@
               <w:rPr>
                 <w:noProof/>
               </w:rPr>
-              <w:instrText xml:space="preserve"> PAGEREF _Toc243693278 \h </w:instrText>
+              <w:instrText xml:space="preserve"> PAGEREF _Toc243694775 \h </w:instrText>
             </w:r>
             <w:r>
               <w:rPr>
@@ -3469,7 +3545,7 @@
               <w:szCs w:val="22"/>
             </w:rPr>
           </w:pPr>
-          <w:hyperlink w:anchor="_Toc243693279" w:history="1">
+          <w:hyperlink w:anchor="_Toc243694776" w:history="1">
             <w:r>
               <w:rPr>
                 <w:rStyle w:val="Hyperlink"/>
@@ -3493,7 +3569,7 @@
               <w:rPr>
                 <w:noProof/>
               </w:rPr>
-              <w:instrText xml:space="preserve"> PAGEREF _Toc243693279 \h </w:instrText>
+              <w:instrText xml:space="preserve"> PAGEREF _Toc243694776 \h </w:instrText>
             </w:r>
             <w:r>
               <w:rPr>
@@ -3534,7 +3610,7 @@
               <w:szCs w:val="22"/>
             </w:rPr>
           </w:pPr>
-          <w:hyperlink w:anchor="_Toc243693280" w:history="1">
+          <w:hyperlink w:anchor="_Toc243694777" w:history="1">
             <w:r>
               <w:rPr>
                 <w:rStyle w:val="Hyperlink"/>
@@ -3558,7 +3634,7 @@
               <w:rPr>
                 <w:noProof/>
               </w:rPr>
-              <w:instrText xml:space="preserve"> PAGEREF _Toc243693280 \h </w:instrText>
+              <w:instrText xml:space="preserve"> PAGEREF _Toc243694777 \h </w:instrText>
             </w:r>
             <w:r>
               <w:rPr>
@@ -3601,7 +3677,7 @@
       <w:pPr>
         <w:pStyle w:val="Heading1"/>
       </w:pPr>
-      <w:bookmarkStart w:id="1" w:name="_Toc243693249"/>
+      <w:bookmarkStart w:id="1" w:name="_Toc243694746"/>
       <w:r>
         <w:lastRenderedPageBreak/>
         <w:t>1  Introduction</w:t>
@@ -3635,7 +3711,7 @@
           <w:left w:w="10" w:type="dxa"/>
           <w:right w:w="10" w:type="dxa"/>
         </w:tblCellMar>
-        <w:tblLook w:val="04A0" w:firstRow="1" w:lastRow="0" w:firstColumn="1" w:lastColumn="0" w:noHBand="0" w:noVBand="1"/>
+        <w:tblLook w:val="0000" w:firstRow="0" w:lastRow="0" w:firstColumn="0" w:lastColumn="0" w:noHBand="0" w:noVBand="0"/>
       </w:tblPr>
       <w:tblGrid>
         <w:gridCol w:w="2551"/>
@@ -3761,7 +3837,14 @@
                 <w:sz w:val="19"/>
                 <w:szCs w:val="19"/>
               </w:rPr>
-              <w:t>/root/fathersProject/admin_server_control/server (virtual environment in server/venv)</w:t>
+              <w:t>/root/fathersProject/admin_server_contr</w:t>
+            </w:r>
+            <w:r>
+              <w:rPr>
+                <w:sz w:val="19"/>
+                <w:szCs w:val="19"/>
+              </w:rPr>
+              <w:t>ol/server (virtual environment in server/venv)</w:t>
             </w:r>
           </w:p>
         </w:tc>
@@ -4001,7 +4084,14 @@
                 <w:sz w:val="19"/>
                 <w:szCs w:val="19"/>
               </w:rPr>
-              <w:t>The backend at http://localhost:8080 (settings.backend_base_url) with a 15-second time-out</w:t>
+              <w:t>The backend at http://localhost:8080 (settin</w:t>
+            </w:r>
+            <w:r>
+              <w:rPr>
+                <w:sz w:val="19"/>
+                <w:szCs w:val="19"/>
+              </w:rPr>
+              <w:t>gs.backend_base_url) with a 15-second time-out</w:t>
             </w:r>
           </w:p>
         </w:tc>
@@ -4084,7 +4174,7 @@
       <w:pPr>
         <w:pStyle w:val="Heading1"/>
       </w:pPr>
-      <w:bookmarkStart w:id="2" w:name="_Toc243693250"/>
+      <w:bookmarkStart w:id="2" w:name="_Toc243694747"/>
       <w:r>
         <w:lastRenderedPageBreak/>
         <w:t>2  How requests are identified</w:t>
@@ -4162,10 +4252,10 @@
         <w:t>X-Client: desktop</w:t>
       </w:r>
       <w:r>
-        <w:t xml:space="preserve"> and adds the in</w:t>
+        <w:t xml:space="preserve"> and adds the incoming sign-in token itself (remembered per request b</w:t>
       </w:r>
       <w:r>
-        <w:t xml:space="preserve">coming sign-in token itself (remembered per request by the middleware in </w:t>
+        <w:t xml:space="preserve">y the middleware in </w:t>
       </w:r>
       <w:r>
         <w:rPr>
@@ -4189,10 +4279,10 @@
         <w:t>app/core/request_context.py</w:t>
       </w:r>
       <w:r>
-        <w:t>), the same way the mobile server does. The backend's DesktopClientFilter then requires a token issued to an approved computer of an Admin or S</w:t>
+        <w:t>), the same way the mobile server does. The backend's DesktopClientFilter then requires a token issued to an approved computer of an Admin or SuperAdmin and takes the acting user from it; an actin</w:t>
       </w:r>
       <w:r>
-        <w:t>uperAdmin and takes the acting user from it; an acting user id a route forwards is replaced.</w:t>
+        <w:t>g user id a route forwards is replaced.</w:t>
       </w:r>
     </w:p>
     <w:p>
@@ -4205,10 +4295,7 @@
         <w:spacing w:after="60" w:line="264" w:lineRule="auto"/>
       </w:pPr>
       <w:r>
-        <w:t>Admin-only backend endpoints (users, the database browser, payouts, loans, drop and refund) check the role on the backend; approving and blocking phones and comput</w:t>
-      </w:r>
-      <w:r>
-        <w:t>ers is SuperAdmin only.</w:t>
+        <w:t>Admin-only backend endpoints (users, the database browser, payouts, loans, drop and refund) check the role on the backend; approving and blocking phones and computers is SuperAdmin only.</w:t>
       </w:r>
     </w:p>
     <w:p>
@@ -4230,7 +4317,16 @@
           <w:sz w:val="19"/>
           <w:szCs w:val="19"/>
         </w:rPr>
-        <w:t>app/routers/devices.py</w:t>
+        <w:t>ap</w:t>
+      </w:r>
+      <w:r>
+        <w:rPr>
+          <w:rFonts w:ascii="Consolas" w:eastAsia="Consolas" w:hAnsi="Consolas" w:cs="Consolas"/>
+          <w:color w:val="3B3F3D"/>
+          <w:sz w:val="19"/>
+          <w:szCs w:val="19"/>
+        </w:rPr>
+        <w:t>p/routers/devices.py</w:t>
       </w:r>
       <w:r>
         <w:t>) and the computer routes (</w:t>
@@ -4267,19 +4363,13 @@
           <w:sz w:val="19"/>
           <w:szCs w:val="19"/>
         </w:rPr>
-        <w:t>app/routers/faq</w:t>
+        <w:t>app/routers/faqs.py</w:t>
       </w:r>
       <w:r>
-        <w:rPr>
-          <w:rFonts w:ascii="Consolas" w:eastAsia="Consolas" w:hAnsi="Consolas" w:cs="Consolas"/>
-          <w:color w:val="3B3F3D"/>
-          <w:sz w:val="19"/>
-          <w:szCs w:val="19"/>
-        </w:rPr>
-        <w:t>s.py</w:t>
+        <w:t>, added 7 October 2026) serve the desktop FAQs se</w:t>
       </w:r>
       <w:r>
-        <w:t>, added 7 October 2026) serve the desktop FAQs section; the backend checks for an admin from the token.</w:t>
+        <w:t>ction; the backend checks for an admin from the token.</w:t>
       </w:r>
     </w:p>
     <w:p>
@@ -4316,13 +4406,13 @@
         <w:t>POST /showcase/upload</w:t>
       </w:r>
       <w:r>
-        <w:t xml:space="preserve"> saves a picture the</w:t>
+        <w:t xml:space="preserve"> saves a picture the desktop app has already shrunk and sent as base64 JP</w:t>
       </w:r>
       <w:r>
-        <w:t xml:space="preserve"> desktop app has already shrunk and sent as base64 JPEG: it first asks the backend who is signed in and accepts only a Marketer, Admin or SuperAdmin, then checks the data is a real JPEG (start and end markers) of at most 5 MB, and writes it to media/showca</w:t>
+        <w:t xml:space="preserve">EG: it first asks the backend who is signed in and accepts only a Marketer, Admin or SuperAdmin, then checks the data is a real JPEG (start and end markers) of at most 5 MB, and writes it to media/showcase under a cleaned-up name; the other routes forward </w:t>
       </w:r>
       <w:r>
-        <w:t>se under a cleaned-up name; the other routes forward to the backend, which checks the role again.</w:t>
+        <w:t>to the backend, which checks the role again.</w:t>
       </w:r>
     </w:p>
     <w:p>
@@ -4368,25 +4458,16 @@
           <w:sz w:val="19"/>
           <w:szCs w:val="19"/>
         </w:rPr>
-        <w:t>POST /u</w:t>
+        <w:t>POST /uploads/campaigns?name=&amp;kind=image|video&amp;extension=</w:t>
       </w:r>
       <w:r>
-        <w:rPr>
-          <w:rFonts w:ascii="Consolas" w:eastAsia="Consolas" w:hAnsi="Consolas" w:cs="Consolas"/>
-          <w:color w:val="3B3F3D"/>
-          <w:sz w:val="19"/>
-          <w:szCs w:val="19"/>
-        </w:rPr>
-        <w:t>ploads/campaigns?name=&amp;kind=image|video&amp;extension=</w:t>
+        <w:t>) chosen on the desktop computer, sent as the file itself (not base64). Each first asks the backend who is signed in and accepts only an Admin or the SuperAdmin; then it reads the file in pieces and stops past the limit (photos 5 MB - the app has already s</w:t>
       </w:r>
       <w:r>
-        <w:t>) chosen on the desktop computer, sent as the file itself (not base64). Each first asks the backend who is signed in and accepts only an Admin or the SuperAdmin; then it reads the file in pieces and stops p</w:t>
+        <w:t>hrunk them - videos 60 MB, error 413), checks it really is a JPEG or a video of the kind its name says (mp4, mov, m4v and 3gp start with an ISO media header, webm with its own), and writes it to media/products or media/campaigns under a cleaned-up name wit</w:t>
       </w:r>
       <w:r>
-        <w:t>ast the limit (photos 5 MB - the app has already shrunk them - videos 60 MB, error 413), checks it really is a JPEG or a video of the kind its name says (mp4, mov, m4v and 3gp start with an ISO media header, webm with its own), and writes it to media/produ</w:t>
-      </w:r>
-      <w:r>
-        <w:t>cts or media/campaigns under a cleaned-up name with a random suffix. It returns the key (and for campaigns the media type) that the form then saves.</w:t>
+        <w:t>h a random suffix. It returns the key (and for campaigns the media type) that the form then saves.</w:t>
       </w:r>
     </w:p>
     <w:p>
@@ -4435,7 +4516,10 @@
         <w:t>PUT</w:t>
       </w:r>
       <w:r>
-        <w:t xml:space="preserve"> forwards the acting user id for the audit line.</w:t>
+        <w:t xml:space="preserve"> </w:t>
+      </w:r>
+      <w:r>
+        <w:t>forwards the acting user id for the audit line.</w:t>
       </w:r>
     </w:p>
     <w:p>
@@ -4447,7 +4531,7 @@
       <w:pPr>
         <w:pStyle w:val="Heading2"/>
       </w:pPr>
-      <w:bookmarkStart w:id="3" w:name="_Toc243693251"/>
+      <w:bookmarkStart w:id="3" w:name="_Toc243694748"/>
       <w:r>
         <w:t>2.1  Signing in</w:t>
       </w:r>
@@ -4503,7 +4587,10 @@
         <w:t>computer</w:t>
       </w:r>
       <w:r>
-        <w:t>). Before that it checks two things itself:</w:t>
+        <w:t>). Before that it checks two thin</w:t>
+      </w:r>
+      <w:r>
+        <w:t>gs itself:</w:t>
       </w:r>
     </w:p>
     <w:p>
@@ -4535,10 +4622,7 @@
         <w:t>min_desktop_version</w:t>
       </w:r>
       <w:r>
-        <w:t xml:space="preserve"> (1.1), gets 426 "This copy of the desktop app is too</w:t>
-      </w:r>
-      <w:r>
-        <w:t xml:space="preserve"> old - please install the new one."</w:t>
+        <w:t xml:space="preserve"> (1.1), gets 426 "This copy of the desktop app is too old - please install the new one."</w:t>
       </w:r>
     </w:p>
     <w:p>
@@ -4570,13 +4654,13 @@
         <w:t>app/core/sign_in_limit.py</w:t>
       </w:r>
       <w:r>
-        <w:t xml:space="preserve"> counts "Invalid username or password" answers per account and per address. After 5 within 15 minutes that pair gets 429 "Too many wrong passwords. Try again in N minutes." unti</w:t>
+        <w:t xml:space="preserve"> counts "Invalid us</w:t>
       </w:r>
       <w:r>
-        <w:t>l the oldest of them is 15 minutes old; a correct sign-in clears the count. Behind Caddy on the same computer the visitor's address is read from X-Forwarded-For (through the ngrok tunnel every visitor arrives from the same address, so there the count is in</w:t>
+        <w:t>ername or password" answers per account and per address. After 5 within 15 minutes that pair gets 429 "Too many wrong passwords. Try again in N minutes." until the oldest of them is 15 minutes old; a correct sign-in clears the count. Behind Caddy on the sa</w:t>
       </w:r>
       <w:r>
-        <w:t xml:space="preserve"> effect per account); the counts are held in memory and cleared when the server restarts.</w:t>
+        <w:t>me computer the visitor's address is read from X-Forwarded-For (through the ngrok tunnel every visitor arrives from the same address, so there the count is in effect per account); the counts are held in memory and cleared when the server restarts.</w:t>
       </w:r>
     </w:p>
     <w:p>
@@ -4588,10 +4672,13 @@
       <w:pPr>
         <w:pStyle w:val="Heading2"/>
       </w:pPr>
-      <w:bookmarkStart w:id="4" w:name="_Toc243693252"/>
+      <w:bookmarkStart w:id="4" w:name="_Toc243694749"/>
       <w:r>
         <w:lastRenderedPageBreak/>
-        <w:t>2.2  Pictures</w:t>
+        <w:t>2.2  Pi</w:t>
+      </w:r>
+      <w:r>
+        <w:t>ctures</w:t>
       </w:r>
       <w:bookmarkEnd w:id="4"/>
     </w:p>
@@ -4612,10 +4699,7 @@
         <w:t>http://127.0.0.1:8000/media/...</w:t>
       </w:r>
       <w:r>
-        <w:t>), which only works on the server computer. Like t</w:t>
-      </w:r>
-      <w:r>
-        <w:t xml:space="preserve">he mobile server, this server rewrites them to </w:t>
+        <w:t xml:space="preserve">), which only works on the server computer. Like the mobile server, this server rewrites them to </w:t>
       </w:r>
       <w:r>
         <w:rPr>
@@ -4636,7 +4720,16 @@
           <w:sz w:val="19"/>
           <w:szCs w:val="19"/>
         </w:rPr>
-        <w:t>fathersProject/media</w:t>
+        <w:t>fathersProject/medi</w:t>
+      </w:r>
+      <w:r>
+        <w:rPr>
+          <w:rFonts w:ascii="Consolas" w:eastAsia="Consolas" w:hAnsi="Consolas" w:cs="Consolas"/>
+          <w:color w:val="3B3F3D"/>
+          <w:sz w:val="19"/>
+          <w:szCs w:val="19"/>
+        </w:rPr>
+        <w:t>a</w:t>
       </w:r>
       <w:r>
         <w:t xml:space="preserve"> folder at </w:t>
@@ -4672,7 +4765,10 @@
         <w:t xml:space="preserve">Security: </w:t>
       </w:r>
       <w:r>
-        <w:t xml:space="preserve">This server listens on all addresses (0.0.0.0) for WSL forwarding. Since 5 October 2026 every call needs a sign-in from an approved computer, so since 5 October 2026 it is also reachable through the public tunnel at </w:t>
+        <w:t xml:space="preserve">This server listens on all addresses (0.0.0.0) for WSL forwarding. Since 5 October 2026 </w:t>
+      </w:r>
+      <w:r>
+        <w:t xml:space="preserve">every call needs a sign-in from an approved computer, so since 5 October 2026 it is also reachable through the public tunnel at </w:t>
       </w:r>
       <w:r>
         <w:rPr>
@@ -4684,10 +4780,10 @@
         <w:t>/admin-api</w:t>
       </w:r>
       <w:r>
-        <w:t xml:space="preserve"> (Caddy removes the </w:t>
+        <w:t xml:space="preserve"> (Caddy removes the prefix). Its API description pages (/docs, /redoc, /openapi.json) answer 404 there. When the serve</w:t>
       </w:r>
       <w:r>
-        <w:t>prefix). Its API description pages (/docs, /redoc, /openapi.json) answer 404 there. When the servers move to a provider it gets its own HTTPS address.</w:t>
+        <w:t>rs move to a provider it gets its own HTTPS address.</w:t>
       </w:r>
     </w:p>
     <w:p>
@@ -4744,10 +4840,7 @@
         <w:t>MEDIA_BASE_URL</w:t>
       </w:r>
       <w:r>
-        <w:t xml:space="preserve"> (the ba</w:t>
-      </w:r>
-      <w:r>
-        <w:t xml:space="preserve">ckend's media address to rewrite, default http://127.0.0.1:8000/media/) and </w:t>
+        <w:t xml:space="preserve"> (the backend's media address to rewrite, default http://127.0.0.1:8000/media/) and </w:t>
       </w:r>
       <w:r>
         <w:rPr>
@@ -4807,7 +4900,7 @@
       <w:pPr>
         <w:pStyle w:val="Heading1"/>
       </w:pPr>
-      <w:bookmarkStart w:id="5" w:name="_Toc243693253"/>
+      <w:bookmarkStart w:id="5" w:name="_Toc243694750"/>
       <w:r>
         <w:lastRenderedPageBreak/>
         <w:t>3  Errors</w:t>
@@ -4828,22 +4921,16 @@
           <w:sz w:val="19"/>
           <w:szCs w:val="19"/>
         </w:rPr>
-        <w:t>app/core/backend_cl</w:t>
+        <w:t>app/core/backend_client.py</w:t>
       </w:r>
       <w:r>
-        <w:rPr>
-          <w:rFonts w:ascii="Consolas" w:eastAsia="Consolas" w:hAnsi="Consolas" w:cs="Consolas"/>
-          <w:color w:val="3B3F3D"/>
-          <w:sz w:val="19"/>
-          <w:szCs w:val="19"/>
-        </w:rPr>
-        <w:t>ient.py</w:t>
+        <w:t xml:space="preserve"> never passes on technical details. A backend that can't be reached becomes 503 "We can'</w:t>
       </w:r>
       <w:r>
-        <w:t xml:space="preserve"> never passes on technical details. A backend that can't be reached becomes 503 "We can't reach our server right now ...", a slow one 504, and any backend 500 becomes "Something went wrong on our side ..." - the real error goes to this server's log.</w:t>
+        <w:t>t reach our server right now ...", a slow one 504, and any backend 500 becomes "Something went wrong on our side ..." - the real error goes to this server's log. A reason the backend wrote for people (any 4xx, or a deliberate 503 such as "Text messages are</w:t>
       </w:r>
       <w:r>
-        <w:t xml:space="preserve"> A reason the backend wrote for people (any 4xx, or a deliberate 503 such as "Text messages are not set up yet.") passes through; a 4xx without one gets a plain sentence for its status. </w:t>
+        <w:t xml:space="preserve"> not set up yet.") passes through; a 4xx without one gets a plain sentence for its status. </w:t>
       </w:r>
       <w:r>
         <w:rPr>
@@ -4855,10 +4942,7 @@
         <w:t>app/main.py</w:t>
       </w:r>
       <w:r>
-        <w:t xml:space="preserve"> answers a request with fields that don't fit with one sent</w:t>
-      </w:r>
-      <w:r>
-        <w:t>ence (422) and anything unexpected with the calm 500, logging the trace.</w:t>
+        <w:t xml:space="preserve"> answers a request with fields that don't fit with one sentence (422) and anything unexpected with the calm 500, logging the trace.</w:t>
       </w:r>
     </w:p>
     <w:p>
@@ -4870,7 +4954,7 @@
       <w:pPr>
         <w:pStyle w:val="Heading1"/>
       </w:pPr>
-      <w:bookmarkStart w:id="6" w:name="_Toc243693254"/>
+      <w:bookmarkStart w:id="6" w:name="_Toc243694751"/>
       <w:r>
         <w:lastRenderedPageBreak/>
         <w:t>4  Routes</w:t>
@@ -4882,7 +4966,10 @@
         <w:spacing w:after="120" w:line="276" w:lineRule="auto"/>
       </w:pPr>
       <w:r>
-        <w:t>"Passes" shows the identity a route forwards itself. Since 5 October 2026 every route also passes the sign-in token, added by backend_client.</w:t>
+        <w:t>"Passes" s</w:t>
+      </w:r>
+      <w:r>
+        <w:t>hows the identity a route forwards itself. Since 5 October 2026 every route also passes the sign-in token, added by backend_client.</w:t>
       </w:r>
     </w:p>
     <w:p>
@@ -4958,7 +5045,7 @@
       <w:pPr>
         <w:pStyle w:val="Heading2"/>
       </w:pPr>
-      <w:bookmarkStart w:id="7" w:name="_Toc243693255"/>
+      <w:bookmarkStart w:id="7" w:name="_Toc243694752"/>
       <w:r>
         <w:t>4.1  admin_data.py</w:t>
       </w:r>
@@ -4980,7 +5067,7 @@
           <w:left w:w="10" w:type="dxa"/>
           <w:right w:w="10" w:type="dxa"/>
         </w:tblCellMar>
-        <w:tblLook w:val="04A0" w:firstRow="1" w:lastRow="0" w:firstColumn="1" w:lastColumn="0" w:noHBand="0" w:noVBand="1"/>
+        <w:tblLook w:val="0000" w:firstRow="0" w:lastRow="0" w:firstColumn="0" w:lastColumn="0" w:noHBand="0" w:noVBand="0"/>
       </w:tblPr>
       <w:tblGrid>
         <w:gridCol w:w="876"/>
@@ -5389,7 +5476,7 @@
       <w:pPr>
         <w:pStyle w:val="Heading2"/>
       </w:pPr>
-      <w:bookmarkStart w:id="8" w:name="_Toc243693256"/>
+      <w:bookmarkStart w:id="8" w:name="_Toc243694753"/>
       <w:r>
         <w:t>4.2  auth.py</w:t>
       </w:r>
@@ -5411,7 +5498,7 @@
           <w:left w:w="10" w:type="dxa"/>
           <w:right w:w="10" w:type="dxa"/>
         </w:tblCellMar>
-        <w:tblLook w:val="04A0" w:firstRow="1" w:lastRow="0" w:firstColumn="1" w:lastColumn="0" w:noHBand="0" w:noVBand="1"/>
+        <w:tblLook w:val="0000" w:firstRow="0" w:lastRow="0" w:firstColumn="0" w:lastColumn="0" w:noHBand="0" w:noVBand="0"/>
       </w:tblPr>
       <w:tblGrid>
         <w:gridCol w:w="876"/>
@@ -6978,6 +7065,263 @@
           </w:p>
         </w:tc>
       </w:tr>
+      <w:tr>
+        <w:tblPrEx>
+          <w:tblCellMar>
+            <w:top w:w="0" w:type="dxa"/>
+            <w:bottom w:w="0" w:type="dxa"/>
+          </w:tblCellMar>
+        </w:tblPrEx>
+        <w:trPr>
+          <w:cantSplit/>
+        </w:trPr>
+        <w:tc>
+          <w:tcPr>
+            <w:tcW w:w="876" w:type="dxa"/>
+            <w:shd w:val="clear" w:color="auto" w:fill="F4F5F3"/>
+            <w:tcMar>
+              <w:top w:w="50" w:type="dxa"/>
+              <w:left w:w="90" w:type="dxa"/>
+              <w:bottom w:w="50" w:type="dxa"/>
+              <w:right w:w="90" w:type="dxa"/>
+            </w:tcMar>
+          </w:tcPr>
+          <w:p>
+            <w:pPr>
+              <w:spacing w:after="20" w:line="252" w:lineRule="auto"/>
+            </w:pPr>
+            <w:r>
+              <w:rPr>
+                <w:sz w:val="19"/>
+                <w:szCs w:val="19"/>
+              </w:rPr>
+              <w:t>GET</w:t>
+            </w:r>
+          </w:p>
+        </w:tc>
+        <w:tc>
+          <w:tcPr>
+            <w:tcW w:w="2628" w:type="dxa"/>
+            <w:shd w:val="clear" w:color="auto" w:fill="F4F5F3"/>
+            <w:tcMar>
+              <w:top w:w="50" w:type="dxa"/>
+              <w:left w:w="90" w:type="dxa"/>
+              <w:bottom w:w="50" w:type="dxa"/>
+              <w:right w:w="90" w:type="dxa"/>
+            </w:tcMar>
+          </w:tcPr>
+          <w:p>
+            <w:pPr>
+              <w:spacing w:after="20" w:line="252" w:lineRule="auto"/>
+            </w:pPr>
+            <w:r>
+              <w:rPr>
+                <w:sz w:val="19"/>
+                <w:szCs w:val="19"/>
+              </w:rPr>
+              <w:t>/auth/company</w:t>
+            </w:r>
+          </w:p>
+        </w:tc>
+        <w:tc>
+          <w:tcPr>
+            <w:tcW w:w="2080" w:type="dxa"/>
+            <w:shd w:val="clear" w:color="auto" w:fill="F4F5F3"/>
+            <w:tcMar>
+              <w:top w:w="50" w:type="dxa"/>
+              <w:left w:w="90" w:type="dxa"/>
+              <w:bottom w:w="50" w:type="dxa"/>
+              <w:right w:w="90" w:type="dxa"/>
+            </w:tcMar>
+          </w:tcPr>
+          <w:p>
+            <w:pPr>
+              <w:spacing w:after="20" w:line="252" w:lineRule="auto"/>
+            </w:pPr>
+            <w:r>
+              <w:rPr>
+                <w:sz w:val="19"/>
+                <w:szCs w:val="19"/>
+              </w:rPr>
+              <w:t>Company</w:t>
+            </w:r>
+          </w:p>
+        </w:tc>
+        <w:tc>
+          <w:tcPr>
+            <w:tcW w:w="2847" w:type="dxa"/>
+            <w:shd w:val="clear" w:color="auto" w:fill="F4F5F3"/>
+            <w:tcMar>
+              <w:top w:w="50" w:type="dxa"/>
+              <w:left w:w="90" w:type="dxa"/>
+              <w:bottom w:w="50" w:type="dxa"/>
+              <w:right w:w="90" w:type="dxa"/>
+            </w:tcMar>
+          </w:tcPr>
+          <w:p>
+            <w:pPr>
+              <w:spacing w:after="20" w:line="252" w:lineRule="auto"/>
+            </w:pPr>
+            <w:r>
+              <w:rPr>
+                <w:sz w:val="19"/>
+                <w:szCs w:val="19"/>
+              </w:rPr>
+              <w:t>GET /api/settings/company</w:t>
+            </w:r>
+          </w:p>
+        </w:tc>
+        <w:tc>
+          <w:tcPr>
+            <w:tcW w:w="1207" w:type="dxa"/>
+            <w:shd w:val="clear" w:color="auto" w:fill="F4F5F3"/>
+            <w:tcMar>
+              <w:top w:w="50" w:type="dxa"/>
+              <w:left w:w="90" w:type="dxa"/>
+              <w:bottom w:w="50" w:type="dxa"/>
+              <w:right w:w="90" w:type="dxa"/>
+            </w:tcMar>
+          </w:tcPr>
+          <w:p>
+            <w:pPr>
+              <w:spacing w:after="20" w:line="252" w:lineRule="auto"/>
+            </w:pPr>
+            <w:r>
+              <w:rPr>
+                <w:sz w:val="19"/>
+                <w:szCs w:val="19"/>
+              </w:rPr>
+              <w:t>token</w:t>
+            </w:r>
+          </w:p>
+        </w:tc>
+      </w:tr>
+      <w:tr>
+        <w:tblPrEx>
+          <w:tblCellMar>
+            <w:top w:w="0" w:type="dxa"/>
+            <w:bottom w:w="0" w:type="dxa"/>
+          </w:tblCellMar>
+        </w:tblPrEx>
+        <w:trPr>
+          <w:cantSplit/>
+        </w:trPr>
+        <w:tc>
+          <w:tcPr>
+            <w:tcW w:w="876" w:type="dxa"/>
+            <w:tcMar>
+              <w:top w:w="50" w:type="dxa"/>
+              <w:left w:w="90" w:type="dxa"/>
+              <w:bottom w:w="50" w:type="dxa"/>
+              <w:right w:w="90" w:type="dxa"/>
+            </w:tcMar>
+          </w:tcPr>
+          <w:p>
+            <w:pPr>
+              <w:spacing w:after="20" w:line="252" w:lineRule="auto"/>
+            </w:pPr>
+            <w:r>
+              <w:rPr>
+                <w:sz w:val="19"/>
+                <w:szCs w:val="19"/>
+              </w:rPr>
+              <w:t>PUT</w:t>
+            </w:r>
+          </w:p>
+        </w:tc>
+        <w:tc>
+          <w:tcPr>
+            <w:tcW w:w="2628" w:type="dxa"/>
+            <w:tcMar>
+              <w:top w:w="50" w:type="dxa"/>
+              <w:left w:w="90" w:type="dxa"/>
+              <w:bottom w:w="50" w:type="dxa"/>
+              <w:right w:w="90" w:type="dxa"/>
+            </w:tcMar>
+          </w:tcPr>
+          <w:p>
+            <w:pPr>
+              <w:spacing w:after="20" w:line="252" w:lineRule="auto"/>
+            </w:pPr>
+            <w:r>
+              <w:rPr>
+                <w:sz w:val="19"/>
+                <w:szCs w:val="19"/>
+              </w:rPr>
+              <w:t>/auth/company</w:t>
+            </w:r>
+          </w:p>
+        </w:tc>
+        <w:tc>
+          <w:tcPr>
+            <w:tcW w:w="2080" w:type="dxa"/>
+            <w:tcMar>
+              <w:top w:w="50" w:type="dxa"/>
+              <w:left w:w="90" w:type="dxa"/>
+              <w:bottom w:w="50" w:type="dxa"/>
+              <w:right w:w="90" w:type="dxa"/>
+            </w:tcMar>
+          </w:tcPr>
+          <w:p>
+            <w:pPr>
+              <w:spacing w:after="20" w:line="252" w:lineRule="auto"/>
+            </w:pPr>
+            <w:r>
+              <w:rPr>
+                <w:sz w:val="19"/>
+                <w:szCs w:val="19"/>
+              </w:rPr>
+              <w:t>Set company</w:t>
+            </w:r>
+          </w:p>
+        </w:tc>
+        <w:tc>
+          <w:tcPr>
+            <w:tcW w:w="2847" w:type="dxa"/>
+            <w:tcMar>
+              <w:top w:w="50" w:type="dxa"/>
+              <w:left w:w="90" w:type="dxa"/>
+              <w:bottom w:w="50" w:type="dxa"/>
+              <w:right w:w="90" w:type="dxa"/>
+            </w:tcMar>
+          </w:tcPr>
+          <w:p>
+            <w:pPr>
+              <w:spacing w:after="20" w:line="252" w:lineRule="auto"/>
+            </w:pPr>
+            <w:r>
+              <w:rPr>
+                <w:sz w:val="19"/>
+                <w:szCs w:val="19"/>
+              </w:rPr>
+              <w:t>PUT /api/settings/company</w:t>
+            </w:r>
+          </w:p>
+        </w:tc>
+        <w:tc>
+          <w:tcPr>
+            <w:tcW w:w="1207" w:type="dxa"/>
+            <w:tcMar>
+              <w:top w:w="50" w:type="dxa"/>
+              <w:left w:w="90" w:type="dxa"/>
+              <w:bottom w:w="50" w:type="dxa"/>
+              <w:right w:w="90" w:type="dxa"/>
+            </w:tcMar>
+          </w:tcPr>
+          <w:p>
+            <w:pPr>
+              <w:spacing w:after="20" w:line="252" w:lineRule="auto"/>
+            </w:pPr>
+            <w:r>
+              <w:rPr>
+                <w:sz w:val="19"/>
+                <w:szCs w:val="19"/>
+              </w:rPr>
+              <w:t>token</w:t>
+            </w:r>
+          </w:p>
+        </w:tc>
+      </w:tr>
     </w:tbl>
     <w:p>
       <w:pPr>
@@ -6988,7 +7332,7 @@
       <w:pPr>
         <w:pStyle w:val="Heading2"/>
       </w:pPr>
-      <w:bookmarkStart w:id="9" w:name="_Toc243693257"/>
+      <w:bookmarkStart w:id="9" w:name="_Toc243694754"/>
       <w:r>
         <w:t>4.3  computers.py</w:t>
       </w:r>
@@ -7010,7 +7354,7 @@
           <w:left w:w="10" w:type="dxa"/>
           <w:right w:w="10" w:type="dxa"/>
         </w:tblCellMar>
-        <w:tblLook w:val="04A0" w:firstRow="1" w:lastRow="0" w:firstColumn="1" w:lastColumn="0" w:noHBand="0" w:noVBand="1"/>
+        <w:tblLook w:val="0000" w:firstRow="0" w:lastRow="0" w:firstColumn="0" w:lastColumn="0" w:noHBand="0" w:noVBand="0"/>
       </w:tblPr>
       <w:tblGrid>
         <w:gridCol w:w="876"/>
@@ -7538,9 +7882,8 @@
       <w:pPr>
         <w:pStyle w:val="Heading2"/>
       </w:pPr>
-      <w:bookmarkStart w:id="10" w:name="_Toc243693258"/>
+      <w:bookmarkStart w:id="10" w:name="_Toc243694755"/>
       <w:r>
-        <w:lastRenderedPageBreak/>
         <w:t>4.4  deliveries.py</w:t>
       </w:r>
       <w:bookmarkEnd w:id="10"/>
@@ -7561,7 +7904,7 @@
           <w:left w:w="10" w:type="dxa"/>
           <w:right w:w="10" w:type="dxa"/>
         </w:tblCellMar>
-        <w:tblLook w:val="04A0" w:firstRow="1" w:lastRow="0" w:firstColumn="1" w:lastColumn="0" w:noHBand="0" w:noVBand="1"/>
+        <w:tblLook w:val="0000" w:firstRow="0" w:lastRow="0" w:firstColumn="0" w:lastColumn="0" w:noHBand="0" w:noVBand="0"/>
       </w:tblPr>
       <w:tblGrid>
         <w:gridCol w:w="876"/>
@@ -10221,7 +10564,7 @@
       <w:pPr>
         <w:pStyle w:val="Heading2"/>
       </w:pPr>
-      <w:bookmarkStart w:id="11" w:name="_Toc243693259"/>
+      <w:bookmarkStart w:id="11" w:name="_Toc243694756"/>
       <w:r>
         <w:t>4.5  devices.py</w:t>
       </w:r>
@@ -10243,7 +10586,7 @@
           <w:left w:w="10" w:type="dxa"/>
           <w:right w:w="10" w:type="dxa"/>
         </w:tblCellMar>
-        <w:tblLook w:val="04A0" w:firstRow="1" w:lastRow="0" w:firstColumn="1" w:lastColumn="0" w:noHBand="0" w:noVBand="1"/>
+        <w:tblLook w:val="0000" w:firstRow="0" w:lastRow="0" w:firstColumn="0" w:lastColumn="0" w:noHBand="0" w:noVBand="0"/>
       </w:tblPr>
       <w:tblGrid>
         <w:gridCol w:w="876"/>
@@ -10771,7 +11114,7 @@
       <w:pPr>
         <w:pStyle w:val="Heading2"/>
       </w:pPr>
-      <w:bookmarkStart w:id="12" w:name="_Toc243693260"/>
+      <w:bookmarkStart w:id="12" w:name="_Toc243694757"/>
       <w:r>
         <w:t>4.6  expenses.py</w:t>
       </w:r>
@@ -10793,7 +11136,7 @@
           <w:left w:w="10" w:type="dxa"/>
           <w:right w:w="10" w:type="dxa"/>
         </w:tblCellMar>
-        <w:tblLook w:val="04A0" w:firstRow="1" w:lastRow="0" w:firstColumn="1" w:lastColumn="0" w:noHBand="0" w:noVBand="1"/>
+        <w:tblLook w:val="0000" w:firstRow="0" w:lastRow="0" w:firstColumn="0" w:lastColumn="0" w:noHBand="0" w:noVBand="0"/>
       </w:tblPr>
       <w:tblGrid>
         <w:gridCol w:w="876"/>
@@ -11459,7 +11802,7 @@
       <w:pPr>
         <w:pStyle w:val="Heading2"/>
       </w:pPr>
-      <w:bookmarkStart w:id="13" w:name="_Toc243693261"/>
+      <w:bookmarkStart w:id="13" w:name="_Toc243694758"/>
       <w:r>
         <w:t>4.7  faqs.py</w:t>
       </w:r>
@@ -11481,7 +11824,7 @@
           <w:left w:w="10" w:type="dxa"/>
           <w:right w:w="10" w:type="dxa"/>
         </w:tblCellMar>
-        <w:tblLook w:val="04A0" w:firstRow="1" w:lastRow="0" w:firstColumn="1" w:lastColumn="0" w:noHBand="0" w:noVBand="1"/>
+        <w:tblLook w:val="0000" w:firstRow="0" w:lastRow="0" w:firstColumn="0" w:lastColumn="0" w:noHBand="0" w:noVBand="0"/>
       </w:tblPr>
       <w:tblGrid>
         <w:gridCol w:w="876"/>
@@ -12252,7 +12595,7 @@
       <w:pPr>
         <w:pStyle w:val="Heading2"/>
       </w:pPr>
-      <w:bookmarkStart w:id="14" w:name="_Toc243693262"/>
+      <w:bookmarkStart w:id="14" w:name="_Toc243694759"/>
       <w:r>
         <w:lastRenderedPageBreak/>
         <w:t>4.8  finance.py</w:t>
@@ -12275,7 +12618,7 @@
           <w:left w:w="10" w:type="dxa"/>
           <w:right w:w="10" w:type="dxa"/>
         </w:tblCellMar>
-        <w:tblLook w:val="04A0" w:firstRow="1" w:lastRow="0" w:firstColumn="1" w:lastColumn="0" w:noHBand="0" w:noVBand="1"/>
+        <w:tblLook w:val="0000" w:firstRow="0" w:lastRow="0" w:firstColumn="0" w:lastColumn="0" w:noHBand="0" w:noVBand="0"/>
       </w:tblPr>
       <w:tblGrid>
         <w:gridCol w:w="876"/>
@@ -13691,7 +14034,7 @@
       <w:pPr>
         <w:pStyle w:val="Heading2"/>
       </w:pPr>
-      <w:bookmarkStart w:id="15" w:name="_Toc243693263"/>
+      <w:bookmarkStart w:id="15" w:name="_Toc243694760"/>
       <w:r>
         <w:t>4.9  health.py</w:t>
       </w:r>
@@ -13713,7 +14056,7 @@
           <w:left w:w="10" w:type="dxa"/>
           <w:right w:w="10" w:type="dxa"/>
         </w:tblCellMar>
-        <w:tblLook w:val="04A0" w:firstRow="1" w:lastRow="0" w:firstColumn="1" w:lastColumn="0" w:noHBand="0" w:noVBand="1"/>
+        <w:tblLook w:val="0000" w:firstRow="0" w:lastRow="0" w:firstColumn="0" w:lastColumn="0" w:noHBand="0" w:noVBand="0"/>
       </w:tblPr>
       <w:tblGrid>
         <w:gridCol w:w="876"/>
@@ -13998,7 +14341,7 @@
       <w:pPr>
         <w:pStyle w:val="Heading2"/>
       </w:pPr>
-      <w:bookmarkStart w:id="16" w:name="_Toc243693264"/>
+      <w:bookmarkStart w:id="16" w:name="_Toc243694761"/>
       <w:r>
         <w:t>4.10  insights.py</w:t>
       </w:r>
@@ -14020,7 +14363,7 @@
           <w:left w:w="10" w:type="dxa"/>
           <w:right w:w="10" w:type="dxa"/>
         </w:tblCellMar>
-        <w:tblLook w:val="04A0" w:firstRow="1" w:lastRow="0" w:firstColumn="1" w:lastColumn="0" w:noHBand="0" w:noVBand="1"/>
+        <w:tblLook w:val="0000" w:firstRow="0" w:lastRow="0" w:firstColumn="0" w:lastColumn="0" w:noHBand="0" w:noVBand="0"/>
       </w:tblPr>
       <w:tblGrid>
         <w:gridCol w:w="876"/>
@@ -14305,7 +14648,7 @@
       <w:pPr>
         <w:pStyle w:val="Heading2"/>
       </w:pPr>
-      <w:bookmarkStart w:id="17" w:name="_Toc243693265"/>
+      <w:bookmarkStart w:id="17" w:name="_Toc243694762"/>
       <w:r>
         <w:t>4.11  machines_vehicles.py</w:t>
       </w:r>
@@ -14327,7 +14670,7 @@
           <w:left w:w="10" w:type="dxa"/>
           <w:right w:w="10" w:type="dxa"/>
         </w:tblCellMar>
-        <w:tblLook w:val="04A0" w:firstRow="1" w:lastRow="0" w:firstColumn="1" w:lastColumn="0" w:noHBand="0" w:noVBand="1"/>
+        <w:tblLook w:val="0000" w:firstRow="0" w:lastRow="0" w:firstColumn="0" w:lastColumn="0" w:noHBand="0" w:noVBand="0"/>
       </w:tblPr>
       <w:tblGrid>
         <w:gridCol w:w="876"/>
@@ -15223,7 +15566,7 @@
       <w:pPr>
         <w:pStyle w:val="Heading2"/>
       </w:pPr>
-      <w:bookmarkStart w:id="18" w:name="_Toc243693266"/>
+      <w:bookmarkStart w:id="18" w:name="_Toc243694763"/>
       <w:r>
         <w:t>4.12  marketing.py</w:t>
       </w:r>
@@ -15245,7 +15588,7 @@
           <w:left w:w="10" w:type="dxa"/>
           <w:right w:w="10" w:type="dxa"/>
         </w:tblCellMar>
-        <w:tblLook w:val="04A0" w:firstRow="1" w:lastRow="0" w:firstColumn="1" w:lastColumn="0" w:noHBand="0" w:noVBand="1"/>
+        <w:tblLook w:val="0000" w:firstRow="0" w:lastRow="0" w:firstColumn="0" w:lastColumn="0" w:noHBand="0" w:noVBand="0"/>
       </w:tblPr>
       <w:tblGrid>
         <w:gridCol w:w="876"/>
@@ -16537,7 +16880,7 @@
       <w:pPr>
         <w:pStyle w:val="Heading2"/>
       </w:pPr>
-      <w:bookmarkStart w:id="19" w:name="_Toc243693267"/>
+      <w:bookmarkStart w:id="19" w:name="_Toc243694764"/>
       <w:r>
         <w:t>4.13  orders.py</w:t>
       </w:r>
@@ -16559,7 +16902,7 @@
           <w:left w:w="10" w:type="dxa"/>
           <w:right w:w="10" w:type="dxa"/>
         </w:tblCellMar>
-        <w:tblLook w:val="04A0" w:firstRow="1" w:lastRow="0" w:firstColumn="1" w:lastColumn="0" w:noHBand="0" w:noVBand="1"/>
+        <w:tblLook w:val="0000" w:firstRow="0" w:lastRow="0" w:firstColumn="0" w:lastColumn="0" w:noHBand="0" w:noVBand="0"/>
       </w:tblPr>
       <w:tblGrid>
         <w:gridCol w:w="876"/>
@@ -17087,7 +17430,7 @@
       <w:pPr>
         <w:pStyle w:val="Heading2"/>
       </w:pPr>
-      <w:bookmarkStart w:id="20" w:name="_Toc243693268"/>
+      <w:bookmarkStart w:id="20" w:name="_Toc243694765"/>
       <w:r>
         <w:t>4.14  products.py</w:t>
       </w:r>
@@ -17109,7 +17452,7 @@
           <w:left w:w="10" w:type="dxa"/>
           <w:right w:w="10" w:type="dxa"/>
         </w:tblCellMar>
-        <w:tblLook w:val="04A0" w:firstRow="1" w:lastRow="0" w:firstColumn="1" w:lastColumn="0" w:noHBand="0" w:noVBand="1"/>
+        <w:tblLook w:val="0000" w:firstRow="0" w:lastRow="0" w:firstColumn="0" w:lastColumn="0" w:noHBand="0" w:noVBand="0"/>
       </w:tblPr>
       <w:tblGrid>
         <w:gridCol w:w="876"/>
@@ -18533,7 +18876,7 @@
       <w:pPr>
         <w:pStyle w:val="Heading2"/>
       </w:pPr>
-      <w:bookmarkStart w:id="21" w:name="_Toc243693269"/>
+      <w:bookmarkStart w:id="21" w:name="_Toc243694766"/>
       <w:r>
         <w:t>4.15  reviews.py</w:t>
       </w:r>
@@ -18555,7 +18898,7 @@
           <w:left w:w="10" w:type="dxa"/>
           <w:right w:w="10" w:type="dxa"/>
         </w:tblCellMar>
-        <w:tblLook w:val="04A0" w:firstRow="1" w:lastRow="0" w:firstColumn="1" w:lastColumn="0" w:noHBand="0" w:noVBand="1"/>
+        <w:tblLook w:val="0000" w:firstRow="0" w:lastRow="0" w:firstColumn="0" w:lastColumn="0" w:noHBand="0" w:noVBand="0"/>
       </w:tblPr>
       <w:tblGrid>
         <w:gridCol w:w="876"/>
@@ -18964,7 +19307,7 @@
       <w:pPr>
         <w:pStyle w:val="Heading2"/>
       </w:pPr>
-      <w:bookmarkStart w:id="22" w:name="_Toc243693270"/>
+      <w:bookmarkStart w:id="22" w:name="_Toc243694767"/>
       <w:r>
         <w:t>4.16  roles.py</w:t>
       </w:r>
@@ -18986,7 +19329,7 @@
           <w:left w:w="10" w:type="dxa"/>
           <w:right w:w="10" w:type="dxa"/>
         </w:tblCellMar>
-        <w:tblLook w:val="04A0" w:firstRow="1" w:lastRow="0" w:firstColumn="1" w:lastColumn="0" w:noHBand="0" w:noVBand="1"/>
+        <w:tblLook w:val="0000" w:firstRow="0" w:lastRow="0" w:firstColumn="0" w:lastColumn="0" w:noHBand="0" w:noVBand="0"/>
       </w:tblPr>
       <w:tblGrid>
         <w:gridCol w:w="876"/>
@@ -19271,7 +19614,7 @@
       <w:pPr>
         <w:pStyle w:val="Heading2"/>
       </w:pPr>
-      <w:bookmarkStart w:id="23" w:name="_Toc243693271"/>
+      <w:bookmarkStart w:id="23" w:name="_Toc243694768"/>
       <w:r>
         <w:t>4.17  shipping.py</w:t>
       </w:r>
@@ -19293,7 +19636,7 @@
           <w:left w:w="10" w:type="dxa"/>
           <w:right w:w="10" w:type="dxa"/>
         </w:tblCellMar>
-        <w:tblLook w:val="04A0" w:firstRow="1" w:lastRow="0" w:firstColumn="1" w:lastColumn="0" w:noHBand="0" w:noVBand="1"/>
+        <w:tblLook w:val="0000" w:firstRow="0" w:lastRow="0" w:firstColumn="0" w:lastColumn="0" w:noHBand="0" w:noVBand="0"/>
       </w:tblPr>
       <w:tblGrid>
         <w:gridCol w:w="876"/>
@@ -19945,7 +20288,7 @@
       <w:pPr>
         <w:pStyle w:val="Heading2"/>
       </w:pPr>
-      <w:bookmarkStart w:id="24" w:name="_Toc243693272"/>
+      <w:bookmarkStart w:id="24" w:name="_Toc243694769"/>
       <w:r>
         <w:lastRenderedPageBreak/>
         <w:t>4.18  showcase.py</w:t>
@@ -19968,7 +20311,7 @@
           <w:left w:w="10" w:type="dxa"/>
           <w:right w:w="10" w:type="dxa"/>
         </w:tblCellMar>
-        <w:tblLook w:val="04A0" w:firstRow="1" w:lastRow="0" w:firstColumn="1" w:lastColumn="0" w:noHBand="0" w:noVBand="1"/>
+        <w:tblLook w:val="0000" w:firstRow="0" w:lastRow="0" w:firstColumn="0" w:lastColumn="0" w:noHBand="0" w:noVBand="0"/>
       </w:tblPr>
       <w:tblGrid>
         <w:gridCol w:w="876"/>
@@ -20870,7 +21213,7 @@
       <w:pPr>
         <w:pStyle w:val="Heading2"/>
       </w:pPr>
-      <w:bookmarkStart w:id="25" w:name="_Toc243693273"/>
+      <w:bookmarkStart w:id="25" w:name="_Toc243694770"/>
       <w:r>
         <w:t>4.19  sms_queue.py</w:t>
       </w:r>
@@ -20892,7 +21235,7 @@
           <w:left w:w="10" w:type="dxa"/>
           <w:right w:w="10" w:type="dxa"/>
         </w:tblCellMar>
-        <w:tblLook w:val="04A0" w:firstRow="1" w:lastRow="0" w:firstColumn="1" w:lastColumn="0" w:noHBand="0" w:noVBand="1"/>
+        <w:tblLook w:val="0000" w:firstRow="0" w:lastRow="0" w:firstColumn="0" w:lastColumn="0" w:noHBand="0" w:noVBand="0"/>
       </w:tblPr>
       <w:tblGrid>
         <w:gridCol w:w="876"/>
@@ -21301,7 +21644,7 @@
       <w:pPr>
         <w:pStyle w:val="Heading2"/>
       </w:pPr>
-      <w:bookmarkStart w:id="26" w:name="_Toc243693274"/>
+      <w:bookmarkStart w:id="26" w:name="_Toc243694771"/>
       <w:r>
         <w:t>4.20  transactions.py</w:t>
       </w:r>
@@ -21323,7 +21666,7 @@
           <w:left w:w="10" w:type="dxa"/>
           <w:right w:w="10" w:type="dxa"/>
         </w:tblCellMar>
-        <w:tblLook w:val="04A0" w:firstRow="1" w:lastRow="0" w:firstColumn="1" w:lastColumn="0" w:noHBand="0" w:noVBand="1"/>
+        <w:tblLook w:val="0000" w:firstRow="0" w:lastRow="0" w:firstColumn="0" w:lastColumn="0" w:noHBand="0" w:noVBand="0"/>
       </w:tblPr>
       <w:tblGrid>
         <w:gridCol w:w="876"/>
@@ -22489,7 +22832,7 @@
       <w:pPr>
         <w:pStyle w:val="Heading2"/>
       </w:pPr>
-      <w:bookmarkStart w:id="27" w:name="_Toc243693275"/>
+      <w:bookmarkStart w:id="27" w:name="_Toc243694772"/>
       <w:r>
         <w:lastRenderedPageBreak/>
         <w:t>4.21  trees.py</w:t>
@@ -22512,7 +22855,7 @@
           <w:left w:w="10" w:type="dxa"/>
           <w:right w:w="10" w:type="dxa"/>
         </w:tblCellMar>
-        <w:tblLook w:val="04A0" w:firstRow="1" w:lastRow="0" w:firstColumn="1" w:lastColumn="0" w:noHBand="0" w:noVBand="1"/>
+        <w:tblLook w:val="0000" w:firstRow="0" w:lastRow="0" w:firstColumn="0" w:lastColumn="0" w:noHBand="0" w:noVBand="0"/>
       </w:tblPr>
       <w:tblGrid>
         <w:gridCol w:w="876"/>
@@ -23893,7 +24236,7 @@
       <w:pPr>
         <w:pStyle w:val="Heading2"/>
       </w:pPr>
-      <w:bookmarkStart w:id="28" w:name="_Toc243693276"/>
+      <w:bookmarkStart w:id="28" w:name="_Toc243694773"/>
       <w:r>
         <w:t>4.22  trips.py</w:t>
       </w:r>
@@ -23915,7 +24258,7 @@
           <w:left w:w="10" w:type="dxa"/>
           <w:right w:w="10" w:type="dxa"/>
         </w:tblCellMar>
-        <w:tblLook w:val="04A0" w:firstRow="1" w:lastRow="0" w:firstColumn="1" w:lastColumn="0" w:noHBand="0" w:noVBand="1"/>
+        <w:tblLook w:val="0000" w:firstRow="0" w:lastRow="0" w:firstColumn="0" w:lastColumn="0" w:noHBand="0" w:noVBand="0"/>
       </w:tblPr>
       <w:tblGrid>
         <w:gridCol w:w="876"/>
@@ -25310,7 +25653,7 @@
       <w:pPr>
         <w:pStyle w:val="Heading2"/>
       </w:pPr>
-      <w:bookmarkStart w:id="29" w:name="_Toc243693277"/>
+      <w:bookmarkStart w:id="29" w:name="_Toc243694774"/>
       <w:r>
         <w:t>4.23  uploads.py</w:t>
       </w:r>
@@ -25332,7 +25675,7 @@
           <w:left w:w="10" w:type="dxa"/>
           <w:right w:w="10" w:type="dxa"/>
         </w:tblCellMar>
-        <w:tblLook w:val="04A0" w:firstRow="1" w:lastRow="0" w:firstColumn="1" w:lastColumn="0" w:noHBand="0" w:noVBand="1"/>
+        <w:tblLook w:val="0000" w:firstRow="0" w:lastRow="0" w:firstColumn="0" w:lastColumn="0" w:noHBand="0" w:noVBand="0"/>
       </w:tblPr>
       <w:tblGrid>
         <w:gridCol w:w="876"/>
@@ -25755,7 +26098,7 @@
       <w:pPr>
         <w:pStyle w:val="Heading2"/>
       </w:pPr>
-      <w:bookmarkStart w:id="30" w:name="_Toc243693278"/>
+      <w:bookmarkStart w:id="30" w:name="_Toc243694775"/>
       <w:r>
         <w:lastRenderedPageBreak/>
         <w:t>4.24  users.py</w:t>
@@ -25778,7 +26121,7 @@
           <w:left w:w="10" w:type="dxa"/>
           <w:right w:w="10" w:type="dxa"/>
         </w:tblCellMar>
-        <w:tblLook w:val="04A0" w:firstRow="1" w:lastRow="0" w:firstColumn="1" w:lastColumn="0" w:noHBand="0" w:noVBand="1"/>
+        <w:tblLook w:val="0000" w:firstRow="0" w:lastRow="0" w:firstColumn="0" w:lastColumn="0" w:noHBand="0" w:noVBand="0"/>
       </w:tblPr>
       <w:tblGrid>
         <w:gridCol w:w="876"/>
@@ -26685,7 +27028,7 @@
       <w:pPr>
         <w:pStyle w:val="Heading1"/>
       </w:pPr>
-      <w:bookmarkStart w:id="31" w:name="_Toc243693279"/>
+      <w:bookmarkStart w:id="31" w:name="_Toc243694776"/>
       <w:r>
         <w:lastRenderedPageBreak/>
         <w:t>5  Source files</w:t>
@@ -26708,7 +27051,7 @@
           <w:left w:w="10" w:type="dxa"/>
           <w:right w:w="10" w:type="dxa"/>
         </w:tblCellMar>
-        <w:tblLook w:val="04A0" w:firstRow="1" w:lastRow="0" w:firstColumn="1" w:lastColumn="0" w:noHBand="0" w:noVBand="1"/>
+        <w:tblLook w:val="0000" w:firstRow="0" w:lastRow="0" w:firstColumn="0" w:lastColumn="0" w:noHBand="0" w:noVBand="0"/>
       </w:tblPr>
       <w:tblGrid>
         <w:gridCol w:w="3125"/>
@@ -27282,7 +27625,7 @@
       <w:pPr>
         <w:pStyle w:val="Heading1"/>
       </w:pPr>
-      <w:bookmarkStart w:id="32" w:name="_Toc243693280"/>
+      <w:bookmarkStart w:id="32" w:name="_Toc243694777"/>
       <w:r>
         <w:lastRenderedPageBreak/>
         <w:t>6  Running and checking</w:t>
@@ -27565,7 +27908,15 @@
         <w:sz w:val="16"/>
         <w:szCs w:val="16"/>
       </w:rPr>
-      <w:t>Dateroem Wood Sales - System Documentation</w:t>
+      <w:t>Dateroem Wood Sales - System Documentatio</w:t>
+    </w:r>
+    <w:r>
+      <w:rPr>
+        <w:color w:val="5F6B66"/>
+        <w:sz w:val="16"/>
+        <w:szCs w:val="16"/>
+      </w:rPr>
+      <w:t>n</w:t>
     </w:r>
     <w:r>
       <w:rPr>
@@ -27596,10 +27947,72 @@
 <file path=word/numbering.xml><?xml version="1.0" encoding="utf-8"?>
 <w:numbering xmlns:wpc="http://schemas.microsoft.com/office/word/2010/wordprocessingCanvas" xmlns:cx="http://schemas.microsoft.com/office/drawing/2014/chartex" xmlns:cx1="http://schemas.microsoft.com/office/drawing/2015/9/8/chartex" xmlns:mc="http://schemas.openxmlformats.org/markup-compatibility/2006" xmlns:o="urn:schemas-microsoft-com:office:office" xmlns:r="http://schemas.openxmlformats.org/officeDocument/2006/relationships" xmlns:m="http://schemas.openxmlformats.org/officeDocument/2006/math" xmlns:v="urn:schemas-microsoft-com:vml" xmlns:wp14="http://schemas.microsoft.com/office/word/2010/wordprocessingDrawing" xmlns:wp="http://schemas.openxmlformats.org/drawingml/2006/wordprocessingDrawing" xmlns:w10="urn:schemas-microsoft-com:office:word" xmlns:w="http://schemas.openxmlformats.org/wordprocessingml/2006/main" xmlns:w14="http://schemas.microsoft.com/office/word/2010/wordml" xmlns:w15="http://schemas.microsoft.com/office/word/2012/wordml" xmlns:w16se="http://schemas.microsoft.com/office/word/2015/wordml/symex" xmlns:wpg="http://schemas.microsoft.com/office/word/2010/wordprocessingGroup" xmlns:wpi="http://schemas.microsoft.com/office/word/2010/wordprocessingInk" xmlns:wne="http://schemas.microsoft.com/office/word/2006/wordml" xmlns:wps="http://schemas.microsoft.com/office/word/2010/wordprocessingShape" mc:Ignorable="w14 w15 w16se wp14">
   <w:abstractNum w:abstractNumId="0" w15:restartNumberingAfterBreak="0">
-    <w:nsid w:val="300D19A2"/>
+    <w:nsid w:val="020354C7"/>
     <w:multiLevelType w:val="hybridMultilevel"/>
-    <w:tmpl w:val="2766F84A"/>
-    <w:lvl w:ilvl="0" w:tplc="FA02E150" w:tentative="1">
+    <w:tmpl w:val="4770F042"/>
+    <w:lvl w:ilvl="0" w:tplc="D26025C8">
+      <w:start w:val="1"/>
+      <w:numFmt w:val="bullet"/>
+      <w:lvlText w:val="•"/>
+      <w:lvlJc w:val="left"/>
+      <w:pPr>
+        <w:ind w:left="540" w:hanging="300"/>
+      </w:pPr>
+    </w:lvl>
+    <w:lvl w:ilvl="1" w:tplc="D15080FC" w:tentative="1">
+      <w:start w:val="1"/>
+      <w:numFmt w:val="bullet"/>
+      <w:lvlText w:val="–"/>
+      <w:lvlJc w:val="left"/>
+      <w:pPr>
+        <w:ind w:left="940" w:hanging="300"/>
+      </w:pPr>
+    </w:lvl>
+    <w:lvl w:ilvl="2" w:tplc="B8AAF5F6" w:tentative="1">
+      <w:start w:val="1"/>
+      <w:numFmt w:val="bullet"/>
+      <w:lvlText w:val="◦"/>
+      <w:lvlJc w:val="left"/>
+      <w:pPr>
+        <w:ind w:left="1340" w:hanging="300"/>
+      </w:pPr>
+    </w:lvl>
+    <w:lvl w:ilvl="3" w:tplc="7E8C458E">
+      <w:numFmt w:val="decimal"/>
+      <w:lvlText w:val=""/>
+      <w:lvlJc w:val="left"/>
+    </w:lvl>
+    <w:lvl w:ilvl="4" w:tplc="E752BFBE">
+      <w:numFmt w:val="decimal"/>
+      <w:lvlText w:val=""/>
+      <w:lvlJc w:val="left"/>
+    </w:lvl>
+    <w:lvl w:ilvl="5" w:tplc="581A4D60">
+      <w:numFmt w:val="decimal"/>
+      <w:lvlText w:val=""/>
+      <w:lvlJc w:val="left"/>
+    </w:lvl>
+    <w:lvl w:ilvl="6" w:tplc="D1066958">
+      <w:numFmt w:val="decimal"/>
+      <w:lvlText w:val=""/>
+      <w:lvlJc w:val="left"/>
+    </w:lvl>
+    <w:lvl w:ilvl="7" w:tplc="BE706436">
+      <w:numFmt w:val="decimal"/>
+      <w:lvlText w:val=""/>
+      <w:lvlJc w:val="left"/>
+    </w:lvl>
+    <w:lvl w:ilvl="8" w:tplc="DEDC3830">
+      <w:numFmt w:val="decimal"/>
+      <w:lvlText w:val=""/>
+      <w:lvlJc w:val="left"/>
+    </w:lvl>
+  </w:abstractNum>
+  <w:abstractNum w:abstractNumId="1" w15:restartNumberingAfterBreak="0">
+    <w:nsid w:val="515605B7"/>
+    <w:multiLevelType w:val="hybridMultilevel"/>
+    <w:tmpl w:val="DB1C7696"/>
+    <w:lvl w:ilvl="0" w:tplc="EA0A0CF8" w:tentative="1">
       <w:start w:val="1"/>
       <w:numFmt w:val="bullet"/>
       <w:lvlText w:val="●"/>
@@ -27608,7 +28021,7 @@
         <w:ind w:left="720" w:hanging="360"/>
       </w:pPr>
     </w:lvl>
-    <w:lvl w:ilvl="1" w:tplc="3A567F7C" w:tentative="1">
+    <w:lvl w:ilvl="1" w:tplc="DC6E09CC" w:tentative="1">
       <w:start w:val="1"/>
       <w:numFmt w:val="bullet"/>
       <w:lvlText w:val="○"/>
@@ -27617,7 +28030,7 @@
         <w:ind w:left="1440" w:hanging="360"/>
       </w:pPr>
     </w:lvl>
-    <w:lvl w:ilvl="2" w:tplc="1DC696E6" w:tentative="1">
+    <w:lvl w:ilvl="2" w:tplc="456A4FDE" w:tentative="1">
       <w:start w:val="1"/>
       <w:numFmt w:val="bullet"/>
       <w:lvlText w:val="■"/>
@@ -27626,7 +28039,7 @@
         <w:ind w:left="2160" w:hanging="360"/>
       </w:pPr>
     </w:lvl>
-    <w:lvl w:ilvl="3" w:tplc="A52298EE" w:tentative="1">
+    <w:lvl w:ilvl="3" w:tplc="4FA604F4" w:tentative="1">
       <w:start w:val="1"/>
       <w:numFmt w:val="bullet"/>
       <w:lvlText w:val="●"/>
@@ -27635,7 +28048,7 @@
         <w:ind w:left="2880" w:hanging="360"/>
       </w:pPr>
     </w:lvl>
-    <w:lvl w:ilvl="4" w:tplc="89A02E62" w:tentative="1">
+    <w:lvl w:ilvl="4" w:tplc="5BB24E9A" w:tentative="1">
       <w:start w:val="1"/>
       <w:numFmt w:val="bullet"/>
       <w:lvlText w:val="○"/>
@@ -27644,7 +28057,7 @@
         <w:ind w:left="3600" w:hanging="360"/>
       </w:pPr>
     </w:lvl>
-    <w:lvl w:ilvl="5" w:tplc="DCBEE936" w:tentative="1">
+    <w:lvl w:ilvl="5" w:tplc="01F42D2C" w:tentative="1">
       <w:start w:val="1"/>
       <w:numFmt w:val="bullet"/>
       <w:lvlText w:val="■"/>
@@ -27653,7 +28066,7 @@
         <w:ind w:left="4320" w:hanging="360"/>
       </w:pPr>
     </w:lvl>
-    <w:lvl w:ilvl="6" w:tplc="7E5AD0EC" w:tentative="1">
+    <w:lvl w:ilvl="6" w:tplc="554CB7D8" w:tentative="1">
       <w:start w:val="1"/>
       <w:numFmt w:val="bullet"/>
       <w:lvlText w:val="●"/>
@@ -27662,7 +28075,7 @@
         <w:ind w:left="5040" w:hanging="360"/>
       </w:pPr>
     </w:lvl>
-    <w:lvl w:ilvl="7" w:tplc="907EB016" w:tentative="1">
+    <w:lvl w:ilvl="7" w:tplc="676C32F8" w:tentative="1">
       <w:start w:val="1"/>
       <w:numFmt w:val="bullet"/>
       <w:lvlText w:val="●"/>
@@ -27671,7 +28084,7 @@
         <w:ind w:left="5760" w:hanging="360"/>
       </w:pPr>
     </w:lvl>
-    <w:lvl w:ilvl="8" w:tplc="E2E636EE" w:tentative="1">
+    <w:lvl w:ilvl="8" w:tplc="B1A0E962" w:tentative="1">
       <w:start w:val="1"/>
       <w:numFmt w:val="bullet"/>
       <w:lvlText w:val="●"/>
@@ -27681,73 +28094,11 @@
       </w:pPr>
     </w:lvl>
   </w:abstractNum>
-  <w:abstractNum w:abstractNumId="1" w15:restartNumberingAfterBreak="0">
-    <w:nsid w:val="5F6F72D2"/>
+  <w:abstractNum w:abstractNumId="2" w15:restartNumberingAfterBreak="0">
+    <w:nsid w:val="683755AC"/>
     <w:multiLevelType w:val="hybridMultilevel"/>
-    <w:tmpl w:val="7B3C2386"/>
-    <w:lvl w:ilvl="0" w:tplc="342495F0">
-      <w:start w:val="1"/>
-      <w:numFmt w:val="bullet"/>
-      <w:lvlText w:val="•"/>
-      <w:lvlJc w:val="left"/>
-      <w:pPr>
-        <w:ind w:left="540" w:hanging="300"/>
-      </w:pPr>
-    </w:lvl>
-    <w:lvl w:ilvl="1" w:tplc="AB1E09B8" w:tentative="1">
-      <w:start w:val="1"/>
-      <w:numFmt w:val="bullet"/>
-      <w:lvlText w:val="–"/>
-      <w:lvlJc w:val="left"/>
-      <w:pPr>
-        <w:ind w:left="940" w:hanging="300"/>
-      </w:pPr>
-    </w:lvl>
-    <w:lvl w:ilvl="2" w:tplc="47B69D1A" w:tentative="1">
-      <w:start w:val="1"/>
-      <w:numFmt w:val="bullet"/>
-      <w:lvlText w:val="◦"/>
-      <w:lvlJc w:val="left"/>
-      <w:pPr>
-        <w:ind w:left="1340" w:hanging="300"/>
-      </w:pPr>
-    </w:lvl>
-    <w:lvl w:ilvl="3" w:tplc="74D240E6">
-      <w:numFmt w:val="decimal"/>
-      <w:lvlText w:val=""/>
-      <w:lvlJc w:val="left"/>
-    </w:lvl>
-    <w:lvl w:ilvl="4" w:tplc="1F86B6FE">
-      <w:numFmt w:val="decimal"/>
-      <w:lvlText w:val=""/>
-      <w:lvlJc w:val="left"/>
-    </w:lvl>
-    <w:lvl w:ilvl="5" w:tplc="D9F2B604">
-      <w:numFmt w:val="decimal"/>
-      <w:lvlText w:val=""/>
-      <w:lvlJc w:val="left"/>
-    </w:lvl>
-    <w:lvl w:ilvl="6" w:tplc="5A48D08E">
-      <w:numFmt w:val="decimal"/>
-      <w:lvlText w:val=""/>
-      <w:lvlJc w:val="left"/>
-    </w:lvl>
-    <w:lvl w:ilvl="7" w:tplc="81181D80">
-      <w:numFmt w:val="decimal"/>
-      <w:lvlText w:val=""/>
-      <w:lvlJc w:val="left"/>
-    </w:lvl>
-    <w:lvl w:ilvl="8" w:tplc="1FAE9814">
-      <w:numFmt w:val="decimal"/>
-      <w:lvlText w:val=""/>
-      <w:lvlJc w:val="left"/>
-    </w:lvl>
-  </w:abstractNum>
-  <w:abstractNum w:abstractNumId="2" w15:restartNumberingAfterBreak="0">
-    <w:nsid w:val="6EFF7215"/>
-    <w:multiLevelType w:val="hybridMultilevel"/>
-    <w:tmpl w:val="B5C856B8"/>
-    <w:lvl w:ilvl="0" w:tplc="587A9412" w:tentative="1">
+    <w:tmpl w:val="031490AA"/>
+    <w:lvl w:ilvl="0" w:tplc="5F98DB14" w:tentative="1">
       <w:start w:val="1"/>
       <w:numFmt w:val="decimal"/>
       <w:lvlText w:val="%1."/>
@@ -27756,7 +28107,7 @@
         <w:ind w:left="540" w:hanging="300"/>
       </w:pPr>
     </w:lvl>
-    <w:lvl w:ilvl="1" w:tplc="D96A7048" w:tentative="1">
+    <w:lvl w:ilvl="1" w:tplc="4C1AEB14" w:tentative="1">
       <w:start w:val="1"/>
       <w:numFmt w:val="lowerLetter"/>
       <w:lvlText w:val="%2."/>
@@ -27765,7 +28116,7 @@
         <w:ind w:left="940" w:hanging="300"/>
       </w:pPr>
     </w:lvl>
-    <w:lvl w:ilvl="2" w:tplc="F2EE2026" w:tentative="1">
+    <w:lvl w:ilvl="2" w:tplc="11EAA3F0" w:tentative="1">
       <w:start w:val="1"/>
       <w:numFmt w:val="lowerRoman"/>
       <w:lvlText w:val="%3."/>
@@ -27774,45 +28125,45 @@
         <w:ind w:left="1340" w:hanging="300"/>
       </w:pPr>
     </w:lvl>
-    <w:lvl w:ilvl="3" w:tplc="B198BF12">
+    <w:lvl w:ilvl="3" w:tplc="AAB0CA04">
       <w:numFmt w:val="decimal"/>
       <w:lvlText w:val=""/>
       <w:lvlJc w:val="left"/>
     </w:lvl>
-    <w:lvl w:ilvl="4" w:tplc="9E24562C">
+    <w:lvl w:ilvl="4" w:tplc="B6461154">
       <w:numFmt w:val="decimal"/>
       <w:lvlText w:val=""/>
       <w:lvlJc w:val="left"/>
     </w:lvl>
-    <w:lvl w:ilvl="5" w:tplc="54387F44">
+    <w:lvl w:ilvl="5" w:tplc="1406B024">
       <w:numFmt w:val="decimal"/>
       <w:lvlText w:val=""/>
       <w:lvlJc w:val="left"/>
     </w:lvl>
-    <w:lvl w:ilvl="6" w:tplc="C8B675BE">
+    <w:lvl w:ilvl="6" w:tplc="DDD0EE28">
       <w:numFmt w:val="decimal"/>
       <w:lvlText w:val=""/>
       <w:lvlJc w:val="left"/>
     </w:lvl>
-    <w:lvl w:ilvl="7" w:tplc="94F8940E">
+    <w:lvl w:ilvl="7" w:tplc="00540AE6">
       <w:numFmt w:val="decimal"/>
       <w:lvlText w:val=""/>
       <w:lvlJc w:val="left"/>
     </w:lvl>
-    <w:lvl w:ilvl="8" w:tplc="5BFC45F6">
+    <w:lvl w:ilvl="8" w:tplc="645447FC">
       <w:numFmt w:val="decimal"/>
       <w:lvlText w:val=""/>
       <w:lvlJc w:val="left"/>
     </w:lvl>
   </w:abstractNum>
   <w:num w:numId="1">
-    <w:abstractNumId w:val="0"/>
+    <w:abstractNumId w:val="1"/>
     <w:lvlOverride w:ilvl="0">
       <w:startOverride w:val="1"/>
     </w:lvlOverride>
   </w:num>
   <w:num w:numId="2">
-    <w:abstractNumId w:val="1"/>
+    <w:abstractNumId w:val="0"/>
     <w:lvlOverride w:ilvl="0">
       <w:startOverride w:val="1"/>
     </w:lvlOverride>
@@ -28441,7 +28792,7 @@
     <w:autoRedefine/>
     <w:uiPriority w:val="39"/>
     <w:unhideWhenUsed/>
-    <w:rsid w:val="00166CA8"/>
+    <w:rsid w:val="00C018EC"/>
     <w:pPr>
       <w:spacing w:after="100"/>
     </w:pPr>
@@ -28453,7 +28804,7 @@
     <w:autoRedefine/>
     <w:uiPriority w:val="39"/>
     <w:unhideWhenUsed/>
-    <w:rsid w:val="00166CA8"/>
+    <w:rsid w:val="00C018EC"/>
     <w:pPr>
       <w:spacing w:after="100"/>
       <w:ind w:left="210"/>

--- a/documentation/06 Desktop/Admin Server (BFF).docx
+++ b/documentation/06 Desktop/Admin Server (BFF).docx
@@ -80,7 +80,7 @@
           <w:left w:w="10" w:type="dxa"/>
           <w:right w:w="10" w:type="dxa"/>
         </w:tblCellMar>
-        <w:tblLook w:val="0000" w:firstRow="0" w:lastRow="0" w:firstColumn="0" w:lastColumn="0" w:noHBand="0" w:noVBand="0"/>
+        <w:tblLook w:val="04A0" w:firstRow="1" w:lastRow="0" w:firstColumn="1" w:lastColumn="0" w:noHBand="0" w:noVBand="1"/>
       </w:tblPr>
       <w:tblGrid>
         <w:gridCol w:w="2600"/>
@@ -461,7 +461,7 @@
           <w:left w:w="10" w:type="dxa"/>
           <w:right w:w="10" w:type="dxa"/>
         </w:tblCellMar>
-        <w:tblLook w:val="0000" w:firstRow="0" w:lastRow="0" w:firstColumn="0" w:lastColumn="0" w:noHBand="0" w:noVBand="0"/>
+        <w:tblLook w:val="04A0" w:firstRow="1" w:lastRow="0" w:firstColumn="1" w:lastColumn="0" w:noHBand="0" w:noVBand="1"/>
       </w:tblPr>
       <w:tblGrid>
         <w:gridCol w:w="1300"/>
@@ -1528,6 +1528,74 @@
           </w:p>
         </w:tc>
       </w:tr>
+      <w:tr>
+        <w:tblPrEx>
+          <w:tblCellMar>
+            <w:top w:w="0" w:type="dxa"/>
+            <w:bottom w:w="0" w:type="dxa"/>
+          </w:tblCellMar>
+        </w:tblPrEx>
+        <w:tc>
+          <w:tcPr>
+            <w:tcW w:w="1300" w:type="dxa"/>
+            <w:tcMar>
+              <w:top w:w="50" w:type="dxa"/>
+              <w:left w:w="90" w:type="dxa"/>
+              <w:bottom w:w="50" w:type="dxa"/>
+              <w:right w:w="90" w:type="dxa"/>
+            </w:tcMar>
+          </w:tcPr>
+          <w:p>
+            <w:r>
+              <w:rPr>
+                <w:sz w:val="19"/>
+                <w:szCs w:val="19"/>
+              </w:rPr>
+              <w:t>1.1</w:t>
+            </w:r>
+          </w:p>
+        </w:tc>
+        <w:tc>
+          <w:tcPr>
+            <w:tcW w:w="1900" w:type="dxa"/>
+            <w:tcMar>
+              <w:top w:w="50" w:type="dxa"/>
+              <w:left w:w="90" w:type="dxa"/>
+              <w:bottom w:w="50" w:type="dxa"/>
+              <w:right w:w="90" w:type="dxa"/>
+            </w:tcMar>
+          </w:tcPr>
+          <w:p>
+            <w:r>
+              <w:rPr>
+                <w:sz w:val="19"/>
+                <w:szCs w:val="19"/>
+              </w:rPr>
+              <w:t>24 October 2026</w:t>
+            </w:r>
+          </w:p>
+        </w:tc>
+        <w:tc>
+          <w:tcPr>
+            <w:tcW w:w="6438" w:type="dxa"/>
+            <w:tcMar>
+              <w:top w:w="50" w:type="dxa"/>
+              <w:left w:w="90" w:type="dxa"/>
+              <w:bottom w:w="50" w:type="dxa"/>
+              <w:right w:w="90" w:type="dxa"/>
+            </w:tcMar>
+          </w:tcPr>
+          <w:p>
+            <w:r>
+              <w:rPr>
+                <w:sz w:val="19"/>
+                <w:szCs w:val="19"/>
+              </w:rPr>
+              <w:t>Routes for Users &gt; Worker Details: GET /workers and /workers/definitions (admins), and for the SuperAdmin GET /workers/{user_id}, its documents, POST /workers/{user_id}/verify, the DELETE routes and adding fields and document types.</w:t>
+            </w:r>
+          </w:p>
+        </w:tc>
+      </w:tr>
     </w:tbl>
     <w:p>
       <w:pPr>
@@ -1539,7 +1607,7 @@
           <w:sz w:val="20"/>
           <w:szCs w:val="20"/>
         </w:rPr>
-        <w:t xml:space="preserve">Keep this document up to date: when a feature, setting or server changes, edit the matching </w:t>
+        <w:t xml:space="preserve">Keep this document up </w:t>
       </w:r>
       <w:r>
         <w:rPr>
@@ -1547,7 +1615,7 @@
           <w:sz w:val="20"/>
           <w:szCs w:val="20"/>
         </w:rPr>
-        <w:t>section here and add a line to the table above.</w:t>
+        <w:t>to date: when a feature, setting or server changes, edit the matching section here and add a line to the table above.</w:t>
       </w:r>
     </w:p>
     <w:p>
@@ -1568,7 +1636,7 @@
     <w:sdt>
       <w:sdtPr>
         <w:alias w:val="Contents"/>
-        <w:id w:val="-931670389"/>
+        <w:id w:val="-797761214"/>
       </w:sdtPr>
       <w:sdtEndPr/>
       <w:sdtContent>
@@ -1595,7 +1663,7 @@
           <w:r>
             <w:fldChar w:fldCharType="separate"/>
           </w:r>
-          <w:hyperlink w:anchor="_Toc243694746" w:history="1">
+          <w:hyperlink w:anchor="_Toc243697149" w:history="1">
             <w:r>
               <w:rPr>
                 <w:rStyle w:val="Hyperlink"/>
@@ -1619,7 +1687,7 @@
               <w:rPr>
                 <w:noProof/>
               </w:rPr>
-              <w:instrText xml:space="preserve"> PAGEREF _Toc243694746 \h </w:instrText>
+              <w:instrText xml:space="preserve"> PAGEREF _Toc243697149 \h </w:instrText>
             </w:r>
             <w:r>
               <w:rPr>
@@ -1660,7 +1728,7 @@
               <w:szCs w:val="22"/>
             </w:rPr>
           </w:pPr>
-          <w:hyperlink w:anchor="_Toc243694747" w:history="1">
+          <w:hyperlink w:anchor="_Toc243697150" w:history="1">
             <w:r>
               <w:rPr>
                 <w:rStyle w:val="Hyperlink"/>
@@ -1684,7 +1752,7 @@
               <w:rPr>
                 <w:noProof/>
               </w:rPr>
-              <w:instrText xml:space="preserve"> PAGEREF _Toc243694747 \h </w:instrText>
+              <w:instrText xml:space="preserve"> PAGEREF _Toc243697150 \h </w:instrText>
             </w:r>
             <w:r>
               <w:rPr>
@@ -1725,7 +1793,7 @@
               <w:szCs w:val="22"/>
             </w:rPr>
           </w:pPr>
-          <w:hyperlink w:anchor="_Toc243694748" w:history="1">
+          <w:hyperlink w:anchor="_Toc243697151" w:history="1">
             <w:r>
               <w:rPr>
                 <w:rStyle w:val="Hyperlink"/>
@@ -1749,7 +1817,7 @@
               <w:rPr>
                 <w:noProof/>
               </w:rPr>
-              <w:instrText xml:space="preserve"> PAGEREF _Toc243694748 \h </w:instrText>
+              <w:instrText xml:space="preserve"> PAGEREF _Toc243697151 \h </w:instrText>
             </w:r>
             <w:r>
               <w:rPr>
@@ -1790,7 +1858,7 @@
               <w:szCs w:val="22"/>
             </w:rPr>
           </w:pPr>
-          <w:hyperlink w:anchor="_Toc243694749" w:history="1">
+          <w:hyperlink w:anchor="_Toc243697152" w:history="1">
             <w:r>
               <w:rPr>
                 <w:rStyle w:val="Hyperlink"/>
@@ -1814,7 +1882,7 @@
               <w:rPr>
                 <w:noProof/>
               </w:rPr>
-              <w:instrText xml:space="preserve"> PAGEREF _Toc243694749 \h </w:instrText>
+              <w:instrText xml:space="preserve"> PAGEREF _Toc243697152 \h </w:instrText>
             </w:r>
             <w:r>
               <w:rPr>
@@ -1855,7 +1923,7 @@
               <w:szCs w:val="22"/>
             </w:rPr>
           </w:pPr>
-          <w:hyperlink w:anchor="_Toc243694750" w:history="1">
+          <w:hyperlink w:anchor="_Toc243697153" w:history="1">
             <w:r>
               <w:rPr>
                 <w:rStyle w:val="Hyperlink"/>
@@ -1879,7 +1947,7 @@
               <w:rPr>
                 <w:noProof/>
               </w:rPr>
-              <w:instrText xml:space="preserve"> PAGEREF _Toc243694750 \h </w:instrText>
+              <w:instrText xml:space="preserve"> PAGEREF _Toc243697153 \h </w:instrText>
             </w:r>
             <w:r>
               <w:rPr>
@@ -1920,7 +1988,7 @@
               <w:szCs w:val="22"/>
             </w:rPr>
           </w:pPr>
-          <w:hyperlink w:anchor="_Toc243694751" w:history="1">
+          <w:hyperlink w:anchor="_Toc243697154" w:history="1">
             <w:r>
               <w:rPr>
                 <w:rStyle w:val="Hyperlink"/>
@@ -1944,7 +2012,7 @@
               <w:rPr>
                 <w:noProof/>
               </w:rPr>
-              <w:instrText xml:space="preserve"> PAGEREF _Toc243694751 \h </w:instrText>
+              <w:instrText xml:space="preserve"> PAGEREF _Toc243697154 \h </w:instrText>
             </w:r>
             <w:r>
               <w:rPr>
@@ -1985,7 +2053,7 @@
               <w:szCs w:val="22"/>
             </w:rPr>
           </w:pPr>
-          <w:hyperlink w:anchor="_Toc243694752" w:history="1">
+          <w:hyperlink w:anchor="_Toc243697155" w:history="1">
             <w:r>
               <w:rPr>
                 <w:rStyle w:val="Hyperlink"/>
@@ -2009,7 +2077,7 @@
               <w:rPr>
                 <w:noProof/>
               </w:rPr>
-              <w:instrText xml:space="preserve"> PAGEREF _Toc243694752 \h </w:instrText>
+              <w:instrText xml:space="preserve"> PAGEREF _Toc243697155 \h </w:instrText>
             </w:r>
             <w:r>
               <w:rPr>
@@ -2050,7 +2118,7 @@
               <w:szCs w:val="22"/>
             </w:rPr>
           </w:pPr>
-          <w:hyperlink w:anchor="_Toc243694753" w:history="1">
+          <w:hyperlink w:anchor="_Toc243697156" w:history="1">
             <w:r>
               <w:rPr>
                 <w:rStyle w:val="Hyperlink"/>
@@ -2074,7 +2142,7 @@
               <w:rPr>
                 <w:noProof/>
               </w:rPr>
-              <w:instrText xml:space="preserve"> PAGEREF _Toc243694753 \h </w:instrText>
+              <w:instrText xml:space="preserve"> PAGEREF _Toc243697156 \h </w:instrText>
             </w:r>
             <w:r>
               <w:rPr>
@@ -2115,7 +2183,7 @@
               <w:szCs w:val="22"/>
             </w:rPr>
           </w:pPr>
-          <w:hyperlink w:anchor="_Toc243694754" w:history="1">
+          <w:hyperlink w:anchor="_Toc243697157" w:history="1">
             <w:r>
               <w:rPr>
                 <w:rStyle w:val="Hyperlink"/>
@@ -2139,7 +2207,7 @@
               <w:rPr>
                 <w:noProof/>
               </w:rPr>
-              <w:instrText xml:space="preserve"> PAGEREF _Toc243694754 \h </w:instrText>
+              <w:instrText xml:space="preserve"> PAGEREF _Toc243697157 \h </w:instrText>
             </w:r>
             <w:r>
               <w:rPr>
@@ -2180,7 +2248,7 @@
               <w:szCs w:val="22"/>
             </w:rPr>
           </w:pPr>
-          <w:hyperlink w:anchor="_Toc243694755" w:history="1">
+          <w:hyperlink w:anchor="_Toc243697158" w:history="1">
             <w:r>
               <w:rPr>
                 <w:rStyle w:val="Hyperlink"/>
@@ -2204,7 +2272,7 @@
               <w:rPr>
                 <w:noProof/>
               </w:rPr>
-              <w:instrText xml:space="preserve"> PAGEREF _Toc243694755 \h </w:instrText>
+              <w:instrText xml:space="preserve"> PAGEREF _Toc243697158 \h </w:instrText>
             </w:r>
             <w:r>
               <w:rPr>
@@ -2245,7 +2313,7 @@
               <w:szCs w:val="22"/>
             </w:rPr>
           </w:pPr>
-          <w:hyperlink w:anchor="_Toc243694756" w:history="1">
+          <w:hyperlink w:anchor="_Toc243697159" w:history="1">
             <w:r>
               <w:rPr>
                 <w:rStyle w:val="Hyperlink"/>
@@ -2269,7 +2337,7 @@
               <w:rPr>
                 <w:noProof/>
               </w:rPr>
-              <w:instrText xml:space="preserve"> PAGEREF _Toc243694756 \h </w:instrText>
+              <w:instrText xml:space="preserve"> PAGEREF _Toc243697159 \h </w:instrText>
             </w:r>
             <w:r>
               <w:rPr>
@@ -2310,7 +2378,7 @@
               <w:szCs w:val="22"/>
             </w:rPr>
           </w:pPr>
-          <w:hyperlink w:anchor="_Toc243694757" w:history="1">
+          <w:hyperlink w:anchor="_Toc243697160" w:history="1">
             <w:r>
               <w:rPr>
                 <w:rStyle w:val="Hyperlink"/>
@@ -2334,7 +2402,7 @@
               <w:rPr>
                 <w:noProof/>
               </w:rPr>
-              <w:instrText xml:space="preserve"> PAGEREF _Toc243694757 \h </w:instrText>
+              <w:instrText xml:space="preserve"> PAGEREF _Toc243697160 \h </w:instrText>
             </w:r>
             <w:r>
               <w:rPr>
@@ -2375,7 +2443,7 @@
               <w:szCs w:val="22"/>
             </w:rPr>
           </w:pPr>
-          <w:hyperlink w:anchor="_Toc243694758" w:history="1">
+          <w:hyperlink w:anchor="_Toc243697161" w:history="1">
             <w:r>
               <w:rPr>
                 <w:rStyle w:val="Hyperlink"/>
@@ -2399,7 +2467,7 @@
               <w:rPr>
                 <w:noProof/>
               </w:rPr>
-              <w:instrText xml:space="preserve"> PAGEREF _Toc243694758 \h </w:instrText>
+              <w:instrText xml:space="preserve"> PAGEREF _Toc243697161 \h </w:instrText>
             </w:r>
             <w:r>
               <w:rPr>
@@ -2440,7 +2508,7 @@
               <w:szCs w:val="22"/>
             </w:rPr>
           </w:pPr>
-          <w:hyperlink w:anchor="_Toc243694759" w:history="1">
+          <w:hyperlink w:anchor="_Toc243697162" w:history="1">
             <w:r>
               <w:rPr>
                 <w:rStyle w:val="Hyperlink"/>
@@ -2464,7 +2532,7 @@
               <w:rPr>
                 <w:noProof/>
               </w:rPr>
-              <w:instrText xml:space="preserve"> PAGEREF _Toc243694759 \h </w:instrText>
+              <w:instrText xml:space="preserve"> PAGEREF _Toc243697162 \h </w:instrText>
             </w:r>
             <w:r>
               <w:rPr>
@@ -2505,7 +2573,7 @@
               <w:szCs w:val="22"/>
             </w:rPr>
           </w:pPr>
-          <w:hyperlink w:anchor="_Toc243694760" w:history="1">
+          <w:hyperlink w:anchor="_Toc243697163" w:history="1">
             <w:r>
               <w:rPr>
                 <w:rStyle w:val="Hyperlink"/>
@@ -2529,7 +2597,7 @@
               <w:rPr>
                 <w:noProof/>
               </w:rPr>
-              <w:instrText xml:space="preserve"> PAGEREF _Toc243694760 \h </w:instrText>
+              <w:instrText xml:space="preserve"> PAGEREF _Toc243697163 \h </w:instrText>
             </w:r>
             <w:r>
               <w:rPr>
@@ -2570,7 +2638,7 @@
               <w:szCs w:val="22"/>
             </w:rPr>
           </w:pPr>
-          <w:hyperlink w:anchor="_Toc243694761" w:history="1">
+          <w:hyperlink w:anchor="_Toc243697164" w:history="1">
             <w:r>
               <w:rPr>
                 <w:rStyle w:val="Hyperlink"/>
@@ -2594,7 +2662,7 @@
               <w:rPr>
                 <w:noProof/>
               </w:rPr>
-              <w:instrText xml:space="preserve"> PAGEREF _Toc243694761 \h </w:instrText>
+              <w:instrText xml:space="preserve"> PAGEREF _Toc243697164 \h </w:instrText>
             </w:r>
             <w:r>
               <w:rPr>
@@ -2635,7 +2703,7 @@
               <w:szCs w:val="22"/>
             </w:rPr>
           </w:pPr>
-          <w:hyperlink w:anchor="_Toc243694762" w:history="1">
+          <w:hyperlink w:anchor="_Toc243697165" w:history="1">
             <w:r>
               <w:rPr>
                 <w:rStyle w:val="Hyperlink"/>
@@ -2659,7 +2727,7 @@
               <w:rPr>
                 <w:noProof/>
               </w:rPr>
-              <w:instrText xml:space="preserve"> PAGEREF _Toc243694762 \h </w:instrText>
+              <w:instrText xml:space="preserve"> PAGEREF _Toc243697165 \h </w:instrText>
             </w:r>
             <w:r>
               <w:rPr>
@@ -2700,7 +2768,7 @@
               <w:szCs w:val="22"/>
             </w:rPr>
           </w:pPr>
-          <w:hyperlink w:anchor="_Toc243694763" w:history="1">
+          <w:hyperlink w:anchor="_Toc243697166" w:history="1">
             <w:r>
               <w:rPr>
                 <w:rStyle w:val="Hyperlink"/>
@@ -2724,7 +2792,7 @@
               <w:rPr>
                 <w:noProof/>
               </w:rPr>
-              <w:instrText xml:space="preserve"> PAGEREF _Toc243694763 \h </w:instrText>
+              <w:instrText xml:space="preserve"> PAGEREF _Toc243697166 \h </w:instrText>
             </w:r>
             <w:r>
               <w:rPr>
@@ -2765,7 +2833,7 @@
               <w:szCs w:val="22"/>
             </w:rPr>
           </w:pPr>
-          <w:hyperlink w:anchor="_Toc243694764" w:history="1">
+          <w:hyperlink w:anchor="_Toc243697167" w:history="1">
             <w:r>
               <w:rPr>
                 <w:rStyle w:val="Hyperlink"/>
@@ -2789,7 +2857,7 @@
               <w:rPr>
                 <w:noProof/>
               </w:rPr>
-              <w:instrText xml:space="preserve"> PAGEREF _Toc243694764 \h </w:instrText>
+              <w:instrText xml:space="preserve"> PAGEREF _Toc243697167 \h </w:instrText>
             </w:r>
             <w:r>
               <w:rPr>
@@ -2830,7 +2898,7 @@
               <w:szCs w:val="22"/>
             </w:rPr>
           </w:pPr>
-          <w:hyperlink w:anchor="_Toc243694765" w:history="1">
+          <w:hyperlink w:anchor="_Toc243697168" w:history="1">
             <w:r>
               <w:rPr>
                 <w:rStyle w:val="Hyperlink"/>
@@ -2854,7 +2922,7 @@
               <w:rPr>
                 <w:noProof/>
               </w:rPr>
-              <w:instrText xml:space="preserve"> PAGEREF _Toc243694765 \h </w:instrText>
+              <w:instrText xml:space="preserve"> PAGEREF _Toc243697168 \h </w:instrText>
             </w:r>
             <w:r>
               <w:rPr>
@@ -2895,7 +2963,7 @@
               <w:szCs w:val="22"/>
             </w:rPr>
           </w:pPr>
-          <w:hyperlink w:anchor="_Toc243694766" w:history="1">
+          <w:hyperlink w:anchor="_Toc243697169" w:history="1">
             <w:r>
               <w:rPr>
                 <w:rStyle w:val="Hyperlink"/>
@@ -2919,7 +2987,7 @@
               <w:rPr>
                 <w:noProof/>
               </w:rPr>
-              <w:instrText xml:space="preserve"> PAGEREF _Toc243694766 \h </w:instrText>
+              <w:instrText xml:space="preserve"> PAGEREF _Toc243697169 \h </w:instrText>
             </w:r>
             <w:r>
               <w:rPr>
@@ -2960,7 +3028,7 @@
               <w:szCs w:val="22"/>
             </w:rPr>
           </w:pPr>
-          <w:hyperlink w:anchor="_Toc243694767" w:history="1">
+          <w:hyperlink w:anchor="_Toc243697170" w:history="1">
             <w:r>
               <w:rPr>
                 <w:rStyle w:val="Hyperlink"/>
@@ -2984,7 +3052,7 @@
               <w:rPr>
                 <w:noProof/>
               </w:rPr>
-              <w:instrText xml:space="preserve"> PAGEREF _Toc243694767 \h </w:instrText>
+              <w:instrText xml:space="preserve"> PAGEREF _Toc243697170 \h </w:instrText>
             </w:r>
             <w:r>
               <w:rPr>
@@ -3025,7 +3093,7 @@
               <w:szCs w:val="22"/>
             </w:rPr>
           </w:pPr>
-          <w:hyperlink w:anchor="_Toc243694768" w:history="1">
+          <w:hyperlink w:anchor="_Toc243697171" w:history="1">
             <w:r>
               <w:rPr>
                 <w:rStyle w:val="Hyperlink"/>
@@ -3049,7 +3117,7 @@
               <w:rPr>
                 <w:noProof/>
               </w:rPr>
-              <w:instrText xml:space="preserve"> PAGEREF _Toc243694768 \h </w:instrText>
+              <w:instrText xml:space="preserve"> PAGEREF _Toc243697171 \h </w:instrText>
             </w:r>
             <w:r>
               <w:rPr>
@@ -3090,7 +3158,7 @@
               <w:szCs w:val="22"/>
             </w:rPr>
           </w:pPr>
-          <w:hyperlink w:anchor="_Toc243694769" w:history="1">
+          <w:hyperlink w:anchor="_Toc243697172" w:history="1">
             <w:r>
               <w:rPr>
                 <w:rStyle w:val="Hyperlink"/>
@@ -3114,7 +3182,7 @@
               <w:rPr>
                 <w:noProof/>
               </w:rPr>
-              <w:instrText xml:space="preserve"> PAGEREF _Toc243694769 \h </w:instrText>
+              <w:instrText xml:space="preserve"> PAGEREF _Toc243697172 \h </w:instrText>
             </w:r>
             <w:r>
               <w:rPr>
@@ -3155,7 +3223,7 @@
               <w:szCs w:val="22"/>
             </w:rPr>
           </w:pPr>
-          <w:hyperlink w:anchor="_Toc243694770" w:history="1">
+          <w:hyperlink w:anchor="_Toc243697173" w:history="1">
             <w:r>
               <w:rPr>
                 <w:rStyle w:val="Hyperlink"/>
@@ -3179,7 +3247,7 @@
               <w:rPr>
                 <w:noProof/>
               </w:rPr>
-              <w:instrText xml:space="preserve"> PAGEREF _Toc243694770 \h </w:instrText>
+              <w:instrText xml:space="preserve"> PAGEREF _Toc243697173 \h </w:instrText>
             </w:r>
             <w:r>
               <w:rPr>
@@ -3220,7 +3288,7 @@
               <w:szCs w:val="22"/>
             </w:rPr>
           </w:pPr>
-          <w:hyperlink w:anchor="_Toc243694771" w:history="1">
+          <w:hyperlink w:anchor="_Toc243697174" w:history="1">
             <w:r>
               <w:rPr>
                 <w:rStyle w:val="Hyperlink"/>
@@ -3244,7 +3312,7 @@
               <w:rPr>
                 <w:noProof/>
               </w:rPr>
-              <w:instrText xml:space="preserve"> PAGEREF _Toc243694771 \h </w:instrText>
+              <w:instrText xml:space="preserve"> PAGEREF _Toc243697174 \h </w:instrText>
             </w:r>
             <w:r>
               <w:rPr>
@@ -3285,7 +3353,7 @@
               <w:szCs w:val="22"/>
             </w:rPr>
           </w:pPr>
-          <w:hyperlink w:anchor="_Toc243694772" w:history="1">
+          <w:hyperlink w:anchor="_Toc243697175" w:history="1">
             <w:r>
               <w:rPr>
                 <w:rStyle w:val="Hyperlink"/>
@@ -3309,7 +3377,7 @@
               <w:rPr>
                 <w:noProof/>
               </w:rPr>
-              <w:instrText xml:space="preserve"> PAGEREF _Toc243694772 \h </w:instrText>
+              <w:instrText xml:space="preserve"> PAGEREF _Toc243697175 \h </w:instrText>
             </w:r>
             <w:r>
               <w:rPr>
@@ -3350,7 +3418,7 @@
               <w:szCs w:val="22"/>
             </w:rPr>
           </w:pPr>
-          <w:hyperlink w:anchor="_Toc243694773" w:history="1">
+          <w:hyperlink w:anchor="_Toc243697176" w:history="1">
             <w:r>
               <w:rPr>
                 <w:rStyle w:val="Hyperlink"/>
@@ -3374,7 +3442,7 @@
               <w:rPr>
                 <w:noProof/>
               </w:rPr>
-              <w:instrText xml:space="preserve"> PAGEREF _Toc243694773 \h </w:instrText>
+              <w:instrText xml:space="preserve"> PAGEREF _Toc243697176 \h </w:instrText>
             </w:r>
             <w:r>
               <w:rPr>
@@ -3415,7 +3483,7 @@
               <w:szCs w:val="22"/>
             </w:rPr>
           </w:pPr>
-          <w:hyperlink w:anchor="_Toc243694774" w:history="1">
+          <w:hyperlink w:anchor="_Toc243697177" w:history="1">
             <w:r>
               <w:rPr>
                 <w:rStyle w:val="Hyperlink"/>
@@ -3439,7 +3507,7 @@
               <w:rPr>
                 <w:noProof/>
               </w:rPr>
-              <w:instrText xml:space="preserve"> PAGEREF _Toc243694774 \h </w:instrText>
+              <w:instrText xml:space="preserve"> PAGEREF _Toc243697177 \h </w:instrText>
             </w:r>
             <w:r>
               <w:rPr>
@@ -3480,7 +3548,7 @@
               <w:szCs w:val="22"/>
             </w:rPr>
           </w:pPr>
-          <w:hyperlink w:anchor="_Toc243694775" w:history="1">
+          <w:hyperlink w:anchor="_Toc243697178" w:history="1">
             <w:r>
               <w:rPr>
                 <w:rStyle w:val="Hyperlink"/>
@@ -3504,7 +3572,72 @@
               <w:rPr>
                 <w:noProof/>
               </w:rPr>
-              <w:instrText xml:space="preserve"> PAGEREF _Toc243694775 \h </w:instrText>
+              <w:instrText xml:space="preserve"> PAGEREF _Toc243697178 \h </w:instrText>
+            </w:r>
+            <w:r>
+              <w:rPr>
+                <w:noProof/>
+              </w:rPr>
+            </w:r>
+            <w:r>
+              <w:rPr>
+                <w:noProof/>
+              </w:rPr>
+              <w:fldChar w:fldCharType="separate"/>
+            </w:r>
+            <w:r>
+              <w:rPr>
+                <w:noProof/>
+              </w:rPr>
+              <w:t>16</w:t>
+            </w:r>
+            <w:r>
+              <w:rPr>
+                <w:noProof/>
+              </w:rPr>
+              <w:fldChar w:fldCharType="end"/>
+            </w:r>
+          </w:hyperlink>
+        </w:p>
+        <w:p>
+          <w:pPr>
+            <w:pStyle w:val="TOC2"/>
+            <w:tabs>
+              <w:tab w:val="right" w:leader="dot" w:pos="9628"/>
+            </w:tabs>
+            <w:rPr>
+              <w:rFonts w:asciiTheme="minorHAnsi" w:eastAsiaTheme="minorEastAsia" w:hAnsiTheme="minorHAnsi" w:cstheme="minorBidi"/>
+              <w:noProof/>
+              <w:color w:val="auto"/>
+              <w:sz w:val="22"/>
+              <w:szCs w:val="22"/>
+            </w:rPr>
+          </w:pPr>
+          <w:hyperlink w:anchor="_Toc243697179" w:history="1">
+            <w:r>
+              <w:rPr>
+                <w:rStyle w:val="Hyperlink"/>
+                <w:noProof/>
+              </w:rPr>
+              <w:t>4.25  workers.py</w:t>
+            </w:r>
+            <w:r>
+              <w:rPr>
+                <w:noProof/>
+              </w:rPr>
+              <w:tab/>
+            </w:r>
+            <w:r>
+              <w:rPr>
+                <w:noProof/>
+              </w:rPr>
+              <w:fldChar w:fldCharType="begin"/>
+            </w:r>
+            <w:r>
+              <w:rPr>
+                <w:noProof/>
+              </w:rPr>
+              <w:instrText xml:space="preserve"> PAGEREF _Toc243697179 \h </w:instrText>
             </w:r>
             <w:r>
               <w:rPr>
@@ -3545,7 +3678,7 @@
               <w:szCs w:val="22"/>
             </w:rPr>
           </w:pPr>
-          <w:hyperlink w:anchor="_Toc243694776" w:history="1">
+          <w:hyperlink w:anchor="_Toc243697180" w:history="1">
             <w:r>
               <w:rPr>
                 <w:rStyle w:val="Hyperlink"/>
@@ -3569,7 +3702,7 @@
               <w:rPr>
                 <w:noProof/>
               </w:rPr>
-              <w:instrText xml:space="preserve"> PAGEREF _Toc243694776 \h </w:instrText>
+              <w:instrText xml:space="preserve"> PAGEREF _Toc243697180 \h </w:instrText>
             </w:r>
             <w:r>
               <w:rPr>
@@ -3610,7 +3743,7 @@
               <w:szCs w:val="22"/>
             </w:rPr>
           </w:pPr>
-          <w:hyperlink w:anchor="_Toc243694777" w:history="1">
+          <w:hyperlink w:anchor="_Toc243697181" w:history="1">
             <w:r>
               <w:rPr>
                 <w:rStyle w:val="Hyperlink"/>
@@ -3634,7 +3767,7 @@
               <w:rPr>
                 <w:noProof/>
               </w:rPr>
-              <w:instrText xml:space="preserve"> PAGEREF _Toc243694777 \h </w:instrText>
+              <w:instrText xml:space="preserve"> PAGEREF _Toc243697181 \h </w:instrText>
             </w:r>
             <w:r>
               <w:rPr>
@@ -3677,7 +3810,7 @@
       <w:pPr>
         <w:pStyle w:val="Heading1"/>
       </w:pPr>
-      <w:bookmarkStart w:id="1" w:name="_Toc243694746"/>
+      <w:bookmarkStart w:id="1" w:name="_Toc243697149"/>
       <w:r>
         <w:lastRenderedPageBreak/>
         <w:t>1  Introduction</w:t>
@@ -3711,7 +3844,7 @@
           <w:left w:w="10" w:type="dxa"/>
           <w:right w:w="10" w:type="dxa"/>
         </w:tblCellMar>
-        <w:tblLook w:val="0000" w:firstRow="0" w:lastRow="0" w:firstColumn="0" w:lastColumn="0" w:noHBand="0" w:noVBand="0"/>
+        <w:tblLook w:val="04A0" w:firstRow="1" w:lastRow="0" w:firstColumn="1" w:lastColumn="0" w:noHBand="0" w:noVBand="1"/>
       </w:tblPr>
       <w:tblGrid>
         <w:gridCol w:w="2551"/>
@@ -3837,14 +3970,7 @@
                 <w:sz w:val="19"/>
                 <w:szCs w:val="19"/>
               </w:rPr>
-              <w:t>/root/fathersProject/admin_server_contr</w:t>
-            </w:r>
-            <w:r>
-              <w:rPr>
-                <w:sz w:val="19"/>
-                <w:szCs w:val="19"/>
-              </w:rPr>
-              <w:t>ol/server (virtual environment in server/venv)</w:t>
+              <w:t>/root/fathersProject/admin_server_control/server (virtual environment in server/venv)</w:t>
             </w:r>
           </w:p>
         </w:tc>
@@ -4084,14 +4210,7 @@
                 <w:sz w:val="19"/>
                 <w:szCs w:val="19"/>
               </w:rPr>
-              <w:t>The backend at http://localhost:8080 (settin</w:t>
-            </w:r>
-            <w:r>
-              <w:rPr>
-                <w:sz w:val="19"/>
-                <w:szCs w:val="19"/>
-              </w:rPr>
-              <w:t>gs.backend_base_url) with a 15-second time-out</w:t>
+              <w:t>The backend at http://localhost:8080 (settings.backend_base_url) with a 15-second time-out</w:t>
             </w:r>
           </w:p>
         </w:tc>
@@ -4174,7 +4293,7 @@
       <w:pPr>
         <w:pStyle w:val="Heading1"/>
       </w:pPr>
-      <w:bookmarkStart w:id="2" w:name="_Toc243694747"/>
+      <w:bookmarkStart w:id="2" w:name="_Toc243697150"/>
       <w:r>
         <w:lastRenderedPageBreak/>
         <w:t>2  How requests are identified</w:t>
@@ -4252,10 +4371,10 @@
         <w:t>X-Client: desktop</w:t>
       </w:r>
       <w:r>
-        <w:t xml:space="preserve"> and adds the incoming sign-in token itself (remembered per request b</w:t>
+        <w:t xml:space="preserve"> and adds the in</w:t>
       </w:r>
       <w:r>
-        <w:t xml:space="preserve">y the middleware in </w:t>
+        <w:t xml:space="preserve">coming sign-in token itself (remembered per request by the middleware in </w:t>
       </w:r>
       <w:r>
         <w:rPr>
@@ -4279,10 +4398,10 @@
         <w:t>app/core/request_context.py</w:t>
       </w:r>
       <w:r>
-        <w:t>), the same way the mobile server does. The backend's DesktopClientFilter then requires a token issued to an approved computer of an Admin or SuperAdmin and takes the acting user from it; an actin</w:t>
+        <w:t>), the same way the mobile server does. The backend's DesktopClientFilter then requires a token issued to an approved computer of an Admin or S</w:t>
       </w:r>
       <w:r>
-        <w:t>g user id a route forwards is replaced.</w:t>
+        <w:t>uperAdmin and takes the acting user from it; an acting user id a route forwards is replaced.</w:t>
       </w:r>
     </w:p>
     <w:p>
@@ -4295,7 +4414,10 @@
         <w:spacing w:after="60" w:line="264" w:lineRule="auto"/>
       </w:pPr>
       <w:r>
-        <w:t>Admin-only backend endpoints (users, the database browser, payouts, loans, drop and refund) check the role on the backend; approving and blocking phones and computers is SuperAdmin only.</w:t>
+        <w:t>Admin-only backend endpoints (users, the database browser, payouts, loans, drop and refund) check the role on the backend; approving and blocking phones and comput</w:t>
+      </w:r>
+      <w:r>
+        <w:t>ers is SuperAdmin only.</w:t>
       </w:r>
     </w:p>
     <w:p>
@@ -4317,16 +4439,7 @@
           <w:sz w:val="19"/>
           <w:szCs w:val="19"/>
         </w:rPr>
-        <w:t>ap</w:t>
-      </w:r>
-      <w:r>
-        <w:rPr>
-          <w:rFonts w:ascii="Consolas" w:eastAsia="Consolas" w:hAnsi="Consolas" w:cs="Consolas"/>
-          <w:color w:val="3B3F3D"/>
-          <w:sz w:val="19"/>
-          <w:szCs w:val="19"/>
-        </w:rPr>
-        <w:t>p/routers/devices.py</w:t>
+        <w:t>app/routers/devices.py</w:t>
       </w:r>
       <w:r>
         <w:t>) and the computer routes (</w:t>
@@ -4363,13 +4476,19 @@
           <w:sz w:val="19"/>
           <w:szCs w:val="19"/>
         </w:rPr>
-        <w:t>app/routers/faqs.py</w:t>
+        <w:t>app/routers/faq</w:t>
       </w:r>
       <w:r>
-        <w:t>, added 7 October 2026) serve the desktop FAQs se</w:t>
+        <w:rPr>
+          <w:rFonts w:ascii="Consolas" w:eastAsia="Consolas" w:hAnsi="Consolas" w:cs="Consolas"/>
+          <w:color w:val="3B3F3D"/>
+          <w:sz w:val="19"/>
+          <w:szCs w:val="19"/>
+        </w:rPr>
+        <w:t>s.py</w:t>
       </w:r>
       <w:r>
-        <w:t>ction; the backend checks for an admin from the token.</w:t>
+        <w:t>, added 7 October 2026) serve the desktop FAQs section; the backend checks for an admin from the token.</w:t>
       </w:r>
     </w:p>
     <w:p>
@@ -4406,13 +4525,10 @@
         <w:t>POST /showcase/upload</w:t>
       </w:r>
       <w:r>
-        <w:t xml:space="preserve"> saves a picture the desktop app has already shrunk and sent as base64 JP</w:t>
+        <w:t xml:space="preserve"> saves a picture the desktop app has already shrunk and sent as base64 JPEG: it first asks the backend who is signed in and accepts only a Marketer, Admin or SuperAdmin, then checks the data is a real JPEG (start and end markers) of at most 5 MB, and write</w:t>
       </w:r>
       <w:r>
-        <w:t xml:space="preserve">EG: it first asks the backend who is signed in and accepts only a Marketer, Admin or SuperAdmin, then checks the data is a real JPEG (start and end markers) of at most 5 MB, and writes it to media/showcase under a cleaned-up name; the other routes forward </w:t>
-      </w:r>
-      <w:r>
-        <w:t>to the backend, which checks the role again.</w:t>
+        <w:t>s it to media/showcase under a cleaned-up name; the other routes forward to the backend, which checks the role again.</w:t>
       </w:r>
     </w:p>
     <w:p>
@@ -4449,7 +4565,10 @@
         <w:t>POST /uploads/products?name=</w:t>
       </w:r>
       <w:r>
-        <w:t>) or a campaign photo or video (</w:t>
+        <w:t>) or a campaign pho</w:t>
+      </w:r>
+      <w:r>
+        <w:t>to or video (</w:t>
       </w:r>
       <w:r>
         <w:rPr>
@@ -4461,13 +4580,13 @@
         <w:t>POST /uploads/campaigns?name=&amp;kind=image|video&amp;extension=</w:t>
       </w:r>
       <w:r>
-        <w:t>) chosen on the desktop computer, sent as the file itself (not base64). Each first asks the backend who is signed in and accepts only an Admin or the SuperAdmin; then it reads the file in pieces and stops past the limit (photos 5 MB - the app has already s</w:t>
+        <w:t>) chosen on the desktop computer, sent as the file itself (not base64). Each first asks the backend who is signed in and accepts only an Admin or the SuperAdmin; then it reads the file i</w:t>
       </w:r>
       <w:r>
-        <w:t>hrunk them - videos 60 MB, error 413), checks it really is a JPEG or a video of the kind its name says (mp4, mov, m4v and 3gp start with an ISO media header, webm with its own), and writes it to media/products or media/campaigns under a cleaned-up name wit</w:t>
+        <w:t>n pieces and stops past the limit (photos 5 MB - the app has already shrunk them - videos 60 MB, error 413), checks it really is a JPEG or a video of the kind its name says (mp4, mov, m4v and 3gp start with an ISO media header, webm with its own), and writ</w:t>
       </w:r>
       <w:r>
-        <w:t>h a random suffix. It returns the key (and for campaigns the media type) that the form then saves.</w:t>
+        <w:t>es it to media/products or media/campaigns under a cleaned-up name with a random suffix. It returns the key (and for campaigns the media type) that the form then saves.</w:t>
       </w:r>
     </w:p>
     <w:p>
@@ -4504,7 +4623,10 @@
         <w:t>PUT /marketing/campaigns/{campaign_id}/products</w:t>
       </w:r>
       <w:r>
-        <w:t xml:space="preserve">, added 3 October 2026) serve the desktop "Products..." window; the </w:t>
+        <w:t xml:space="preserve">, </w:t>
+      </w:r>
+      <w:r>
+        <w:t xml:space="preserve">added 3 October 2026) serve the desktop "Products..." window; the </w:t>
       </w:r>
       <w:r>
         <w:rPr>
@@ -4516,10 +4638,7 @@
         <w:t>PUT</w:t>
       </w:r>
       <w:r>
-        <w:t xml:space="preserve"> </w:t>
-      </w:r>
-      <w:r>
-        <w:t>forwards the acting user id for the audit line.</w:t>
+        <w:t xml:space="preserve"> forwards the acting user id for the audit line.</w:t>
       </w:r>
     </w:p>
     <w:p>
@@ -4531,7 +4650,7 @@
       <w:pPr>
         <w:pStyle w:val="Heading2"/>
       </w:pPr>
-      <w:bookmarkStart w:id="3" w:name="_Toc243694748"/>
+      <w:bookmarkStart w:id="3" w:name="_Toc243697151"/>
       <w:r>
         <w:t>2.1  Signing in</w:t>
       </w:r>
@@ -4587,10 +4706,7 @@
         <w:t>computer</w:t>
       </w:r>
       <w:r>
-        <w:t>). Before that it checks two thin</w:t>
-      </w:r>
-      <w:r>
-        <w:t>gs itself:</w:t>
+        <w:t>). Before that it checks two things itself:</w:t>
       </w:r>
     </w:p>
     <w:p>
@@ -4622,7 +4738,10 @@
         <w:t>min_desktop_version</w:t>
       </w:r>
       <w:r>
-        <w:t xml:space="preserve"> (1.1), gets 426 "This copy of the desktop app is too old - please install the new one."</w:t>
+        <w:t xml:space="preserve"> (1.1), gets 426 "This copy of the desktop app is too old - please install the ne</w:t>
+      </w:r>
+      <w:r>
+        <w:t>w one."</w:t>
       </w:r>
     </w:p>
     <w:p>
@@ -4654,13 +4773,13 @@
         <w:t>app/core/sign_in_limit.py</w:t>
       </w:r>
       <w:r>
-        <w:t xml:space="preserve"> counts "Invalid us</w:t>
+        <w:t xml:space="preserve"> counts "Invalid username or password" answers per account and per address. After 5 within 15 minutes that pair gets 429 "Too many wrong passwords. Try again in N minutes." until the oldest of them is 15 m</w:t>
       </w:r>
       <w:r>
-        <w:t>ername or password" answers per account and per address. After 5 within 15 minutes that pair gets 429 "Too many wrong passwords. Try again in N minutes." until the oldest of them is 15 minutes old; a correct sign-in clears the count. Behind Caddy on the sa</w:t>
+        <w:t>inutes old; a correct sign-in clears the count. Behind Caddy on the same computer the visitor's address is read from X-Forwarded-For (through the ngrok tunnel every visitor arrives from the same address, so there the count is in effect per account); the co</w:t>
       </w:r>
       <w:r>
-        <w:t>me computer the visitor's address is read from X-Forwarded-For (through the ngrok tunnel every visitor arrives from the same address, so there the count is in effect per account); the counts are held in memory and cleared when the server restarts.</w:t>
+        <w:t>unts are held in memory and cleared when the server restarts.</w:t>
       </w:r>
     </w:p>
     <w:p>
@@ -4672,13 +4791,10 @@
       <w:pPr>
         <w:pStyle w:val="Heading2"/>
       </w:pPr>
-      <w:bookmarkStart w:id="4" w:name="_Toc243694749"/>
+      <w:bookmarkStart w:id="4" w:name="_Toc243697152"/>
       <w:r>
         <w:lastRenderedPageBreak/>
-        <w:t>2.2  Pi</w:t>
-      </w:r>
-      <w:r>
-        <w:t>ctures</w:t>
+        <w:t>2.2  Pictures</w:t>
       </w:r>
       <w:bookmarkEnd w:id="4"/>
     </w:p>
@@ -4699,7 +4815,10 @@
         <w:t>http://127.0.0.1:8000/media/...</w:t>
       </w:r>
       <w:r>
-        <w:t xml:space="preserve">), which only works on the server computer. Like the mobile server, this server rewrites them to </w:t>
+        <w:t>), which only works on the server computer. Like the mobile server, this serve</w:t>
+      </w:r>
+      <w:r>
+        <w:t xml:space="preserve">r rewrites them to </w:t>
       </w:r>
       <w:r>
         <w:rPr>
@@ -4720,16 +4839,7 @@
           <w:sz w:val="19"/>
           <w:szCs w:val="19"/>
         </w:rPr>
-        <w:t>fathersProject/medi</w:t>
-      </w:r>
-      <w:r>
-        <w:rPr>
-          <w:rFonts w:ascii="Consolas" w:eastAsia="Consolas" w:hAnsi="Consolas" w:cs="Consolas"/>
-          <w:color w:val="3B3F3D"/>
-          <w:sz w:val="19"/>
-          <w:szCs w:val="19"/>
-        </w:rPr>
-        <w:t>a</w:t>
+        <w:t>fathersProject/media</w:t>
       </w:r>
       <w:r>
         <w:t xml:space="preserve"> folder at </w:t>
@@ -4765,10 +4875,10 @@
         <w:t xml:space="preserve">Security: </w:t>
       </w:r>
       <w:r>
-        <w:t xml:space="preserve">This server listens on all addresses (0.0.0.0) for WSL forwarding. Since 5 October 2026 </w:t>
+        <w:t>This server listen</w:t>
       </w:r>
       <w:r>
-        <w:t xml:space="preserve">every call needs a sign-in from an approved computer, so since 5 October 2026 it is also reachable through the public tunnel at </w:t>
+        <w:t xml:space="preserve">s on all addresses (0.0.0.0) for WSL forwarding. Since 5 October 2026 every call needs a sign-in from an approved computer, so since 5 October 2026 it is also reachable through the public tunnel at </w:t>
       </w:r>
       <w:r>
         <w:rPr>
@@ -4780,10 +4890,10 @@
         <w:t>/admin-api</w:t>
       </w:r>
       <w:r>
-        <w:t xml:space="preserve"> (Caddy removes the prefix). Its API description pages (/docs, /redoc, /openapi.json) answer 404 there. When the serve</w:t>
+        <w:t xml:space="preserve"> (Caddy removes the prefix). Its API description</w:t>
       </w:r>
       <w:r>
-        <w:t>rs move to a provider it gets its own HTTPS address.</w:t>
+        <w:t xml:space="preserve"> pages (/docs, /redoc, /openapi.json) answer 404 there. When the servers move to a provider it gets its own HTTPS address.</w:t>
       </w:r>
     </w:p>
     <w:p>
@@ -4840,7 +4950,10 @@
         <w:t>MEDIA_BASE_URL</w:t>
       </w:r>
       <w:r>
-        <w:t xml:space="preserve"> (the backend's media address to rewrite, default http://127.0.0.1:8000/media/) and </w:t>
+        <w:t xml:space="preserve"> (the backend's media address to rew</w:t>
+      </w:r>
+      <w:r>
+        <w:t xml:space="preserve">rite, default http://127.0.0.1:8000/media/) and </w:t>
       </w:r>
       <w:r>
         <w:rPr>
@@ -4900,7 +5013,7 @@
       <w:pPr>
         <w:pStyle w:val="Heading1"/>
       </w:pPr>
-      <w:bookmarkStart w:id="5" w:name="_Toc243694750"/>
+      <w:bookmarkStart w:id="5" w:name="_Toc243697153"/>
       <w:r>
         <w:lastRenderedPageBreak/>
         <w:t>3  Errors</w:t>
@@ -4924,13 +5037,13 @@
         <w:t>app/core/backend_client.py</w:t>
       </w:r>
       <w:r>
-        <w:t xml:space="preserve"> never passes on technical details. A backend that can't be reached becomes 503 "We can'</w:t>
+        <w:t xml:space="preserve"> never passes on tech</w:t>
       </w:r>
       <w:r>
-        <w:t>t reach our server right now ...", a slow one 504, and any backend 500 becomes "Something went wrong on our side ..." - the real error goes to this server's log. A reason the backend wrote for people (any 4xx, or a deliberate 503 such as "Text messages are</w:t>
+        <w:t xml:space="preserve">nical details. A backend that can't be reached becomes 503 "We can't reach our server right now ...", a slow one 504, and any backend 500 becomes "Something went wrong on our side ..." - the real error goes to this server's log. A reason the backend wrote </w:t>
       </w:r>
       <w:r>
-        <w:t xml:space="preserve"> not set up yet.") passes through; a 4xx without one gets a plain sentence for its status. </w:t>
+        <w:t xml:space="preserve">for people (any 4xx, or a deliberate 503 such as "Text messages are not set up yet.") passes through; a 4xx without one gets a plain sentence for its status. </w:t>
       </w:r>
       <w:r>
         <w:rPr>
@@ -4954,7 +5067,7 @@
       <w:pPr>
         <w:pStyle w:val="Heading1"/>
       </w:pPr>
-      <w:bookmarkStart w:id="6" w:name="_Toc243694751"/>
+      <w:bookmarkStart w:id="6" w:name="_Toc243697154"/>
       <w:r>
         <w:lastRenderedPageBreak/>
         <w:t>4  Routes</w:t>
@@ -4966,10 +5079,10 @@
         <w:spacing w:after="120" w:line="276" w:lineRule="auto"/>
       </w:pPr>
       <w:r>
-        <w:t>"Passes" s</w:t>
+        <w:t>"Passes" shows the identity a route forwards itself. Since 5 October 2026 every route also passes the sign-in to</w:t>
       </w:r>
       <w:r>
-        <w:t>hows the identity a route forwards itself. Since 5 October 2026 every route also passes the sign-in token, added by backend_client.</w:t>
+        <w:t>ken, added by backend_client.</w:t>
       </w:r>
     </w:p>
     <w:p>
@@ -5045,7 +5158,7 @@
       <w:pPr>
         <w:pStyle w:val="Heading2"/>
       </w:pPr>
-      <w:bookmarkStart w:id="7" w:name="_Toc243694752"/>
+      <w:bookmarkStart w:id="7" w:name="_Toc243697155"/>
       <w:r>
         <w:t>4.1  admin_data.py</w:t>
       </w:r>
@@ -5067,7 +5180,7 @@
           <w:left w:w="10" w:type="dxa"/>
           <w:right w:w="10" w:type="dxa"/>
         </w:tblCellMar>
-        <w:tblLook w:val="0000" w:firstRow="0" w:lastRow="0" w:firstColumn="0" w:lastColumn="0" w:noHBand="0" w:noVBand="0"/>
+        <w:tblLook w:val="04A0" w:firstRow="1" w:lastRow="0" w:firstColumn="1" w:lastColumn="0" w:noHBand="0" w:noVBand="1"/>
       </w:tblPr>
       <w:tblGrid>
         <w:gridCol w:w="876"/>
@@ -5476,7 +5589,7 @@
       <w:pPr>
         <w:pStyle w:val="Heading2"/>
       </w:pPr>
-      <w:bookmarkStart w:id="8" w:name="_Toc243694753"/>
+      <w:bookmarkStart w:id="8" w:name="_Toc243697156"/>
       <w:r>
         <w:t>4.2  auth.py</w:t>
       </w:r>
@@ -5498,7 +5611,7 @@
           <w:left w:w="10" w:type="dxa"/>
           <w:right w:w="10" w:type="dxa"/>
         </w:tblCellMar>
-        <w:tblLook w:val="0000" w:firstRow="0" w:lastRow="0" w:firstColumn="0" w:lastColumn="0" w:noHBand="0" w:noVBand="0"/>
+        <w:tblLook w:val="04A0" w:firstRow="1" w:lastRow="0" w:firstColumn="1" w:lastColumn="0" w:noHBand="0" w:noVBand="1"/>
       </w:tblPr>
       <w:tblGrid>
         <w:gridCol w:w="876"/>
@@ -7332,7 +7445,7 @@
       <w:pPr>
         <w:pStyle w:val="Heading2"/>
       </w:pPr>
-      <w:bookmarkStart w:id="9" w:name="_Toc243694754"/>
+      <w:bookmarkStart w:id="9" w:name="_Toc243697157"/>
       <w:r>
         <w:t>4.3  computers.py</w:t>
       </w:r>
@@ -7354,7 +7467,7 @@
           <w:left w:w="10" w:type="dxa"/>
           <w:right w:w="10" w:type="dxa"/>
         </w:tblCellMar>
-        <w:tblLook w:val="0000" w:firstRow="0" w:lastRow="0" w:firstColumn="0" w:lastColumn="0" w:noHBand="0" w:noVBand="0"/>
+        <w:tblLook w:val="04A0" w:firstRow="1" w:lastRow="0" w:firstColumn="1" w:lastColumn="0" w:noHBand="0" w:noVBand="1"/>
       </w:tblPr>
       <w:tblGrid>
         <w:gridCol w:w="876"/>
@@ -7882,7 +7995,7 @@
       <w:pPr>
         <w:pStyle w:val="Heading2"/>
       </w:pPr>
-      <w:bookmarkStart w:id="10" w:name="_Toc243694755"/>
+      <w:bookmarkStart w:id="10" w:name="_Toc243697158"/>
       <w:r>
         <w:t>4.4  deliveries.py</w:t>
       </w:r>
@@ -7904,7 +8017,7 @@
           <w:left w:w="10" w:type="dxa"/>
           <w:right w:w="10" w:type="dxa"/>
         </w:tblCellMar>
-        <w:tblLook w:val="0000" w:firstRow="0" w:lastRow="0" w:firstColumn="0" w:lastColumn="0" w:noHBand="0" w:noVBand="0"/>
+        <w:tblLook w:val="04A0" w:firstRow="1" w:lastRow="0" w:firstColumn="1" w:lastColumn="0" w:noHBand="0" w:noVBand="1"/>
       </w:tblPr>
       <w:tblGrid>
         <w:gridCol w:w="876"/>
@@ -10564,7 +10677,7 @@
       <w:pPr>
         <w:pStyle w:val="Heading2"/>
       </w:pPr>
-      <w:bookmarkStart w:id="11" w:name="_Toc243694756"/>
+      <w:bookmarkStart w:id="11" w:name="_Toc243697159"/>
       <w:r>
         <w:t>4.5  devices.py</w:t>
       </w:r>
@@ -10586,7 +10699,7 @@
           <w:left w:w="10" w:type="dxa"/>
           <w:right w:w="10" w:type="dxa"/>
         </w:tblCellMar>
-        <w:tblLook w:val="0000" w:firstRow="0" w:lastRow="0" w:firstColumn="0" w:lastColumn="0" w:noHBand="0" w:noVBand="0"/>
+        <w:tblLook w:val="04A0" w:firstRow="1" w:lastRow="0" w:firstColumn="1" w:lastColumn="0" w:noHBand="0" w:noVBand="1"/>
       </w:tblPr>
       <w:tblGrid>
         <w:gridCol w:w="876"/>
@@ -11114,7 +11227,7 @@
       <w:pPr>
         <w:pStyle w:val="Heading2"/>
       </w:pPr>
-      <w:bookmarkStart w:id="12" w:name="_Toc243694757"/>
+      <w:bookmarkStart w:id="12" w:name="_Toc243697160"/>
       <w:r>
         <w:t>4.6  expenses.py</w:t>
       </w:r>
@@ -11136,7 +11249,7 @@
           <w:left w:w="10" w:type="dxa"/>
           <w:right w:w="10" w:type="dxa"/>
         </w:tblCellMar>
-        <w:tblLook w:val="0000" w:firstRow="0" w:lastRow="0" w:firstColumn="0" w:lastColumn="0" w:noHBand="0" w:noVBand="0"/>
+        <w:tblLook w:val="04A0" w:firstRow="1" w:lastRow="0" w:firstColumn="1" w:lastColumn="0" w:noHBand="0" w:noVBand="1"/>
       </w:tblPr>
       <w:tblGrid>
         <w:gridCol w:w="876"/>
@@ -11802,7 +11915,7 @@
       <w:pPr>
         <w:pStyle w:val="Heading2"/>
       </w:pPr>
-      <w:bookmarkStart w:id="13" w:name="_Toc243694758"/>
+      <w:bookmarkStart w:id="13" w:name="_Toc243697161"/>
       <w:r>
         <w:t>4.7  faqs.py</w:t>
       </w:r>
@@ -11824,7 +11937,7 @@
           <w:left w:w="10" w:type="dxa"/>
           <w:right w:w="10" w:type="dxa"/>
         </w:tblCellMar>
-        <w:tblLook w:val="0000" w:firstRow="0" w:lastRow="0" w:firstColumn="0" w:lastColumn="0" w:noHBand="0" w:noVBand="0"/>
+        <w:tblLook w:val="04A0" w:firstRow="1" w:lastRow="0" w:firstColumn="1" w:lastColumn="0" w:noHBand="0" w:noVBand="1"/>
       </w:tblPr>
       <w:tblGrid>
         <w:gridCol w:w="876"/>
@@ -12595,7 +12708,7 @@
       <w:pPr>
         <w:pStyle w:val="Heading2"/>
       </w:pPr>
-      <w:bookmarkStart w:id="14" w:name="_Toc243694759"/>
+      <w:bookmarkStart w:id="14" w:name="_Toc243697162"/>
       <w:r>
         <w:lastRenderedPageBreak/>
         <w:t>4.8  finance.py</w:t>
@@ -12618,7 +12731,7 @@
           <w:left w:w="10" w:type="dxa"/>
           <w:right w:w="10" w:type="dxa"/>
         </w:tblCellMar>
-        <w:tblLook w:val="0000" w:firstRow="0" w:lastRow="0" w:firstColumn="0" w:lastColumn="0" w:noHBand="0" w:noVBand="0"/>
+        <w:tblLook w:val="04A0" w:firstRow="1" w:lastRow="0" w:firstColumn="1" w:lastColumn="0" w:noHBand="0" w:noVBand="1"/>
       </w:tblPr>
       <w:tblGrid>
         <w:gridCol w:w="876"/>
@@ -14034,7 +14147,7 @@
       <w:pPr>
         <w:pStyle w:val="Heading2"/>
       </w:pPr>
-      <w:bookmarkStart w:id="15" w:name="_Toc243694760"/>
+      <w:bookmarkStart w:id="15" w:name="_Toc243697163"/>
       <w:r>
         <w:t>4.9  health.py</w:t>
       </w:r>
@@ -14056,7 +14169,7 @@
           <w:left w:w="10" w:type="dxa"/>
           <w:right w:w="10" w:type="dxa"/>
         </w:tblCellMar>
-        <w:tblLook w:val="0000" w:firstRow="0" w:lastRow="0" w:firstColumn="0" w:lastColumn="0" w:noHBand="0" w:noVBand="0"/>
+        <w:tblLook w:val="04A0" w:firstRow="1" w:lastRow="0" w:firstColumn="1" w:lastColumn="0" w:noHBand="0" w:noVBand="1"/>
       </w:tblPr>
       <w:tblGrid>
         <w:gridCol w:w="876"/>
@@ -14341,7 +14454,7 @@
       <w:pPr>
         <w:pStyle w:val="Heading2"/>
       </w:pPr>
-      <w:bookmarkStart w:id="16" w:name="_Toc243694761"/>
+      <w:bookmarkStart w:id="16" w:name="_Toc243697164"/>
       <w:r>
         <w:t>4.10  insights.py</w:t>
       </w:r>
@@ -14363,7 +14476,7 @@
           <w:left w:w="10" w:type="dxa"/>
           <w:right w:w="10" w:type="dxa"/>
         </w:tblCellMar>
-        <w:tblLook w:val="0000" w:firstRow="0" w:lastRow="0" w:firstColumn="0" w:lastColumn="0" w:noHBand="0" w:noVBand="0"/>
+        <w:tblLook w:val="04A0" w:firstRow="1" w:lastRow="0" w:firstColumn="1" w:lastColumn="0" w:noHBand="0" w:noVBand="1"/>
       </w:tblPr>
       <w:tblGrid>
         <w:gridCol w:w="876"/>
@@ -14648,7 +14761,7 @@
       <w:pPr>
         <w:pStyle w:val="Heading2"/>
       </w:pPr>
-      <w:bookmarkStart w:id="17" w:name="_Toc243694762"/>
+      <w:bookmarkStart w:id="17" w:name="_Toc243697165"/>
       <w:r>
         <w:t>4.11  machines_vehicles.py</w:t>
       </w:r>
@@ -14670,7 +14783,7 @@
           <w:left w:w="10" w:type="dxa"/>
           <w:right w:w="10" w:type="dxa"/>
         </w:tblCellMar>
-        <w:tblLook w:val="0000" w:firstRow="0" w:lastRow="0" w:firstColumn="0" w:lastColumn="0" w:noHBand="0" w:noVBand="0"/>
+        <w:tblLook w:val="04A0" w:firstRow="1" w:lastRow="0" w:firstColumn="1" w:lastColumn="0" w:noHBand="0" w:noVBand="1"/>
       </w:tblPr>
       <w:tblGrid>
         <w:gridCol w:w="876"/>
@@ -15566,7 +15679,7 @@
       <w:pPr>
         <w:pStyle w:val="Heading2"/>
       </w:pPr>
-      <w:bookmarkStart w:id="18" w:name="_Toc243694763"/>
+      <w:bookmarkStart w:id="18" w:name="_Toc243697166"/>
       <w:r>
         <w:t>4.12  marketing.py</w:t>
       </w:r>
@@ -15588,7 +15701,7 @@
           <w:left w:w="10" w:type="dxa"/>
           <w:right w:w="10" w:type="dxa"/>
         </w:tblCellMar>
-        <w:tblLook w:val="0000" w:firstRow="0" w:lastRow="0" w:firstColumn="0" w:lastColumn="0" w:noHBand="0" w:noVBand="0"/>
+        <w:tblLook w:val="04A0" w:firstRow="1" w:lastRow="0" w:firstColumn="1" w:lastColumn="0" w:noHBand="0" w:noVBand="1"/>
       </w:tblPr>
       <w:tblGrid>
         <w:gridCol w:w="876"/>
@@ -16880,7 +16993,7 @@
       <w:pPr>
         <w:pStyle w:val="Heading2"/>
       </w:pPr>
-      <w:bookmarkStart w:id="19" w:name="_Toc243694764"/>
+      <w:bookmarkStart w:id="19" w:name="_Toc243697167"/>
       <w:r>
         <w:t>4.13  orders.py</w:t>
       </w:r>
@@ -16902,7 +17015,7 @@
           <w:left w:w="10" w:type="dxa"/>
           <w:right w:w="10" w:type="dxa"/>
         </w:tblCellMar>
-        <w:tblLook w:val="0000" w:firstRow="0" w:lastRow="0" w:firstColumn="0" w:lastColumn="0" w:noHBand="0" w:noVBand="0"/>
+        <w:tblLook w:val="04A0" w:firstRow="1" w:lastRow="0" w:firstColumn="1" w:lastColumn="0" w:noHBand="0" w:noVBand="1"/>
       </w:tblPr>
       <w:tblGrid>
         <w:gridCol w:w="876"/>
@@ -17430,7 +17543,7 @@
       <w:pPr>
         <w:pStyle w:val="Heading2"/>
       </w:pPr>
-      <w:bookmarkStart w:id="20" w:name="_Toc243694765"/>
+      <w:bookmarkStart w:id="20" w:name="_Toc243697168"/>
       <w:r>
         <w:t>4.14  products.py</w:t>
       </w:r>
@@ -17452,7 +17565,7 @@
           <w:left w:w="10" w:type="dxa"/>
           <w:right w:w="10" w:type="dxa"/>
         </w:tblCellMar>
-        <w:tblLook w:val="0000" w:firstRow="0" w:lastRow="0" w:firstColumn="0" w:lastColumn="0" w:noHBand="0" w:noVBand="0"/>
+        <w:tblLook w:val="04A0" w:firstRow="1" w:lastRow="0" w:firstColumn="1" w:lastColumn="0" w:noHBand="0" w:noVBand="1"/>
       </w:tblPr>
       <w:tblGrid>
         <w:gridCol w:w="876"/>
@@ -18876,7 +18989,7 @@
       <w:pPr>
         <w:pStyle w:val="Heading2"/>
       </w:pPr>
-      <w:bookmarkStart w:id="21" w:name="_Toc243694766"/>
+      <w:bookmarkStart w:id="21" w:name="_Toc243697169"/>
       <w:r>
         <w:t>4.15  reviews.py</w:t>
       </w:r>
@@ -18898,7 +19011,7 @@
           <w:left w:w="10" w:type="dxa"/>
           <w:right w:w="10" w:type="dxa"/>
         </w:tblCellMar>
-        <w:tblLook w:val="0000" w:firstRow="0" w:lastRow="0" w:firstColumn="0" w:lastColumn="0" w:noHBand="0" w:noVBand="0"/>
+        <w:tblLook w:val="04A0" w:firstRow="1" w:lastRow="0" w:firstColumn="1" w:lastColumn="0" w:noHBand="0" w:noVBand="1"/>
       </w:tblPr>
       <w:tblGrid>
         <w:gridCol w:w="876"/>
@@ -19307,7 +19420,7 @@
       <w:pPr>
         <w:pStyle w:val="Heading2"/>
       </w:pPr>
-      <w:bookmarkStart w:id="22" w:name="_Toc243694767"/>
+      <w:bookmarkStart w:id="22" w:name="_Toc243697170"/>
       <w:r>
         <w:t>4.16  roles.py</w:t>
       </w:r>
@@ -19329,7 +19442,7 @@
           <w:left w:w="10" w:type="dxa"/>
           <w:right w:w="10" w:type="dxa"/>
         </w:tblCellMar>
-        <w:tblLook w:val="0000" w:firstRow="0" w:lastRow="0" w:firstColumn="0" w:lastColumn="0" w:noHBand="0" w:noVBand="0"/>
+        <w:tblLook w:val="04A0" w:firstRow="1" w:lastRow="0" w:firstColumn="1" w:lastColumn="0" w:noHBand="0" w:noVBand="1"/>
       </w:tblPr>
       <w:tblGrid>
         <w:gridCol w:w="876"/>
@@ -19614,7 +19727,7 @@
       <w:pPr>
         <w:pStyle w:val="Heading2"/>
       </w:pPr>
-      <w:bookmarkStart w:id="23" w:name="_Toc243694768"/>
+      <w:bookmarkStart w:id="23" w:name="_Toc243697171"/>
       <w:r>
         <w:t>4.17  shipping.py</w:t>
       </w:r>
@@ -19636,7 +19749,7 @@
           <w:left w:w="10" w:type="dxa"/>
           <w:right w:w="10" w:type="dxa"/>
         </w:tblCellMar>
-        <w:tblLook w:val="0000" w:firstRow="0" w:lastRow="0" w:firstColumn="0" w:lastColumn="0" w:noHBand="0" w:noVBand="0"/>
+        <w:tblLook w:val="04A0" w:firstRow="1" w:lastRow="0" w:firstColumn="1" w:lastColumn="0" w:noHBand="0" w:noVBand="1"/>
       </w:tblPr>
       <w:tblGrid>
         <w:gridCol w:w="876"/>
@@ -20288,7 +20401,7 @@
       <w:pPr>
         <w:pStyle w:val="Heading2"/>
       </w:pPr>
-      <w:bookmarkStart w:id="24" w:name="_Toc243694769"/>
+      <w:bookmarkStart w:id="24" w:name="_Toc243697172"/>
       <w:r>
         <w:lastRenderedPageBreak/>
         <w:t>4.18  showcase.py</w:t>
@@ -20311,7 +20424,7 @@
           <w:left w:w="10" w:type="dxa"/>
           <w:right w:w="10" w:type="dxa"/>
         </w:tblCellMar>
-        <w:tblLook w:val="0000" w:firstRow="0" w:lastRow="0" w:firstColumn="0" w:lastColumn="0" w:noHBand="0" w:noVBand="0"/>
+        <w:tblLook w:val="04A0" w:firstRow="1" w:lastRow="0" w:firstColumn="1" w:lastColumn="0" w:noHBand="0" w:noVBand="1"/>
       </w:tblPr>
       <w:tblGrid>
         <w:gridCol w:w="876"/>
@@ -21213,7 +21326,7 @@
       <w:pPr>
         <w:pStyle w:val="Heading2"/>
       </w:pPr>
-      <w:bookmarkStart w:id="25" w:name="_Toc243694770"/>
+      <w:bookmarkStart w:id="25" w:name="_Toc243697173"/>
       <w:r>
         <w:t>4.19  sms_queue.py</w:t>
       </w:r>
@@ -21235,7 +21348,7 @@
           <w:left w:w="10" w:type="dxa"/>
           <w:right w:w="10" w:type="dxa"/>
         </w:tblCellMar>
-        <w:tblLook w:val="0000" w:firstRow="0" w:lastRow="0" w:firstColumn="0" w:lastColumn="0" w:noHBand="0" w:noVBand="0"/>
+        <w:tblLook w:val="04A0" w:firstRow="1" w:lastRow="0" w:firstColumn="1" w:lastColumn="0" w:noHBand="0" w:noVBand="1"/>
       </w:tblPr>
       <w:tblGrid>
         <w:gridCol w:w="876"/>
@@ -21644,7 +21757,7 @@
       <w:pPr>
         <w:pStyle w:val="Heading2"/>
       </w:pPr>
-      <w:bookmarkStart w:id="26" w:name="_Toc243694771"/>
+      <w:bookmarkStart w:id="26" w:name="_Toc243697174"/>
       <w:r>
         <w:t>4.20  transactions.py</w:t>
       </w:r>
@@ -21666,7 +21779,7 @@
           <w:left w:w="10" w:type="dxa"/>
           <w:right w:w="10" w:type="dxa"/>
         </w:tblCellMar>
-        <w:tblLook w:val="0000" w:firstRow="0" w:lastRow="0" w:firstColumn="0" w:lastColumn="0" w:noHBand="0" w:noVBand="0"/>
+        <w:tblLook w:val="04A0" w:firstRow="1" w:lastRow="0" w:firstColumn="1" w:lastColumn="0" w:noHBand="0" w:noVBand="1"/>
       </w:tblPr>
       <w:tblGrid>
         <w:gridCol w:w="876"/>
@@ -22832,7 +22945,7 @@
       <w:pPr>
         <w:pStyle w:val="Heading2"/>
       </w:pPr>
-      <w:bookmarkStart w:id="27" w:name="_Toc243694772"/>
+      <w:bookmarkStart w:id="27" w:name="_Toc243697175"/>
       <w:r>
         <w:lastRenderedPageBreak/>
         <w:t>4.21  trees.py</w:t>
@@ -22855,7 +22968,7 @@
           <w:left w:w="10" w:type="dxa"/>
           <w:right w:w="10" w:type="dxa"/>
         </w:tblCellMar>
-        <w:tblLook w:val="0000" w:firstRow="0" w:lastRow="0" w:firstColumn="0" w:lastColumn="0" w:noHBand="0" w:noVBand="0"/>
+        <w:tblLook w:val="04A0" w:firstRow="1" w:lastRow="0" w:firstColumn="1" w:lastColumn="0" w:noHBand="0" w:noVBand="1"/>
       </w:tblPr>
       <w:tblGrid>
         <w:gridCol w:w="876"/>
@@ -24236,7 +24349,7 @@
       <w:pPr>
         <w:pStyle w:val="Heading2"/>
       </w:pPr>
-      <w:bookmarkStart w:id="28" w:name="_Toc243694773"/>
+      <w:bookmarkStart w:id="28" w:name="_Toc243697176"/>
       <w:r>
         <w:t>4.22  trips.py</w:t>
       </w:r>
@@ -24258,7 +24371,7 @@
           <w:left w:w="10" w:type="dxa"/>
           <w:right w:w="10" w:type="dxa"/>
         </w:tblCellMar>
-        <w:tblLook w:val="0000" w:firstRow="0" w:lastRow="0" w:firstColumn="0" w:lastColumn="0" w:noHBand="0" w:noVBand="0"/>
+        <w:tblLook w:val="04A0" w:firstRow="1" w:lastRow="0" w:firstColumn="1" w:lastColumn="0" w:noHBand="0" w:noVBand="1"/>
       </w:tblPr>
       <w:tblGrid>
         <w:gridCol w:w="876"/>
@@ -25653,7 +25766,7 @@
       <w:pPr>
         <w:pStyle w:val="Heading2"/>
       </w:pPr>
-      <w:bookmarkStart w:id="29" w:name="_Toc243694774"/>
+      <w:bookmarkStart w:id="29" w:name="_Toc243697177"/>
       <w:r>
         <w:t>4.23  uploads.py</w:t>
       </w:r>
@@ -25675,7 +25788,7 @@
           <w:left w:w="10" w:type="dxa"/>
           <w:right w:w="10" w:type="dxa"/>
         </w:tblCellMar>
-        <w:tblLook w:val="0000" w:firstRow="0" w:lastRow="0" w:firstColumn="0" w:lastColumn="0" w:noHBand="0" w:noVBand="0"/>
+        <w:tblLook w:val="04A0" w:firstRow="1" w:lastRow="0" w:firstColumn="1" w:lastColumn="0" w:noHBand="0" w:noVBand="1"/>
       </w:tblPr>
       <w:tblGrid>
         <w:gridCol w:w="876"/>
@@ -26098,7 +26211,7 @@
       <w:pPr>
         <w:pStyle w:val="Heading2"/>
       </w:pPr>
-      <w:bookmarkStart w:id="30" w:name="_Toc243694775"/>
+      <w:bookmarkStart w:id="30" w:name="_Toc243697178"/>
       <w:r>
         <w:lastRenderedPageBreak/>
         <w:t>4.24  users.py</w:t>
@@ -26121,7 +26234,7 @@
           <w:left w:w="10" w:type="dxa"/>
           <w:right w:w="10" w:type="dxa"/>
         </w:tblCellMar>
-        <w:tblLook w:val="0000" w:firstRow="0" w:lastRow="0" w:firstColumn="0" w:lastColumn="0" w:noHBand="0" w:noVBand="0"/>
+        <w:tblLook w:val="04A0" w:firstRow="1" w:lastRow="0" w:firstColumn="1" w:lastColumn="0" w:noHBand="0" w:noVBand="1"/>
       </w:tblPr>
       <w:tblGrid>
         <w:gridCol w:w="876"/>
@@ -27020,18 +27133,12 @@
       </w:pPr>
     </w:p>
     <w:p>
+      <w:pPr>
+        <w:pStyle w:val="Heading2"/>
+      </w:pPr>
+      <w:bookmarkStart w:id="31" w:name="_Toc243697179"/>
       <w:r>
-        <w:br w:type="page"/>
-      </w:r>
-    </w:p>
-    <w:p>
-      <w:pPr>
-        <w:pStyle w:val="Heading1"/>
-      </w:pPr>
-      <w:bookmarkStart w:id="31" w:name="_Toc243694776"/>
-      <w:r>
-        <w:lastRenderedPageBreak/>
-        <w:t>5  Source files</w:t>
+        <w:t>4.25  workers.py</w:t>
       </w:r>
       <w:bookmarkEnd w:id="31"/>
     </w:p>
@@ -27051,7 +27158,1612 @@
           <w:left w:w="10" w:type="dxa"/>
           <w:right w:w="10" w:type="dxa"/>
         </w:tblCellMar>
-        <w:tblLook w:val="0000" w:firstRow="0" w:lastRow="0" w:firstColumn="0" w:lastColumn="0" w:noHBand="0" w:noVBand="0"/>
+        <w:tblLook w:val="04A0" w:firstRow="1" w:lastRow="0" w:firstColumn="1" w:lastColumn="0" w:noHBand="0" w:noVBand="1"/>
+      </w:tblPr>
+      <w:tblGrid>
+        <w:gridCol w:w="876"/>
+        <w:gridCol w:w="2628"/>
+        <w:gridCol w:w="2080"/>
+        <w:gridCol w:w="2847"/>
+        <w:gridCol w:w="1207"/>
+      </w:tblGrid>
+      <w:tr>
+        <w:tblPrEx>
+          <w:tblCellMar>
+            <w:top w:w="0" w:type="dxa"/>
+            <w:bottom w:w="0" w:type="dxa"/>
+          </w:tblCellMar>
+        </w:tblPrEx>
+        <w:trPr>
+          <w:cantSplit/>
+          <w:tblHeader/>
+        </w:trPr>
+        <w:tc>
+          <w:tcPr>
+            <w:tcW w:w="876" w:type="dxa"/>
+            <w:shd w:val="clear" w:color="auto" w:fill="1F4D3A"/>
+            <w:tcMar>
+              <w:top w:w="50" w:type="dxa"/>
+              <w:left w:w="90" w:type="dxa"/>
+              <w:bottom w:w="50" w:type="dxa"/>
+              <w:right w:w="90" w:type="dxa"/>
+            </w:tcMar>
+          </w:tcPr>
+          <w:p>
+            <w:pPr>
+              <w:spacing w:after="20" w:line="252" w:lineRule="auto"/>
+            </w:pPr>
+            <w:r>
+              <w:rPr>
+                <w:b/>
+                <w:bCs/>
+                <w:color w:val="FFFFFF"/>
+                <w:sz w:val="19"/>
+                <w:szCs w:val="19"/>
+              </w:rPr>
+              <w:t>Method</w:t>
+            </w:r>
+          </w:p>
+        </w:tc>
+        <w:tc>
+          <w:tcPr>
+            <w:tcW w:w="2628" w:type="dxa"/>
+            <w:shd w:val="clear" w:color="auto" w:fill="1F4D3A"/>
+            <w:tcMar>
+              <w:top w:w="50" w:type="dxa"/>
+              <w:left w:w="90" w:type="dxa"/>
+              <w:bottom w:w="50" w:type="dxa"/>
+              <w:right w:w="90" w:type="dxa"/>
+            </w:tcMar>
+          </w:tcPr>
+          <w:p>
+            <w:pPr>
+              <w:spacing w:after="20" w:line="252" w:lineRule="auto"/>
+            </w:pPr>
+            <w:r>
+              <w:rPr>
+                <w:b/>
+                <w:bCs/>
+                <w:color w:val="FFFFFF"/>
+                <w:sz w:val="19"/>
+                <w:szCs w:val="19"/>
+              </w:rPr>
+              <w:t>Path</w:t>
+            </w:r>
+          </w:p>
+        </w:tc>
+        <w:tc>
+          <w:tcPr>
+            <w:tcW w:w="2080" w:type="dxa"/>
+            <w:shd w:val="clear" w:color="auto" w:fill="1F4D3A"/>
+            <w:tcMar>
+              <w:top w:w="50" w:type="dxa"/>
+              <w:left w:w="90" w:type="dxa"/>
+              <w:bottom w:w="50" w:type="dxa"/>
+              <w:right w:w="90" w:type="dxa"/>
+            </w:tcMar>
+          </w:tcPr>
+          <w:p>
+            <w:pPr>
+              <w:spacing w:after="20" w:line="252" w:lineRule="auto"/>
+            </w:pPr>
+            <w:r>
+              <w:rPr>
+                <w:b/>
+                <w:bCs/>
+                <w:color w:val="FFFFFF"/>
+                <w:sz w:val="19"/>
+                <w:szCs w:val="19"/>
+              </w:rPr>
+              <w:t>Handler</w:t>
+            </w:r>
+          </w:p>
+        </w:tc>
+        <w:tc>
+          <w:tcPr>
+            <w:tcW w:w="2847" w:type="dxa"/>
+            <w:shd w:val="clear" w:color="auto" w:fill="1F4D3A"/>
+            <w:tcMar>
+              <w:top w:w="50" w:type="dxa"/>
+              <w:left w:w="90" w:type="dxa"/>
+              <w:bottom w:w="50" w:type="dxa"/>
+              <w:right w:w="90" w:type="dxa"/>
+            </w:tcMar>
+          </w:tcPr>
+          <w:p>
+            <w:pPr>
+              <w:spacing w:after="20" w:line="252" w:lineRule="auto"/>
+            </w:pPr>
+            <w:r>
+              <w:rPr>
+                <w:b/>
+                <w:bCs/>
+                <w:color w:val="FFFFFF"/>
+                <w:sz w:val="19"/>
+                <w:szCs w:val="19"/>
+              </w:rPr>
+              <w:t>Backend call</w:t>
+            </w:r>
+          </w:p>
+        </w:tc>
+        <w:tc>
+          <w:tcPr>
+            <w:tcW w:w="1207" w:type="dxa"/>
+            <w:shd w:val="clear" w:color="auto" w:fill="1F4D3A"/>
+            <w:tcMar>
+              <w:top w:w="50" w:type="dxa"/>
+              <w:left w:w="90" w:type="dxa"/>
+              <w:bottom w:w="50" w:type="dxa"/>
+              <w:right w:w="90" w:type="dxa"/>
+            </w:tcMar>
+          </w:tcPr>
+          <w:p>
+            <w:pPr>
+              <w:spacing w:after="20" w:line="252" w:lineRule="auto"/>
+            </w:pPr>
+            <w:r>
+              <w:rPr>
+                <w:b/>
+                <w:bCs/>
+                <w:color w:val="FFFFFF"/>
+                <w:sz w:val="19"/>
+                <w:szCs w:val="19"/>
+              </w:rPr>
+              <w:t>Passes</w:t>
+            </w:r>
+          </w:p>
+        </w:tc>
+      </w:tr>
+      <w:tr>
+        <w:tblPrEx>
+          <w:tblCellMar>
+            <w:top w:w="0" w:type="dxa"/>
+            <w:bottom w:w="0" w:type="dxa"/>
+          </w:tblCellMar>
+        </w:tblPrEx>
+        <w:trPr>
+          <w:cantSplit/>
+        </w:trPr>
+        <w:tc>
+          <w:tcPr>
+            <w:tcW w:w="876" w:type="dxa"/>
+            <w:tcMar>
+              <w:top w:w="50" w:type="dxa"/>
+              <w:left w:w="90" w:type="dxa"/>
+              <w:bottom w:w="50" w:type="dxa"/>
+              <w:right w:w="90" w:type="dxa"/>
+            </w:tcMar>
+          </w:tcPr>
+          <w:p>
+            <w:pPr>
+              <w:spacing w:after="20" w:line="252" w:lineRule="auto"/>
+            </w:pPr>
+            <w:r>
+              <w:rPr>
+                <w:sz w:val="19"/>
+                <w:szCs w:val="19"/>
+              </w:rPr>
+              <w:t>GET</w:t>
+            </w:r>
+          </w:p>
+        </w:tc>
+        <w:tc>
+          <w:tcPr>
+            <w:tcW w:w="2628" w:type="dxa"/>
+            <w:tcMar>
+              <w:top w:w="50" w:type="dxa"/>
+              <w:left w:w="90" w:type="dxa"/>
+              <w:bottom w:w="50" w:type="dxa"/>
+              <w:right w:w="90" w:type="dxa"/>
+            </w:tcMar>
+          </w:tcPr>
+          <w:p>
+            <w:pPr>
+              <w:spacing w:after="20" w:line="252" w:lineRule="auto"/>
+            </w:pPr>
+            <w:r>
+              <w:rPr>
+                <w:sz w:val="19"/>
+                <w:szCs w:val="19"/>
+              </w:rPr>
+              <w:t>/workers</w:t>
+            </w:r>
+          </w:p>
+        </w:tc>
+        <w:tc>
+          <w:tcPr>
+            <w:tcW w:w="2080" w:type="dxa"/>
+            <w:tcMar>
+              <w:top w:w="50" w:type="dxa"/>
+              <w:left w:w="90" w:type="dxa"/>
+              <w:bottom w:w="50" w:type="dxa"/>
+              <w:right w:w="90" w:type="dxa"/>
+            </w:tcMar>
+          </w:tcPr>
+          <w:p>
+            <w:pPr>
+              <w:spacing w:after="20" w:line="252" w:lineRule="auto"/>
+            </w:pPr>
+            <w:r>
+              <w:rPr>
+                <w:sz w:val="19"/>
+                <w:szCs w:val="19"/>
+              </w:rPr>
+              <w:t>List workers</w:t>
+            </w:r>
+          </w:p>
+        </w:tc>
+        <w:tc>
+          <w:tcPr>
+            <w:tcW w:w="2847" w:type="dxa"/>
+            <w:tcMar>
+              <w:top w:w="50" w:type="dxa"/>
+              <w:left w:w="90" w:type="dxa"/>
+              <w:bottom w:w="50" w:type="dxa"/>
+              <w:right w:w="90" w:type="dxa"/>
+            </w:tcMar>
+          </w:tcPr>
+          <w:p>
+            <w:pPr>
+              <w:spacing w:after="20" w:line="252" w:lineRule="auto"/>
+            </w:pPr>
+            <w:r>
+              <w:rPr>
+                <w:sz w:val="19"/>
+                <w:szCs w:val="19"/>
+              </w:rPr>
+              <w:t>GET /api/workers</w:t>
+            </w:r>
+          </w:p>
+        </w:tc>
+        <w:tc>
+          <w:tcPr>
+            <w:tcW w:w="1207" w:type="dxa"/>
+            <w:tcMar>
+              <w:top w:w="50" w:type="dxa"/>
+              <w:left w:w="90" w:type="dxa"/>
+              <w:bottom w:w="50" w:type="dxa"/>
+              <w:right w:w="90" w:type="dxa"/>
+            </w:tcMar>
+          </w:tcPr>
+          <w:p>
+            <w:pPr>
+              <w:spacing w:after="20" w:line="252" w:lineRule="auto"/>
+            </w:pPr>
+            <w:r>
+              <w:rPr>
+                <w:sz w:val="19"/>
+                <w:szCs w:val="19"/>
+              </w:rPr>
+              <w:t>token</w:t>
+            </w:r>
+          </w:p>
+        </w:tc>
+      </w:tr>
+      <w:tr>
+        <w:tblPrEx>
+          <w:tblCellMar>
+            <w:top w:w="0" w:type="dxa"/>
+            <w:bottom w:w="0" w:type="dxa"/>
+          </w:tblCellMar>
+        </w:tblPrEx>
+        <w:trPr>
+          <w:cantSplit/>
+        </w:trPr>
+        <w:tc>
+          <w:tcPr>
+            <w:tcW w:w="876" w:type="dxa"/>
+            <w:shd w:val="clear" w:color="auto" w:fill="F4F5F3"/>
+            <w:tcMar>
+              <w:top w:w="50" w:type="dxa"/>
+              <w:left w:w="90" w:type="dxa"/>
+              <w:bottom w:w="50" w:type="dxa"/>
+              <w:right w:w="90" w:type="dxa"/>
+            </w:tcMar>
+          </w:tcPr>
+          <w:p>
+            <w:pPr>
+              <w:spacing w:after="20" w:line="252" w:lineRule="auto"/>
+            </w:pPr>
+            <w:r>
+              <w:rPr>
+                <w:sz w:val="19"/>
+                <w:szCs w:val="19"/>
+              </w:rPr>
+              <w:t>GET</w:t>
+            </w:r>
+          </w:p>
+        </w:tc>
+        <w:tc>
+          <w:tcPr>
+            <w:tcW w:w="2628" w:type="dxa"/>
+            <w:shd w:val="clear" w:color="auto" w:fill="F4F5F3"/>
+            <w:tcMar>
+              <w:top w:w="50" w:type="dxa"/>
+              <w:left w:w="90" w:type="dxa"/>
+              <w:bottom w:w="50" w:type="dxa"/>
+              <w:right w:w="90" w:type="dxa"/>
+            </w:tcMar>
+          </w:tcPr>
+          <w:p>
+            <w:pPr>
+              <w:spacing w:after="20" w:line="252" w:lineRule="auto"/>
+            </w:pPr>
+            <w:r>
+              <w:rPr>
+                <w:sz w:val="19"/>
+                <w:szCs w:val="19"/>
+              </w:rPr>
+              <w:t>/workers/definitions</w:t>
+            </w:r>
+          </w:p>
+        </w:tc>
+        <w:tc>
+          <w:tcPr>
+            <w:tcW w:w="2080" w:type="dxa"/>
+            <w:shd w:val="clear" w:color="auto" w:fill="F4F5F3"/>
+            <w:tcMar>
+              <w:top w:w="50" w:type="dxa"/>
+              <w:left w:w="90" w:type="dxa"/>
+              <w:bottom w:w="50" w:type="dxa"/>
+              <w:right w:w="90" w:type="dxa"/>
+            </w:tcMar>
+          </w:tcPr>
+          <w:p>
+            <w:pPr>
+              <w:spacing w:after="20" w:line="252" w:lineRule="auto"/>
+            </w:pPr>
+            <w:r>
+              <w:rPr>
+                <w:sz w:val="19"/>
+                <w:szCs w:val="19"/>
+              </w:rPr>
+              <w:t>Definitions</w:t>
+            </w:r>
+          </w:p>
+        </w:tc>
+        <w:tc>
+          <w:tcPr>
+            <w:tcW w:w="2847" w:type="dxa"/>
+            <w:shd w:val="clear" w:color="auto" w:fill="F4F5F3"/>
+            <w:tcMar>
+              <w:top w:w="50" w:type="dxa"/>
+              <w:left w:w="90" w:type="dxa"/>
+              <w:bottom w:w="50" w:type="dxa"/>
+              <w:right w:w="90" w:type="dxa"/>
+            </w:tcMar>
+          </w:tcPr>
+          <w:p>
+            <w:pPr>
+              <w:spacing w:after="20" w:line="252" w:lineRule="auto"/>
+            </w:pPr>
+            <w:r>
+              <w:rPr>
+                <w:sz w:val="19"/>
+                <w:szCs w:val="19"/>
+              </w:rPr>
+              <w:t>GET /api/workers/definitions</w:t>
+            </w:r>
+          </w:p>
+        </w:tc>
+        <w:tc>
+          <w:tcPr>
+            <w:tcW w:w="1207" w:type="dxa"/>
+            <w:shd w:val="clear" w:color="auto" w:fill="F4F5F3"/>
+            <w:tcMar>
+              <w:top w:w="50" w:type="dxa"/>
+              <w:left w:w="90" w:type="dxa"/>
+              <w:bottom w:w="50" w:type="dxa"/>
+              <w:right w:w="90" w:type="dxa"/>
+            </w:tcMar>
+          </w:tcPr>
+          <w:p>
+            <w:pPr>
+              <w:spacing w:after="20" w:line="252" w:lineRule="auto"/>
+            </w:pPr>
+            <w:r>
+              <w:rPr>
+                <w:sz w:val="19"/>
+                <w:szCs w:val="19"/>
+              </w:rPr>
+              <w:t>token</w:t>
+            </w:r>
+          </w:p>
+        </w:tc>
+      </w:tr>
+      <w:tr>
+        <w:tblPrEx>
+          <w:tblCellMar>
+            <w:top w:w="0" w:type="dxa"/>
+            <w:bottom w:w="0" w:type="dxa"/>
+          </w:tblCellMar>
+        </w:tblPrEx>
+        <w:trPr>
+          <w:cantSplit/>
+        </w:trPr>
+        <w:tc>
+          <w:tcPr>
+            <w:tcW w:w="876" w:type="dxa"/>
+            <w:tcMar>
+              <w:top w:w="50" w:type="dxa"/>
+              <w:left w:w="90" w:type="dxa"/>
+              <w:bottom w:w="50" w:type="dxa"/>
+              <w:right w:w="90" w:type="dxa"/>
+            </w:tcMar>
+          </w:tcPr>
+          <w:p>
+            <w:pPr>
+              <w:spacing w:after="20" w:line="252" w:lineRule="auto"/>
+            </w:pPr>
+            <w:r>
+              <w:rPr>
+                <w:sz w:val="19"/>
+                <w:szCs w:val="19"/>
+              </w:rPr>
+              <w:t>POST</w:t>
+            </w:r>
+          </w:p>
+        </w:tc>
+        <w:tc>
+          <w:tcPr>
+            <w:tcW w:w="2628" w:type="dxa"/>
+            <w:tcMar>
+              <w:top w:w="50" w:type="dxa"/>
+              <w:left w:w="90" w:type="dxa"/>
+              <w:bottom w:w="50" w:type="dxa"/>
+              <w:right w:w="90" w:type="dxa"/>
+            </w:tcMar>
+          </w:tcPr>
+          <w:p>
+            <w:pPr>
+              <w:spacing w:after="20" w:line="252" w:lineRule="auto"/>
+            </w:pPr>
+            <w:r>
+              <w:rPr>
+                <w:sz w:val="19"/>
+                <w:szCs w:val="19"/>
+              </w:rPr>
+              <w:t>/workers/fields</w:t>
+            </w:r>
+          </w:p>
+        </w:tc>
+        <w:tc>
+          <w:tcPr>
+            <w:tcW w:w="2080" w:type="dxa"/>
+            <w:tcMar>
+              <w:top w:w="50" w:type="dxa"/>
+              <w:left w:w="90" w:type="dxa"/>
+              <w:bottom w:w="50" w:type="dxa"/>
+              <w:right w:w="90" w:type="dxa"/>
+            </w:tcMar>
+          </w:tcPr>
+          <w:p>
+            <w:pPr>
+              <w:spacing w:after="20" w:line="252" w:lineRule="auto"/>
+            </w:pPr>
+            <w:r>
+              <w:rPr>
+                <w:sz w:val="19"/>
+                <w:szCs w:val="19"/>
+              </w:rPr>
+              <w:t>Add field</w:t>
+            </w:r>
+          </w:p>
+        </w:tc>
+        <w:tc>
+          <w:tcPr>
+            <w:tcW w:w="2847" w:type="dxa"/>
+            <w:tcMar>
+              <w:top w:w="50" w:type="dxa"/>
+              <w:left w:w="90" w:type="dxa"/>
+              <w:bottom w:w="50" w:type="dxa"/>
+              <w:right w:w="90" w:type="dxa"/>
+            </w:tcMar>
+          </w:tcPr>
+          <w:p>
+            <w:pPr>
+              <w:spacing w:after="20" w:line="252" w:lineRule="auto"/>
+            </w:pPr>
+            <w:r>
+              <w:rPr>
+                <w:sz w:val="19"/>
+                <w:szCs w:val="19"/>
+              </w:rPr>
+              <w:t>POST /api/workers/fields</w:t>
+            </w:r>
+          </w:p>
+        </w:tc>
+        <w:tc>
+          <w:tcPr>
+            <w:tcW w:w="1207" w:type="dxa"/>
+            <w:tcMar>
+              <w:top w:w="50" w:type="dxa"/>
+              <w:left w:w="90" w:type="dxa"/>
+              <w:bottom w:w="50" w:type="dxa"/>
+              <w:right w:w="90" w:type="dxa"/>
+            </w:tcMar>
+          </w:tcPr>
+          <w:p>
+            <w:pPr>
+              <w:spacing w:after="20" w:line="252" w:lineRule="auto"/>
+            </w:pPr>
+            <w:r>
+              <w:rPr>
+                <w:sz w:val="19"/>
+                <w:szCs w:val="19"/>
+              </w:rPr>
+              <w:t>token</w:t>
+            </w:r>
+          </w:p>
+        </w:tc>
+      </w:tr>
+      <w:tr>
+        <w:tblPrEx>
+          <w:tblCellMar>
+            <w:top w:w="0" w:type="dxa"/>
+            <w:bottom w:w="0" w:type="dxa"/>
+          </w:tblCellMar>
+        </w:tblPrEx>
+        <w:trPr>
+          <w:cantSplit/>
+        </w:trPr>
+        <w:tc>
+          <w:tcPr>
+            <w:tcW w:w="876" w:type="dxa"/>
+            <w:shd w:val="clear" w:color="auto" w:fill="F4F5F3"/>
+            <w:tcMar>
+              <w:top w:w="50" w:type="dxa"/>
+              <w:left w:w="90" w:type="dxa"/>
+              <w:bottom w:w="50" w:type="dxa"/>
+              <w:right w:w="90" w:type="dxa"/>
+            </w:tcMar>
+          </w:tcPr>
+          <w:p>
+            <w:pPr>
+              <w:spacing w:after="20" w:line="252" w:lineRule="auto"/>
+            </w:pPr>
+            <w:r>
+              <w:rPr>
+                <w:sz w:val="19"/>
+                <w:szCs w:val="19"/>
+              </w:rPr>
+              <w:t>PATCH</w:t>
+            </w:r>
+          </w:p>
+        </w:tc>
+        <w:tc>
+          <w:tcPr>
+            <w:tcW w:w="2628" w:type="dxa"/>
+            <w:shd w:val="clear" w:color="auto" w:fill="F4F5F3"/>
+            <w:tcMar>
+              <w:top w:w="50" w:type="dxa"/>
+              <w:left w:w="90" w:type="dxa"/>
+              <w:bottom w:w="50" w:type="dxa"/>
+              <w:right w:w="90" w:type="dxa"/>
+            </w:tcMar>
+          </w:tcPr>
+          <w:p>
+            <w:pPr>
+              <w:spacing w:after="20" w:line="252" w:lineRule="auto"/>
+            </w:pPr>
+            <w:r>
+              <w:rPr>
+                <w:sz w:val="19"/>
+                <w:szCs w:val="19"/>
+              </w:rPr>
+              <w:t>/workers/fields/{field_key}</w:t>
+            </w:r>
+          </w:p>
+        </w:tc>
+        <w:tc>
+          <w:tcPr>
+            <w:tcW w:w="2080" w:type="dxa"/>
+            <w:shd w:val="clear" w:color="auto" w:fill="F4F5F3"/>
+            <w:tcMar>
+              <w:top w:w="50" w:type="dxa"/>
+              <w:left w:w="90" w:type="dxa"/>
+              <w:bottom w:w="50" w:type="dxa"/>
+              <w:right w:w="90" w:type="dxa"/>
+            </w:tcMar>
+          </w:tcPr>
+          <w:p>
+            <w:pPr>
+              <w:spacing w:after="20" w:line="252" w:lineRule="auto"/>
+            </w:pPr>
+            <w:r>
+              <w:rPr>
+                <w:sz w:val="19"/>
+                <w:szCs w:val="19"/>
+              </w:rPr>
+              <w:t>Set field active</w:t>
+            </w:r>
+          </w:p>
+        </w:tc>
+        <w:tc>
+          <w:tcPr>
+            <w:tcW w:w="2847" w:type="dxa"/>
+            <w:shd w:val="clear" w:color="auto" w:fill="F4F5F3"/>
+            <w:tcMar>
+              <w:top w:w="50" w:type="dxa"/>
+              <w:left w:w="90" w:type="dxa"/>
+              <w:bottom w:w="50" w:type="dxa"/>
+              <w:right w:w="90" w:type="dxa"/>
+            </w:tcMar>
+          </w:tcPr>
+          <w:p>
+            <w:pPr>
+              <w:spacing w:after="20" w:line="252" w:lineRule="auto"/>
+            </w:pPr>
+            <w:r>
+              <w:rPr>
+                <w:sz w:val="19"/>
+                <w:szCs w:val="19"/>
+              </w:rPr>
+              <w:t>PATCH /api/workers/fields/{field_key}</w:t>
+            </w:r>
+          </w:p>
+        </w:tc>
+        <w:tc>
+          <w:tcPr>
+            <w:tcW w:w="1207" w:type="dxa"/>
+            <w:shd w:val="clear" w:color="auto" w:fill="F4F5F3"/>
+            <w:tcMar>
+              <w:top w:w="50" w:type="dxa"/>
+              <w:left w:w="90" w:type="dxa"/>
+              <w:bottom w:w="50" w:type="dxa"/>
+              <w:right w:w="90" w:type="dxa"/>
+            </w:tcMar>
+          </w:tcPr>
+          <w:p>
+            <w:pPr>
+              <w:spacing w:after="20" w:line="252" w:lineRule="auto"/>
+            </w:pPr>
+            <w:r>
+              <w:rPr>
+                <w:sz w:val="19"/>
+                <w:szCs w:val="19"/>
+              </w:rPr>
+              <w:t>token</w:t>
+            </w:r>
+          </w:p>
+        </w:tc>
+      </w:tr>
+      <w:tr>
+        <w:tblPrEx>
+          <w:tblCellMar>
+            <w:top w:w="0" w:type="dxa"/>
+            <w:bottom w:w="0" w:type="dxa"/>
+          </w:tblCellMar>
+        </w:tblPrEx>
+        <w:trPr>
+          <w:cantSplit/>
+        </w:trPr>
+        <w:tc>
+          <w:tcPr>
+            <w:tcW w:w="876" w:type="dxa"/>
+            <w:tcMar>
+              <w:top w:w="50" w:type="dxa"/>
+              <w:left w:w="90" w:type="dxa"/>
+              <w:bottom w:w="50" w:type="dxa"/>
+              <w:right w:w="90" w:type="dxa"/>
+            </w:tcMar>
+          </w:tcPr>
+          <w:p>
+            <w:pPr>
+              <w:spacing w:after="20" w:line="252" w:lineRule="auto"/>
+            </w:pPr>
+            <w:r>
+              <w:rPr>
+                <w:sz w:val="19"/>
+                <w:szCs w:val="19"/>
+              </w:rPr>
+              <w:t>POST</w:t>
+            </w:r>
+          </w:p>
+        </w:tc>
+        <w:tc>
+          <w:tcPr>
+            <w:tcW w:w="2628" w:type="dxa"/>
+            <w:tcMar>
+              <w:top w:w="50" w:type="dxa"/>
+              <w:left w:w="90" w:type="dxa"/>
+              <w:bottom w:w="50" w:type="dxa"/>
+              <w:right w:w="90" w:type="dxa"/>
+            </w:tcMar>
+          </w:tcPr>
+          <w:p>
+            <w:pPr>
+              <w:spacing w:after="20" w:line="252" w:lineRule="auto"/>
+            </w:pPr>
+            <w:r>
+              <w:rPr>
+                <w:sz w:val="19"/>
+                <w:szCs w:val="19"/>
+              </w:rPr>
+              <w:t>/workers/doc-types</w:t>
+            </w:r>
+          </w:p>
+        </w:tc>
+        <w:tc>
+          <w:tcPr>
+            <w:tcW w:w="2080" w:type="dxa"/>
+            <w:tcMar>
+              <w:top w:w="50" w:type="dxa"/>
+              <w:left w:w="90" w:type="dxa"/>
+              <w:bottom w:w="50" w:type="dxa"/>
+              <w:right w:w="90" w:type="dxa"/>
+            </w:tcMar>
+          </w:tcPr>
+          <w:p>
+            <w:pPr>
+              <w:spacing w:after="20" w:line="252" w:lineRule="auto"/>
+            </w:pPr>
+            <w:r>
+              <w:rPr>
+                <w:sz w:val="19"/>
+                <w:szCs w:val="19"/>
+              </w:rPr>
+              <w:t>Add doc type</w:t>
+            </w:r>
+          </w:p>
+        </w:tc>
+        <w:tc>
+          <w:tcPr>
+            <w:tcW w:w="2847" w:type="dxa"/>
+            <w:tcMar>
+              <w:top w:w="50" w:type="dxa"/>
+              <w:left w:w="90" w:type="dxa"/>
+              <w:bottom w:w="50" w:type="dxa"/>
+              <w:right w:w="90" w:type="dxa"/>
+            </w:tcMar>
+          </w:tcPr>
+          <w:p>
+            <w:pPr>
+              <w:spacing w:after="20" w:line="252" w:lineRule="auto"/>
+            </w:pPr>
+            <w:r>
+              <w:rPr>
+                <w:sz w:val="19"/>
+                <w:szCs w:val="19"/>
+              </w:rPr>
+              <w:t>POST /api/workers/doc-types</w:t>
+            </w:r>
+          </w:p>
+        </w:tc>
+        <w:tc>
+          <w:tcPr>
+            <w:tcW w:w="1207" w:type="dxa"/>
+            <w:tcMar>
+              <w:top w:w="50" w:type="dxa"/>
+              <w:left w:w="90" w:type="dxa"/>
+              <w:bottom w:w="50" w:type="dxa"/>
+              <w:right w:w="90" w:type="dxa"/>
+            </w:tcMar>
+          </w:tcPr>
+          <w:p>
+            <w:pPr>
+              <w:spacing w:after="20" w:line="252" w:lineRule="auto"/>
+            </w:pPr>
+            <w:r>
+              <w:rPr>
+                <w:sz w:val="19"/>
+                <w:szCs w:val="19"/>
+              </w:rPr>
+              <w:t>token</w:t>
+            </w:r>
+          </w:p>
+        </w:tc>
+      </w:tr>
+      <w:tr>
+        <w:tblPrEx>
+          <w:tblCellMar>
+            <w:top w:w="0" w:type="dxa"/>
+            <w:bottom w:w="0" w:type="dxa"/>
+          </w:tblCellMar>
+        </w:tblPrEx>
+        <w:trPr>
+          <w:cantSplit/>
+        </w:trPr>
+        <w:tc>
+          <w:tcPr>
+            <w:tcW w:w="876" w:type="dxa"/>
+            <w:shd w:val="clear" w:color="auto" w:fill="F4F5F3"/>
+            <w:tcMar>
+              <w:top w:w="50" w:type="dxa"/>
+              <w:left w:w="90" w:type="dxa"/>
+              <w:bottom w:w="50" w:type="dxa"/>
+              <w:right w:w="90" w:type="dxa"/>
+            </w:tcMar>
+          </w:tcPr>
+          <w:p>
+            <w:pPr>
+              <w:spacing w:after="20" w:line="252" w:lineRule="auto"/>
+            </w:pPr>
+            <w:r>
+              <w:rPr>
+                <w:sz w:val="19"/>
+                <w:szCs w:val="19"/>
+              </w:rPr>
+              <w:t>PATCH</w:t>
+            </w:r>
+          </w:p>
+        </w:tc>
+        <w:tc>
+          <w:tcPr>
+            <w:tcW w:w="2628" w:type="dxa"/>
+            <w:shd w:val="clear" w:color="auto" w:fill="F4F5F3"/>
+            <w:tcMar>
+              <w:top w:w="50" w:type="dxa"/>
+              <w:left w:w="90" w:type="dxa"/>
+              <w:bottom w:w="50" w:type="dxa"/>
+              <w:right w:w="90" w:type="dxa"/>
+            </w:tcMar>
+          </w:tcPr>
+          <w:p>
+            <w:pPr>
+              <w:spacing w:after="20" w:line="252" w:lineRule="auto"/>
+            </w:pPr>
+            <w:r>
+              <w:rPr>
+                <w:sz w:val="19"/>
+                <w:szCs w:val="19"/>
+              </w:rPr>
+              <w:t>/workers/doc-types/{type_key}</w:t>
+            </w:r>
+          </w:p>
+        </w:tc>
+        <w:tc>
+          <w:tcPr>
+            <w:tcW w:w="2080" w:type="dxa"/>
+            <w:shd w:val="clear" w:color="auto" w:fill="F4F5F3"/>
+            <w:tcMar>
+              <w:top w:w="50" w:type="dxa"/>
+              <w:left w:w="90" w:type="dxa"/>
+              <w:bottom w:w="50" w:type="dxa"/>
+              <w:right w:w="90" w:type="dxa"/>
+            </w:tcMar>
+          </w:tcPr>
+          <w:p>
+            <w:pPr>
+              <w:spacing w:after="20" w:line="252" w:lineRule="auto"/>
+            </w:pPr>
+            <w:r>
+              <w:rPr>
+                <w:sz w:val="19"/>
+                <w:szCs w:val="19"/>
+              </w:rPr>
+              <w:t>Set doc type active</w:t>
+            </w:r>
+          </w:p>
+        </w:tc>
+        <w:tc>
+          <w:tcPr>
+            <w:tcW w:w="2847" w:type="dxa"/>
+            <w:shd w:val="clear" w:color="auto" w:fill="F4F5F3"/>
+            <w:tcMar>
+              <w:top w:w="50" w:type="dxa"/>
+              <w:left w:w="90" w:type="dxa"/>
+              <w:bottom w:w="50" w:type="dxa"/>
+              <w:right w:w="90" w:type="dxa"/>
+            </w:tcMar>
+          </w:tcPr>
+          <w:p>
+            <w:pPr>
+              <w:spacing w:after="20" w:line="252" w:lineRule="auto"/>
+            </w:pPr>
+            <w:r>
+              <w:rPr>
+                <w:sz w:val="19"/>
+                <w:szCs w:val="19"/>
+              </w:rPr>
+              <w:t>PATCH /api/workers/doc-types/{type_key}</w:t>
+            </w:r>
+          </w:p>
+        </w:tc>
+        <w:tc>
+          <w:tcPr>
+            <w:tcW w:w="1207" w:type="dxa"/>
+            <w:shd w:val="clear" w:color="auto" w:fill="F4F5F3"/>
+            <w:tcMar>
+              <w:top w:w="50" w:type="dxa"/>
+              <w:left w:w="90" w:type="dxa"/>
+              <w:bottom w:w="50" w:type="dxa"/>
+              <w:right w:w="90" w:type="dxa"/>
+            </w:tcMar>
+          </w:tcPr>
+          <w:p>
+            <w:pPr>
+              <w:spacing w:after="20" w:line="252" w:lineRule="auto"/>
+            </w:pPr>
+            <w:r>
+              <w:rPr>
+                <w:sz w:val="19"/>
+                <w:szCs w:val="19"/>
+              </w:rPr>
+              <w:t>token</w:t>
+            </w:r>
+          </w:p>
+        </w:tc>
+      </w:tr>
+      <w:tr>
+        <w:tblPrEx>
+          <w:tblCellMar>
+            <w:top w:w="0" w:type="dxa"/>
+            <w:bottom w:w="0" w:type="dxa"/>
+          </w:tblCellMar>
+        </w:tblPrEx>
+        <w:trPr>
+          <w:cantSplit/>
+        </w:trPr>
+        <w:tc>
+          <w:tcPr>
+            <w:tcW w:w="876" w:type="dxa"/>
+            <w:tcMar>
+              <w:top w:w="50" w:type="dxa"/>
+              <w:left w:w="90" w:type="dxa"/>
+              <w:bottom w:w="50" w:type="dxa"/>
+              <w:right w:w="90" w:type="dxa"/>
+            </w:tcMar>
+          </w:tcPr>
+          <w:p>
+            <w:pPr>
+              <w:spacing w:after="20" w:line="252" w:lineRule="auto"/>
+            </w:pPr>
+            <w:r>
+              <w:rPr>
+                <w:sz w:val="19"/>
+                <w:szCs w:val="19"/>
+              </w:rPr>
+              <w:t>GET</w:t>
+            </w:r>
+          </w:p>
+        </w:tc>
+        <w:tc>
+          <w:tcPr>
+            <w:tcW w:w="2628" w:type="dxa"/>
+            <w:tcMar>
+              <w:top w:w="50" w:type="dxa"/>
+              <w:left w:w="90" w:type="dxa"/>
+              <w:bottom w:w="50" w:type="dxa"/>
+              <w:right w:w="90" w:type="dxa"/>
+            </w:tcMar>
+          </w:tcPr>
+          <w:p>
+            <w:pPr>
+              <w:spacing w:after="20" w:line="252" w:lineRule="auto"/>
+            </w:pPr>
+            <w:r>
+              <w:rPr>
+                <w:sz w:val="19"/>
+                <w:szCs w:val="19"/>
+              </w:rPr>
+              <w:t>/workers/{user_id}</w:t>
+            </w:r>
+          </w:p>
+        </w:tc>
+        <w:tc>
+          <w:tcPr>
+            <w:tcW w:w="2080" w:type="dxa"/>
+            <w:tcMar>
+              <w:top w:w="50" w:type="dxa"/>
+              <w:left w:w="90" w:type="dxa"/>
+              <w:bottom w:w="50" w:type="dxa"/>
+              <w:right w:w="90" w:type="dxa"/>
+            </w:tcMar>
+          </w:tcPr>
+          <w:p>
+            <w:pPr>
+              <w:spacing w:after="20" w:line="252" w:lineRule="auto"/>
+            </w:pPr>
+            <w:r>
+              <w:rPr>
+                <w:sz w:val="19"/>
+                <w:szCs w:val="19"/>
+              </w:rPr>
+              <w:t>Worker detail</w:t>
+            </w:r>
+          </w:p>
+        </w:tc>
+        <w:tc>
+          <w:tcPr>
+            <w:tcW w:w="2847" w:type="dxa"/>
+            <w:tcMar>
+              <w:top w:w="50" w:type="dxa"/>
+              <w:left w:w="90" w:type="dxa"/>
+              <w:bottom w:w="50" w:type="dxa"/>
+              <w:right w:w="90" w:type="dxa"/>
+            </w:tcMar>
+          </w:tcPr>
+          <w:p>
+            <w:pPr>
+              <w:spacing w:after="20" w:line="252" w:lineRule="auto"/>
+            </w:pPr>
+            <w:r>
+              <w:rPr>
+                <w:sz w:val="19"/>
+                <w:szCs w:val="19"/>
+              </w:rPr>
+              <w:t>GET /api/workers/{user_id}</w:t>
+            </w:r>
+          </w:p>
+        </w:tc>
+        <w:tc>
+          <w:tcPr>
+            <w:tcW w:w="1207" w:type="dxa"/>
+            <w:tcMar>
+              <w:top w:w="50" w:type="dxa"/>
+              <w:left w:w="90" w:type="dxa"/>
+              <w:bottom w:w="50" w:type="dxa"/>
+              <w:right w:w="90" w:type="dxa"/>
+            </w:tcMar>
+          </w:tcPr>
+          <w:p>
+            <w:pPr>
+              <w:spacing w:after="20" w:line="252" w:lineRule="auto"/>
+            </w:pPr>
+            <w:r>
+              <w:rPr>
+                <w:sz w:val="19"/>
+                <w:szCs w:val="19"/>
+              </w:rPr>
+              <w:t>token</w:t>
+            </w:r>
+          </w:p>
+        </w:tc>
+      </w:tr>
+      <w:tr>
+        <w:tblPrEx>
+          <w:tblCellMar>
+            <w:top w:w="0" w:type="dxa"/>
+            <w:bottom w:w="0" w:type="dxa"/>
+          </w:tblCellMar>
+        </w:tblPrEx>
+        <w:trPr>
+          <w:cantSplit/>
+        </w:trPr>
+        <w:tc>
+          <w:tcPr>
+            <w:tcW w:w="876" w:type="dxa"/>
+            <w:shd w:val="clear" w:color="auto" w:fill="F4F5F3"/>
+            <w:tcMar>
+              <w:top w:w="50" w:type="dxa"/>
+              <w:left w:w="90" w:type="dxa"/>
+              <w:bottom w:w="50" w:type="dxa"/>
+              <w:right w:w="90" w:type="dxa"/>
+            </w:tcMar>
+          </w:tcPr>
+          <w:p>
+            <w:pPr>
+              <w:spacing w:after="20" w:line="252" w:lineRule="auto"/>
+            </w:pPr>
+            <w:r>
+              <w:rPr>
+                <w:sz w:val="19"/>
+                <w:szCs w:val="19"/>
+              </w:rPr>
+              <w:t>GET</w:t>
+            </w:r>
+          </w:p>
+        </w:tc>
+        <w:tc>
+          <w:tcPr>
+            <w:tcW w:w="2628" w:type="dxa"/>
+            <w:shd w:val="clear" w:color="auto" w:fill="F4F5F3"/>
+            <w:tcMar>
+              <w:top w:w="50" w:type="dxa"/>
+              <w:left w:w="90" w:type="dxa"/>
+              <w:bottom w:w="50" w:type="dxa"/>
+              <w:right w:w="90" w:type="dxa"/>
+            </w:tcMar>
+          </w:tcPr>
+          <w:p>
+            <w:pPr>
+              <w:spacing w:after="20" w:line="252" w:lineRule="auto"/>
+            </w:pPr>
+            <w:r>
+              <w:rPr>
+                <w:sz w:val="19"/>
+                <w:szCs w:val="19"/>
+              </w:rPr>
+              <w:t>/workers/{user_id}/documents/{document_id}</w:t>
+            </w:r>
+          </w:p>
+        </w:tc>
+        <w:tc>
+          <w:tcPr>
+            <w:tcW w:w="2080" w:type="dxa"/>
+            <w:shd w:val="clear" w:color="auto" w:fill="F4F5F3"/>
+            <w:tcMar>
+              <w:top w:w="50" w:type="dxa"/>
+              <w:left w:w="90" w:type="dxa"/>
+              <w:bottom w:w="50" w:type="dxa"/>
+              <w:right w:w="90" w:type="dxa"/>
+            </w:tcMar>
+          </w:tcPr>
+          <w:p>
+            <w:pPr>
+              <w:spacing w:after="20" w:line="252" w:lineRule="auto"/>
+            </w:pPr>
+            <w:r>
+              <w:rPr>
+                <w:sz w:val="19"/>
+                <w:szCs w:val="19"/>
+              </w:rPr>
+              <w:t>Worker document</w:t>
+            </w:r>
+          </w:p>
+        </w:tc>
+        <w:tc>
+          <w:tcPr>
+            <w:tcW w:w="2847" w:type="dxa"/>
+            <w:shd w:val="clear" w:color="auto" w:fill="F4F5F3"/>
+            <w:tcMar>
+              <w:top w:w="50" w:type="dxa"/>
+              <w:left w:w="90" w:type="dxa"/>
+              <w:bottom w:w="50" w:type="dxa"/>
+              <w:right w:w="90" w:type="dxa"/>
+            </w:tcMar>
+          </w:tcPr>
+          <w:p>
+            <w:pPr>
+              <w:spacing w:after="20" w:line="252" w:lineRule="auto"/>
+            </w:pPr>
+            <w:r>
+              <w:rPr>
+                <w:sz w:val="19"/>
+                <w:szCs w:val="19"/>
+              </w:rPr>
+              <w:t>GET /api/workers/{user_id}/documents/{document_id}</w:t>
+            </w:r>
+          </w:p>
+        </w:tc>
+        <w:tc>
+          <w:tcPr>
+            <w:tcW w:w="1207" w:type="dxa"/>
+            <w:shd w:val="clear" w:color="auto" w:fill="F4F5F3"/>
+            <w:tcMar>
+              <w:top w:w="50" w:type="dxa"/>
+              <w:left w:w="90" w:type="dxa"/>
+              <w:bottom w:w="50" w:type="dxa"/>
+              <w:right w:w="90" w:type="dxa"/>
+            </w:tcMar>
+          </w:tcPr>
+          <w:p>
+            <w:pPr>
+              <w:spacing w:after="20" w:line="252" w:lineRule="auto"/>
+            </w:pPr>
+            <w:r>
+              <w:rPr>
+                <w:sz w:val="19"/>
+                <w:szCs w:val="19"/>
+              </w:rPr>
+              <w:t>token</w:t>
+            </w:r>
+          </w:p>
+        </w:tc>
+      </w:tr>
+      <w:tr>
+        <w:tblPrEx>
+          <w:tblCellMar>
+            <w:top w:w="0" w:type="dxa"/>
+            <w:bottom w:w="0" w:type="dxa"/>
+          </w:tblCellMar>
+        </w:tblPrEx>
+        <w:trPr>
+          <w:cantSplit/>
+        </w:trPr>
+        <w:tc>
+          <w:tcPr>
+            <w:tcW w:w="876" w:type="dxa"/>
+            <w:tcMar>
+              <w:top w:w="50" w:type="dxa"/>
+              <w:left w:w="90" w:type="dxa"/>
+              <w:bottom w:w="50" w:type="dxa"/>
+              <w:right w:w="90" w:type="dxa"/>
+            </w:tcMar>
+          </w:tcPr>
+          <w:p>
+            <w:pPr>
+              <w:spacing w:after="20" w:line="252" w:lineRule="auto"/>
+            </w:pPr>
+            <w:r>
+              <w:rPr>
+                <w:sz w:val="19"/>
+                <w:szCs w:val="19"/>
+              </w:rPr>
+              <w:t>POST</w:t>
+            </w:r>
+          </w:p>
+        </w:tc>
+        <w:tc>
+          <w:tcPr>
+            <w:tcW w:w="2628" w:type="dxa"/>
+            <w:tcMar>
+              <w:top w:w="50" w:type="dxa"/>
+              <w:left w:w="90" w:type="dxa"/>
+              <w:bottom w:w="50" w:type="dxa"/>
+              <w:right w:w="90" w:type="dxa"/>
+            </w:tcMar>
+          </w:tcPr>
+          <w:p>
+            <w:pPr>
+              <w:spacing w:after="20" w:line="252" w:lineRule="auto"/>
+            </w:pPr>
+            <w:r>
+              <w:rPr>
+                <w:sz w:val="19"/>
+                <w:szCs w:val="19"/>
+              </w:rPr>
+              <w:t>/workers/{user_id}/verify</w:t>
+            </w:r>
+          </w:p>
+        </w:tc>
+        <w:tc>
+          <w:tcPr>
+            <w:tcW w:w="2080" w:type="dxa"/>
+            <w:tcMar>
+              <w:top w:w="50" w:type="dxa"/>
+              <w:left w:w="90" w:type="dxa"/>
+              <w:bottom w:w="50" w:type="dxa"/>
+              <w:right w:w="90" w:type="dxa"/>
+            </w:tcMar>
+          </w:tcPr>
+          <w:p>
+            <w:pPr>
+              <w:spacing w:after="20" w:line="252" w:lineRule="auto"/>
+            </w:pPr>
+            <w:r>
+              <w:rPr>
+                <w:sz w:val="19"/>
+                <w:szCs w:val="19"/>
+              </w:rPr>
+              <w:t>Verify worker</w:t>
+            </w:r>
+          </w:p>
+        </w:tc>
+        <w:tc>
+          <w:tcPr>
+            <w:tcW w:w="2847" w:type="dxa"/>
+            <w:tcMar>
+              <w:top w:w="50" w:type="dxa"/>
+              <w:left w:w="90" w:type="dxa"/>
+              <w:bottom w:w="50" w:type="dxa"/>
+              <w:right w:w="90" w:type="dxa"/>
+            </w:tcMar>
+          </w:tcPr>
+          <w:p>
+            <w:pPr>
+              <w:spacing w:after="20" w:line="252" w:lineRule="auto"/>
+            </w:pPr>
+            <w:r>
+              <w:rPr>
+                <w:sz w:val="19"/>
+                <w:szCs w:val="19"/>
+              </w:rPr>
+              <w:t>POST /api/workers/{user_id}/verify</w:t>
+            </w:r>
+          </w:p>
+        </w:tc>
+        <w:tc>
+          <w:tcPr>
+            <w:tcW w:w="1207" w:type="dxa"/>
+            <w:tcMar>
+              <w:top w:w="50" w:type="dxa"/>
+              <w:left w:w="90" w:type="dxa"/>
+              <w:bottom w:w="50" w:type="dxa"/>
+              <w:right w:w="90" w:type="dxa"/>
+            </w:tcMar>
+          </w:tcPr>
+          <w:p>
+            <w:pPr>
+              <w:spacing w:after="20" w:line="252" w:lineRule="auto"/>
+            </w:pPr>
+            <w:r>
+              <w:rPr>
+                <w:sz w:val="19"/>
+                <w:szCs w:val="19"/>
+              </w:rPr>
+              <w:t>token</w:t>
+            </w:r>
+          </w:p>
+        </w:tc>
+      </w:tr>
+      <w:tr>
+        <w:tblPrEx>
+          <w:tblCellMar>
+            <w:top w:w="0" w:type="dxa"/>
+            <w:bottom w:w="0" w:type="dxa"/>
+          </w:tblCellMar>
+        </w:tblPrEx>
+        <w:trPr>
+          <w:cantSplit/>
+        </w:trPr>
+        <w:tc>
+          <w:tcPr>
+            <w:tcW w:w="876" w:type="dxa"/>
+            <w:shd w:val="clear" w:color="auto" w:fill="F4F5F3"/>
+            <w:tcMar>
+              <w:top w:w="50" w:type="dxa"/>
+              <w:left w:w="90" w:type="dxa"/>
+              <w:bottom w:w="50" w:type="dxa"/>
+              <w:right w:w="90" w:type="dxa"/>
+            </w:tcMar>
+          </w:tcPr>
+          <w:p>
+            <w:pPr>
+              <w:spacing w:after="20" w:line="252" w:lineRule="auto"/>
+            </w:pPr>
+            <w:r>
+              <w:rPr>
+                <w:sz w:val="19"/>
+                <w:szCs w:val="19"/>
+              </w:rPr>
+              <w:t>DELETE</w:t>
+            </w:r>
+          </w:p>
+        </w:tc>
+        <w:tc>
+          <w:tcPr>
+            <w:tcW w:w="2628" w:type="dxa"/>
+            <w:shd w:val="clear" w:color="auto" w:fill="F4F5F3"/>
+            <w:tcMar>
+              <w:top w:w="50" w:type="dxa"/>
+              <w:left w:w="90" w:type="dxa"/>
+              <w:bottom w:w="50" w:type="dxa"/>
+              <w:right w:w="90" w:type="dxa"/>
+            </w:tcMar>
+          </w:tcPr>
+          <w:p>
+            <w:pPr>
+              <w:spacing w:after="20" w:line="252" w:lineRule="auto"/>
+            </w:pPr>
+            <w:r>
+              <w:rPr>
+                <w:sz w:val="19"/>
+                <w:szCs w:val="19"/>
+              </w:rPr>
+              <w:t>/workers/{user_id}/documents/{document_id}</w:t>
+            </w:r>
+          </w:p>
+        </w:tc>
+        <w:tc>
+          <w:tcPr>
+            <w:tcW w:w="2080" w:type="dxa"/>
+            <w:shd w:val="clear" w:color="auto" w:fill="F4F5F3"/>
+            <w:tcMar>
+              <w:top w:w="50" w:type="dxa"/>
+              <w:left w:w="90" w:type="dxa"/>
+              <w:bottom w:w="50" w:type="dxa"/>
+              <w:right w:w="90" w:type="dxa"/>
+            </w:tcMar>
+          </w:tcPr>
+          <w:p>
+            <w:pPr>
+              <w:spacing w:after="20" w:line="252" w:lineRule="auto"/>
+            </w:pPr>
+            <w:r>
+              <w:rPr>
+                <w:sz w:val="19"/>
+                <w:szCs w:val="19"/>
+              </w:rPr>
+              <w:t>Delete worker document</w:t>
+            </w:r>
+          </w:p>
+        </w:tc>
+        <w:tc>
+          <w:tcPr>
+            <w:tcW w:w="2847" w:type="dxa"/>
+            <w:shd w:val="clear" w:color="auto" w:fill="F4F5F3"/>
+            <w:tcMar>
+              <w:top w:w="50" w:type="dxa"/>
+              <w:left w:w="90" w:type="dxa"/>
+              <w:bottom w:w="50" w:type="dxa"/>
+              <w:right w:w="90" w:type="dxa"/>
+            </w:tcMar>
+          </w:tcPr>
+          <w:p>
+            <w:pPr>
+              <w:spacing w:after="20" w:line="252" w:lineRule="auto"/>
+            </w:pPr>
+            <w:r>
+              <w:rPr>
+                <w:sz w:val="19"/>
+                <w:szCs w:val="19"/>
+              </w:rPr>
+              <w:t>DELETE /api/workers/{user_id}/documents/{document_id}</w:t>
+            </w:r>
+          </w:p>
+        </w:tc>
+        <w:tc>
+          <w:tcPr>
+            <w:tcW w:w="1207" w:type="dxa"/>
+            <w:shd w:val="clear" w:color="auto" w:fill="F4F5F3"/>
+            <w:tcMar>
+              <w:top w:w="50" w:type="dxa"/>
+              <w:left w:w="90" w:type="dxa"/>
+              <w:bottom w:w="50" w:type="dxa"/>
+              <w:right w:w="90" w:type="dxa"/>
+            </w:tcMar>
+          </w:tcPr>
+          <w:p>
+            <w:pPr>
+              <w:spacing w:after="20" w:line="252" w:lineRule="auto"/>
+            </w:pPr>
+            <w:r>
+              <w:rPr>
+                <w:sz w:val="19"/>
+                <w:szCs w:val="19"/>
+              </w:rPr>
+              <w:t>token</w:t>
+            </w:r>
+          </w:p>
+        </w:tc>
+      </w:tr>
+      <w:tr>
+        <w:tblPrEx>
+          <w:tblCellMar>
+            <w:top w:w="0" w:type="dxa"/>
+            <w:bottom w:w="0" w:type="dxa"/>
+          </w:tblCellMar>
+        </w:tblPrEx>
+        <w:trPr>
+          <w:cantSplit/>
+        </w:trPr>
+        <w:tc>
+          <w:tcPr>
+            <w:tcW w:w="876" w:type="dxa"/>
+            <w:tcMar>
+              <w:top w:w="50" w:type="dxa"/>
+              <w:left w:w="90" w:type="dxa"/>
+              <w:bottom w:w="50" w:type="dxa"/>
+              <w:right w:w="90" w:type="dxa"/>
+            </w:tcMar>
+          </w:tcPr>
+          <w:p>
+            <w:pPr>
+              <w:spacing w:after="20" w:line="252" w:lineRule="auto"/>
+            </w:pPr>
+            <w:r>
+              <w:rPr>
+                <w:sz w:val="19"/>
+                <w:szCs w:val="19"/>
+              </w:rPr>
+              <w:t>DELETE</w:t>
+            </w:r>
+          </w:p>
+        </w:tc>
+        <w:tc>
+          <w:tcPr>
+            <w:tcW w:w="2628" w:type="dxa"/>
+            <w:tcMar>
+              <w:top w:w="50" w:type="dxa"/>
+              <w:left w:w="90" w:type="dxa"/>
+              <w:bottom w:w="50" w:type="dxa"/>
+              <w:right w:w="90" w:type="dxa"/>
+            </w:tcMar>
+          </w:tcPr>
+          <w:p>
+            <w:pPr>
+              <w:spacing w:after="20" w:line="252" w:lineRule="auto"/>
+            </w:pPr>
+            <w:r>
+              <w:rPr>
+                <w:sz w:val="19"/>
+                <w:szCs w:val="19"/>
+              </w:rPr>
+              <w:t>/workers/{user_id}</w:t>
+            </w:r>
+          </w:p>
+        </w:tc>
+        <w:tc>
+          <w:tcPr>
+            <w:tcW w:w="2080" w:type="dxa"/>
+            <w:tcMar>
+              <w:top w:w="50" w:type="dxa"/>
+              <w:left w:w="90" w:type="dxa"/>
+              <w:bottom w:w="50" w:type="dxa"/>
+              <w:right w:w="90" w:type="dxa"/>
+            </w:tcMar>
+          </w:tcPr>
+          <w:p>
+            <w:pPr>
+              <w:spacing w:after="20" w:line="252" w:lineRule="auto"/>
+            </w:pPr>
+            <w:r>
+              <w:rPr>
+                <w:sz w:val="19"/>
+                <w:szCs w:val="19"/>
+              </w:rPr>
+              <w:t>Delete worker details</w:t>
+            </w:r>
+          </w:p>
+        </w:tc>
+        <w:tc>
+          <w:tcPr>
+            <w:tcW w:w="2847" w:type="dxa"/>
+            <w:tcMar>
+              <w:top w:w="50" w:type="dxa"/>
+              <w:left w:w="90" w:type="dxa"/>
+              <w:bottom w:w="50" w:type="dxa"/>
+              <w:right w:w="90" w:type="dxa"/>
+            </w:tcMar>
+          </w:tcPr>
+          <w:p>
+            <w:pPr>
+              <w:spacing w:after="20" w:line="252" w:lineRule="auto"/>
+            </w:pPr>
+            <w:r>
+              <w:rPr>
+                <w:sz w:val="19"/>
+                <w:szCs w:val="19"/>
+              </w:rPr>
+              <w:t>DELETE /api/workers/{user_id}</w:t>
+            </w:r>
+          </w:p>
+        </w:tc>
+        <w:tc>
+          <w:tcPr>
+            <w:tcW w:w="1207" w:type="dxa"/>
+            <w:tcMar>
+              <w:top w:w="50" w:type="dxa"/>
+              <w:left w:w="90" w:type="dxa"/>
+              <w:bottom w:w="50" w:type="dxa"/>
+              <w:right w:w="90" w:type="dxa"/>
+            </w:tcMar>
+          </w:tcPr>
+          <w:p>
+            <w:pPr>
+              <w:spacing w:after="20" w:line="252" w:lineRule="auto"/>
+            </w:pPr>
+            <w:r>
+              <w:rPr>
+                <w:sz w:val="19"/>
+                <w:szCs w:val="19"/>
+              </w:rPr>
+              <w:t>token</w:t>
+            </w:r>
+          </w:p>
+        </w:tc>
+      </w:tr>
+    </w:tbl>
+    <w:p>
+      <w:pPr>
+        <w:spacing w:after="120"/>
+      </w:pPr>
+    </w:p>
+    <w:p>
+      <w:r>
+        <w:br w:type="page"/>
+      </w:r>
+    </w:p>
+    <w:p>
+      <w:pPr>
+        <w:pStyle w:val="Heading1"/>
+      </w:pPr>
+      <w:bookmarkStart w:id="32" w:name="_Toc243697180"/>
+      <w:r>
+        <w:lastRenderedPageBreak/>
+        <w:t>5  Source files</w:t>
+      </w:r>
+      <w:bookmarkEnd w:id="32"/>
+    </w:p>
+    <w:tbl>
+      <w:tblPr>
+        <w:tblW w:w="9638" w:type="dxa"/>
+        <w:tblBorders>
+          <w:top w:val="single" w:sz="4" w:space="0" w:color="C9D2CC"/>
+          <w:left w:val="single" w:sz="4" w:space="0" w:color="C9D2CC"/>
+          <w:bottom w:val="single" w:sz="4" w:space="0" w:color="C9D2CC"/>
+          <w:right w:val="single" w:sz="4" w:space="0" w:color="C9D2CC"/>
+          <w:insideH w:val="single" w:sz="4" w:space="0" w:color="C9D2CC"/>
+          <w:insideV w:val="single" w:sz="4" w:space="0" w:color="C9D2CC"/>
+        </w:tblBorders>
+        <w:tblLayout w:type="fixed"/>
+        <w:tblCellMar>
+          <w:left w:w="10" w:type="dxa"/>
+          <w:right w:w="10" w:type="dxa"/>
+        </w:tblCellMar>
+        <w:tblLook w:val="04A0" w:firstRow="1" w:lastRow="0" w:firstColumn="1" w:lastColumn="0" w:noHBand="0" w:noVBand="1"/>
       </w:tblPr>
       <w:tblGrid>
         <w:gridCol w:w="3125"/>
@@ -27625,12 +29337,12 @@
       <w:pPr>
         <w:pStyle w:val="Heading1"/>
       </w:pPr>
-      <w:bookmarkStart w:id="32" w:name="_Toc243694777"/>
+      <w:bookmarkStart w:id="33" w:name="_Toc243697181"/>
       <w:r>
         <w:lastRenderedPageBreak/>
         <w:t>6  Running and checking</w:t>
       </w:r>
-      <w:bookmarkEnd w:id="32"/>
+      <w:bookmarkEnd w:id="33"/>
     </w:p>
     <w:p>
       <w:pPr>
@@ -27908,15 +29620,7 @@
         <w:sz w:val="16"/>
         <w:szCs w:val="16"/>
       </w:rPr>
-      <w:t>Dateroem Wood Sales - System Documentatio</w:t>
-    </w:r>
-    <w:r>
-      <w:rPr>
-        <w:color w:val="5F6B66"/>
-        <w:sz w:val="16"/>
-        <w:szCs w:val="16"/>
-      </w:rPr>
-      <w:t>n</w:t>
+      <w:t>Dateroem Wood Sales - System Documentation</w:t>
     </w:r>
     <w:r>
       <w:rPr>
@@ -27947,10 +29651,10 @@
 <file path=word/numbering.xml><?xml version="1.0" encoding="utf-8"?>
 <w:numbering xmlns:wpc="http://schemas.microsoft.com/office/word/2010/wordprocessingCanvas" xmlns:cx="http://schemas.microsoft.com/office/drawing/2014/chartex" xmlns:cx1="http://schemas.microsoft.com/office/drawing/2015/9/8/chartex" xmlns:mc="http://schemas.openxmlformats.org/markup-compatibility/2006" xmlns:o="urn:schemas-microsoft-com:office:office" xmlns:r="http://schemas.openxmlformats.org/officeDocument/2006/relationships" xmlns:m="http://schemas.openxmlformats.org/officeDocument/2006/math" xmlns:v="urn:schemas-microsoft-com:vml" xmlns:wp14="http://schemas.microsoft.com/office/word/2010/wordprocessingDrawing" xmlns:wp="http://schemas.openxmlformats.org/drawingml/2006/wordprocessingDrawing" xmlns:w10="urn:schemas-microsoft-com:office:word" xmlns:w="http://schemas.openxmlformats.org/wordprocessingml/2006/main" xmlns:w14="http://schemas.microsoft.com/office/word/2010/wordml" xmlns:w15="http://schemas.microsoft.com/office/word/2012/wordml" xmlns:w16se="http://schemas.microsoft.com/office/word/2015/wordml/symex" xmlns:wpg="http://schemas.microsoft.com/office/word/2010/wordprocessingGroup" xmlns:wpi="http://schemas.microsoft.com/office/word/2010/wordprocessingInk" xmlns:wne="http://schemas.microsoft.com/office/word/2006/wordml" xmlns:wps="http://schemas.microsoft.com/office/word/2010/wordprocessingShape" mc:Ignorable="w14 w15 w16se wp14">
   <w:abstractNum w:abstractNumId="0" w15:restartNumberingAfterBreak="0">
-    <w:nsid w:val="020354C7"/>
+    <w:nsid w:val="073825AA"/>
     <w:multiLevelType w:val="hybridMultilevel"/>
-    <w:tmpl w:val="4770F042"/>
-    <w:lvl w:ilvl="0" w:tplc="D26025C8">
+    <w:tmpl w:val="5B9850A0"/>
+    <w:lvl w:ilvl="0" w:tplc="8820992A">
       <w:start w:val="1"/>
       <w:numFmt w:val="bullet"/>
       <w:lvlText w:val="•"/>
@@ -27959,7 +29663,7 @@
         <w:ind w:left="540" w:hanging="300"/>
       </w:pPr>
     </w:lvl>
-    <w:lvl w:ilvl="1" w:tplc="D15080FC" w:tentative="1">
+    <w:lvl w:ilvl="1" w:tplc="567AF058" w:tentative="1">
       <w:start w:val="1"/>
       <w:numFmt w:val="bullet"/>
       <w:lvlText w:val="–"/>
@@ -27968,7 +29672,7 @@
         <w:ind w:left="940" w:hanging="300"/>
       </w:pPr>
     </w:lvl>
-    <w:lvl w:ilvl="2" w:tplc="B8AAF5F6" w:tentative="1">
+    <w:lvl w:ilvl="2" w:tplc="0EFE7D30" w:tentative="1">
       <w:start w:val="1"/>
       <w:numFmt w:val="bullet"/>
       <w:lvlText w:val="◦"/>
@@ -27977,42 +29681,104 @@
         <w:ind w:left="1340" w:hanging="300"/>
       </w:pPr>
     </w:lvl>
-    <w:lvl w:ilvl="3" w:tplc="7E8C458E">
+    <w:lvl w:ilvl="3" w:tplc="20B06654">
       <w:numFmt w:val="decimal"/>
       <w:lvlText w:val=""/>
       <w:lvlJc w:val="left"/>
     </w:lvl>
-    <w:lvl w:ilvl="4" w:tplc="E752BFBE">
+    <w:lvl w:ilvl="4" w:tplc="340897C0">
       <w:numFmt w:val="decimal"/>
       <w:lvlText w:val=""/>
       <w:lvlJc w:val="left"/>
     </w:lvl>
-    <w:lvl w:ilvl="5" w:tplc="581A4D60">
+    <w:lvl w:ilvl="5" w:tplc="39D27994">
       <w:numFmt w:val="decimal"/>
       <w:lvlText w:val=""/>
       <w:lvlJc w:val="left"/>
     </w:lvl>
-    <w:lvl w:ilvl="6" w:tplc="D1066958">
+    <w:lvl w:ilvl="6" w:tplc="BEE4EC7C">
       <w:numFmt w:val="decimal"/>
       <w:lvlText w:val=""/>
       <w:lvlJc w:val="left"/>
     </w:lvl>
-    <w:lvl w:ilvl="7" w:tplc="BE706436">
+    <w:lvl w:ilvl="7" w:tplc="0A60761C">
       <w:numFmt w:val="decimal"/>
       <w:lvlText w:val=""/>
       <w:lvlJc w:val="left"/>
     </w:lvl>
-    <w:lvl w:ilvl="8" w:tplc="DEDC3830">
+    <w:lvl w:ilvl="8" w:tplc="AEFA188A">
       <w:numFmt w:val="decimal"/>
       <w:lvlText w:val=""/>
       <w:lvlJc w:val="left"/>
     </w:lvl>
   </w:abstractNum>
   <w:abstractNum w:abstractNumId="1" w15:restartNumberingAfterBreak="0">
-    <w:nsid w:val="515605B7"/>
+    <w:nsid w:val="6A980D89"/>
     <w:multiLevelType w:val="hybridMultilevel"/>
-    <w:tmpl w:val="DB1C7696"/>
-    <w:lvl w:ilvl="0" w:tplc="EA0A0CF8" w:tentative="1">
+    <w:tmpl w:val="C1428268"/>
+    <w:lvl w:ilvl="0" w:tplc="468E2DC0" w:tentative="1">
+      <w:start w:val="1"/>
+      <w:numFmt w:val="decimal"/>
+      <w:lvlText w:val="%1."/>
+      <w:lvlJc w:val="left"/>
+      <w:pPr>
+        <w:ind w:left="540" w:hanging="300"/>
+      </w:pPr>
+    </w:lvl>
+    <w:lvl w:ilvl="1" w:tplc="8B8272D4" w:tentative="1">
+      <w:start w:val="1"/>
+      <w:numFmt w:val="lowerLetter"/>
+      <w:lvlText w:val="%2."/>
+      <w:lvlJc w:val="left"/>
+      <w:pPr>
+        <w:ind w:left="940" w:hanging="300"/>
+      </w:pPr>
+    </w:lvl>
+    <w:lvl w:ilvl="2" w:tplc="BF885340" w:tentative="1">
+      <w:start w:val="1"/>
+      <w:numFmt w:val="lowerRoman"/>
+      <w:lvlText w:val="%3."/>
+      <w:lvlJc w:val="left"/>
+      <w:pPr>
+        <w:ind w:left="1340" w:hanging="300"/>
+      </w:pPr>
+    </w:lvl>
+    <w:lvl w:ilvl="3" w:tplc="1E5E85A0">
+      <w:numFmt w:val="decimal"/>
+      <w:lvlText w:val=""/>
+      <w:lvlJc w:val="left"/>
+    </w:lvl>
+    <w:lvl w:ilvl="4" w:tplc="CAD4A104">
+      <w:numFmt w:val="decimal"/>
+      <w:lvlText w:val=""/>
+      <w:lvlJc w:val="left"/>
+    </w:lvl>
+    <w:lvl w:ilvl="5" w:tplc="8E6AFBC6">
+      <w:numFmt w:val="decimal"/>
+      <w:lvlText w:val=""/>
+      <w:lvlJc w:val="left"/>
+    </w:lvl>
+    <w:lvl w:ilvl="6" w:tplc="9FD40A6E">
+      <w:numFmt w:val="decimal"/>
+      <w:lvlText w:val=""/>
+      <w:lvlJc w:val="left"/>
+    </w:lvl>
+    <w:lvl w:ilvl="7" w:tplc="A2FAEBD2">
+      <w:numFmt w:val="decimal"/>
+      <w:lvlText w:val=""/>
+      <w:lvlJc w:val="left"/>
+    </w:lvl>
+    <w:lvl w:ilvl="8" w:tplc="8EFCED16">
+      <w:numFmt w:val="decimal"/>
+      <w:lvlText w:val=""/>
+      <w:lvlJc w:val="left"/>
+    </w:lvl>
+  </w:abstractNum>
+  <w:abstractNum w:abstractNumId="2" w15:restartNumberingAfterBreak="0">
+    <w:nsid w:val="7F5544A0"/>
+    <w:multiLevelType w:val="hybridMultilevel"/>
+    <w:tmpl w:val="DE0E612E"/>
+    <w:lvl w:ilvl="0" w:tplc="BAAE549A" w:tentative="1">
       <w:start w:val="1"/>
       <w:numFmt w:val="bullet"/>
       <w:lvlText w:val="●"/>
@@ -28021,7 +29787,7 @@
         <w:ind w:left="720" w:hanging="360"/>
       </w:pPr>
     </w:lvl>
-    <w:lvl w:ilvl="1" w:tplc="DC6E09CC" w:tentative="1">
+    <w:lvl w:ilvl="1" w:tplc="1424E59A" w:tentative="1">
       <w:start w:val="1"/>
       <w:numFmt w:val="bullet"/>
       <w:lvlText w:val="○"/>
@@ -28030,7 +29796,7 @@
         <w:ind w:left="1440" w:hanging="360"/>
       </w:pPr>
     </w:lvl>
-    <w:lvl w:ilvl="2" w:tplc="456A4FDE" w:tentative="1">
+    <w:lvl w:ilvl="2" w:tplc="CE8AFAC8" w:tentative="1">
       <w:start w:val="1"/>
       <w:numFmt w:val="bullet"/>
       <w:lvlText w:val="■"/>
@@ -28039,7 +29805,7 @@
         <w:ind w:left="2160" w:hanging="360"/>
       </w:pPr>
     </w:lvl>
-    <w:lvl w:ilvl="3" w:tplc="4FA604F4" w:tentative="1">
+    <w:lvl w:ilvl="3" w:tplc="6FEE5536" w:tentative="1">
       <w:start w:val="1"/>
       <w:numFmt w:val="bullet"/>
       <w:lvlText w:val="●"/>
@@ -28048,7 +29814,7 @@
         <w:ind w:left="2880" w:hanging="360"/>
       </w:pPr>
     </w:lvl>
-    <w:lvl w:ilvl="4" w:tplc="5BB24E9A" w:tentative="1">
+    <w:lvl w:ilvl="4" w:tplc="80A828C6" w:tentative="1">
       <w:start w:val="1"/>
       <w:numFmt w:val="bullet"/>
       <w:lvlText w:val="○"/>
@@ -28057,7 +29823,7 @@
         <w:ind w:left="3600" w:hanging="360"/>
       </w:pPr>
     </w:lvl>
-    <w:lvl w:ilvl="5" w:tplc="01F42D2C" w:tentative="1">
+    <w:lvl w:ilvl="5" w:tplc="8B32873A" w:tentative="1">
       <w:start w:val="1"/>
       <w:numFmt w:val="bullet"/>
       <w:lvlText w:val="■"/>
@@ -28066,7 +29832,7 @@
         <w:ind w:left="4320" w:hanging="360"/>
       </w:pPr>
     </w:lvl>
-    <w:lvl w:ilvl="6" w:tplc="554CB7D8" w:tentative="1">
+    <w:lvl w:ilvl="6" w:tplc="51FC9B42" w:tentative="1">
       <w:start w:val="1"/>
       <w:numFmt w:val="bullet"/>
       <w:lvlText w:val="●"/>
@@ -28075,7 +29841,7 @@
         <w:ind w:left="5040" w:hanging="360"/>
       </w:pPr>
     </w:lvl>
-    <w:lvl w:ilvl="7" w:tplc="676C32F8" w:tentative="1">
+    <w:lvl w:ilvl="7" w:tplc="B1C8E53A" w:tentative="1">
       <w:start w:val="1"/>
       <w:numFmt w:val="bullet"/>
       <w:lvlText w:val="●"/>
@@ -28084,7 +29850,7 @@
         <w:ind w:left="5760" w:hanging="360"/>
       </w:pPr>
     </w:lvl>
-    <w:lvl w:ilvl="8" w:tplc="B1A0E962" w:tentative="1">
+    <w:lvl w:ilvl="8" w:tplc="651A1514" w:tentative="1">
       <w:start w:val="1"/>
       <w:numFmt w:val="bullet"/>
       <w:lvlText w:val="●"/>
@@ -28094,70 +29860,8 @@
       </w:pPr>
     </w:lvl>
   </w:abstractNum>
-  <w:abstractNum w:abstractNumId="2" w15:restartNumberingAfterBreak="0">
-    <w:nsid w:val="683755AC"/>
-    <w:multiLevelType w:val="hybridMultilevel"/>
-    <w:tmpl w:val="031490AA"/>
-    <w:lvl w:ilvl="0" w:tplc="5F98DB14" w:tentative="1">
-      <w:start w:val="1"/>
-      <w:numFmt w:val="decimal"/>
-      <w:lvlText w:val="%1."/>
-      <w:lvlJc w:val="left"/>
-      <w:pPr>
-        <w:ind w:left="540" w:hanging="300"/>
-      </w:pPr>
-    </w:lvl>
-    <w:lvl w:ilvl="1" w:tplc="4C1AEB14" w:tentative="1">
-      <w:start w:val="1"/>
-      <w:numFmt w:val="lowerLetter"/>
-      <w:lvlText w:val="%2."/>
-      <w:lvlJc w:val="left"/>
-      <w:pPr>
-        <w:ind w:left="940" w:hanging="300"/>
-      </w:pPr>
-    </w:lvl>
-    <w:lvl w:ilvl="2" w:tplc="11EAA3F0" w:tentative="1">
-      <w:start w:val="1"/>
-      <w:numFmt w:val="lowerRoman"/>
-      <w:lvlText w:val="%3."/>
-      <w:lvlJc w:val="left"/>
-      <w:pPr>
-        <w:ind w:left="1340" w:hanging="300"/>
-      </w:pPr>
-    </w:lvl>
-    <w:lvl w:ilvl="3" w:tplc="AAB0CA04">
-      <w:numFmt w:val="decimal"/>
-      <w:lvlText w:val=""/>
-      <w:lvlJc w:val="left"/>
-    </w:lvl>
-    <w:lvl w:ilvl="4" w:tplc="B6461154">
-      <w:numFmt w:val="decimal"/>
-      <w:lvlText w:val=""/>
-      <w:lvlJc w:val="left"/>
-    </w:lvl>
-    <w:lvl w:ilvl="5" w:tplc="1406B024">
-      <w:numFmt w:val="decimal"/>
-      <w:lvlText w:val=""/>
-      <w:lvlJc w:val="left"/>
-    </w:lvl>
-    <w:lvl w:ilvl="6" w:tplc="DDD0EE28">
-      <w:numFmt w:val="decimal"/>
-      <w:lvlText w:val=""/>
-      <w:lvlJc w:val="left"/>
-    </w:lvl>
-    <w:lvl w:ilvl="7" w:tplc="00540AE6">
-      <w:numFmt w:val="decimal"/>
-      <w:lvlText w:val=""/>
-      <w:lvlJc w:val="left"/>
-    </w:lvl>
-    <w:lvl w:ilvl="8" w:tplc="645447FC">
-      <w:numFmt w:val="decimal"/>
-      <w:lvlText w:val=""/>
-      <w:lvlJc w:val="left"/>
-    </w:lvl>
-  </w:abstractNum>
   <w:num w:numId="1">
-    <w:abstractNumId w:val="1"/>
+    <w:abstractNumId w:val="2"/>
     <w:lvlOverride w:ilvl="0">
       <w:startOverride w:val="1"/>
     </w:lvlOverride>
@@ -28792,7 +30496,7 @@
     <w:autoRedefine/>
     <w:uiPriority w:val="39"/>
     <w:unhideWhenUsed/>
-    <w:rsid w:val="00C018EC"/>
+    <w:rsid w:val="00AD1982"/>
     <w:pPr>
       <w:spacing w:after="100"/>
     </w:pPr>
@@ -28804,7 +30508,7 @@
     <w:autoRedefine/>
     <w:uiPriority w:val="39"/>
     <w:unhideWhenUsed/>
-    <w:rsid w:val="00C018EC"/>
+    <w:rsid w:val="00AD1982"/>
     <w:pPr>
       <w:spacing w:after="100"/>
       <w:ind w:left="210"/>

--- a/documentation/06 Desktop/Admin Server (BFF).docx
+++ b/documentation/06 Desktop/Admin Server (BFF).docx
@@ -80,7 +80,7 @@
           <w:left w:w="10" w:type="dxa"/>
           <w:right w:w="10" w:type="dxa"/>
         </w:tblCellMar>
-        <w:tblLook w:val="04A0" w:firstRow="1" w:lastRow="0" w:firstColumn="1" w:lastColumn="0" w:noHBand="0" w:noVBand="1"/>
+        <w:tblLook w:val="0000" w:firstRow="0" w:lastRow="0" w:firstColumn="0" w:lastColumn="0" w:noHBand="0" w:noVBand="0"/>
       </w:tblPr>
       <w:tblGrid>
         <w:gridCol w:w="2600"/>
@@ -461,7 +461,7 @@
           <w:left w:w="10" w:type="dxa"/>
           <w:right w:w="10" w:type="dxa"/>
         </w:tblCellMar>
-        <w:tblLook w:val="04A0" w:firstRow="1" w:lastRow="0" w:firstColumn="1" w:lastColumn="0" w:noHBand="0" w:noVBand="1"/>
+        <w:tblLook w:val="0000" w:firstRow="0" w:lastRow="0" w:firstColumn="0" w:lastColumn="0" w:noHBand="0" w:noVBand="0"/>
       </w:tblPr>
       <w:tblGrid>
         <w:gridCol w:w="1300"/>
@@ -1596,6 +1596,81 @@
           </w:p>
         </w:tc>
       </w:tr>
+      <w:tr>
+        <w:tblPrEx>
+          <w:tblCellMar>
+            <w:top w:w="0" w:type="dxa"/>
+            <w:bottom w:w="0" w:type="dxa"/>
+          </w:tblCellMar>
+        </w:tblPrEx>
+        <w:tc>
+          <w:tcPr>
+            <w:tcW w:w="1300" w:type="dxa"/>
+            <w:tcMar>
+              <w:top w:w="50" w:type="dxa"/>
+              <w:left w:w="90" w:type="dxa"/>
+              <w:bottom w:w="50" w:type="dxa"/>
+              <w:right w:w="90" w:type="dxa"/>
+            </w:tcMar>
+          </w:tcPr>
+          <w:p>
+            <w:r>
+              <w:rPr>
+                <w:sz w:val="19"/>
+                <w:szCs w:val="19"/>
+              </w:rPr>
+              <w:t>1.1</w:t>
+            </w:r>
+          </w:p>
+        </w:tc>
+        <w:tc>
+          <w:tcPr>
+            <w:tcW w:w="1900" w:type="dxa"/>
+            <w:tcMar>
+              <w:top w:w="50" w:type="dxa"/>
+              <w:left w:w="90" w:type="dxa"/>
+              <w:bottom w:w="50" w:type="dxa"/>
+              <w:right w:w="90" w:type="dxa"/>
+            </w:tcMar>
+          </w:tcPr>
+          <w:p>
+            <w:r>
+              <w:rPr>
+                <w:sz w:val="19"/>
+                <w:szCs w:val="19"/>
+              </w:rPr>
+              <w:t>24 October 2026</w:t>
+            </w:r>
+          </w:p>
+        </w:tc>
+        <w:tc>
+          <w:tcPr>
+            <w:tcW w:w="6438" w:type="dxa"/>
+            <w:tcMar>
+              <w:top w:w="50" w:type="dxa"/>
+              <w:left w:w="90" w:type="dxa"/>
+              <w:bottom w:w="50" w:type="dxa"/>
+              <w:right w:w="90" w:type="dxa"/>
+            </w:tcMar>
+          </w:tcPr>
+          <w:p>
+            <w:r>
+              <w:rPr>
+                <w:sz w:val="19"/>
+                <w:szCs w:val="19"/>
+              </w:rPr>
+              <w:t>Th</w:t>
+            </w:r>
+            <w:r>
+              <w:rPr>
+                <w:sz w:val="19"/>
+                <w:szCs w:val="19"/>
+              </w:rPr>
+              <w:t>e account-edit model (UpdateUserRequest) passes canSyncSms on - the Company phone tick was dropped before (24 October 2026).</w:t>
+            </w:r>
+          </w:p>
+        </w:tc>
+      </w:tr>
     </w:tbl>
     <w:p>
       <w:pPr>
@@ -1607,7 +1682,7 @@
           <w:sz w:val="20"/>
           <w:szCs w:val="20"/>
         </w:rPr>
-        <w:t xml:space="preserve">Keep this document up </w:t>
+        <w:t>Keep this document up to date: when a feature, setting or server changes, edit the matching section here and add a line to the tab</w:t>
       </w:r>
       <w:r>
         <w:rPr>
@@ -1615,7 +1690,7 @@
           <w:sz w:val="20"/>
           <w:szCs w:val="20"/>
         </w:rPr>
-        <w:t>to date: when a feature, setting or server changes, edit the matching section here and add a line to the table above.</w:t>
+        <w:t>le above.</w:t>
       </w:r>
     </w:p>
     <w:p>
@@ -1636,7 +1711,7 @@
     <w:sdt>
       <w:sdtPr>
         <w:alias w:val="Contents"/>
-        <w:id w:val="-797761214"/>
+        <w:id w:val="386694590"/>
       </w:sdtPr>
       <w:sdtEndPr/>
       <w:sdtContent>
@@ -1663,7 +1738,7 @@
           <w:r>
             <w:fldChar w:fldCharType="separate"/>
           </w:r>
-          <w:hyperlink w:anchor="_Toc243697149" w:history="1">
+          <w:hyperlink w:anchor="_Toc243700210" w:history="1">
             <w:r>
               <w:rPr>
                 <w:rStyle w:val="Hyperlink"/>
@@ -1687,7 +1762,7 @@
               <w:rPr>
                 <w:noProof/>
               </w:rPr>
-              <w:instrText xml:space="preserve"> PAGEREF _Toc243697149 \h </w:instrText>
+              <w:instrText xml:space="preserve"> PAGEREF _Toc243700210 \h </w:instrText>
             </w:r>
             <w:r>
               <w:rPr>
@@ -1728,7 +1803,7 @@
               <w:szCs w:val="22"/>
             </w:rPr>
           </w:pPr>
-          <w:hyperlink w:anchor="_Toc243697150" w:history="1">
+          <w:hyperlink w:anchor="_Toc243700211" w:history="1">
             <w:r>
               <w:rPr>
                 <w:rStyle w:val="Hyperlink"/>
@@ -1752,7 +1827,7 @@
               <w:rPr>
                 <w:noProof/>
               </w:rPr>
-              <w:instrText xml:space="preserve"> PAGEREF _Toc243697150 \h </w:instrText>
+              <w:instrText xml:space="preserve"> PAGEREF _Toc243700211 \h </w:instrText>
             </w:r>
             <w:r>
               <w:rPr>
@@ -1793,7 +1868,7 @@
               <w:szCs w:val="22"/>
             </w:rPr>
           </w:pPr>
-          <w:hyperlink w:anchor="_Toc243697151" w:history="1">
+          <w:hyperlink w:anchor="_Toc243700212" w:history="1">
             <w:r>
               <w:rPr>
                 <w:rStyle w:val="Hyperlink"/>
@@ -1817,7 +1892,7 @@
               <w:rPr>
                 <w:noProof/>
               </w:rPr>
-              <w:instrText xml:space="preserve"> PAGEREF _Toc243697151 \h </w:instrText>
+              <w:instrText xml:space="preserve"> PAGEREF _Toc243700212 \h </w:instrText>
             </w:r>
             <w:r>
               <w:rPr>
@@ -1858,7 +1933,7 @@
               <w:szCs w:val="22"/>
             </w:rPr>
           </w:pPr>
-          <w:hyperlink w:anchor="_Toc243697152" w:history="1">
+          <w:hyperlink w:anchor="_Toc243700213" w:history="1">
             <w:r>
               <w:rPr>
                 <w:rStyle w:val="Hyperlink"/>
@@ -1882,7 +1957,7 @@
               <w:rPr>
                 <w:noProof/>
               </w:rPr>
-              <w:instrText xml:space="preserve"> PAGEREF _Toc243697152 \h </w:instrText>
+              <w:instrText xml:space="preserve"> PAGEREF _Toc243700213 \h </w:instrText>
             </w:r>
             <w:r>
               <w:rPr>
@@ -1923,7 +1998,7 @@
               <w:szCs w:val="22"/>
             </w:rPr>
           </w:pPr>
-          <w:hyperlink w:anchor="_Toc243697153" w:history="1">
+          <w:hyperlink w:anchor="_Toc243700214" w:history="1">
             <w:r>
               <w:rPr>
                 <w:rStyle w:val="Hyperlink"/>
@@ -1947,7 +2022,7 @@
               <w:rPr>
                 <w:noProof/>
               </w:rPr>
-              <w:instrText xml:space="preserve"> PAGEREF _Toc243697153 \h </w:instrText>
+              <w:instrText xml:space="preserve"> PAGEREF _Toc243700214 \h </w:instrText>
             </w:r>
             <w:r>
               <w:rPr>
@@ -1988,7 +2063,7 @@
               <w:szCs w:val="22"/>
             </w:rPr>
           </w:pPr>
-          <w:hyperlink w:anchor="_Toc243697154" w:history="1">
+          <w:hyperlink w:anchor="_Toc243700215" w:history="1">
             <w:r>
               <w:rPr>
                 <w:rStyle w:val="Hyperlink"/>
@@ -2012,7 +2087,7 @@
               <w:rPr>
                 <w:noProof/>
               </w:rPr>
-              <w:instrText xml:space="preserve"> PAGEREF _Toc243697154 \h </w:instrText>
+              <w:instrText xml:space="preserve"> PAGEREF _Toc243700215 \h </w:instrText>
             </w:r>
             <w:r>
               <w:rPr>
@@ -2053,7 +2128,7 @@
               <w:szCs w:val="22"/>
             </w:rPr>
           </w:pPr>
-          <w:hyperlink w:anchor="_Toc243697155" w:history="1">
+          <w:hyperlink w:anchor="_Toc243700216" w:history="1">
             <w:r>
               <w:rPr>
                 <w:rStyle w:val="Hyperlink"/>
@@ -2077,7 +2152,7 @@
               <w:rPr>
                 <w:noProof/>
               </w:rPr>
-              <w:instrText xml:space="preserve"> PAGEREF _Toc243697155 \h </w:instrText>
+              <w:instrText xml:space="preserve"> PAGEREF _Toc243700216 \h </w:instrText>
             </w:r>
             <w:r>
               <w:rPr>
@@ -2118,7 +2193,7 @@
               <w:szCs w:val="22"/>
             </w:rPr>
           </w:pPr>
-          <w:hyperlink w:anchor="_Toc243697156" w:history="1">
+          <w:hyperlink w:anchor="_Toc243700217" w:history="1">
             <w:r>
               <w:rPr>
                 <w:rStyle w:val="Hyperlink"/>
@@ -2142,7 +2217,7 @@
               <w:rPr>
                 <w:noProof/>
               </w:rPr>
-              <w:instrText xml:space="preserve"> PAGEREF _Toc243697156 \h </w:instrText>
+              <w:instrText xml:space="preserve"> PAGEREF _Toc243700217 \h </w:instrText>
             </w:r>
             <w:r>
               <w:rPr>
@@ -2183,7 +2258,7 @@
               <w:szCs w:val="22"/>
             </w:rPr>
           </w:pPr>
-          <w:hyperlink w:anchor="_Toc243697157" w:history="1">
+          <w:hyperlink w:anchor="_Toc243700218" w:history="1">
             <w:r>
               <w:rPr>
                 <w:rStyle w:val="Hyperlink"/>
@@ -2207,7 +2282,7 @@
               <w:rPr>
                 <w:noProof/>
               </w:rPr>
-              <w:instrText xml:space="preserve"> PAGEREF _Toc243697157 \h </w:instrText>
+              <w:instrText xml:space="preserve"> PAGEREF _Toc243700218 \h </w:instrText>
             </w:r>
             <w:r>
               <w:rPr>
@@ -2248,7 +2323,7 @@
               <w:szCs w:val="22"/>
             </w:rPr>
           </w:pPr>
-          <w:hyperlink w:anchor="_Toc243697158" w:history="1">
+          <w:hyperlink w:anchor="_Toc243700219" w:history="1">
             <w:r>
               <w:rPr>
                 <w:rStyle w:val="Hyperlink"/>
@@ -2272,7 +2347,7 @@
               <w:rPr>
                 <w:noProof/>
               </w:rPr>
-              <w:instrText xml:space="preserve"> PAGEREF _Toc243697158 \h </w:instrText>
+              <w:instrText xml:space="preserve"> PAGEREF _Toc243700219 \h </w:instrText>
             </w:r>
             <w:r>
               <w:rPr>
@@ -2313,7 +2388,7 @@
               <w:szCs w:val="22"/>
             </w:rPr>
           </w:pPr>
-          <w:hyperlink w:anchor="_Toc243697159" w:history="1">
+          <w:hyperlink w:anchor="_Toc243700220" w:history="1">
             <w:r>
               <w:rPr>
                 <w:rStyle w:val="Hyperlink"/>
@@ -2337,7 +2412,7 @@
               <w:rPr>
                 <w:noProof/>
               </w:rPr>
-              <w:instrText xml:space="preserve"> PAGEREF _Toc243697159 \h </w:instrText>
+              <w:instrText xml:space="preserve"> PAGEREF _Toc243700220 \h </w:instrText>
             </w:r>
             <w:r>
               <w:rPr>
@@ -2378,7 +2453,7 @@
               <w:szCs w:val="22"/>
             </w:rPr>
           </w:pPr>
-          <w:hyperlink w:anchor="_Toc243697160" w:history="1">
+          <w:hyperlink w:anchor="_Toc243700221" w:history="1">
             <w:r>
               <w:rPr>
                 <w:rStyle w:val="Hyperlink"/>
@@ -2402,7 +2477,7 @@
               <w:rPr>
                 <w:noProof/>
               </w:rPr>
-              <w:instrText xml:space="preserve"> PAGEREF _Toc243697160 \h </w:instrText>
+              <w:instrText xml:space="preserve"> PAGEREF _Toc243700221 \h </w:instrText>
             </w:r>
             <w:r>
               <w:rPr>
@@ -2443,7 +2518,7 @@
               <w:szCs w:val="22"/>
             </w:rPr>
           </w:pPr>
-          <w:hyperlink w:anchor="_Toc243697161" w:history="1">
+          <w:hyperlink w:anchor="_Toc243700222" w:history="1">
             <w:r>
               <w:rPr>
                 <w:rStyle w:val="Hyperlink"/>
@@ -2467,7 +2542,7 @@
               <w:rPr>
                 <w:noProof/>
               </w:rPr>
-              <w:instrText xml:space="preserve"> PAGEREF _Toc243697161 \h </w:instrText>
+              <w:instrText xml:space="preserve"> PAGEREF _Toc243700222 \h </w:instrText>
             </w:r>
             <w:r>
               <w:rPr>
@@ -2508,7 +2583,7 @@
               <w:szCs w:val="22"/>
             </w:rPr>
           </w:pPr>
-          <w:hyperlink w:anchor="_Toc243697162" w:history="1">
+          <w:hyperlink w:anchor="_Toc243700223" w:history="1">
             <w:r>
               <w:rPr>
                 <w:rStyle w:val="Hyperlink"/>
@@ -2532,7 +2607,7 @@
               <w:rPr>
                 <w:noProof/>
               </w:rPr>
-              <w:instrText xml:space="preserve"> PAGEREF _Toc243697162 \h </w:instrText>
+              <w:instrText xml:space="preserve"> PAGEREF _Toc243700223 \h </w:instrText>
             </w:r>
             <w:r>
               <w:rPr>
@@ -2573,7 +2648,7 @@
               <w:szCs w:val="22"/>
             </w:rPr>
           </w:pPr>
-          <w:hyperlink w:anchor="_Toc243697163" w:history="1">
+          <w:hyperlink w:anchor="_Toc243700224" w:history="1">
             <w:r>
               <w:rPr>
                 <w:rStyle w:val="Hyperlink"/>
@@ -2597,7 +2672,7 @@
               <w:rPr>
                 <w:noProof/>
               </w:rPr>
-              <w:instrText xml:space="preserve"> PAGEREF _Toc243697163 \h </w:instrText>
+              <w:instrText xml:space="preserve"> PAGEREF _Toc243700224 \h </w:instrText>
             </w:r>
             <w:r>
               <w:rPr>
@@ -2638,7 +2713,7 @@
               <w:szCs w:val="22"/>
             </w:rPr>
           </w:pPr>
-          <w:hyperlink w:anchor="_Toc243697164" w:history="1">
+          <w:hyperlink w:anchor="_Toc243700225" w:history="1">
             <w:r>
               <w:rPr>
                 <w:rStyle w:val="Hyperlink"/>
@@ -2662,7 +2737,7 @@
               <w:rPr>
                 <w:noProof/>
               </w:rPr>
-              <w:instrText xml:space="preserve"> PAGEREF _Toc243697164 \h </w:instrText>
+              <w:instrText xml:space="preserve"> PAGEREF _Toc243700225 \h </w:instrText>
             </w:r>
             <w:r>
               <w:rPr>
@@ -2703,7 +2778,7 @@
               <w:szCs w:val="22"/>
             </w:rPr>
           </w:pPr>
-          <w:hyperlink w:anchor="_Toc243697165" w:history="1">
+          <w:hyperlink w:anchor="_Toc243700226" w:history="1">
             <w:r>
               <w:rPr>
                 <w:rStyle w:val="Hyperlink"/>
@@ -2727,7 +2802,7 @@
               <w:rPr>
                 <w:noProof/>
               </w:rPr>
-              <w:instrText xml:space="preserve"> PAGEREF _Toc243697165 \h </w:instrText>
+              <w:instrText xml:space="preserve"> PAGEREF _Toc243700226 \h </w:instrText>
             </w:r>
             <w:r>
               <w:rPr>
@@ -2768,7 +2843,7 @@
               <w:szCs w:val="22"/>
             </w:rPr>
           </w:pPr>
-          <w:hyperlink w:anchor="_Toc243697166" w:history="1">
+          <w:hyperlink w:anchor="_Toc243700227" w:history="1">
             <w:r>
               <w:rPr>
                 <w:rStyle w:val="Hyperlink"/>
@@ -2792,7 +2867,7 @@
               <w:rPr>
                 <w:noProof/>
               </w:rPr>
-              <w:instrText xml:space="preserve"> PAGEREF _Toc243697166 \h </w:instrText>
+              <w:instrText xml:space="preserve"> PAGEREF _Toc243700227 \h </w:instrText>
             </w:r>
             <w:r>
               <w:rPr>
@@ -2833,7 +2908,7 @@
               <w:szCs w:val="22"/>
             </w:rPr>
           </w:pPr>
-          <w:hyperlink w:anchor="_Toc243697167" w:history="1">
+          <w:hyperlink w:anchor="_Toc243700228" w:history="1">
             <w:r>
               <w:rPr>
                 <w:rStyle w:val="Hyperlink"/>
@@ -2857,7 +2932,7 @@
               <w:rPr>
                 <w:noProof/>
               </w:rPr>
-              <w:instrText xml:space="preserve"> PAGEREF _Toc243697167 \h </w:instrText>
+              <w:instrText xml:space="preserve"> PAGEREF _Toc243700228 \h </w:instrText>
             </w:r>
             <w:r>
               <w:rPr>
@@ -2898,7 +2973,7 @@
               <w:szCs w:val="22"/>
             </w:rPr>
           </w:pPr>
-          <w:hyperlink w:anchor="_Toc243697168" w:history="1">
+          <w:hyperlink w:anchor="_Toc243700229" w:history="1">
             <w:r>
               <w:rPr>
                 <w:rStyle w:val="Hyperlink"/>
@@ -2922,7 +2997,7 @@
               <w:rPr>
                 <w:noProof/>
               </w:rPr>
-              <w:instrText xml:space="preserve"> PAGEREF _Toc243697168 \h </w:instrText>
+              <w:instrText xml:space="preserve"> PAGEREF _Toc243700229 \h </w:instrText>
             </w:r>
             <w:r>
               <w:rPr>
@@ -2963,7 +3038,7 @@
               <w:szCs w:val="22"/>
             </w:rPr>
           </w:pPr>
-          <w:hyperlink w:anchor="_Toc243697169" w:history="1">
+          <w:hyperlink w:anchor="_Toc243700230" w:history="1">
             <w:r>
               <w:rPr>
                 <w:rStyle w:val="Hyperlink"/>
@@ -2987,7 +3062,7 @@
               <w:rPr>
                 <w:noProof/>
               </w:rPr>
-              <w:instrText xml:space="preserve"> PAGEREF _Toc243697169 \h </w:instrText>
+              <w:instrText xml:space="preserve"> PAGEREF _Toc243700230 \h </w:instrText>
             </w:r>
             <w:r>
               <w:rPr>
@@ -3028,7 +3103,7 @@
               <w:szCs w:val="22"/>
             </w:rPr>
           </w:pPr>
-          <w:hyperlink w:anchor="_Toc243697170" w:history="1">
+          <w:hyperlink w:anchor="_Toc243700231" w:history="1">
             <w:r>
               <w:rPr>
                 <w:rStyle w:val="Hyperlink"/>
@@ -3052,7 +3127,7 @@
               <w:rPr>
                 <w:noProof/>
               </w:rPr>
-              <w:instrText xml:space="preserve"> PAGEREF _Toc243697170 \h </w:instrText>
+              <w:instrText xml:space="preserve"> PAGEREF _Toc243700231 \h </w:instrText>
             </w:r>
             <w:r>
               <w:rPr>
@@ -3093,7 +3168,7 @@
               <w:szCs w:val="22"/>
             </w:rPr>
           </w:pPr>
-          <w:hyperlink w:anchor="_Toc243697171" w:history="1">
+          <w:hyperlink w:anchor="_Toc243700232" w:history="1">
             <w:r>
               <w:rPr>
                 <w:rStyle w:val="Hyperlink"/>
@@ -3117,7 +3192,7 @@
               <w:rPr>
                 <w:noProof/>
               </w:rPr>
-              <w:instrText xml:space="preserve"> PAGEREF _Toc243697171 \h </w:instrText>
+              <w:instrText xml:space="preserve"> PAGEREF _Toc243700232 \h </w:instrText>
             </w:r>
             <w:r>
               <w:rPr>
@@ -3158,7 +3233,7 @@
               <w:szCs w:val="22"/>
             </w:rPr>
           </w:pPr>
-          <w:hyperlink w:anchor="_Toc243697172" w:history="1">
+          <w:hyperlink w:anchor="_Toc243700233" w:history="1">
             <w:r>
               <w:rPr>
                 <w:rStyle w:val="Hyperlink"/>
@@ -3182,7 +3257,7 @@
               <w:rPr>
                 <w:noProof/>
               </w:rPr>
-              <w:instrText xml:space="preserve"> PAGEREF _Toc243697172 \h </w:instrText>
+              <w:instrText xml:space="preserve"> PAGEREF _Toc243700233 \h </w:instrText>
             </w:r>
             <w:r>
               <w:rPr>
@@ -3223,7 +3298,7 @@
               <w:szCs w:val="22"/>
             </w:rPr>
           </w:pPr>
-          <w:hyperlink w:anchor="_Toc243697173" w:history="1">
+          <w:hyperlink w:anchor="_Toc243700234" w:history="1">
             <w:r>
               <w:rPr>
                 <w:rStyle w:val="Hyperlink"/>
@@ -3247,7 +3322,7 @@
               <w:rPr>
                 <w:noProof/>
               </w:rPr>
-              <w:instrText xml:space="preserve"> PAGEREF _Toc243697173 \h </w:instrText>
+              <w:instrText xml:space="preserve"> PAGEREF _Toc243700234 \h </w:instrText>
             </w:r>
             <w:r>
               <w:rPr>
@@ -3288,7 +3363,7 @@
               <w:szCs w:val="22"/>
             </w:rPr>
           </w:pPr>
-          <w:hyperlink w:anchor="_Toc243697174" w:history="1">
+          <w:hyperlink w:anchor="_Toc243700235" w:history="1">
             <w:r>
               <w:rPr>
                 <w:rStyle w:val="Hyperlink"/>
@@ -3312,7 +3387,7 @@
               <w:rPr>
                 <w:noProof/>
               </w:rPr>
-              <w:instrText xml:space="preserve"> PAGEREF _Toc243697174 \h </w:instrText>
+              <w:instrText xml:space="preserve"> PAGEREF _Toc243700235 \h </w:instrText>
             </w:r>
             <w:r>
               <w:rPr>
@@ -3353,7 +3428,7 @@
               <w:szCs w:val="22"/>
             </w:rPr>
           </w:pPr>
-          <w:hyperlink w:anchor="_Toc243697175" w:history="1">
+          <w:hyperlink w:anchor="_Toc243700236" w:history="1">
             <w:r>
               <w:rPr>
                 <w:rStyle w:val="Hyperlink"/>
@@ -3377,7 +3452,7 @@
               <w:rPr>
                 <w:noProof/>
               </w:rPr>
-              <w:instrText xml:space="preserve"> PAGEREF _Toc243697175 \h </w:instrText>
+              <w:instrText xml:space="preserve"> PAGEREF _Toc243700236 \h </w:instrText>
             </w:r>
             <w:r>
               <w:rPr>
@@ -3418,7 +3493,7 @@
               <w:szCs w:val="22"/>
             </w:rPr>
           </w:pPr>
-          <w:hyperlink w:anchor="_Toc243697176" w:history="1">
+          <w:hyperlink w:anchor="_Toc243700237" w:history="1">
             <w:r>
               <w:rPr>
                 <w:rStyle w:val="Hyperlink"/>
@@ -3442,7 +3517,7 @@
               <w:rPr>
                 <w:noProof/>
               </w:rPr>
-              <w:instrText xml:space="preserve"> PAGEREF _Toc243697176 \h </w:instrText>
+              <w:instrText xml:space="preserve"> PAGEREF _Toc243700237 \h </w:instrText>
             </w:r>
             <w:r>
               <w:rPr>
@@ -3483,7 +3558,7 @@
               <w:szCs w:val="22"/>
             </w:rPr>
           </w:pPr>
-          <w:hyperlink w:anchor="_Toc243697177" w:history="1">
+          <w:hyperlink w:anchor="_Toc243700238" w:history="1">
             <w:r>
               <w:rPr>
                 <w:rStyle w:val="Hyperlink"/>
@@ -3507,7 +3582,7 @@
               <w:rPr>
                 <w:noProof/>
               </w:rPr>
-              <w:instrText xml:space="preserve"> PAGEREF _Toc243697177 \h </w:instrText>
+              <w:instrText xml:space="preserve"> PAGEREF _Toc243700238 \h </w:instrText>
             </w:r>
             <w:r>
               <w:rPr>
@@ -3548,7 +3623,7 @@
               <w:szCs w:val="22"/>
             </w:rPr>
           </w:pPr>
-          <w:hyperlink w:anchor="_Toc243697178" w:history="1">
+          <w:hyperlink w:anchor="_Toc243700239" w:history="1">
             <w:r>
               <w:rPr>
                 <w:rStyle w:val="Hyperlink"/>
@@ -3572,7 +3647,7 @@
               <w:rPr>
                 <w:noProof/>
               </w:rPr>
-              <w:instrText xml:space="preserve"> PAGEREF _Toc243697178 \h </w:instrText>
+              <w:instrText xml:space="preserve"> PAGEREF _Toc243700239 \h </w:instrText>
             </w:r>
             <w:r>
               <w:rPr>
@@ -3613,7 +3688,7 @@
               <w:szCs w:val="22"/>
             </w:rPr>
           </w:pPr>
-          <w:hyperlink w:anchor="_Toc243697179" w:history="1">
+          <w:hyperlink w:anchor="_Toc243700240" w:history="1">
             <w:r>
               <w:rPr>
                 <w:rStyle w:val="Hyperlink"/>
@@ -3637,7 +3712,7 @@
               <w:rPr>
                 <w:noProof/>
               </w:rPr>
-              <w:instrText xml:space="preserve"> PAGEREF _Toc243697179 \h </w:instrText>
+              <w:instrText xml:space="preserve"> PAGEREF _Toc243700240 \h </w:instrText>
             </w:r>
             <w:r>
               <w:rPr>
@@ -3678,7 +3753,7 @@
               <w:szCs w:val="22"/>
             </w:rPr>
           </w:pPr>
-          <w:hyperlink w:anchor="_Toc243697180" w:history="1">
+          <w:hyperlink w:anchor="_Toc243700241" w:history="1">
             <w:r>
               <w:rPr>
                 <w:rStyle w:val="Hyperlink"/>
@@ -3702,7 +3777,7 @@
               <w:rPr>
                 <w:noProof/>
               </w:rPr>
-              <w:instrText xml:space="preserve"> PAGEREF _Toc243697180 \h </w:instrText>
+              <w:instrText xml:space="preserve"> PAGEREF _Toc243700241 \h </w:instrText>
             </w:r>
             <w:r>
               <w:rPr>
@@ -3743,7 +3818,7 @@
               <w:szCs w:val="22"/>
             </w:rPr>
           </w:pPr>
-          <w:hyperlink w:anchor="_Toc243697181" w:history="1">
+          <w:hyperlink w:anchor="_Toc243700242" w:history="1">
             <w:r>
               <w:rPr>
                 <w:rStyle w:val="Hyperlink"/>
@@ -3767,7 +3842,7 @@
               <w:rPr>
                 <w:noProof/>
               </w:rPr>
-              <w:instrText xml:space="preserve"> PAGEREF _Toc243697181 \h </w:instrText>
+              <w:instrText xml:space="preserve"> PAGEREF _Toc243700242 \h </w:instrText>
             </w:r>
             <w:r>
               <w:rPr>
@@ -3810,7 +3885,7 @@
       <w:pPr>
         <w:pStyle w:val="Heading1"/>
       </w:pPr>
-      <w:bookmarkStart w:id="1" w:name="_Toc243697149"/>
+      <w:bookmarkStart w:id="1" w:name="_Toc243700210"/>
       <w:r>
         <w:lastRenderedPageBreak/>
         <w:t>1  Introduction</w:t>
@@ -3844,7 +3919,7 @@
           <w:left w:w="10" w:type="dxa"/>
           <w:right w:w="10" w:type="dxa"/>
         </w:tblCellMar>
-        <w:tblLook w:val="04A0" w:firstRow="1" w:lastRow="0" w:firstColumn="1" w:lastColumn="0" w:noHBand="0" w:noVBand="1"/>
+        <w:tblLook w:val="0000" w:firstRow="0" w:lastRow="0" w:firstColumn="0" w:lastColumn="0" w:noHBand="0" w:noVBand="0"/>
       </w:tblPr>
       <w:tblGrid>
         <w:gridCol w:w="2551"/>
@@ -4210,7 +4285,14 @@
                 <w:sz w:val="19"/>
                 <w:szCs w:val="19"/>
               </w:rPr>
-              <w:t>The backend at http://localhost:8080 (settings.backend_base_url) with a 15-second time-out</w:t>
+              <w:t>The backend at http://localhost:8080 (settin</w:t>
+            </w:r>
+            <w:r>
+              <w:rPr>
+                <w:sz w:val="19"/>
+                <w:szCs w:val="19"/>
+              </w:rPr>
+              <w:t>gs.backend_base_url) with a 15-second time-out</w:t>
             </w:r>
           </w:p>
         </w:tc>
@@ -4293,7 +4375,7 @@
       <w:pPr>
         <w:pStyle w:val="Heading1"/>
       </w:pPr>
-      <w:bookmarkStart w:id="2" w:name="_Toc243697150"/>
+      <w:bookmarkStart w:id="2" w:name="_Toc243700211"/>
       <w:r>
         <w:lastRenderedPageBreak/>
         <w:t>2  How requests are identified</w:t>
@@ -4371,10 +4453,10 @@
         <w:t>X-Client: desktop</w:t>
       </w:r>
       <w:r>
-        <w:t xml:space="preserve"> and adds the in</w:t>
+        <w:t xml:space="preserve"> and adds the incoming sign-in token itself (remembered per request b</w:t>
       </w:r>
       <w:r>
-        <w:t xml:space="preserve">coming sign-in token itself (remembered per request by the middleware in </w:t>
+        <w:t xml:space="preserve">y the middleware in </w:t>
       </w:r>
       <w:r>
         <w:rPr>
@@ -4398,10 +4480,10 @@
         <w:t>app/core/request_context.py</w:t>
       </w:r>
       <w:r>
-        <w:t>), the same way the mobile server does. The backend's DesktopClientFilter then requires a token issued to an approved computer of an Admin or S</w:t>
+        <w:t>), the same way the mobile server does. The backend's DesktopClientFilter then requires a token issued to an approved computer of an Admin or SuperAdmin and takes the acting user from it; an actin</w:t>
       </w:r>
       <w:r>
-        <w:t>uperAdmin and takes the acting user from it; an acting user id a route forwards is replaced.</w:t>
+        <w:t>g user id a route forwards is replaced.</w:t>
       </w:r>
     </w:p>
     <w:p>
@@ -4414,10 +4496,7 @@
         <w:spacing w:after="60" w:line="264" w:lineRule="auto"/>
       </w:pPr>
       <w:r>
-        <w:t>Admin-only backend endpoints (users, the database browser, payouts, loans, drop and refund) check the role on the backend; approving and blocking phones and comput</w:t>
-      </w:r>
-      <w:r>
-        <w:t>ers is SuperAdmin only.</w:t>
+        <w:t>Admin-only backend endpoints (users, the database browser, payouts, loans, drop and refund) check the role on the backend; approving and blocking phones and computers is SuperAdmin only.</w:t>
       </w:r>
     </w:p>
     <w:p>
@@ -4439,7 +4518,16 @@
           <w:sz w:val="19"/>
           <w:szCs w:val="19"/>
         </w:rPr>
-        <w:t>app/routers/devices.py</w:t>
+        <w:t>ap</w:t>
+      </w:r>
+      <w:r>
+        <w:rPr>
+          <w:rFonts w:ascii="Consolas" w:eastAsia="Consolas" w:hAnsi="Consolas" w:cs="Consolas"/>
+          <w:color w:val="3B3F3D"/>
+          <w:sz w:val="19"/>
+          <w:szCs w:val="19"/>
+        </w:rPr>
+        <w:t>p/routers/devices.py</w:t>
       </w:r>
       <w:r>
         <w:t>) and the computer routes (</w:t>
@@ -4476,16 +4564,7 @@
           <w:sz w:val="19"/>
           <w:szCs w:val="19"/>
         </w:rPr>
-        <w:t>app/routers/faq</w:t>
-      </w:r>
-      <w:r>
-        <w:rPr>
-          <w:rFonts w:ascii="Consolas" w:eastAsia="Consolas" w:hAnsi="Consolas" w:cs="Consolas"/>
-          <w:color w:val="3B3F3D"/>
-          <w:sz w:val="19"/>
-          <w:szCs w:val="19"/>
-        </w:rPr>
-        <w:t>s.py</w:t>
+        <w:t>app/routers/faqs.py</w:t>
       </w:r>
       <w:r>
         <w:t>, added 7 October 2026) serve the desktop FAQs section; the backend checks for an admin from the token.</w:t>
@@ -4525,10 +4604,13 @@
         <w:t>POST /showcase/upload</w:t>
       </w:r>
       <w:r>
-        <w:t xml:space="preserve"> saves a picture the desktop app has already shrunk and sent as base64 JPEG: it first asks the backend who is signed in and accepts only a Marketer, Admin or SuperAdmin, then checks the data is a real JPEG (start and end markers) of at most 5 MB, and write</w:t>
+        <w:t xml:space="preserve"> saves a picture the des</w:t>
       </w:r>
       <w:r>
-        <w:t>s it to media/showcase under a cleaned-up name; the other routes forward to the backend, which checks the role again.</w:t>
+        <w:t>ktop app has already shrunk and sent as base64 JPEG: it first asks the backend who is signed in and accepts only a Marketer, Admin or SuperAdmin, then checks the data is a real JPEG (start and end markers) of at most 5 MB, and writes it to media/showcase u</w:t>
+      </w:r>
+      <w:r>
+        <w:t>nder a cleaned-up name; the other routes forward to the backend, which checks the role again.</w:t>
       </w:r>
     </w:p>
     <w:p>
@@ -4565,10 +4647,7 @@
         <w:t>POST /uploads/products?name=</w:t>
       </w:r>
       <w:r>
-        <w:t>) or a campaign pho</w:t>
-      </w:r>
-      <w:r>
-        <w:t>to or video (</w:t>
+        <w:t>) or a campaign photo or video (</w:t>
       </w:r>
       <w:r>
         <w:rPr>
@@ -4577,16 +4656,25 @@
           <w:sz w:val="19"/>
           <w:szCs w:val="19"/>
         </w:rPr>
-        <w:t>POST /uploads/campaigns?name=&amp;kind=image|video&amp;extension=</w:t>
+        <w:t>POST /uploa</w:t>
       </w:r>
       <w:r>
-        <w:t>) chosen on the desktop computer, sent as the file itself (not base64). Each first asks the backend who is signed in and accepts only an Admin or the SuperAdmin; then it reads the file i</w:t>
+        <w:rPr>
+          <w:rFonts w:ascii="Consolas" w:eastAsia="Consolas" w:hAnsi="Consolas" w:cs="Consolas"/>
+          <w:color w:val="3B3F3D"/>
+          <w:sz w:val="19"/>
+          <w:szCs w:val="19"/>
+        </w:rPr>
+        <w:t>ds/campaigns?name=&amp;kind=image|video&amp;extension=</w:t>
       </w:r>
       <w:r>
-        <w:t>n pieces and stops past the limit (photos 5 MB - the app has already shrunk them - videos 60 MB, error 413), checks it really is a JPEG or a video of the kind its name says (mp4, mov, m4v and 3gp start with an ISO media header, webm with its own), and writ</w:t>
+        <w:t xml:space="preserve">) chosen on the desktop computer, sent as the file itself (not base64). Each first asks the backend who is signed in and accepts only an Admin or the SuperAdmin; then it reads the file in pieces and stops past </w:t>
       </w:r>
       <w:r>
-        <w:t>es it to media/products or media/campaigns under a cleaned-up name with a random suffix. It returns the key (and for campaigns the media type) that the form then saves.</w:t>
+        <w:t xml:space="preserve">the limit (photos 5 MB - the app has already shrunk them - videos 60 MB, error 413), checks it really is a JPEG or a video of the kind its name says (mp4, mov, m4v and 3gp start with an ISO media header, webm with its own), and writes it to media/products </w:t>
+      </w:r>
+      <w:r>
+        <w:t>or media/campaigns under a cleaned-up name with a random suffix. It returns the key (and for campaigns the media type) that the form then saves.</w:t>
       </w:r>
     </w:p>
     <w:p>
@@ -4623,10 +4711,10 @@
         <w:t>PUT /marketing/campaigns/{campaign_id}/products</w:t>
       </w:r>
       <w:r>
-        <w:t xml:space="preserve">, </w:t>
+        <w:t>, added 3 October 2026) se</w:t>
       </w:r>
       <w:r>
-        <w:t xml:space="preserve">added 3 October 2026) serve the desktop "Products..." window; the </w:t>
+        <w:t xml:space="preserve">rve the desktop "Products..." window; the </w:t>
       </w:r>
       <w:r>
         <w:rPr>
@@ -4650,7 +4738,7 @@
       <w:pPr>
         <w:pStyle w:val="Heading2"/>
       </w:pPr>
-      <w:bookmarkStart w:id="3" w:name="_Toc243697151"/>
+      <w:bookmarkStart w:id="3" w:name="_Toc243700212"/>
       <w:r>
         <w:t>2.1  Signing in</w:t>
       </w:r>
@@ -4738,10 +4826,7 @@
         <w:t>min_desktop_version</w:t>
       </w:r>
       <w:r>
-        <w:t xml:space="preserve"> (1.1), gets 426 "This copy of the desktop app is too old - please install the ne</w:t>
-      </w:r>
-      <w:r>
-        <w:t>w one."</w:t>
+        <w:t xml:space="preserve"> (1.1), gets 426 "This copy of the desktop app is too old - please install the new one."</w:t>
       </w:r>
     </w:p>
     <w:p>
@@ -4773,13 +4858,13 @@
         <w:t>app/core/sign_in_limit.py</w:t>
       </w:r>
       <w:r>
-        <w:t xml:space="preserve"> counts "Invalid username or password" answers per account and per address. After 5 within 15 minutes that pair gets 429 "Too many wrong passwords. Try again in N minutes." until the oldest of them is 15 m</w:t>
+        <w:t xml:space="preserve"> counts "Invalid username or password" answers per account and per address. After 5 within 15 minutes that pair gets 429 "Too many wrong passwords. Try again in N minutes." until the oldest of them is 15 minutes old; a correct s</w:t>
       </w:r>
       <w:r>
-        <w:t>inutes old; a correct sign-in clears the count. Behind Caddy on the same computer the visitor's address is read from X-Forwarded-For (through the ngrok tunnel every visitor arrives from the same address, so there the count is in effect per account); the co</w:t>
+        <w:t>ign-in clears the count. Behind Caddy on the same computer the visitor's address is read from X-Forwarded-For (through the ngrok tunnel every visitor arrives from the same address, so there the count is in effect per account); the counts are held in memory</w:t>
       </w:r>
       <w:r>
-        <w:t>unts are held in memory and cleared when the server restarts.</w:t>
+        <w:t xml:space="preserve"> and cleared when the server restarts.</w:t>
       </w:r>
     </w:p>
     <w:p>
@@ -4791,7 +4876,7 @@
       <w:pPr>
         <w:pStyle w:val="Heading2"/>
       </w:pPr>
-      <w:bookmarkStart w:id="4" w:name="_Toc243697152"/>
+      <w:bookmarkStart w:id="4" w:name="_Toc243700213"/>
       <w:r>
         <w:lastRenderedPageBreak/>
         <w:t>2.2  Pictures</w:t>
@@ -4815,10 +4900,7 @@
         <w:t>http://127.0.0.1:8000/media/...</w:t>
       </w:r>
       <w:r>
-        <w:t>), which only works on the server computer. Like the mobile server, this serve</w:t>
-      </w:r>
-      <w:r>
-        <w:t xml:space="preserve">r rewrites them to </w:t>
+        <w:t xml:space="preserve">), which only works on the server computer. Like the mobile server, this server rewrites them to </w:t>
       </w:r>
       <w:r>
         <w:rPr>
@@ -4827,7 +4909,16 @@
           <w:sz w:val="19"/>
           <w:szCs w:val="19"/>
         </w:rPr>
-        <w:t>media/...</w:t>
+        <w:t>medi</w:t>
+      </w:r>
+      <w:r>
+        <w:rPr>
+          <w:rFonts w:ascii="Consolas" w:eastAsia="Consolas" w:hAnsi="Consolas" w:cs="Consolas"/>
+          <w:color w:val="3B3F3D"/>
+          <w:sz w:val="19"/>
+          <w:szCs w:val="19"/>
+        </w:rPr>
+        <w:t>a/...</w:t>
       </w:r>
       <w:r>
         <w:t xml:space="preserve"> and serves the shared </w:t>
@@ -4875,10 +4966,10 @@
         <w:t xml:space="preserve">Security: </w:t>
       </w:r>
       <w:r>
-        <w:t>This server listen</w:t>
+        <w:t>This server listens on all addresses (0.0</w:t>
       </w:r>
       <w:r>
-        <w:t xml:space="preserve">s on all addresses (0.0.0.0) for WSL forwarding. Since 5 October 2026 every call needs a sign-in from an approved computer, so since 5 October 2026 it is also reachable through the public tunnel at </w:t>
+        <w:t xml:space="preserve">.0.0) for WSL forwarding. Since 5 October 2026 every call needs a sign-in from an approved computer, so since 5 October 2026 it is also reachable through the public tunnel at </w:t>
       </w:r>
       <w:r>
         <w:rPr>
@@ -4890,10 +4981,10 @@
         <w:t>/admin-api</w:t>
       </w:r>
       <w:r>
-        <w:t xml:space="preserve"> (Caddy removes the prefix). Its API description</w:t>
+        <w:t xml:space="preserve"> (Caddy removes the prefix). Its API description pages (/docs, /redoc, </w:t>
       </w:r>
       <w:r>
-        <w:t xml:space="preserve"> pages (/docs, /redoc, /openapi.json) answer 404 there. When the servers move to a provider it gets its own HTTPS address.</w:t>
+        <w:t>/openapi.json) answer 404 there. When the servers move to a provider it gets its own HTTPS address.</w:t>
       </w:r>
     </w:p>
     <w:p>
@@ -4950,10 +5041,10 @@
         <w:t>MEDIA_BASE_URL</w:t>
       </w:r>
       <w:r>
-        <w:t xml:space="preserve"> (the backend's media address to rew</w:t>
+        <w:t xml:space="preserve"> (the backend's media address to rewrite, default http://12</w:t>
       </w:r>
       <w:r>
-        <w:t xml:space="preserve">rite, default http://127.0.0.1:8000/media/) and </w:t>
+        <w:t xml:space="preserve">7.0.0.1:8000/media/) and </w:t>
       </w:r>
       <w:r>
         <w:rPr>
@@ -5013,7 +5104,7 @@
       <w:pPr>
         <w:pStyle w:val="Heading1"/>
       </w:pPr>
-      <w:bookmarkStart w:id="5" w:name="_Toc243697153"/>
+      <w:bookmarkStart w:id="5" w:name="_Toc243700214"/>
       <w:r>
         <w:lastRenderedPageBreak/>
         <w:t>3  Errors</w:t>
@@ -5037,13 +5128,10 @@
         <w:t>app/core/backend_client.py</w:t>
       </w:r>
       <w:r>
-        <w:t xml:space="preserve"> never passes on tech</w:t>
+        <w:t xml:space="preserve"> never passes on technical details. A backend that can't be reached becomes 503 "We can't reach our server right now ...", a slow one 504, and any backend 500 becomes "Something went wrong on our side ..." - the real error goes to this server's log. A reas</w:t>
       </w:r>
       <w:r>
-        <w:t xml:space="preserve">nical details. A backend that can't be reached becomes 503 "We can't reach our server right now ...", a slow one 504, and any backend 500 becomes "Something went wrong on our side ..." - the real error goes to this server's log. A reason the backend wrote </w:t>
-      </w:r>
-      <w:r>
-        <w:t xml:space="preserve">for people (any 4xx, or a deliberate 503 such as "Text messages are not set up yet.") passes through; a 4xx without one gets a plain sentence for its status. </w:t>
+        <w:t xml:space="preserve">on the backend wrote for people (any 4xx, or a deliberate 503 such as "Text messages are not set up yet.") passes through; a 4xx without one gets a plain sentence for its status. </w:t>
       </w:r>
       <w:r>
         <w:rPr>
@@ -5055,7 +5143,10 @@
         <w:t>app/main.py</w:t>
       </w:r>
       <w:r>
-        <w:t xml:space="preserve"> answers a request with fields that don't fit with one sentence (422) and anything unexpected with the calm 500, logging the trace.</w:t>
+        <w:t xml:space="preserve"> answers a request with fields that don't fit with one sentence (4</w:t>
+      </w:r>
+      <w:r>
+        <w:t>22) and anything unexpected with the calm 500, logging the trace.</w:t>
       </w:r>
     </w:p>
     <w:p>
@@ -5067,7 +5158,7 @@
       <w:pPr>
         <w:pStyle w:val="Heading1"/>
       </w:pPr>
-      <w:bookmarkStart w:id="6" w:name="_Toc243697154"/>
+      <w:bookmarkStart w:id="6" w:name="_Toc243700215"/>
       <w:r>
         <w:lastRenderedPageBreak/>
         <w:t>4  Routes</w:t>
@@ -5079,10 +5170,7 @@
         <w:spacing w:after="120" w:line="276" w:lineRule="auto"/>
       </w:pPr>
       <w:r>
-        <w:t>"Passes" shows the identity a route forwards itself. Since 5 October 2026 every route also passes the sign-in to</w:t>
-      </w:r>
-      <w:r>
-        <w:t>ken, added by backend_client.</w:t>
+        <w:t>"Passes" shows the identity a route forwards itself. Since 5 October 2026 every route also passes the sign-in token, added by backend_client.</w:t>
       </w:r>
     </w:p>
     <w:p>
@@ -5151,14 +5239,17 @@
         <w:t>/unretire</w:t>
       </w:r>
       <w:r>
-        <w:t xml:space="preserve"> serve the Products section; the API description pages are also off in the app itself, not only at the router.</w:t>
+        <w:t xml:space="preserve"> serve the Products section; the API description pages are also off in the app itself, no</w:t>
+      </w:r>
+      <w:r>
+        <w:t>t only at the router.</w:t>
       </w:r>
     </w:p>
     <w:p>
       <w:pPr>
         <w:pStyle w:val="Heading2"/>
       </w:pPr>
-      <w:bookmarkStart w:id="7" w:name="_Toc243697155"/>
+      <w:bookmarkStart w:id="7" w:name="_Toc243700216"/>
       <w:r>
         <w:t>4.1  admin_data.py</w:t>
       </w:r>
@@ -5180,7 +5271,7 @@
           <w:left w:w="10" w:type="dxa"/>
           <w:right w:w="10" w:type="dxa"/>
         </w:tblCellMar>
-        <w:tblLook w:val="04A0" w:firstRow="1" w:lastRow="0" w:firstColumn="1" w:lastColumn="0" w:noHBand="0" w:noVBand="1"/>
+        <w:tblLook w:val="0000" w:firstRow="0" w:lastRow="0" w:firstColumn="0" w:lastColumn="0" w:noHBand="0" w:noVBand="0"/>
       </w:tblPr>
       <w:tblGrid>
         <w:gridCol w:w="876"/>
@@ -5589,7 +5680,7 @@
       <w:pPr>
         <w:pStyle w:val="Heading2"/>
       </w:pPr>
-      <w:bookmarkStart w:id="8" w:name="_Toc243697156"/>
+      <w:bookmarkStart w:id="8" w:name="_Toc243700217"/>
       <w:r>
         <w:t>4.2  auth.py</w:t>
       </w:r>
@@ -5611,7 +5702,7 @@
           <w:left w:w="10" w:type="dxa"/>
           <w:right w:w="10" w:type="dxa"/>
         </w:tblCellMar>
-        <w:tblLook w:val="04A0" w:firstRow="1" w:lastRow="0" w:firstColumn="1" w:lastColumn="0" w:noHBand="0" w:noVBand="1"/>
+        <w:tblLook w:val="0000" w:firstRow="0" w:lastRow="0" w:firstColumn="0" w:lastColumn="0" w:noHBand="0" w:noVBand="0"/>
       </w:tblPr>
       <w:tblGrid>
         <w:gridCol w:w="876"/>
@@ -7445,7 +7536,7 @@
       <w:pPr>
         <w:pStyle w:val="Heading2"/>
       </w:pPr>
-      <w:bookmarkStart w:id="9" w:name="_Toc243697157"/>
+      <w:bookmarkStart w:id="9" w:name="_Toc243700218"/>
       <w:r>
         <w:t>4.3  computers.py</w:t>
       </w:r>
@@ -7467,7 +7558,7 @@
           <w:left w:w="10" w:type="dxa"/>
           <w:right w:w="10" w:type="dxa"/>
         </w:tblCellMar>
-        <w:tblLook w:val="04A0" w:firstRow="1" w:lastRow="0" w:firstColumn="1" w:lastColumn="0" w:noHBand="0" w:noVBand="1"/>
+        <w:tblLook w:val="0000" w:firstRow="0" w:lastRow="0" w:firstColumn="0" w:lastColumn="0" w:noHBand="0" w:noVBand="0"/>
       </w:tblPr>
       <w:tblGrid>
         <w:gridCol w:w="876"/>
@@ -7995,7 +8086,7 @@
       <w:pPr>
         <w:pStyle w:val="Heading2"/>
       </w:pPr>
-      <w:bookmarkStart w:id="10" w:name="_Toc243697158"/>
+      <w:bookmarkStart w:id="10" w:name="_Toc243700219"/>
       <w:r>
         <w:t>4.4  deliveries.py</w:t>
       </w:r>
@@ -8017,7 +8108,7 @@
           <w:left w:w="10" w:type="dxa"/>
           <w:right w:w="10" w:type="dxa"/>
         </w:tblCellMar>
-        <w:tblLook w:val="04A0" w:firstRow="1" w:lastRow="0" w:firstColumn="1" w:lastColumn="0" w:noHBand="0" w:noVBand="1"/>
+        <w:tblLook w:val="0000" w:firstRow="0" w:lastRow="0" w:firstColumn="0" w:lastColumn="0" w:noHBand="0" w:noVBand="0"/>
       </w:tblPr>
       <w:tblGrid>
         <w:gridCol w:w="876"/>
@@ -10677,7 +10768,7 @@
       <w:pPr>
         <w:pStyle w:val="Heading2"/>
       </w:pPr>
-      <w:bookmarkStart w:id="11" w:name="_Toc243697159"/>
+      <w:bookmarkStart w:id="11" w:name="_Toc243700220"/>
       <w:r>
         <w:t>4.5  devices.py</w:t>
       </w:r>
@@ -10699,7 +10790,7 @@
           <w:left w:w="10" w:type="dxa"/>
           <w:right w:w="10" w:type="dxa"/>
         </w:tblCellMar>
-        <w:tblLook w:val="04A0" w:firstRow="1" w:lastRow="0" w:firstColumn="1" w:lastColumn="0" w:noHBand="0" w:noVBand="1"/>
+        <w:tblLook w:val="0000" w:firstRow="0" w:lastRow="0" w:firstColumn="0" w:lastColumn="0" w:noHBand="0" w:noVBand="0"/>
       </w:tblPr>
       <w:tblGrid>
         <w:gridCol w:w="876"/>
@@ -11227,7 +11318,7 @@
       <w:pPr>
         <w:pStyle w:val="Heading2"/>
       </w:pPr>
-      <w:bookmarkStart w:id="12" w:name="_Toc243697160"/>
+      <w:bookmarkStart w:id="12" w:name="_Toc243700221"/>
       <w:r>
         <w:t>4.6  expenses.py</w:t>
       </w:r>
@@ -11249,7 +11340,7 @@
           <w:left w:w="10" w:type="dxa"/>
           <w:right w:w="10" w:type="dxa"/>
         </w:tblCellMar>
-        <w:tblLook w:val="04A0" w:firstRow="1" w:lastRow="0" w:firstColumn="1" w:lastColumn="0" w:noHBand="0" w:noVBand="1"/>
+        <w:tblLook w:val="0000" w:firstRow="0" w:lastRow="0" w:firstColumn="0" w:lastColumn="0" w:noHBand="0" w:noVBand="0"/>
       </w:tblPr>
       <w:tblGrid>
         <w:gridCol w:w="876"/>
@@ -11915,7 +12006,7 @@
       <w:pPr>
         <w:pStyle w:val="Heading2"/>
       </w:pPr>
-      <w:bookmarkStart w:id="13" w:name="_Toc243697161"/>
+      <w:bookmarkStart w:id="13" w:name="_Toc243700222"/>
       <w:r>
         <w:t>4.7  faqs.py</w:t>
       </w:r>
@@ -11937,7 +12028,7 @@
           <w:left w:w="10" w:type="dxa"/>
           <w:right w:w="10" w:type="dxa"/>
         </w:tblCellMar>
-        <w:tblLook w:val="04A0" w:firstRow="1" w:lastRow="0" w:firstColumn="1" w:lastColumn="0" w:noHBand="0" w:noVBand="1"/>
+        <w:tblLook w:val="0000" w:firstRow="0" w:lastRow="0" w:firstColumn="0" w:lastColumn="0" w:noHBand="0" w:noVBand="0"/>
       </w:tblPr>
       <w:tblGrid>
         <w:gridCol w:w="876"/>
@@ -12708,7 +12799,7 @@
       <w:pPr>
         <w:pStyle w:val="Heading2"/>
       </w:pPr>
-      <w:bookmarkStart w:id="14" w:name="_Toc243697162"/>
+      <w:bookmarkStart w:id="14" w:name="_Toc243700223"/>
       <w:r>
         <w:lastRenderedPageBreak/>
         <w:t>4.8  finance.py</w:t>
@@ -12731,7 +12822,7 @@
           <w:left w:w="10" w:type="dxa"/>
           <w:right w:w="10" w:type="dxa"/>
         </w:tblCellMar>
-        <w:tblLook w:val="04A0" w:firstRow="1" w:lastRow="0" w:firstColumn="1" w:lastColumn="0" w:noHBand="0" w:noVBand="1"/>
+        <w:tblLook w:val="0000" w:firstRow="0" w:lastRow="0" w:firstColumn="0" w:lastColumn="0" w:noHBand="0" w:noVBand="0"/>
       </w:tblPr>
       <w:tblGrid>
         <w:gridCol w:w="876"/>
@@ -14147,7 +14238,7 @@
       <w:pPr>
         <w:pStyle w:val="Heading2"/>
       </w:pPr>
-      <w:bookmarkStart w:id="15" w:name="_Toc243697163"/>
+      <w:bookmarkStart w:id="15" w:name="_Toc243700224"/>
       <w:r>
         <w:t>4.9  health.py</w:t>
       </w:r>
@@ -14169,7 +14260,7 @@
           <w:left w:w="10" w:type="dxa"/>
           <w:right w:w="10" w:type="dxa"/>
         </w:tblCellMar>
-        <w:tblLook w:val="04A0" w:firstRow="1" w:lastRow="0" w:firstColumn="1" w:lastColumn="0" w:noHBand="0" w:noVBand="1"/>
+        <w:tblLook w:val="0000" w:firstRow="0" w:lastRow="0" w:firstColumn="0" w:lastColumn="0" w:noHBand="0" w:noVBand="0"/>
       </w:tblPr>
       <w:tblGrid>
         <w:gridCol w:w="876"/>
@@ -14454,7 +14545,7 @@
       <w:pPr>
         <w:pStyle w:val="Heading2"/>
       </w:pPr>
-      <w:bookmarkStart w:id="16" w:name="_Toc243697164"/>
+      <w:bookmarkStart w:id="16" w:name="_Toc243700225"/>
       <w:r>
         <w:t>4.10  insights.py</w:t>
       </w:r>
@@ -14476,7 +14567,7 @@
           <w:left w:w="10" w:type="dxa"/>
           <w:right w:w="10" w:type="dxa"/>
         </w:tblCellMar>
-        <w:tblLook w:val="04A0" w:firstRow="1" w:lastRow="0" w:firstColumn="1" w:lastColumn="0" w:noHBand="0" w:noVBand="1"/>
+        <w:tblLook w:val="0000" w:firstRow="0" w:lastRow="0" w:firstColumn="0" w:lastColumn="0" w:noHBand="0" w:noVBand="0"/>
       </w:tblPr>
       <w:tblGrid>
         <w:gridCol w:w="876"/>
@@ -14761,7 +14852,7 @@
       <w:pPr>
         <w:pStyle w:val="Heading2"/>
       </w:pPr>
-      <w:bookmarkStart w:id="17" w:name="_Toc243697165"/>
+      <w:bookmarkStart w:id="17" w:name="_Toc243700226"/>
       <w:r>
         <w:t>4.11  machines_vehicles.py</w:t>
       </w:r>
@@ -14783,7 +14874,7 @@
           <w:left w:w="10" w:type="dxa"/>
           <w:right w:w="10" w:type="dxa"/>
         </w:tblCellMar>
-        <w:tblLook w:val="04A0" w:firstRow="1" w:lastRow="0" w:firstColumn="1" w:lastColumn="0" w:noHBand="0" w:noVBand="1"/>
+        <w:tblLook w:val="0000" w:firstRow="0" w:lastRow="0" w:firstColumn="0" w:lastColumn="0" w:noHBand="0" w:noVBand="0"/>
       </w:tblPr>
       <w:tblGrid>
         <w:gridCol w:w="876"/>
@@ -15679,7 +15770,7 @@
       <w:pPr>
         <w:pStyle w:val="Heading2"/>
       </w:pPr>
-      <w:bookmarkStart w:id="18" w:name="_Toc243697166"/>
+      <w:bookmarkStart w:id="18" w:name="_Toc243700227"/>
       <w:r>
         <w:t>4.12  marketing.py</w:t>
       </w:r>
@@ -15701,7 +15792,7 @@
           <w:left w:w="10" w:type="dxa"/>
           <w:right w:w="10" w:type="dxa"/>
         </w:tblCellMar>
-        <w:tblLook w:val="04A0" w:firstRow="1" w:lastRow="0" w:firstColumn="1" w:lastColumn="0" w:noHBand="0" w:noVBand="1"/>
+        <w:tblLook w:val="0000" w:firstRow="0" w:lastRow="0" w:firstColumn="0" w:lastColumn="0" w:noHBand="0" w:noVBand="0"/>
       </w:tblPr>
       <w:tblGrid>
         <w:gridCol w:w="876"/>
@@ -16993,7 +17084,7 @@
       <w:pPr>
         <w:pStyle w:val="Heading2"/>
       </w:pPr>
-      <w:bookmarkStart w:id="19" w:name="_Toc243697167"/>
+      <w:bookmarkStart w:id="19" w:name="_Toc243700228"/>
       <w:r>
         <w:t>4.13  orders.py</w:t>
       </w:r>
@@ -17015,7 +17106,7 @@
           <w:left w:w="10" w:type="dxa"/>
           <w:right w:w="10" w:type="dxa"/>
         </w:tblCellMar>
-        <w:tblLook w:val="04A0" w:firstRow="1" w:lastRow="0" w:firstColumn="1" w:lastColumn="0" w:noHBand="0" w:noVBand="1"/>
+        <w:tblLook w:val="0000" w:firstRow="0" w:lastRow="0" w:firstColumn="0" w:lastColumn="0" w:noHBand="0" w:noVBand="0"/>
       </w:tblPr>
       <w:tblGrid>
         <w:gridCol w:w="876"/>
@@ -17543,7 +17634,7 @@
       <w:pPr>
         <w:pStyle w:val="Heading2"/>
       </w:pPr>
-      <w:bookmarkStart w:id="20" w:name="_Toc243697168"/>
+      <w:bookmarkStart w:id="20" w:name="_Toc243700229"/>
       <w:r>
         <w:t>4.14  products.py</w:t>
       </w:r>
@@ -17565,7 +17656,7 @@
           <w:left w:w="10" w:type="dxa"/>
           <w:right w:w="10" w:type="dxa"/>
         </w:tblCellMar>
-        <w:tblLook w:val="04A0" w:firstRow="1" w:lastRow="0" w:firstColumn="1" w:lastColumn="0" w:noHBand="0" w:noVBand="1"/>
+        <w:tblLook w:val="0000" w:firstRow="0" w:lastRow="0" w:firstColumn="0" w:lastColumn="0" w:noHBand="0" w:noVBand="0"/>
       </w:tblPr>
       <w:tblGrid>
         <w:gridCol w:w="876"/>
@@ -18989,7 +19080,7 @@
       <w:pPr>
         <w:pStyle w:val="Heading2"/>
       </w:pPr>
-      <w:bookmarkStart w:id="21" w:name="_Toc243697169"/>
+      <w:bookmarkStart w:id="21" w:name="_Toc243700230"/>
       <w:r>
         <w:t>4.15  reviews.py</w:t>
       </w:r>
@@ -19011,7 +19102,7 @@
           <w:left w:w="10" w:type="dxa"/>
           <w:right w:w="10" w:type="dxa"/>
         </w:tblCellMar>
-        <w:tblLook w:val="04A0" w:firstRow="1" w:lastRow="0" w:firstColumn="1" w:lastColumn="0" w:noHBand="0" w:noVBand="1"/>
+        <w:tblLook w:val="0000" w:firstRow="0" w:lastRow="0" w:firstColumn="0" w:lastColumn="0" w:noHBand="0" w:noVBand="0"/>
       </w:tblPr>
       <w:tblGrid>
         <w:gridCol w:w="876"/>
@@ -19420,7 +19511,7 @@
       <w:pPr>
         <w:pStyle w:val="Heading2"/>
       </w:pPr>
-      <w:bookmarkStart w:id="22" w:name="_Toc243697170"/>
+      <w:bookmarkStart w:id="22" w:name="_Toc243700231"/>
       <w:r>
         <w:t>4.16  roles.py</w:t>
       </w:r>
@@ -19442,7 +19533,7 @@
           <w:left w:w="10" w:type="dxa"/>
           <w:right w:w="10" w:type="dxa"/>
         </w:tblCellMar>
-        <w:tblLook w:val="04A0" w:firstRow="1" w:lastRow="0" w:firstColumn="1" w:lastColumn="0" w:noHBand="0" w:noVBand="1"/>
+        <w:tblLook w:val="0000" w:firstRow="0" w:lastRow="0" w:firstColumn="0" w:lastColumn="0" w:noHBand="0" w:noVBand="0"/>
       </w:tblPr>
       <w:tblGrid>
         <w:gridCol w:w="876"/>
@@ -19727,7 +19818,7 @@
       <w:pPr>
         <w:pStyle w:val="Heading2"/>
       </w:pPr>
-      <w:bookmarkStart w:id="23" w:name="_Toc243697171"/>
+      <w:bookmarkStart w:id="23" w:name="_Toc243700232"/>
       <w:r>
         <w:t>4.17  shipping.py</w:t>
       </w:r>
@@ -19749,7 +19840,7 @@
           <w:left w:w="10" w:type="dxa"/>
           <w:right w:w="10" w:type="dxa"/>
         </w:tblCellMar>
-        <w:tblLook w:val="04A0" w:firstRow="1" w:lastRow="0" w:firstColumn="1" w:lastColumn="0" w:noHBand="0" w:noVBand="1"/>
+        <w:tblLook w:val="0000" w:firstRow="0" w:lastRow="0" w:firstColumn="0" w:lastColumn="0" w:noHBand="0" w:noVBand="0"/>
       </w:tblPr>
       <w:tblGrid>
         <w:gridCol w:w="876"/>
@@ -20401,7 +20492,7 @@
       <w:pPr>
         <w:pStyle w:val="Heading2"/>
       </w:pPr>
-      <w:bookmarkStart w:id="24" w:name="_Toc243697172"/>
+      <w:bookmarkStart w:id="24" w:name="_Toc243700233"/>
       <w:r>
         <w:lastRenderedPageBreak/>
         <w:t>4.18  showcase.py</w:t>
@@ -20424,7 +20515,7 @@
           <w:left w:w="10" w:type="dxa"/>
           <w:right w:w="10" w:type="dxa"/>
         </w:tblCellMar>
-        <w:tblLook w:val="04A0" w:firstRow="1" w:lastRow="0" w:firstColumn="1" w:lastColumn="0" w:noHBand="0" w:noVBand="1"/>
+        <w:tblLook w:val="0000" w:firstRow="0" w:lastRow="0" w:firstColumn="0" w:lastColumn="0" w:noHBand="0" w:noVBand="0"/>
       </w:tblPr>
       <w:tblGrid>
         <w:gridCol w:w="876"/>
@@ -21326,7 +21417,7 @@
       <w:pPr>
         <w:pStyle w:val="Heading2"/>
       </w:pPr>
-      <w:bookmarkStart w:id="25" w:name="_Toc243697173"/>
+      <w:bookmarkStart w:id="25" w:name="_Toc243700234"/>
       <w:r>
         <w:t>4.19  sms_queue.py</w:t>
       </w:r>
@@ -21348,7 +21439,7 @@
           <w:left w:w="10" w:type="dxa"/>
           <w:right w:w="10" w:type="dxa"/>
         </w:tblCellMar>
-        <w:tblLook w:val="04A0" w:firstRow="1" w:lastRow="0" w:firstColumn="1" w:lastColumn="0" w:noHBand="0" w:noVBand="1"/>
+        <w:tblLook w:val="0000" w:firstRow="0" w:lastRow="0" w:firstColumn="0" w:lastColumn="0" w:noHBand="0" w:noVBand="0"/>
       </w:tblPr>
       <w:tblGrid>
         <w:gridCol w:w="876"/>
@@ -21757,7 +21848,7 @@
       <w:pPr>
         <w:pStyle w:val="Heading2"/>
       </w:pPr>
-      <w:bookmarkStart w:id="26" w:name="_Toc243697174"/>
+      <w:bookmarkStart w:id="26" w:name="_Toc243700235"/>
       <w:r>
         <w:t>4.20  transactions.py</w:t>
       </w:r>
@@ -21779,7 +21870,7 @@
           <w:left w:w="10" w:type="dxa"/>
           <w:right w:w="10" w:type="dxa"/>
         </w:tblCellMar>
-        <w:tblLook w:val="04A0" w:firstRow="1" w:lastRow="0" w:firstColumn="1" w:lastColumn="0" w:noHBand="0" w:noVBand="1"/>
+        <w:tblLook w:val="0000" w:firstRow="0" w:lastRow="0" w:firstColumn="0" w:lastColumn="0" w:noHBand="0" w:noVBand="0"/>
       </w:tblPr>
       <w:tblGrid>
         <w:gridCol w:w="876"/>
@@ -22945,7 +23036,7 @@
       <w:pPr>
         <w:pStyle w:val="Heading2"/>
       </w:pPr>
-      <w:bookmarkStart w:id="27" w:name="_Toc243697175"/>
+      <w:bookmarkStart w:id="27" w:name="_Toc243700236"/>
       <w:r>
         <w:lastRenderedPageBreak/>
         <w:t>4.21  trees.py</w:t>
@@ -22968,7 +23059,7 @@
           <w:left w:w="10" w:type="dxa"/>
           <w:right w:w="10" w:type="dxa"/>
         </w:tblCellMar>
-        <w:tblLook w:val="04A0" w:firstRow="1" w:lastRow="0" w:firstColumn="1" w:lastColumn="0" w:noHBand="0" w:noVBand="1"/>
+        <w:tblLook w:val="0000" w:firstRow="0" w:lastRow="0" w:firstColumn="0" w:lastColumn="0" w:noHBand="0" w:noVBand="0"/>
       </w:tblPr>
       <w:tblGrid>
         <w:gridCol w:w="876"/>
@@ -24349,7 +24440,7 @@
       <w:pPr>
         <w:pStyle w:val="Heading2"/>
       </w:pPr>
-      <w:bookmarkStart w:id="28" w:name="_Toc243697176"/>
+      <w:bookmarkStart w:id="28" w:name="_Toc243700237"/>
       <w:r>
         <w:t>4.22  trips.py</w:t>
       </w:r>
@@ -24371,7 +24462,7 @@
           <w:left w:w="10" w:type="dxa"/>
           <w:right w:w="10" w:type="dxa"/>
         </w:tblCellMar>
-        <w:tblLook w:val="04A0" w:firstRow="1" w:lastRow="0" w:firstColumn="1" w:lastColumn="0" w:noHBand="0" w:noVBand="1"/>
+        <w:tblLook w:val="0000" w:firstRow="0" w:lastRow="0" w:firstColumn="0" w:lastColumn="0" w:noHBand="0" w:noVBand="0"/>
       </w:tblPr>
       <w:tblGrid>
         <w:gridCol w:w="876"/>
@@ -25766,7 +25857,7 @@
       <w:pPr>
         <w:pStyle w:val="Heading2"/>
       </w:pPr>
-      <w:bookmarkStart w:id="29" w:name="_Toc243697177"/>
+      <w:bookmarkStart w:id="29" w:name="_Toc243700238"/>
       <w:r>
         <w:t>4.23  uploads.py</w:t>
       </w:r>
@@ -25788,7 +25879,7 @@
           <w:left w:w="10" w:type="dxa"/>
           <w:right w:w="10" w:type="dxa"/>
         </w:tblCellMar>
-        <w:tblLook w:val="04A0" w:firstRow="1" w:lastRow="0" w:firstColumn="1" w:lastColumn="0" w:noHBand="0" w:noVBand="1"/>
+        <w:tblLook w:val="0000" w:firstRow="0" w:lastRow="0" w:firstColumn="0" w:lastColumn="0" w:noHBand="0" w:noVBand="0"/>
       </w:tblPr>
       <w:tblGrid>
         <w:gridCol w:w="876"/>
@@ -26211,7 +26302,7 @@
       <w:pPr>
         <w:pStyle w:val="Heading2"/>
       </w:pPr>
-      <w:bookmarkStart w:id="30" w:name="_Toc243697178"/>
+      <w:bookmarkStart w:id="30" w:name="_Toc243700239"/>
       <w:r>
         <w:lastRenderedPageBreak/>
         <w:t>4.24  users.py</w:t>
@@ -26234,7 +26325,7 @@
           <w:left w:w="10" w:type="dxa"/>
           <w:right w:w="10" w:type="dxa"/>
         </w:tblCellMar>
-        <w:tblLook w:val="04A0" w:firstRow="1" w:lastRow="0" w:firstColumn="1" w:lastColumn="0" w:noHBand="0" w:noVBand="1"/>
+        <w:tblLook w:val="0000" w:firstRow="0" w:lastRow="0" w:firstColumn="0" w:lastColumn="0" w:noHBand="0" w:noVBand="0"/>
       </w:tblPr>
       <w:tblGrid>
         <w:gridCol w:w="876"/>
@@ -27136,7 +27227,7 @@
       <w:pPr>
         <w:pStyle w:val="Heading2"/>
       </w:pPr>
-      <w:bookmarkStart w:id="31" w:name="_Toc243697179"/>
+      <w:bookmarkStart w:id="31" w:name="_Toc243700240"/>
       <w:r>
         <w:t>4.25  workers.py</w:t>
       </w:r>
@@ -27158,7 +27249,7 @@
           <w:left w:w="10" w:type="dxa"/>
           <w:right w:w="10" w:type="dxa"/>
         </w:tblCellMar>
-        <w:tblLook w:val="04A0" w:firstRow="1" w:lastRow="0" w:firstColumn="1" w:lastColumn="0" w:noHBand="0" w:noVBand="1"/>
+        <w:tblLook w:val="0000" w:firstRow="0" w:lastRow="0" w:firstColumn="0" w:lastColumn="0" w:noHBand="0" w:noVBand="0"/>
       </w:tblPr>
       <w:tblGrid>
         <w:gridCol w:w="876"/>
@@ -28740,7 +28831,7 @@
       <w:pPr>
         <w:pStyle w:val="Heading1"/>
       </w:pPr>
-      <w:bookmarkStart w:id="32" w:name="_Toc243697180"/>
+      <w:bookmarkStart w:id="32" w:name="_Toc243700241"/>
       <w:r>
         <w:lastRenderedPageBreak/>
         <w:t>5  Source files</w:t>
@@ -28763,7 +28854,7 @@
           <w:left w:w="10" w:type="dxa"/>
           <w:right w:w="10" w:type="dxa"/>
         </w:tblCellMar>
-        <w:tblLook w:val="04A0" w:firstRow="1" w:lastRow="0" w:firstColumn="1" w:lastColumn="0" w:noHBand="0" w:noVBand="1"/>
+        <w:tblLook w:val="0000" w:firstRow="0" w:lastRow="0" w:firstColumn="0" w:lastColumn="0" w:noHBand="0" w:noVBand="0"/>
       </w:tblPr>
       <w:tblGrid>
         <w:gridCol w:w="3125"/>
@@ -29337,7 +29428,7 @@
       <w:pPr>
         <w:pStyle w:val="Heading1"/>
       </w:pPr>
-      <w:bookmarkStart w:id="33" w:name="_Toc243697181"/>
+      <w:bookmarkStart w:id="33" w:name="_Toc243700242"/>
       <w:r>
         <w:lastRenderedPageBreak/>
         <w:t>6  Running and checking</w:t>
@@ -29620,7 +29711,15 @@
         <w:sz w:val="16"/>
         <w:szCs w:val="16"/>
       </w:rPr>
-      <w:t>Dateroem Wood Sales - System Documentation</w:t>
+      <w:t>Dateroem Wood Sales - System Documentatio</w:t>
+    </w:r>
+    <w:r>
+      <w:rPr>
+        <w:color w:val="5F6B66"/>
+        <w:sz w:val="16"/>
+        <w:szCs w:val="16"/>
+      </w:rPr>
+      <w:t>n</w:t>
     </w:r>
     <w:r>
       <w:rPr>
@@ -29651,10 +29750,72 @@
 <file path=word/numbering.xml><?xml version="1.0" encoding="utf-8"?>
 <w:numbering xmlns:wpc="http://schemas.microsoft.com/office/word/2010/wordprocessingCanvas" xmlns:cx="http://schemas.microsoft.com/office/drawing/2014/chartex" xmlns:cx1="http://schemas.microsoft.com/office/drawing/2015/9/8/chartex" xmlns:mc="http://schemas.openxmlformats.org/markup-compatibility/2006" xmlns:o="urn:schemas-microsoft-com:office:office" xmlns:r="http://schemas.openxmlformats.org/officeDocument/2006/relationships" xmlns:m="http://schemas.openxmlformats.org/officeDocument/2006/math" xmlns:v="urn:schemas-microsoft-com:vml" xmlns:wp14="http://schemas.microsoft.com/office/word/2010/wordprocessingDrawing" xmlns:wp="http://schemas.openxmlformats.org/drawingml/2006/wordprocessingDrawing" xmlns:w10="urn:schemas-microsoft-com:office:word" xmlns:w="http://schemas.openxmlformats.org/wordprocessingml/2006/main" xmlns:w14="http://schemas.microsoft.com/office/word/2010/wordml" xmlns:w15="http://schemas.microsoft.com/office/word/2012/wordml" xmlns:w16se="http://schemas.microsoft.com/office/word/2015/wordml/symex" xmlns:wpg="http://schemas.microsoft.com/office/word/2010/wordprocessingGroup" xmlns:wpi="http://schemas.microsoft.com/office/word/2010/wordprocessingInk" xmlns:wne="http://schemas.microsoft.com/office/word/2006/wordml" xmlns:wps="http://schemas.microsoft.com/office/word/2010/wordprocessingShape" mc:Ignorable="w14 w15 w16se wp14">
   <w:abstractNum w:abstractNumId="0" w15:restartNumberingAfterBreak="0">
-    <w:nsid w:val="073825AA"/>
+    <w:nsid w:val="15C727FE"/>
     <w:multiLevelType w:val="hybridMultilevel"/>
-    <w:tmpl w:val="5B9850A0"/>
-    <w:lvl w:ilvl="0" w:tplc="8820992A">
+    <w:tmpl w:val="E86AC11E"/>
+    <w:lvl w:ilvl="0" w:tplc="4B08BEAE" w:tentative="1">
+      <w:start w:val="1"/>
+      <w:numFmt w:val="decimal"/>
+      <w:lvlText w:val="%1."/>
+      <w:lvlJc w:val="left"/>
+      <w:pPr>
+        <w:ind w:left="540" w:hanging="300"/>
+      </w:pPr>
+    </w:lvl>
+    <w:lvl w:ilvl="1" w:tplc="C11A9F50" w:tentative="1">
+      <w:start w:val="1"/>
+      <w:numFmt w:val="lowerLetter"/>
+      <w:lvlText w:val="%2."/>
+      <w:lvlJc w:val="left"/>
+      <w:pPr>
+        <w:ind w:left="940" w:hanging="300"/>
+      </w:pPr>
+    </w:lvl>
+    <w:lvl w:ilvl="2" w:tplc="63CE6E0E" w:tentative="1">
+      <w:start w:val="1"/>
+      <w:numFmt w:val="lowerRoman"/>
+      <w:lvlText w:val="%3."/>
+      <w:lvlJc w:val="left"/>
+      <w:pPr>
+        <w:ind w:left="1340" w:hanging="300"/>
+      </w:pPr>
+    </w:lvl>
+    <w:lvl w:ilvl="3" w:tplc="8196E246">
+      <w:numFmt w:val="decimal"/>
+      <w:lvlText w:val=""/>
+      <w:lvlJc w:val="left"/>
+    </w:lvl>
+    <w:lvl w:ilvl="4" w:tplc="56B4ADD6">
+      <w:numFmt w:val="decimal"/>
+      <w:lvlText w:val=""/>
+      <w:lvlJc w:val="left"/>
+    </w:lvl>
+    <w:lvl w:ilvl="5" w:tplc="9EA4A1A4">
+      <w:numFmt w:val="decimal"/>
+      <w:lvlText w:val=""/>
+      <w:lvlJc w:val="left"/>
+    </w:lvl>
+    <w:lvl w:ilvl="6" w:tplc="7C3211FE">
+      <w:numFmt w:val="decimal"/>
+      <w:lvlText w:val=""/>
+      <w:lvlJc w:val="left"/>
+    </w:lvl>
+    <w:lvl w:ilvl="7" w:tplc="799E3EF2">
+      <w:numFmt w:val="decimal"/>
+      <w:lvlText w:val=""/>
+      <w:lvlJc w:val="left"/>
+    </w:lvl>
+    <w:lvl w:ilvl="8" w:tplc="1BDE5DAC">
+      <w:numFmt w:val="decimal"/>
+      <w:lvlText w:val=""/>
+      <w:lvlJc w:val="left"/>
+    </w:lvl>
+  </w:abstractNum>
+  <w:abstractNum w:abstractNumId="1" w15:restartNumberingAfterBreak="0">
+    <w:nsid w:val="2F75676E"/>
+    <w:multiLevelType w:val="hybridMultilevel"/>
+    <w:tmpl w:val="46E06B9A"/>
+    <w:lvl w:ilvl="0" w:tplc="70422EFC">
       <w:start w:val="1"/>
       <w:numFmt w:val="bullet"/>
       <w:lvlText w:val="•"/>
@@ -29663,7 +29824,7 @@
         <w:ind w:left="540" w:hanging="300"/>
       </w:pPr>
     </w:lvl>
-    <w:lvl w:ilvl="1" w:tplc="567AF058" w:tentative="1">
+    <w:lvl w:ilvl="1" w:tplc="D794F2A0" w:tentative="1">
       <w:start w:val="1"/>
       <w:numFmt w:val="bullet"/>
       <w:lvlText w:val="–"/>
@@ -29672,7 +29833,7 @@
         <w:ind w:left="940" w:hanging="300"/>
       </w:pPr>
     </w:lvl>
-    <w:lvl w:ilvl="2" w:tplc="0EFE7D30" w:tentative="1">
+    <w:lvl w:ilvl="2" w:tplc="A5FAE2B6" w:tentative="1">
       <w:start w:val="1"/>
       <w:numFmt w:val="bullet"/>
       <w:lvlText w:val="◦"/>
@@ -29681,104 +29842,42 @@
         <w:ind w:left="1340" w:hanging="300"/>
       </w:pPr>
     </w:lvl>
-    <w:lvl w:ilvl="3" w:tplc="20B06654">
+    <w:lvl w:ilvl="3" w:tplc="065656D6">
       <w:numFmt w:val="decimal"/>
       <w:lvlText w:val=""/>
       <w:lvlJc w:val="left"/>
     </w:lvl>
-    <w:lvl w:ilvl="4" w:tplc="340897C0">
+    <w:lvl w:ilvl="4" w:tplc="B6427B34">
       <w:numFmt w:val="decimal"/>
       <w:lvlText w:val=""/>
       <w:lvlJc w:val="left"/>
     </w:lvl>
-    <w:lvl w:ilvl="5" w:tplc="39D27994">
+    <w:lvl w:ilvl="5" w:tplc="EF402B70">
       <w:numFmt w:val="decimal"/>
       <w:lvlText w:val=""/>
       <w:lvlJc w:val="left"/>
     </w:lvl>
-    <w:lvl w:ilvl="6" w:tplc="BEE4EC7C">
+    <w:lvl w:ilvl="6" w:tplc="CBD05EB0">
       <w:numFmt w:val="decimal"/>
       <w:lvlText w:val=""/>
       <w:lvlJc w:val="left"/>
     </w:lvl>
-    <w:lvl w:ilvl="7" w:tplc="0A60761C">
+    <w:lvl w:ilvl="7" w:tplc="D9201C48">
       <w:numFmt w:val="decimal"/>
       <w:lvlText w:val=""/>
       <w:lvlJc w:val="left"/>
     </w:lvl>
-    <w:lvl w:ilvl="8" w:tplc="AEFA188A">
-      <w:numFmt w:val="decimal"/>
-      <w:lvlText w:val=""/>
-      <w:lvlJc w:val="left"/>
-    </w:lvl>
-  </w:abstractNum>
-  <w:abstractNum w:abstractNumId="1" w15:restartNumberingAfterBreak="0">
-    <w:nsid w:val="6A980D89"/>
-    <w:multiLevelType w:val="hybridMultilevel"/>
-    <w:tmpl w:val="C1428268"/>
-    <w:lvl w:ilvl="0" w:tplc="468E2DC0" w:tentative="1">
-      <w:start w:val="1"/>
-      <w:numFmt w:val="decimal"/>
-      <w:lvlText w:val="%1."/>
-      <w:lvlJc w:val="left"/>
-      <w:pPr>
-        <w:ind w:left="540" w:hanging="300"/>
-      </w:pPr>
-    </w:lvl>
-    <w:lvl w:ilvl="1" w:tplc="8B8272D4" w:tentative="1">
-      <w:start w:val="1"/>
-      <w:numFmt w:val="lowerLetter"/>
-      <w:lvlText w:val="%2."/>
-      <w:lvlJc w:val="left"/>
-      <w:pPr>
-        <w:ind w:left="940" w:hanging="300"/>
-      </w:pPr>
-    </w:lvl>
-    <w:lvl w:ilvl="2" w:tplc="BF885340" w:tentative="1">
-      <w:start w:val="1"/>
-      <w:numFmt w:val="lowerRoman"/>
-      <w:lvlText w:val="%3."/>
-      <w:lvlJc w:val="left"/>
-      <w:pPr>
-        <w:ind w:left="1340" w:hanging="300"/>
-      </w:pPr>
-    </w:lvl>
-    <w:lvl w:ilvl="3" w:tplc="1E5E85A0">
-      <w:numFmt w:val="decimal"/>
-      <w:lvlText w:val=""/>
-      <w:lvlJc w:val="left"/>
-    </w:lvl>
-    <w:lvl w:ilvl="4" w:tplc="CAD4A104">
-      <w:numFmt w:val="decimal"/>
-      <w:lvlText w:val=""/>
-      <w:lvlJc w:val="left"/>
-    </w:lvl>
-    <w:lvl w:ilvl="5" w:tplc="8E6AFBC6">
-      <w:numFmt w:val="decimal"/>
-      <w:lvlText w:val=""/>
-      <w:lvlJc w:val="left"/>
-    </w:lvl>
-    <w:lvl w:ilvl="6" w:tplc="9FD40A6E">
-      <w:numFmt w:val="decimal"/>
-      <w:lvlText w:val=""/>
-      <w:lvlJc w:val="left"/>
-    </w:lvl>
-    <w:lvl w:ilvl="7" w:tplc="A2FAEBD2">
-      <w:numFmt w:val="decimal"/>
-      <w:lvlText w:val=""/>
-      <w:lvlJc w:val="left"/>
-    </w:lvl>
-    <w:lvl w:ilvl="8" w:tplc="8EFCED16">
+    <w:lvl w:ilvl="8" w:tplc="72A6C2FE">
       <w:numFmt w:val="decimal"/>
       <w:lvlText w:val=""/>
       <w:lvlJc w:val="left"/>
     </w:lvl>
   </w:abstractNum>
   <w:abstractNum w:abstractNumId="2" w15:restartNumberingAfterBreak="0">
-    <w:nsid w:val="7F5544A0"/>
+    <w:nsid w:val="34EC0348"/>
     <w:multiLevelType w:val="hybridMultilevel"/>
-    <w:tmpl w:val="DE0E612E"/>
-    <w:lvl w:ilvl="0" w:tplc="BAAE549A" w:tentative="1">
+    <w:tmpl w:val="41FCBED8"/>
+    <w:lvl w:ilvl="0" w:tplc="DE84EB44" w:tentative="1">
       <w:start w:val="1"/>
       <w:numFmt w:val="bullet"/>
       <w:lvlText w:val="●"/>
@@ -29787,7 +29886,7 @@
         <w:ind w:left="720" w:hanging="360"/>
       </w:pPr>
     </w:lvl>
-    <w:lvl w:ilvl="1" w:tplc="1424E59A" w:tentative="1">
+    <w:lvl w:ilvl="1" w:tplc="27F8CB0A" w:tentative="1">
       <w:start w:val="1"/>
       <w:numFmt w:val="bullet"/>
       <w:lvlText w:val="○"/>
@@ -29796,7 +29895,7 @@
         <w:ind w:left="1440" w:hanging="360"/>
       </w:pPr>
     </w:lvl>
-    <w:lvl w:ilvl="2" w:tplc="CE8AFAC8" w:tentative="1">
+    <w:lvl w:ilvl="2" w:tplc="C4F46BDC" w:tentative="1">
       <w:start w:val="1"/>
       <w:numFmt w:val="bullet"/>
       <w:lvlText w:val="■"/>
@@ -29805,7 +29904,7 @@
         <w:ind w:left="2160" w:hanging="360"/>
       </w:pPr>
     </w:lvl>
-    <w:lvl w:ilvl="3" w:tplc="6FEE5536" w:tentative="1">
+    <w:lvl w:ilvl="3" w:tplc="40AC8A6E" w:tentative="1">
       <w:start w:val="1"/>
       <w:numFmt w:val="bullet"/>
       <w:lvlText w:val="●"/>
@@ -29814,7 +29913,7 @@
         <w:ind w:left="2880" w:hanging="360"/>
       </w:pPr>
     </w:lvl>
-    <w:lvl w:ilvl="4" w:tplc="80A828C6" w:tentative="1">
+    <w:lvl w:ilvl="4" w:tplc="2EB66C3C" w:tentative="1">
       <w:start w:val="1"/>
       <w:numFmt w:val="bullet"/>
       <w:lvlText w:val="○"/>
@@ -29823,7 +29922,7 @@
         <w:ind w:left="3600" w:hanging="360"/>
       </w:pPr>
     </w:lvl>
-    <w:lvl w:ilvl="5" w:tplc="8B32873A" w:tentative="1">
+    <w:lvl w:ilvl="5" w:tplc="CCA681D0" w:tentative="1">
       <w:start w:val="1"/>
       <w:numFmt w:val="bullet"/>
       <w:lvlText w:val="■"/>
@@ -29832,7 +29931,7 @@
         <w:ind w:left="4320" w:hanging="360"/>
       </w:pPr>
     </w:lvl>
-    <w:lvl w:ilvl="6" w:tplc="51FC9B42" w:tentative="1">
+    <w:lvl w:ilvl="6" w:tplc="99944984" w:tentative="1">
       <w:start w:val="1"/>
       <w:numFmt w:val="bullet"/>
       <w:lvlText w:val="●"/>
@@ -29841,7 +29940,7 @@
         <w:ind w:left="5040" w:hanging="360"/>
       </w:pPr>
     </w:lvl>
-    <w:lvl w:ilvl="7" w:tplc="B1C8E53A" w:tentative="1">
+    <w:lvl w:ilvl="7" w:tplc="AAA4007E" w:tentative="1">
       <w:start w:val="1"/>
       <w:numFmt w:val="bullet"/>
       <w:lvlText w:val="●"/>
@@ -29850,7 +29949,7 @@
         <w:ind w:left="5760" w:hanging="360"/>
       </w:pPr>
     </w:lvl>
-    <w:lvl w:ilvl="8" w:tplc="651A1514" w:tentative="1">
+    <w:lvl w:ilvl="8" w:tplc="2A6CFCC2" w:tentative="1">
       <w:start w:val="1"/>
       <w:numFmt w:val="bullet"/>
       <w:lvlText w:val="●"/>
@@ -29867,7 +29966,7 @@
     </w:lvlOverride>
   </w:num>
   <w:num w:numId="2">
-    <w:abstractNumId w:val="0"/>
+    <w:abstractNumId w:val="1"/>
     <w:lvlOverride w:ilvl="0">
       <w:startOverride w:val="1"/>
     </w:lvlOverride>
@@ -30496,7 +30595,7 @@
     <w:autoRedefine/>
     <w:uiPriority w:val="39"/>
     <w:unhideWhenUsed/>
-    <w:rsid w:val="00AD1982"/>
+    <w:rsid w:val="00F477B6"/>
     <w:pPr>
       <w:spacing w:after="100"/>
     </w:pPr>
@@ -30508,7 +30607,7 @@
     <w:autoRedefine/>
     <w:uiPriority w:val="39"/>
     <w:unhideWhenUsed/>
-    <w:rsid w:val="00AD1982"/>
+    <w:rsid w:val="00F477B6"/>
     <w:pPr>
       <w:spacing w:after="100"/>
       <w:ind w:left="210"/>

--- a/documentation/06 Desktop/Admin Server (BFF).docx
+++ b/documentation/06 Desktop/Admin Server (BFF).docx
@@ -1671,6 +1671,81 @@
           </w:p>
         </w:tc>
       </w:tr>
+      <w:tr>
+        <w:tblPrEx>
+          <w:tblCellMar>
+            <w:top w:w="0" w:type="dxa"/>
+            <w:bottom w:w="0" w:type="dxa"/>
+          </w:tblCellMar>
+        </w:tblPrEx>
+        <w:tc>
+          <w:tcPr>
+            <w:tcW w:w="1300" w:type="dxa"/>
+            <w:tcMar>
+              <w:top w:w="50" w:type="dxa"/>
+              <w:left w:w="90" w:type="dxa"/>
+              <w:bottom w:w="50" w:type="dxa"/>
+              <w:right w:w="90" w:type="dxa"/>
+            </w:tcMar>
+          </w:tcPr>
+          <w:p>
+            <w:r>
+              <w:rPr>
+                <w:sz w:val="19"/>
+                <w:szCs w:val="19"/>
+              </w:rPr>
+              <w:t>1.1</w:t>
+            </w:r>
+          </w:p>
+        </w:tc>
+        <w:tc>
+          <w:tcPr>
+            <w:tcW w:w="1900" w:type="dxa"/>
+            <w:tcMar>
+              <w:top w:w="50" w:type="dxa"/>
+              <w:left w:w="90" w:type="dxa"/>
+              <w:bottom w:w="50" w:type="dxa"/>
+              <w:right w:w="90" w:type="dxa"/>
+            </w:tcMar>
+          </w:tcPr>
+          <w:p>
+            <w:r>
+              <w:rPr>
+                <w:sz w:val="19"/>
+                <w:szCs w:val="19"/>
+              </w:rPr>
+              <w:t>24 October 2026</w:t>
+            </w:r>
+          </w:p>
+        </w:tc>
+        <w:tc>
+          <w:tcPr>
+            <w:tcW w:w="6438" w:type="dxa"/>
+            <w:tcMar>
+              <w:top w:w="50" w:type="dxa"/>
+              <w:left w:w="90" w:type="dxa"/>
+              <w:bottom w:w="50" w:type="dxa"/>
+              <w:right w:w="90" w:type="dxa"/>
+            </w:tcMar>
+          </w:tcPr>
+          <w:p>
+            <w:r>
+              <w:rPr>
+                <w:sz w:val="19"/>
+                <w:szCs w:val="19"/>
+              </w:rPr>
+              <w:t>Named: app/core/profile_photos.py saves a profile photo (squared, at most 1 MB) as media/profiles/u&lt;id&gt;-&lt;rando</w:t>
+            </w:r>
+            <w:r>
+              <w:rPr>
+                <w:sz w:val="19"/>
+                <w:szCs w:val="19"/>
+              </w:rPr>
+              <w:t>m&gt;.jpg and deletes the old one. (its media folder is four levels up from the file).</w:t>
+            </w:r>
+          </w:p>
+        </w:tc>
+      </w:tr>
     </w:tbl>
     <w:p>
       <w:pPr>
@@ -1682,15 +1757,7 @@
           <w:sz w:val="20"/>
           <w:szCs w:val="20"/>
         </w:rPr>
-        <w:t>Keep this document up to date: when a feature, setting or server changes, edit the matching section here and add a line to the tab</w:t>
-      </w:r>
-      <w:r>
-        <w:rPr>
-          <w:color w:val="5F6B66"/>
-          <w:sz w:val="20"/>
-          <w:szCs w:val="20"/>
-        </w:rPr>
-        <w:t>le above.</w:t>
+        <w:t>Keep this document up to date: when a feature, setting or server changes, edit the matching section here and add a line to the table above.</w:t>
       </w:r>
     </w:p>
     <w:p>
@@ -1711,7 +1778,7 @@
     <w:sdt>
       <w:sdtPr>
         <w:alias w:val="Contents"/>
-        <w:id w:val="386694590"/>
+        <w:id w:val="-1303996865"/>
       </w:sdtPr>
       <w:sdtEndPr/>
       <w:sdtContent>
@@ -1738,7 +1805,7 @@
           <w:r>
             <w:fldChar w:fldCharType="separate"/>
           </w:r>
-          <w:hyperlink w:anchor="_Toc243700210" w:history="1">
+          <w:hyperlink w:anchor="_Toc243725371" w:history="1">
             <w:r>
               <w:rPr>
                 <w:rStyle w:val="Hyperlink"/>
@@ -1762,7 +1829,7 @@
               <w:rPr>
                 <w:noProof/>
               </w:rPr>
-              <w:instrText xml:space="preserve"> PAGEREF _Toc243700210 \h </w:instrText>
+              <w:instrText xml:space="preserve"> PAGEREF _Toc243725371 \h </w:instrText>
             </w:r>
             <w:r>
               <w:rPr>
@@ -1803,7 +1870,7 @@
               <w:szCs w:val="22"/>
             </w:rPr>
           </w:pPr>
-          <w:hyperlink w:anchor="_Toc243700211" w:history="1">
+          <w:hyperlink w:anchor="_Toc243725372" w:history="1">
             <w:r>
               <w:rPr>
                 <w:rStyle w:val="Hyperlink"/>
@@ -1827,7 +1894,7 @@
               <w:rPr>
                 <w:noProof/>
               </w:rPr>
-              <w:instrText xml:space="preserve"> PAGEREF _Toc243700211 \h </w:instrText>
+              <w:instrText xml:space="preserve"> PAGEREF _Toc243725372 \h </w:instrText>
             </w:r>
             <w:r>
               <w:rPr>
@@ -1868,7 +1935,7 @@
               <w:szCs w:val="22"/>
             </w:rPr>
           </w:pPr>
-          <w:hyperlink w:anchor="_Toc243700212" w:history="1">
+          <w:hyperlink w:anchor="_Toc243725373" w:history="1">
             <w:r>
               <w:rPr>
                 <w:rStyle w:val="Hyperlink"/>
@@ -1892,7 +1959,7 @@
               <w:rPr>
                 <w:noProof/>
               </w:rPr>
-              <w:instrText xml:space="preserve"> PAGEREF _Toc243700212 \h </w:instrText>
+              <w:instrText xml:space="preserve"> PAGEREF _Toc243725373 \h </w:instrText>
             </w:r>
             <w:r>
               <w:rPr>
@@ -1933,7 +2000,7 @@
               <w:szCs w:val="22"/>
             </w:rPr>
           </w:pPr>
-          <w:hyperlink w:anchor="_Toc243700213" w:history="1">
+          <w:hyperlink w:anchor="_Toc243725374" w:history="1">
             <w:r>
               <w:rPr>
                 <w:rStyle w:val="Hyperlink"/>
@@ -1957,7 +2024,7 @@
               <w:rPr>
                 <w:noProof/>
               </w:rPr>
-              <w:instrText xml:space="preserve"> PAGEREF _Toc243700213 \h </w:instrText>
+              <w:instrText xml:space="preserve"> PAGEREF _Toc243725374 \h </w:instrText>
             </w:r>
             <w:r>
               <w:rPr>
@@ -1998,7 +2065,7 @@
               <w:szCs w:val="22"/>
             </w:rPr>
           </w:pPr>
-          <w:hyperlink w:anchor="_Toc243700214" w:history="1">
+          <w:hyperlink w:anchor="_Toc243725375" w:history="1">
             <w:r>
               <w:rPr>
                 <w:rStyle w:val="Hyperlink"/>
@@ -2022,7 +2089,7 @@
               <w:rPr>
                 <w:noProof/>
               </w:rPr>
-              <w:instrText xml:space="preserve"> PAGEREF _Toc243700214 \h </w:instrText>
+              <w:instrText xml:space="preserve"> PAGEREF _Toc243725375 \h </w:instrText>
             </w:r>
             <w:r>
               <w:rPr>
@@ -2063,7 +2130,7 @@
               <w:szCs w:val="22"/>
             </w:rPr>
           </w:pPr>
-          <w:hyperlink w:anchor="_Toc243700215" w:history="1">
+          <w:hyperlink w:anchor="_Toc243725376" w:history="1">
             <w:r>
               <w:rPr>
                 <w:rStyle w:val="Hyperlink"/>
@@ -2087,7 +2154,7 @@
               <w:rPr>
                 <w:noProof/>
               </w:rPr>
-              <w:instrText xml:space="preserve"> PAGEREF _Toc243700215 \h </w:instrText>
+              <w:instrText xml:space="preserve"> PAGEREF _Toc243725376 \h </w:instrText>
             </w:r>
             <w:r>
               <w:rPr>
@@ -2128,7 +2195,7 @@
               <w:szCs w:val="22"/>
             </w:rPr>
           </w:pPr>
-          <w:hyperlink w:anchor="_Toc243700216" w:history="1">
+          <w:hyperlink w:anchor="_Toc243725377" w:history="1">
             <w:r>
               <w:rPr>
                 <w:rStyle w:val="Hyperlink"/>
@@ -2152,7 +2219,7 @@
               <w:rPr>
                 <w:noProof/>
               </w:rPr>
-              <w:instrText xml:space="preserve"> PAGEREF _Toc243700216 \h </w:instrText>
+              <w:instrText xml:space="preserve"> PAGEREF _Toc243725377 \h </w:instrText>
             </w:r>
             <w:r>
               <w:rPr>
@@ -2193,7 +2260,7 @@
               <w:szCs w:val="22"/>
             </w:rPr>
           </w:pPr>
-          <w:hyperlink w:anchor="_Toc243700217" w:history="1">
+          <w:hyperlink w:anchor="_Toc243725378" w:history="1">
             <w:r>
               <w:rPr>
                 <w:rStyle w:val="Hyperlink"/>
@@ -2217,7 +2284,7 @@
               <w:rPr>
                 <w:noProof/>
               </w:rPr>
-              <w:instrText xml:space="preserve"> PAGEREF _Toc243700217 \h </w:instrText>
+              <w:instrText xml:space="preserve"> PAGEREF _Toc243725378 \h </w:instrText>
             </w:r>
             <w:r>
               <w:rPr>
@@ -2258,7 +2325,7 @@
               <w:szCs w:val="22"/>
             </w:rPr>
           </w:pPr>
-          <w:hyperlink w:anchor="_Toc243700218" w:history="1">
+          <w:hyperlink w:anchor="_Toc243725379" w:history="1">
             <w:r>
               <w:rPr>
                 <w:rStyle w:val="Hyperlink"/>
@@ -2282,7 +2349,7 @@
               <w:rPr>
                 <w:noProof/>
               </w:rPr>
-              <w:instrText xml:space="preserve"> PAGEREF _Toc243700218 \h </w:instrText>
+              <w:instrText xml:space="preserve"> PAGEREF _Toc243725379 \h </w:instrText>
             </w:r>
             <w:r>
               <w:rPr>
@@ -2323,7 +2390,7 @@
               <w:szCs w:val="22"/>
             </w:rPr>
           </w:pPr>
-          <w:hyperlink w:anchor="_Toc243700219" w:history="1">
+          <w:hyperlink w:anchor="_Toc243725380" w:history="1">
             <w:r>
               <w:rPr>
                 <w:rStyle w:val="Hyperlink"/>
@@ -2347,7 +2414,7 @@
               <w:rPr>
                 <w:noProof/>
               </w:rPr>
-              <w:instrText xml:space="preserve"> PAGEREF _Toc243700219 \h </w:instrText>
+              <w:instrText xml:space="preserve"> PAGEREF _Toc243725380 \h </w:instrText>
             </w:r>
             <w:r>
               <w:rPr>
@@ -2388,7 +2455,7 @@
               <w:szCs w:val="22"/>
             </w:rPr>
           </w:pPr>
-          <w:hyperlink w:anchor="_Toc243700220" w:history="1">
+          <w:hyperlink w:anchor="_Toc243725381" w:history="1">
             <w:r>
               <w:rPr>
                 <w:rStyle w:val="Hyperlink"/>
@@ -2412,7 +2479,7 @@
               <w:rPr>
                 <w:noProof/>
               </w:rPr>
-              <w:instrText xml:space="preserve"> PAGEREF _Toc243700220 \h </w:instrText>
+              <w:instrText xml:space="preserve"> PAGEREF _Toc243725381 \h </w:instrText>
             </w:r>
             <w:r>
               <w:rPr>
@@ -2453,7 +2520,7 @@
               <w:szCs w:val="22"/>
             </w:rPr>
           </w:pPr>
-          <w:hyperlink w:anchor="_Toc243700221" w:history="1">
+          <w:hyperlink w:anchor="_Toc243725382" w:history="1">
             <w:r>
               <w:rPr>
                 <w:rStyle w:val="Hyperlink"/>
@@ -2477,7 +2544,7 @@
               <w:rPr>
                 <w:noProof/>
               </w:rPr>
-              <w:instrText xml:space="preserve"> PAGEREF _Toc243700221 \h </w:instrText>
+              <w:instrText xml:space="preserve"> PAGEREF _Toc243725382 \h </w:instrText>
             </w:r>
             <w:r>
               <w:rPr>
@@ -2518,7 +2585,7 @@
               <w:szCs w:val="22"/>
             </w:rPr>
           </w:pPr>
-          <w:hyperlink w:anchor="_Toc243700222" w:history="1">
+          <w:hyperlink w:anchor="_Toc243725383" w:history="1">
             <w:r>
               <w:rPr>
                 <w:rStyle w:val="Hyperlink"/>
@@ -2542,7 +2609,7 @@
               <w:rPr>
                 <w:noProof/>
               </w:rPr>
-              <w:instrText xml:space="preserve"> PAGEREF _Toc243700222 \h </w:instrText>
+              <w:instrText xml:space="preserve"> PAGEREF _Toc243725383 \h </w:instrText>
             </w:r>
             <w:r>
               <w:rPr>
@@ -2583,7 +2650,7 @@
               <w:szCs w:val="22"/>
             </w:rPr>
           </w:pPr>
-          <w:hyperlink w:anchor="_Toc243700223" w:history="1">
+          <w:hyperlink w:anchor="_Toc243725384" w:history="1">
             <w:r>
               <w:rPr>
                 <w:rStyle w:val="Hyperlink"/>
@@ -2607,7 +2674,7 @@
               <w:rPr>
                 <w:noProof/>
               </w:rPr>
-              <w:instrText xml:space="preserve"> PAGEREF _Toc243700223 \h </w:instrText>
+              <w:instrText xml:space="preserve"> PAGEREF _Toc243725384 \h </w:instrText>
             </w:r>
             <w:r>
               <w:rPr>
@@ -2648,7 +2715,7 @@
               <w:szCs w:val="22"/>
             </w:rPr>
           </w:pPr>
-          <w:hyperlink w:anchor="_Toc243700224" w:history="1">
+          <w:hyperlink w:anchor="_Toc243725385" w:history="1">
             <w:r>
               <w:rPr>
                 <w:rStyle w:val="Hyperlink"/>
@@ -2672,7 +2739,7 @@
               <w:rPr>
                 <w:noProof/>
               </w:rPr>
-              <w:instrText xml:space="preserve"> PAGEREF _Toc243700224 \h </w:instrText>
+              <w:instrText xml:space="preserve"> PAGEREF _Toc243725385 \h </w:instrText>
             </w:r>
             <w:r>
               <w:rPr>
@@ -2713,7 +2780,7 @@
               <w:szCs w:val="22"/>
             </w:rPr>
           </w:pPr>
-          <w:hyperlink w:anchor="_Toc243700225" w:history="1">
+          <w:hyperlink w:anchor="_Toc243725386" w:history="1">
             <w:r>
               <w:rPr>
                 <w:rStyle w:val="Hyperlink"/>
@@ -2737,7 +2804,7 @@
               <w:rPr>
                 <w:noProof/>
               </w:rPr>
-              <w:instrText xml:space="preserve"> PAGEREF _Toc243700225 \h </w:instrText>
+              <w:instrText xml:space="preserve"> PAGEREF _Toc243725386 \h </w:instrText>
             </w:r>
             <w:r>
               <w:rPr>
@@ -2778,7 +2845,7 @@
               <w:szCs w:val="22"/>
             </w:rPr>
           </w:pPr>
-          <w:hyperlink w:anchor="_Toc243700226" w:history="1">
+          <w:hyperlink w:anchor="_Toc243725387" w:history="1">
             <w:r>
               <w:rPr>
                 <w:rStyle w:val="Hyperlink"/>
@@ -2802,7 +2869,7 @@
               <w:rPr>
                 <w:noProof/>
               </w:rPr>
-              <w:instrText xml:space="preserve"> PAGEREF _Toc243700226 \h </w:instrText>
+              <w:instrText xml:space="preserve"> PAGEREF _Toc243725387 \h </w:instrText>
             </w:r>
             <w:r>
               <w:rPr>
@@ -2843,7 +2910,7 @@
               <w:szCs w:val="22"/>
             </w:rPr>
           </w:pPr>
-          <w:hyperlink w:anchor="_Toc243700227" w:history="1">
+          <w:hyperlink w:anchor="_Toc243725388" w:history="1">
             <w:r>
               <w:rPr>
                 <w:rStyle w:val="Hyperlink"/>
@@ -2867,7 +2934,7 @@
               <w:rPr>
                 <w:noProof/>
               </w:rPr>
-              <w:instrText xml:space="preserve"> PAGEREF _Toc243700227 \h </w:instrText>
+              <w:instrText xml:space="preserve"> PAGEREF _Toc243725388 \h </w:instrText>
             </w:r>
             <w:r>
               <w:rPr>
@@ -2908,7 +2975,7 @@
               <w:szCs w:val="22"/>
             </w:rPr>
           </w:pPr>
-          <w:hyperlink w:anchor="_Toc243700228" w:history="1">
+          <w:hyperlink w:anchor="_Toc243725389" w:history="1">
             <w:r>
               <w:rPr>
                 <w:rStyle w:val="Hyperlink"/>
@@ -2932,7 +2999,7 @@
               <w:rPr>
                 <w:noProof/>
               </w:rPr>
-              <w:instrText xml:space="preserve"> PAGEREF _Toc243700228 \h </w:instrText>
+              <w:instrText xml:space="preserve"> PAGEREF _Toc243725389 \h </w:instrText>
             </w:r>
             <w:r>
               <w:rPr>
@@ -2973,7 +3040,7 @@
               <w:szCs w:val="22"/>
             </w:rPr>
           </w:pPr>
-          <w:hyperlink w:anchor="_Toc243700229" w:history="1">
+          <w:hyperlink w:anchor="_Toc243725390" w:history="1">
             <w:r>
               <w:rPr>
                 <w:rStyle w:val="Hyperlink"/>
@@ -2997,7 +3064,7 @@
               <w:rPr>
                 <w:noProof/>
               </w:rPr>
-              <w:instrText xml:space="preserve"> PAGEREF _Toc243700229 \h </w:instrText>
+              <w:instrText xml:space="preserve"> PAGEREF _Toc243725390 \h </w:instrText>
             </w:r>
             <w:r>
               <w:rPr>
@@ -3038,7 +3105,7 @@
               <w:szCs w:val="22"/>
             </w:rPr>
           </w:pPr>
-          <w:hyperlink w:anchor="_Toc243700230" w:history="1">
+          <w:hyperlink w:anchor="_Toc243725391" w:history="1">
             <w:r>
               <w:rPr>
                 <w:rStyle w:val="Hyperlink"/>
@@ -3062,7 +3129,7 @@
               <w:rPr>
                 <w:noProof/>
               </w:rPr>
-              <w:instrText xml:space="preserve"> PAGEREF _Toc243700230 \h </w:instrText>
+              <w:instrText xml:space="preserve"> PAGEREF _Toc243725391 \h </w:instrText>
             </w:r>
             <w:r>
               <w:rPr>
@@ -3103,7 +3170,7 @@
               <w:szCs w:val="22"/>
             </w:rPr>
           </w:pPr>
-          <w:hyperlink w:anchor="_Toc243700231" w:history="1">
+          <w:hyperlink w:anchor="_Toc243725392" w:history="1">
             <w:r>
               <w:rPr>
                 <w:rStyle w:val="Hyperlink"/>
@@ -3127,7 +3194,7 @@
               <w:rPr>
                 <w:noProof/>
               </w:rPr>
-              <w:instrText xml:space="preserve"> PAGEREF _Toc243700231 \h </w:instrText>
+              <w:instrText xml:space="preserve"> PAGEREF _Toc243725392 \h </w:instrText>
             </w:r>
             <w:r>
               <w:rPr>
@@ -3168,7 +3235,7 @@
               <w:szCs w:val="22"/>
             </w:rPr>
           </w:pPr>
-          <w:hyperlink w:anchor="_Toc243700232" w:history="1">
+          <w:hyperlink w:anchor="_Toc243725393" w:history="1">
             <w:r>
               <w:rPr>
                 <w:rStyle w:val="Hyperlink"/>
@@ -3192,7 +3259,7 @@
               <w:rPr>
                 <w:noProof/>
               </w:rPr>
-              <w:instrText xml:space="preserve"> PAGEREF _Toc243700232 \h </w:instrText>
+              <w:instrText xml:space="preserve"> PAGEREF _Toc243725393 \h </w:instrText>
             </w:r>
             <w:r>
               <w:rPr>
@@ -3233,7 +3300,7 @@
               <w:szCs w:val="22"/>
             </w:rPr>
           </w:pPr>
-          <w:hyperlink w:anchor="_Toc243700233" w:history="1">
+          <w:hyperlink w:anchor="_Toc243725394" w:history="1">
             <w:r>
               <w:rPr>
                 <w:rStyle w:val="Hyperlink"/>
@@ -3257,7 +3324,7 @@
               <w:rPr>
                 <w:noProof/>
               </w:rPr>
-              <w:instrText xml:space="preserve"> PAGEREF _Toc243700233 \h </w:instrText>
+              <w:instrText xml:space="preserve"> PAGEREF _Toc243725394 \h </w:instrText>
             </w:r>
             <w:r>
               <w:rPr>
@@ -3298,7 +3365,7 @@
               <w:szCs w:val="22"/>
             </w:rPr>
           </w:pPr>
-          <w:hyperlink w:anchor="_Toc243700234" w:history="1">
+          <w:hyperlink w:anchor="_Toc243725395" w:history="1">
             <w:r>
               <w:rPr>
                 <w:rStyle w:val="Hyperlink"/>
@@ -3322,7 +3389,7 @@
               <w:rPr>
                 <w:noProof/>
               </w:rPr>
-              <w:instrText xml:space="preserve"> PAGEREF _Toc243700234 \h </w:instrText>
+              <w:instrText xml:space="preserve"> PAGEREF _Toc243725395 \h </w:instrText>
             </w:r>
             <w:r>
               <w:rPr>
@@ -3363,7 +3430,7 @@
               <w:szCs w:val="22"/>
             </w:rPr>
           </w:pPr>
-          <w:hyperlink w:anchor="_Toc243700235" w:history="1">
+          <w:hyperlink w:anchor="_Toc243725396" w:history="1">
             <w:r>
               <w:rPr>
                 <w:rStyle w:val="Hyperlink"/>
@@ -3387,7 +3454,7 @@
               <w:rPr>
                 <w:noProof/>
               </w:rPr>
-              <w:instrText xml:space="preserve"> PAGEREF _Toc243700235 \h </w:instrText>
+              <w:instrText xml:space="preserve"> PAGEREF _Toc243725396 \h </w:instrText>
             </w:r>
             <w:r>
               <w:rPr>
@@ -3428,7 +3495,7 @@
               <w:szCs w:val="22"/>
             </w:rPr>
           </w:pPr>
-          <w:hyperlink w:anchor="_Toc243700236" w:history="1">
+          <w:hyperlink w:anchor="_Toc243725397" w:history="1">
             <w:r>
               <w:rPr>
                 <w:rStyle w:val="Hyperlink"/>
@@ -3452,7 +3519,7 @@
               <w:rPr>
                 <w:noProof/>
               </w:rPr>
-              <w:instrText xml:space="preserve"> PAGEREF _Toc243700236 \h </w:instrText>
+              <w:instrText xml:space="preserve"> PAGEREF _Toc243725397 \h </w:instrText>
             </w:r>
             <w:r>
               <w:rPr>
@@ -3493,7 +3560,7 @@
               <w:szCs w:val="22"/>
             </w:rPr>
           </w:pPr>
-          <w:hyperlink w:anchor="_Toc243700237" w:history="1">
+          <w:hyperlink w:anchor="_Toc243725398" w:history="1">
             <w:r>
               <w:rPr>
                 <w:rStyle w:val="Hyperlink"/>
@@ -3517,7 +3584,7 @@
               <w:rPr>
                 <w:noProof/>
               </w:rPr>
-              <w:instrText xml:space="preserve"> PAGEREF _Toc243700237 \h </w:instrText>
+              <w:instrText xml:space="preserve"> PAGEREF _Toc243725398 \h </w:instrText>
             </w:r>
             <w:r>
               <w:rPr>
@@ -3558,7 +3625,7 @@
               <w:szCs w:val="22"/>
             </w:rPr>
           </w:pPr>
-          <w:hyperlink w:anchor="_Toc243700238" w:history="1">
+          <w:hyperlink w:anchor="_Toc243725399" w:history="1">
             <w:r>
               <w:rPr>
                 <w:rStyle w:val="Hyperlink"/>
@@ -3582,7 +3649,7 @@
               <w:rPr>
                 <w:noProof/>
               </w:rPr>
-              <w:instrText xml:space="preserve"> PAGEREF _Toc243700238 \h </w:instrText>
+              <w:instrText xml:space="preserve"> PAGEREF _Toc243725399 \h </w:instrText>
             </w:r>
             <w:r>
               <w:rPr>
@@ -3623,7 +3690,7 @@
               <w:szCs w:val="22"/>
             </w:rPr>
           </w:pPr>
-          <w:hyperlink w:anchor="_Toc243700239" w:history="1">
+          <w:hyperlink w:anchor="_Toc243725400" w:history="1">
             <w:r>
               <w:rPr>
                 <w:rStyle w:val="Hyperlink"/>
@@ -3647,7 +3714,7 @@
               <w:rPr>
                 <w:noProof/>
               </w:rPr>
-              <w:instrText xml:space="preserve"> PAGEREF _Toc243700239 \h </w:instrText>
+              <w:instrText xml:space="preserve"> PAGEREF _Toc243725400 \h </w:instrText>
             </w:r>
             <w:r>
               <w:rPr>
@@ -3688,7 +3755,7 @@
               <w:szCs w:val="22"/>
             </w:rPr>
           </w:pPr>
-          <w:hyperlink w:anchor="_Toc243700240" w:history="1">
+          <w:hyperlink w:anchor="_Toc243725401" w:history="1">
             <w:r>
               <w:rPr>
                 <w:rStyle w:val="Hyperlink"/>
@@ -3712,7 +3779,7 @@
               <w:rPr>
                 <w:noProof/>
               </w:rPr>
-              <w:instrText xml:space="preserve"> PAGEREF _Toc243700240 \h </w:instrText>
+              <w:instrText xml:space="preserve"> PAGEREF _Toc243725401 \h </w:instrText>
             </w:r>
             <w:r>
               <w:rPr>
@@ -3753,7 +3820,7 @@
               <w:szCs w:val="22"/>
             </w:rPr>
           </w:pPr>
-          <w:hyperlink w:anchor="_Toc243700241" w:history="1">
+          <w:hyperlink w:anchor="_Toc243725402" w:history="1">
             <w:r>
               <w:rPr>
                 <w:rStyle w:val="Hyperlink"/>
@@ -3777,7 +3844,7 @@
               <w:rPr>
                 <w:noProof/>
               </w:rPr>
-              <w:instrText xml:space="preserve"> PAGEREF _Toc243700241 \h </w:instrText>
+              <w:instrText xml:space="preserve"> PAGEREF _Toc243725402 \h </w:instrText>
             </w:r>
             <w:r>
               <w:rPr>
@@ -3818,7 +3885,7 @@
               <w:szCs w:val="22"/>
             </w:rPr>
           </w:pPr>
-          <w:hyperlink w:anchor="_Toc243700242" w:history="1">
+          <w:hyperlink w:anchor="_Toc243725403" w:history="1">
             <w:r>
               <w:rPr>
                 <w:rStyle w:val="Hyperlink"/>
@@ -3842,7 +3909,7 @@
               <w:rPr>
                 <w:noProof/>
               </w:rPr>
-              <w:instrText xml:space="preserve"> PAGEREF _Toc243700242 \h </w:instrText>
+              <w:instrText xml:space="preserve"> PAGEREF _Toc243725403 \h </w:instrText>
             </w:r>
             <w:r>
               <w:rPr>
@@ -3885,7 +3952,7 @@
       <w:pPr>
         <w:pStyle w:val="Heading1"/>
       </w:pPr>
-      <w:bookmarkStart w:id="1" w:name="_Toc243700210"/>
+      <w:bookmarkStart w:id="1" w:name="_Toc243725371"/>
       <w:r>
         <w:lastRenderedPageBreak/>
         <w:t>1  Introduction</w:t>
@@ -4045,7 +4112,14 @@
                 <w:sz w:val="19"/>
                 <w:szCs w:val="19"/>
               </w:rPr>
-              <w:t>/root/fathersProject/admin_server_control/server (virtual environment in server/venv)</w:t>
+              <w:t>/root/fathersProject/admin_server_contr</w:t>
+            </w:r>
+            <w:r>
+              <w:rPr>
+                <w:sz w:val="19"/>
+                <w:szCs w:val="19"/>
+              </w:rPr>
+              <w:t>ol/server (virtual environment in server/venv)</w:t>
             </w:r>
           </w:p>
         </w:tc>
@@ -4375,7 +4449,7 @@
       <w:pPr>
         <w:pStyle w:val="Heading1"/>
       </w:pPr>
-      <w:bookmarkStart w:id="2" w:name="_Toc243700211"/>
+      <w:bookmarkStart w:id="2" w:name="_Toc243725372"/>
       <w:r>
         <w:lastRenderedPageBreak/>
         <w:t>2  How requests are identified</w:t>
@@ -4480,10 +4554,7 @@
         <w:t>app/core/request_context.py</w:t>
       </w:r>
       <w:r>
-        <w:t>), the same way the mobile server does. The backend's DesktopClientFilter then requires a token issued to an approved computer of an Admin or SuperAdmin and takes the acting user from it; an actin</w:t>
-      </w:r>
-      <w:r>
-        <w:t>g user id a route forwards is replaced.</w:t>
+        <w:t>), the same way the mobile server does. The backend's DesktopClientFilter then requires a token issued to an approved computer of an Admin or SuperAdmin and takes the acting user from it; an acting user id a route forwards is replaced.</w:t>
       </w:r>
     </w:p>
     <w:p>
@@ -4496,7 +4567,10 @@
         <w:spacing w:after="60" w:line="264" w:lineRule="auto"/>
       </w:pPr>
       <w:r>
-        <w:t>Admin-only backend endpoints (users, the database browser, payouts, loans, drop and refund) check the role on the backend; approving and blocking phones and computers is SuperAdmin only.</w:t>
+        <w:t>Admin-only backend e</w:t>
+      </w:r>
+      <w:r>
+        <w:t>ndpoints (users, the database browser, payouts, loans, drop and refund) check the role on the backend; approving and blocking phones and computers is SuperAdmin only.</w:t>
       </w:r>
     </w:p>
     <w:p>
@@ -4518,16 +4592,7 @@
           <w:sz w:val="19"/>
           <w:szCs w:val="19"/>
         </w:rPr>
-        <w:t>ap</w:t>
-      </w:r>
-      <w:r>
-        <w:rPr>
-          <w:rFonts w:ascii="Consolas" w:eastAsia="Consolas" w:hAnsi="Consolas" w:cs="Consolas"/>
-          <w:color w:val="3B3F3D"/>
-          <w:sz w:val="19"/>
-          <w:szCs w:val="19"/>
-        </w:rPr>
-        <w:t>p/routers/devices.py</w:t>
+        <w:t>app/routers/devices.py</w:t>
       </w:r>
       <w:r>
         <w:t>) and the computer routes (</w:t>
@@ -4539,7 +4604,16 @@
           <w:sz w:val="19"/>
           <w:szCs w:val="19"/>
         </w:rPr>
-        <w:t>app/routers/computers.py</w:t>
+        <w:t>app/routers/c</w:t>
+      </w:r>
+      <w:r>
+        <w:rPr>
+          <w:rFonts w:ascii="Consolas" w:eastAsia="Consolas" w:hAnsi="Consolas" w:cs="Consolas"/>
+          <w:color w:val="3B3F3D"/>
+          <w:sz w:val="19"/>
+          <w:szCs w:val="19"/>
+        </w:rPr>
+        <w:t>omputers.py</w:t>
       </w:r>
       <w:r>
         <w:t>, added 5 October 2026) forward only the token; the backend reads who acts from the verified token.</w:t>
@@ -4580,7 +4654,10 @@
         <w:spacing w:after="60" w:line="264" w:lineRule="auto"/>
       </w:pPr>
       <w:r>
-        <w:t>The showcase routes (</w:t>
+        <w:t>The s</w:t>
+      </w:r>
+      <w:r>
+        <w:t>howcase routes (</w:t>
       </w:r>
       <w:r>
         <w:rPr>
@@ -4604,13 +4681,10 @@
         <w:t>POST /showcase/upload</w:t>
       </w:r>
       <w:r>
-        <w:t xml:space="preserve"> saves a picture the des</w:t>
+        <w:t xml:space="preserve"> saves a picture the desktop app has already shrunk and sent as base64 JPEG: it first asks the backend who is signed in and accepts o</w:t>
       </w:r>
       <w:r>
-        <w:t>ktop app has already shrunk and sent as base64 JPEG: it first asks the backend who is signed in and accepts only a Marketer, Admin or SuperAdmin, then checks the data is a real JPEG (start and end markers) of at most 5 MB, and writes it to media/showcase u</w:t>
-      </w:r>
-      <w:r>
-        <w:t>nder a cleaned-up name; the other routes forward to the backend, which checks the role again.</w:t>
+        <w:t>nly a Marketer, Admin or SuperAdmin, then checks the data is a real JPEG (start and end markers) of at most 5 MB, and writes it to media/showcase under a cleaned-up name; the other routes forward to the backend, which checks the role again.</w:t>
       </w:r>
     </w:p>
     <w:p>
@@ -4623,7 +4697,10 @@
         <w:spacing w:after="60" w:line="264" w:lineRule="auto"/>
       </w:pPr>
       <w:r>
-        <w:t>The upload routes (</w:t>
+        <w:t>The upload rout</w:t>
+      </w:r>
+      <w:r>
+        <w:t>es (</w:t>
       </w:r>
       <w:r>
         <w:rPr>
@@ -4656,25 +4733,19 @@
           <w:sz w:val="19"/>
           <w:szCs w:val="19"/>
         </w:rPr>
-        <w:t>POST /uploa</w:t>
+        <w:t>POST /uploads/campaigns?name=&amp;kind=image|video&amp;extension=</w:t>
       </w:r>
       <w:r>
-        <w:rPr>
-          <w:rFonts w:ascii="Consolas" w:eastAsia="Consolas" w:hAnsi="Consolas" w:cs="Consolas"/>
-          <w:color w:val="3B3F3D"/>
-          <w:sz w:val="19"/>
-          <w:szCs w:val="19"/>
-        </w:rPr>
-        <w:t>ds/campaigns?name=&amp;kind=image|video&amp;extension=</w:t>
+        <w:t xml:space="preserve">) chosen on the desktop computer, sent as the file itself (not </w:t>
       </w:r>
       <w:r>
-        <w:t xml:space="preserve">) chosen on the desktop computer, sent as the file itself (not base64). Each first asks the backend who is signed in and accepts only an Admin or the SuperAdmin; then it reads the file in pieces and stops past </w:t>
+        <w:t>base64). Each first asks the backend who is signed in and accepts only an Admin or the SuperAdmin; then it reads the file in pieces and stops past the limit (photos 5 MB - the app has already shrunk them - videos 60 MB, error 413), checks it really is a JP</w:t>
       </w:r>
       <w:r>
-        <w:t xml:space="preserve">the limit (photos 5 MB - the app has already shrunk them - videos 60 MB, error 413), checks it really is a JPEG or a video of the kind its name says (mp4, mov, m4v and 3gp start with an ISO media header, webm with its own), and writes it to media/products </w:t>
+        <w:t>EG or a video of the kind its name says (mp4, mov, m4v and 3gp start with an ISO media header, webm with its own), and writes it to media/products or media/campaigns under a cleaned-up name with a random suffix. It returns the key (and for campaigns the me</w:t>
       </w:r>
       <w:r>
-        <w:t>or media/campaigns under a cleaned-up name with a random suffix. It returns the key (and for campaigns the media type) that the form then saves.</w:t>
+        <w:t>dia type) that the form then saves.</w:t>
       </w:r>
     </w:p>
     <w:p>
@@ -4711,10 +4782,7 @@
         <w:t>PUT /marketing/campaigns/{campaign_id}/products</w:t>
       </w:r>
       <w:r>
-        <w:t>, added 3 October 2026) se</w:t>
-      </w:r>
-      <w:r>
-        <w:t xml:space="preserve">rve the desktop "Products..." window; the </w:t>
+        <w:t xml:space="preserve">, added 3 October 2026) serve the desktop "Products..." window; the </w:t>
       </w:r>
       <w:r>
         <w:rPr>
@@ -4738,9 +4806,12 @@
       <w:pPr>
         <w:pStyle w:val="Heading2"/>
       </w:pPr>
-      <w:bookmarkStart w:id="3" w:name="_Toc243700212"/>
+      <w:bookmarkStart w:id="3" w:name="_Toc243725373"/>
       <w:r>
-        <w:t>2.1  Signing in</w:t>
+        <w:t>2.1  Signing i</w:t>
+      </w:r>
+      <w:r>
+        <w:t>n</w:t>
       </w:r>
       <w:bookmarkEnd w:id="3"/>
     </w:p>
@@ -4814,7 +4885,10 @@
         <w:t>Old copies</w:t>
       </w:r>
       <w:r>
-        <w:t xml:space="preserve"> - a sign-in without a computer proof, or from a copy older than </w:t>
+        <w:t xml:space="preserve"> - a sign-in without a computer proof, or </w:t>
+      </w:r>
+      <w:r>
+        <w:t xml:space="preserve">from a copy older than </w:t>
       </w:r>
       <w:r>
         <w:rPr>
@@ -4858,13 +4932,13 @@
         <w:t>app/core/sign_in_limit.py</w:t>
       </w:r>
       <w:r>
-        <w:t xml:space="preserve"> counts "Invalid username or password" answers per account and per address. After 5 within 15 minutes that pair gets 429 "Too many wrong passwords. Try again in N minutes." until the oldest of them is 15 minutes old; a correct s</w:t>
+        <w:t xml:space="preserve"> counts "Invalid username or password" answers per account and per address. After </w:t>
       </w:r>
       <w:r>
-        <w:t>ign-in clears the count. Behind Caddy on the same computer the visitor's address is read from X-Forwarded-For (through the ngrok tunnel every visitor arrives from the same address, so there the count is in effect per account); the counts are held in memory</w:t>
+        <w:t xml:space="preserve">5 within 15 minutes that pair gets 429 "Too many wrong passwords. Try again in N minutes." until the oldest of them is 15 minutes old; a correct sign-in clears the count. Behind Caddy on the same computer the visitor's address is read from X-Forwarded-For </w:t>
       </w:r>
       <w:r>
-        <w:t xml:space="preserve"> and cleared when the server restarts.</w:t>
+        <w:t>(through the ngrok tunnel every visitor arrives from the same address, so there the count is in effect per account); the counts are held in memory and cleared when the server restarts.</w:t>
       </w:r>
     </w:p>
     <w:p>
@@ -4876,7 +4950,7 @@
       <w:pPr>
         <w:pStyle w:val="Heading2"/>
       </w:pPr>
-      <w:bookmarkStart w:id="4" w:name="_Toc243700213"/>
+      <w:bookmarkStart w:id="4" w:name="_Toc243725374"/>
       <w:r>
         <w:lastRenderedPageBreak/>
         <w:t>2.2  Pictures</w:t>
@@ -4888,7 +4962,10 @@
         <w:spacing w:after="120" w:line="276" w:lineRule="auto"/>
       </w:pPr>
       <w:r>
-        <w:t>The backend gives image and media fields as its own loopback address (</w:t>
+        <w:t>The backend gives image and media fields as its own loop</w:t>
+      </w:r>
+      <w:r>
+        <w:t>back address (</w:t>
       </w:r>
       <w:r>
         <w:rPr>
@@ -4909,16 +4986,7 @@
           <w:sz w:val="19"/>
           <w:szCs w:val="19"/>
         </w:rPr>
-        <w:t>medi</w:t>
-      </w:r>
-      <w:r>
-        <w:rPr>
-          <w:rFonts w:ascii="Consolas" w:eastAsia="Consolas" w:hAnsi="Consolas" w:cs="Consolas"/>
-          <w:color w:val="3B3F3D"/>
-          <w:sz w:val="19"/>
-          <w:szCs w:val="19"/>
-        </w:rPr>
-        <w:t>a/...</w:t>
+        <w:t>media/...</w:t>
       </w:r>
       <w:r>
         <w:t xml:space="preserve"> and serves the shared </w:t>
@@ -4945,7 +5013,10 @@
         <w:t>/media</w:t>
       </w:r>
       <w:r>
-        <w:t>, so pictures load wherever the desktop app runs. The backend turns any of these forms back into the stored key when a form sends one back.</w:t>
+        <w:t>, so pictures load wherever the desktop app r</w:t>
+      </w:r>
+      <w:r>
+        <w:t>uns. The backend turns any of these forms back into the stored key when a form sends one back.</w:t>
       </w:r>
     </w:p>
     <w:p>
@@ -4966,10 +5037,10 @@
         <w:t xml:space="preserve">Security: </w:t>
       </w:r>
       <w:r>
-        <w:t>This server listens on all addresses (0.0</w:t>
+        <w:t xml:space="preserve">This server listens on all addresses (0.0.0.0) for WSL forwarding. Since 5 October 2026 every call needs a sign-in from an approved computer, so since </w:t>
       </w:r>
       <w:r>
-        <w:t xml:space="preserve">.0.0) for WSL forwarding. Since 5 October 2026 every call needs a sign-in from an approved computer, so since 5 October 2026 it is also reachable through the public tunnel at </w:t>
+        <w:t xml:space="preserve">5 October 2026 it is also reachable through the public tunnel at </w:t>
       </w:r>
       <w:r>
         <w:rPr>
@@ -4981,10 +5052,7 @@
         <w:t>/admin-api</w:t>
       </w:r>
       <w:r>
-        <w:t xml:space="preserve"> (Caddy removes the prefix). Its API description pages (/docs, /redoc, </w:t>
-      </w:r>
-      <w:r>
-        <w:t>/openapi.json) answer 404 there. When the servers move to a provider it gets its own HTTPS address.</w:t>
+        <w:t xml:space="preserve"> (Caddy removes the prefix). Its API description pages (/docs, /redoc, /openapi.json) answer 404 there. When the servers move to a provider it gets its own HTTPS address.</w:t>
       </w:r>
     </w:p>
     <w:p>
@@ -5041,10 +5109,7 @@
         <w:t>MEDIA_BASE_URL</w:t>
       </w:r>
       <w:r>
-        <w:t xml:space="preserve"> (the backend's media address to rewrite, default http://12</w:t>
-      </w:r>
-      <w:r>
-        <w:t xml:space="preserve">7.0.0.1:8000/media/) and </w:t>
+        <w:t xml:space="preserve"> (the backend's media address to rewrite, default http://127.0.0.1:8000/media/) and </w:t>
       </w:r>
       <w:r>
         <w:rPr>
@@ -5104,7 +5169,7 @@
       <w:pPr>
         <w:pStyle w:val="Heading1"/>
       </w:pPr>
-      <w:bookmarkStart w:id="5" w:name="_Toc243700214"/>
+      <w:bookmarkStart w:id="5" w:name="_Toc243725375"/>
       <w:r>
         <w:lastRenderedPageBreak/>
         <w:t>3  Errors</w:t>
@@ -5128,10 +5193,13 @@
         <w:t>app/core/backend_client.py</w:t>
       </w:r>
       <w:r>
-        <w:t xml:space="preserve"> never passes on technical details. A backend that can't be reached becomes 503 "We can't reach our server right now ...", a slow one 504, and any backend 500 becomes "Something went wrong on our side ..." - the real error goes to this server's log. A reas</w:t>
+        <w:t xml:space="preserve"> never passes on technical details. A backend that can't be reached becomes 503 "We can't reach our server right now ...", a slow one 504, an</w:t>
       </w:r>
       <w:r>
-        <w:t xml:space="preserve">on the backend wrote for people (any 4xx, or a deliberate 503 such as "Text messages are not set up yet.") passes through; a 4xx without one gets a plain sentence for its status. </w:t>
+        <w:t xml:space="preserve">d any backend 500 becomes "Something went wrong on our side ..." - the real error goes to this server's log. A reason the backend wrote for people (any 4xx, or a deliberate 503 such as "Text messages are not set up yet.") passes through; a 4xx without one </w:t>
+      </w:r>
+      <w:r>
+        <w:t xml:space="preserve">gets a plain sentence for its status. </w:t>
       </w:r>
       <w:r>
         <w:rPr>
@@ -5143,10 +5211,7 @@
         <w:t>app/main.py</w:t>
       </w:r>
       <w:r>
-        <w:t xml:space="preserve"> answers a request with fields that don't fit with one sentence (4</w:t>
-      </w:r>
-      <w:r>
-        <w:t>22) and anything unexpected with the calm 500, logging the trace.</w:t>
+        <w:t xml:space="preserve"> answers a request with fields that don't fit with one sentence (422) and anything unexpected with the calm 500, logging the trace.</w:t>
       </w:r>
     </w:p>
     <w:p>
@@ -5158,7 +5223,7 @@
       <w:pPr>
         <w:pStyle w:val="Heading1"/>
       </w:pPr>
-      <w:bookmarkStart w:id="6" w:name="_Toc243700215"/>
+      <w:bookmarkStart w:id="6" w:name="_Toc243725376"/>
       <w:r>
         <w:lastRenderedPageBreak/>
         <w:t>4  Routes</w:t>
@@ -5170,7 +5235,10 @@
         <w:spacing w:after="120" w:line="276" w:lineRule="auto"/>
       </w:pPr>
       <w:r>
-        <w:t>"Passes" shows the identity a route forwards itself. Since 5 October 2026 every route also passes the sign-in token, added by backend_client.</w:t>
+        <w:t>"Passes" shows the identity a route forwards itself. Since 5 Oc</w:t>
+      </w:r>
+      <w:r>
+        <w:t>tober 2026 every route also passes the sign-in token, added by backend_client.</w:t>
       </w:r>
     </w:p>
     <w:p>
@@ -5239,17 +5307,17 @@
         <w:t>/unretire</w:t>
       </w:r>
       <w:r>
-        <w:t xml:space="preserve"> serve the Products section; the API description pages are also off in the app itself, no</w:t>
+        <w:t xml:space="preserve"> ser</w:t>
       </w:r>
       <w:r>
-        <w:t>t only at the router.</w:t>
+        <w:t>ve the Products section; the API description pages are also off in the app itself, not only at the router.</w:t>
       </w:r>
     </w:p>
     <w:p>
       <w:pPr>
         <w:pStyle w:val="Heading2"/>
       </w:pPr>
-      <w:bookmarkStart w:id="7" w:name="_Toc243700216"/>
+      <w:bookmarkStart w:id="7" w:name="_Toc243725377"/>
       <w:r>
         <w:t>4.1  admin_data.py</w:t>
       </w:r>
@@ -5680,7 +5748,7 @@
       <w:pPr>
         <w:pStyle w:val="Heading2"/>
       </w:pPr>
-      <w:bookmarkStart w:id="8" w:name="_Toc243700217"/>
+      <w:bookmarkStart w:id="8" w:name="_Toc243725378"/>
       <w:r>
         <w:t>4.2  auth.py</w:t>
       </w:r>
@@ -7536,7 +7604,7 @@
       <w:pPr>
         <w:pStyle w:val="Heading2"/>
       </w:pPr>
-      <w:bookmarkStart w:id="9" w:name="_Toc243700218"/>
+      <w:bookmarkStart w:id="9" w:name="_Toc243725379"/>
       <w:r>
         <w:t>4.3  computers.py</w:t>
       </w:r>
@@ -8086,7 +8154,7 @@
       <w:pPr>
         <w:pStyle w:val="Heading2"/>
       </w:pPr>
-      <w:bookmarkStart w:id="10" w:name="_Toc243700219"/>
+      <w:bookmarkStart w:id="10" w:name="_Toc243725380"/>
       <w:r>
         <w:t>4.4  deliveries.py</w:t>
       </w:r>
@@ -10768,7 +10836,7 @@
       <w:pPr>
         <w:pStyle w:val="Heading2"/>
       </w:pPr>
-      <w:bookmarkStart w:id="11" w:name="_Toc243700220"/>
+      <w:bookmarkStart w:id="11" w:name="_Toc243725381"/>
       <w:r>
         <w:t>4.5  devices.py</w:t>
       </w:r>
@@ -11318,7 +11386,7 @@
       <w:pPr>
         <w:pStyle w:val="Heading2"/>
       </w:pPr>
-      <w:bookmarkStart w:id="12" w:name="_Toc243700221"/>
+      <w:bookmarkStart w:id="12" w:name="_Toc243725382"/>
       <w:r>
         <w:t>4.6  expenses.py</w:t>
       </w:r>
@@ -12006,7 +12074,7 @@
       <w:pPr>
         <w:pStyle w:val="Heading2"/>
       </w:pPr>
-      <w:bookmarkStart w:id="13" w:name="_Toc243700222"/>
+      <w:bookmarkStart w:id="13" w:name="_Toc243725383"/>
       <w:r>
         <w:t>4.7  faqs.py</w:t>
       </w:r>
@@ -12799,7 +12867,7 @@
       <w:pPr>
         <w:pStyle w:val="Heading2"/>
       </w:pPr>
-      <w:bookmarkStart w:id="14" w:name="_Toc243700223"/>
+      <w:bookmarkStart w:id="14" w:name="_Toc243725384"/>
       <w:r>
         <w:lastRenderedPageBreak/>
         <w:t>4.8  finance.py</w:t>
@@ -14238,7 +14306,7 @@
       <w:pPr>
         <w:pStyle w:val="Heading2"/>
       </w:pPr>
-      <w:bookmarkStart w:id="15" w:name="_Toc243700224"/>
+      <w:bookmarkStart w:id="15" w:name="_Toc243725385"/>
       <w:r>
         <w:t>4.9  health.py</w:t>
       </w:r>
@@ -14545,7 +14613,7 @@
       <w:pPr>
         <w:pStyle w:val="Heading2"/>
       </w:pPr>
-      <w:bookmarkStart w:id="16" w:name="_Toc243700225"/>
+      <w:bookmarkStart w:id="16" w:name="_Toc243725386"/>
       <w:r>
         <w:t>4.10  insights.py</w:t>
       </w:r>
@@ -14852,7 +14920,7 @@
       <w:pPr>
         <w:pStyle w:val="Heading2"/>
       </w:pPr>
-      <w:bookmarkStart w:id="17" w:name="_Toc243700226"/>
+      <w:bookmarkStart w:id="17" w:name="_Toc243725387"/>
       <w:r>
         <w:t>4.11  machines_vehicles.py</w:t>
       </w:r>
@@ -15770,7 +15838,7 @@
       <w:pPr>
         <w:pStyle w:val="Heading2"/>
       </w:pPr>
-      <w:bookmarkStart w:id="18" w:name="_Toc243700227"/>
+      <w:bookmarkStart w:id="18" w:name="_Toc243725388"/>
       <w:r>
         <w:t>4.12  marketing.py</w:t>
       </w:r>
@@ -17084,7 +17152,7 @@
       <w:pPr>
         <w:pStyle w:val="Heading2"/>
       </w:pPr>
-      <w:bookmarkStart w:id="19" w:name="_Toc243700228"/>
+      <w:bookmarkStart w:id="19" w:name="_Toc243725389"/>
       <w:r>
         <w:t>4.13  orders.py</w:t>
       </w:r>
@@ -17634,7 +17702,7 @@
       <w:pPr>
         <w:pStyle w:val="Heading2"/>
       </w:pPr>
-      <w:bookmarkStart w:id="20" w:name="_Toc243700229"/>
+      <w:bookmarkStart w:id="20" w:name="_Toc243725390"/>
       <w:r>
         <w:t>4.14  products.py</w:t>
       </w:r>
@@ -19080,7 +19148,7 @@
       <w:pPr>
         <w:pStyle w:val="Heading2"/>
       </w:pPr>
-      <w:bookmarkStart w:id="21" w:name="_Toc243700230"/>
+      <w:bookmarkStart w:id="21" w:name="_Toc243725391"/>
       <w:r>
         <w:t>4.15  reviews.py</w:t>
       </w:r>
@@ -19511,7 +19579,7 @@
       <w:pPr>
         <w:pStyle w:val="Heading2"/>
       </w:pPr>
-      <w:bookmarkStart w:id="22" w:name="_Toc243700231"/>
+      <w:bookmarkStart w:id="22" w:name="_Toc243725392"/>
       <w:r>
         <w:t>4.16  roles.py</w:t>
       </w:r>
@@ -19818,7 +19886,7 @@
       <w:pPr>
         <w:pStyle w:val="Heading2"/>
       </w:pPr>
-      <w:bookmarkStart w:id="23" w:name="_Toc243700232"/>
+      <w:bookmarkStart w:id="23" w:name="_Toc243725393"/>
       <w:r>
         <w:t>4.17  shipping.py</w:t>
       </w:r>
@@ -20492,7 +20560,7 @@
       <w:pPr>
         <w:pStyle w:val="Heading2"/>
       </w:pPr>
-      <w:bookmarkStart w:id="24" w:name="_Toc243700233"/>
+      <w:bookmarkStart w:id="24" w:name="_Toc243725394"/>
       <w:r>
         <w:lastRenderedPageBreak/>
         <w:t>4.18  showcase.py</w:t>
@@ -21417,7 +21485,7 @@
       <w:pPr>
         <w:pStyle w:val="Heading2"/>
       </w:pPr>
-      <w:bookmarkStart w:id="25" w:name="_Toc243700234"/>
+      <w:bookmarkStart w:id="25" w:name="_Toc243725395"/>
       <w:r>
         <w:t>4.19  sms_queue.py</w:t>
       </w:r>
@@ -21848,7 +21916,7 @@
       <w:pPr>
         <w:pStyle w:val="Heading2"/>
       </w:pPr>
-      <w:bookmarkStart w:id="26" w:name="_Toc243700235"/>
+      <w:bookmarkStart w:id="26" w:name="_Toc243725396"/>
       <w:r>
         <w:t>4.20  transactions.py</w:t>
       </w:r>
@@ -23036,7 +23104,7 @@
       <w:pPr>
         <w:pStyle w:val="Heading2"/>
       </w:pPr>
-      <w:bookmarkStart w:id="27" w:name="_Toc243700236"/>
+      <w:bookmarkStart w:id="27" w:name="_Toc243725397"/>
       <w:r>
         <w:lastRenderedPageBreak/>
         <w:t>4.21  trees.py</w:t>
@@ -24440,7 +24508,7 @@
       <w:pPr>
         <w:pStyle w:val="Heading2"/>
       </w:pPr>
-      <w:bookmarkStart w:id="28" w:name="_Toc243700237"/>
+      <w:bookmarkStart w:id="28" w:name="_Toc243725398"/>
       <w:r>
         <w:t>4.22  trips.py</w:t>
       </w:r>
@@ -25857,7 +25925,7 @@
       <w:pPr>
         <w:pStyle w:val="Heading2"/>
       </w:pPr>
-      <w:bookmarkStart w:id="29" w:name="_Toc243700238"/>
+      <w:bookmarkStart w:id="29" w:name="_Toc243725399"/>
       <w:r>
         <w:t>4.23  uploads.py</w:t>
       </w:r>
@@ -26302,7 +26370,7 @@
       <w:pPr>
         <w:pStyle w:val="Heading2"/>
       </w:pPr>
-      <w:bookmarkStart w:id="30" w:name="_Toc243700239"/>
+      <w:bookmarkStart w:id="30" w:name="_Toc243725400"/>
       <w:r>
         <w:lastRenderedPageBreak/>
         <w:t>4.24  users.py</w:t>
@@ -27227,7 +27295,7 @@
       <w:pPr>
         <w:pStyle w:val="Heading2"/>
       </w:pPr>
-      <w:bookmarkStart w:id="31" w:name="_Toc243700240"/>
+      <w:bookmarkStart w:id="31" w:name="_Toc243725401"/>
       <w:r>
         <w:t>4.25  workers.py</w:t>
       </w:r>
@@ -28831,7 +28899,7 @@
       <w:pPr>
         <w:pStyle w:val="Heading1"/>
       </w:pPr>
-      <w:bookmarkStart w:id="32" w:name="_Toc243700241"/>
+      <w:bookmarkStart w:id="32" w:name="_Toc243725402"/>
       <w:r>
         <w:lastRenderedPageBreak/>
         <w:t>5  Source files</w:t>
@@ -29428,7 +29496,7 @@
       <w:pPr>
         <w:pStyle w:val="Heading1"/>
       </w:pPr>
-      <w:bookmarkStart w:id="33" w:name="_Toc243700242"/>
+      <w:bookmarkStart w:id="33" w:name="_Toc243725403"/>
       <w:r>
         <w:lastRenderedPageBreak/>
         <w:t>6  Running and checking</w:t>
@@ -29750,10 +29818,10 @@
 <file path=word/numbering.xml><?xml version="1.0" encoding="utf-8"?>
 <w:numbering xmlns:wpc="http://schemas.microsoft.com/office/word/2010/wordprocessingCanvas" xmlns:cx="http://schemas.microsoft.com/office/drawing/2014/chartex" xmlns:cx1="http://schemas.microsoft.com/office/drawing/2015/9/8/chartex" xmlns:mc="http://schemas.openxmlformats.org/markup-compatibility/2006" xmlns:o="urn:schemas-microsoft-com:office:office" xmlns:r="http://schemas.openxmlformats.org/officeDocument/2006/relationships" xmlns:m="http://schemas.openxmlformats.org/officeDocument/2006/math" xmlns:v="urn:schemas-microsoft-com:vml" xmlns:wp14="http://schemas.microsoft.com/office/word/2010/wordprocessingDrawing" xmlns:wp="http://schemas.openxmlformats.org/drawingml/2006/wordprocessingDrawing" xmlns:w10="urn:schemas-microsoft-com:office:word" xmlns:w="http://schemas.openxmlformats.org/wordprocessingml/2006/main" xmlns:w14="http://schemas.microsoft.com/office/word/2010/wordml" xmlns:w15="http://schemas.microsoft.com/office/word/2012/wordml" xmlns:w16se="http://schemas.microsoft.com/office/word/2015/wordml/symex" xmlns:wpg="http://schemas.microsoft.com/office/word/2010/wordprocessingGroup" xmlns:wpi="http://schemas.microsoft.com/office/word/2010/wordprocessingInk" xmlns:wne="http://schemas.microsoft.com/office/word/2006/wordml" xmlns:wps="http://schemas.microsoft.com/office/word/2010/wordprocessingShape" mc:Ignorable="w14 w15 w16se wp14">
   <w:abstractNum w:abstractNumId="0" w15:restartNumberingAfterBreak="0">
-    <w:nsid w:val="15C727FE"/>
+    <w:nsid w:val="03020F1A"/>
     <w:multiLevelType w:val="hybridMultilevel"/>
-    <w:tmpl w:val="E86AC11E"/>
-    <w:lvl w:ilvl="0" w:tplc="4B08BEAE" w:tentative="1">
+    <w:tmpl w:val="FCA02AD4"/>
+    <w:lvl w:ilvl="0" w:tplc="7B26DE0A" w:tentative="1">
       <w:start w:val="1"/>
       <w:numFmt w:val="decimal"/>
       <w:lvlText w:val="%1."/>
@@ -29762,7 +29830,7 @@
         <w:ind w:left="540" w:hanging="300"/>
       </w:pPr>
     </w:lvl>
-    <w:lvl w:ilvl="1" w:tplc="C11A9F50" w:tentative="1">
+    <w:lvl w:ilvl="1" w:tplc="B0DEE832" w:tentative="1">
       <w:start w:val="1"/>
       <w:numFmt w:val="lowerLetter"/>
       <w:lvlText w:val="%2."/>
@@ -29771,7 +29839,7 @@
         <w:ind w:left="940" w:hanging="300"/>
       </w:pPr>
     </w:lvl>
-    <w:lvl w:ilvl="2" w:tplc="63CE6E0E" w:tentative="1">
+    <w:lvl w:ilvl="2" w:tplc="8BBC20F8" w:tentative="1">
       <w:start w:val="1"/>
       <w:numFmt w:val="lowerRoman"/>
       <w:lvlText w:val="%3."/>
@@ -29780,42 +29848,42 @@
         <w:ind w:left="1340" w:hanging="300"/>
       </w:pPr>
     </w:lvl>
-    <w:lvl w:ilvl="3" w:tplc="8196E246">
+    <w:lvl w:ilvl="3" w:tplc="1D54A4E8">
       <w:numFmt w:val="decimal"/>
       <w:lvlText w:val=""/>
       <w:lvlJc w:val="left"/>
     </w:lvl>
-    <w:lvl w:ilvl="4" w:tplc="56B4ADD6">
+    <w:lvl w:ilvl="4" w:tplc="C56EB5FA">
       <w:numFmt w:val="decimal"/>
       <w:lvlText w:val=""/>
       <w:lvlJc w:val="left"/>
     </w:lvl>
-    <w:lvl w:ilvl="5" w:tplc="9EA4A1A4">
+    <w:lvl w:ilvl="5" w:tplc="E40AECBC">
       <w:numFmt w:val="decimal"/>
       <w:lvlText w:val=""/>
       <w:lvlJc w:val="left"/>
     </w:lvl>
-    <w:lvl w:ilvl="6" w:tplc="7C3211FE">
+    <w:lvl w:ilvl="6" w:tplc="9FDC21FC">
       <w:numFmt w:val="decimal"/>
       <w:lvlText w:val=""/>
       <w:lvlJc w:val="left"/>
     </w:lvl>
-    <w:lvl w:ilvl="7" w:tplc="799E3EF2">
+    <w:lvl w:ilvl="7" w:tplc="0D26F0FE">
       <w:numFmt w:val="decimal"/>
       <w:lvlText w:val=""/>
       <w:lvlJc w:val="left"/>
     </w:lvl>
-    <w:lvl w:ilvl="8" w:tplc="1BDE5DAC">
+    <w:lvl w:ilvl="8" w:tplc="DB9CA4EC">
       <w:numFmt w:val="decimal"/>
       <w:lvlText w:val=""/>
       <w:lvlJc w:val="left"/>
     </w:lvl>
   </w:abstractNum>
   <w:abstractNum w:abstractNumId="1" w15:restartNumberingAfterBreak="0">
-    <w:nsid w:val="2F75676E"/>
+    <w:nsid w:val="21F14AF2"/>
     <w:multiLevelType w:val="hybridMultilevel"/>
-    <w:tmpl w:val="46E06B9A"/>
-    <w:lvl w:ilvl="0" w:tplc="70422EFC">
+    <w:tmpl w:val="C0D42D00"/>
+    <w:lvl w:ilvl="0" w:tplc="A7168298">
       <w:start w:val="1"/>
       <w:numFmt w:val="bullet"/>
       <w:lvlText w:val="•"/>
@@ -29824,7 +29892,7 @@
         <w:ind w:left="540" w:hanging="300"/>
       </w:pPr>
     </w:lvl>
-    <w:lvl w:ilvl="1" w:tplc="D794F2A0" w:tentative="1">
+    <w:lvl w:ilvl="1" w:tplc="7B1ED0EC" w:tentative="1">
       <w:start w:val="1"/>
       <w:numFmt w:val="bullet"/>
       <w:lvlText w:val="–"/>
@@ -29833,7 +29901,7 @@
         <w:ind w:left="940" w:hanging="300"/>
       </w:pPr>
     </w:lvl>
-    <w:lvl w:ilvl="2" w:tplc="A5FAE2B6" w:tentative="1">
+    <w:lvl w:ilvl="2" w:tplc="A82E7DA4" w:tentative="1">
       <w:start w:val="1"/>
       <w:numFmt w:val="bullet"/>
       <w:lvlText w:val="◦"/>
@@ -29842,42 +29910,42 @@
         <w:ind w:left="1340" w:hanging="300"/>
       </w:pPr>
     </w:lvl>
-    <w:lvl w:ilvl="3" w:tplc="065656D6">
+    <w:lvl w:ilvl="3" w:tplc="691014C2">
       <w:numFmt w:val="decimal"/>
       <w:lvlText w:val=""/>
       <w:lvlJc w:val="left"/>
     </w:lvl>
-    <w:lvl w:ilvl="4" w:tplc="B6427B34">
+    <w:lvl w:ilvl="4" w:tplc="A56000C0">
       <w:numFmt w:val="decimal"/>
       <w:lvlText w:val=""/>
       <w:lvlJc w:val="left"/>
     </w:lvl>
-    <w:lvl w:ilvl="5" w:tplc="EF402B70">
+    <w:lvl w:ilvl="5" w:tplc="2C52BC62">
       <w:numFmt w:val="decimal"/>
       <w:lvlText w:val=""/>
       <w:lvlJc w:val="left"/>
     </w:lvl>
-    <w:lvl w:ilvl="6" w:tplc="CBD05EB0">
+    <w:lvl w:ilvl="6" w:tplc="71ECC7CE">
       <w:numFmt w:val="decimal"/>
       <w:lvlText w:val=""/>
       <w:lvlJc w:val="left"/>
     </w:lvl>
-    <w:lvl w:ilvl="7" w:tplc="D9201C48">
+    <w:lvl w:ilvl="7" w:tplc="A0124E1A">
       <w:numFmt w:val="decimal"/>
       <w:lvlText w:val=""/>
       <w:lvlJc w:val="left"/>
     </w:lvl>
-    <w:lvl w:ilvl="8" w:tplc="72A6C2FE">
+    <w:lvl w:ilvl="8" w:tplc="BCB4BC86">
       <w:numFmt w:val="decimal"/>
       <w:lvlText w:val=""/>
       <w:lvlJc w:val="left"/>
     </w:lvl>
   </w:abstractNum>
   <w:abstractNum w:abstractNumId="2" w15:restartNumberingAfterBreak="0">
-    <w:nsid w:val="34EC0348"/>
+    <w:nsid w:val="68E15A29"/>
     <w:multiLevelType w:val="hybridMultilevel"/>
-    <w:tmpl w:val="41FCBED8"/>
-    <w:lvl w:ilvl="0" w:tplc="DE84EB44" w:tentative="1">
+    <w:tmpl w:val="4976B722"/>
+    <w:lvl w:ilvl="0" w:tplc="300237E0" w:tentative="1">
       <w:start w:val="1"/>
       <w:numFmt w:val="bullet"/>
       <w:lvlText w:val="●"/>
@@ -29886,7 +29954,7 @@
         <w:ind w:left="720" w:hanging="360"/>
       </w:pPr>
     </w:lvl>
-    <w:lvl w:ilvl="1" w:tplc="27F8CB0A" w:tentative="1">
+    <w:lvl w:ilvl="1" w:tplc="FF621A2A" w:tentative="1">
       <w:start w:val="1"/>
       <w:numFmt w:val="bullet"/>
       <w:lvlText w:val="○"/>
@@ -29895,7 +29963,7 @@
         <w:ind w:left="1440" w:hanging="360"/>
       </w:pPr>
     </w:lvl>
-    <w:lvl w:ilvl="2" w:tplc="C4F46BDC" w:tentative="1">
+    <w:lvl w:ilvl="2" w:tplc="FB7ED696" w:tentative="1">
       <w:start w:val="1"/>
       <w:numFmt w:val="bullet"/>
       <w:lvlText w:val="■"/>
@@ -29904,7 +29972,7 @@
         <w:ind w:left="2160" w:hanging="360"/>
       </w:pPr>
     </w:lvl>
-    <w:lvl w:ilvl="3" w:tplc="40AC8A6E" w:tentative="1">
+    <w:lvl w:ilvl="3" w:tplc="B13E31B6" w:tentative="1">
       <w:start w:val="1"/>
       <w:numFmt w:val="bullet"/>
       <w:lvlText w:val="●"/>
@@ -29913,7 +29981,7 @@
         <w:ind w:left="2880" w:hanging="360"/>
       </w:pPr>
     </w:lvl>
-    <w:lvl w:ilvl="4" w:tplc="2EB66C3C" w:tentative="1">
+    <w:lvl w:ilvl="4" w:tplc="8DEC0D60" w:tentative="1">
       <w:start w:val="1"/>
       <w:numFmt w:val="bullet"/>
       <w:lvlText w:val="○"/>
@@ -29922,7 +29990,7 @@
         <w:ind w:left="3600" w:hanging="360"/>
       </w:pPr>
     </w:lvl>
-    <w:lvl w:ilvl="5" w:tplc="CCA681D0" w:tentative="1">
+    <w:lvl w:ilvl="5" w:tplc="95BA7B0E" w:tentative="1">
       <w:start w:val="1"/>
       <w:numFmt w:val="bullet"/>
       <w:lvlText w:val="■"/>
@@ -29931,7 +29999,7 @@
         <w:ind w:left="4320" w:hanging="360"/>
       </w:pPr>
     </w:lvl>
-    <w:lvl w:ilvl="6" w:tplc="99944984" w:tentative="1">
+    <w:lvl w:ilvl="6" w:tplc="53F68ABC" w:tentative="1">
       <w:start w:val="1"/>
       <w:numFmt w:val="bullet"/>
       <w:lvlText w:val="●"/>
@@ -29940,7 +30008,7 @@
         <w:ind w:left="5040" w:hanging="360"/>
       </w:pPr>
     </w:lvl>
-    <w:lvl w:ilvl="7" w:tplc="AAA4007E" w:tentative="1">
+    <w:lvl w:ilvl="7" w:tplc="BC5EF670" w:tentative="1">
       <w:start w:val="1"/>
       <w:numFmt w:val="bullet"/>
       <w:lvlText w:val="●"/>
@@ -29949,7 +30017,7 @@
         <w:ind w:left="5760" w:hanging="360"/>
       </w:pPr>
     </w:lvl>
-    <w:lvl w:ilvl="8" w:tplc="2A6CFCC2" w:tentative="1">
+    <w:lvl w:ilvl="8" w:tplc="E9D406F6" w:tentative="1">
       <w:start w:val="1"/>
       <w:numFmt w:val="bullet"/>
       <w:lvlText w:val="●"/>
@@ -30595,7 +30663,7 @@
     <w:autoRedefine/>
     <w:uiPriority w:val="39"/>
     <w:unhideWhenUsed/>
-    <w:rsid w:val="00F477B6"/>
+    <w:rsid w:val="00616E6F"/>
     <w:pPr>
       <w:spacing w:after="100"/>
     </w:pPr>
@@ -30607,7 +30675,7 @@
     <w:autoRedefine/>
     <w:uiPriority w:val="39"/>
     <w:unhideWhenUsed/>
-    <w:rsid w:val="00F477B6"/>
+    <w:rsid w:val="00616E6F"/>
     <w:pPr>
       <w:spacing w:after="100"/>
       <w:ind w:left="210"/>
